--- a/Desafio Extra Fraude Cartao de Credito/Documentacao Sistema Fraude Cartão de Crédito.docx
+++ b/Desafio Extra Fraude Cartao de Credito/Documentacao Sistema Fraude Cartão de Crédito.docx
@@ -4771,6 +4771,7 @@
     <w:p>
       <w:pPr>
         <w:pStyle w:val="Ttulo2"/>
+        <w:jc w:val="center"/>
         <w:rPr>
           <w:color w:val="333333"/>
           <w:sz w:val="22"/>
@@ -6172,19 +6173,50 @@
     </w:p>
     <w:p>
       <w:pPr>
-        <w:pStyle w:val="Ttulo2"/>
+        <w:pStyle w:val="NormalWeb"/>
+        <w:rPr>
+          <w:color w:val="000000"/>
+          <w:sz w:val="22"/>
+          <w:szCs w:val="22"/>
+        </w:rPr>
       </w:pPr>
-      <w:proofErr w:type="spellStart"/>
-      <w:r>
-        <w:t>Pergunta</w:t>
-      </w:r>
-      <w:proofErr w:type="spellEnd"/>
-      <w:r>
-        <w:t>:</w:t>
-      </w:r>
     </w:p>
     <w:p>
       <w:pPr>
+        <w:pStyle w:val="NormalWeb"/>
+        <w:rPr>
+          <w:color w:val="000000"/>
+          <w:sz w:val="22"/>
+          <w:szCs w:val="22"/>
+        </w:rPr>
+      </w:pPr>
+    </w:p>
+    <w:p>
+      <w:pPr>
+        <w:pStyle w:val="NormalWeb"/>
+        <w:rPr>
+          <w:color w:val="000000"/>
+          <w:sz w:val="22"/>
+          <w:szCs w:val="22"/>
+        </w:rPr>
+      </w:pPr>
+    </w:p>
+    <w:p>
+      <w:pPr>
+        <w:pStyle w:val="Ttulo2"/>
+      </w:pPr>
+      <w:proofErr w:type="spellStart"/>
+      <w:r>
+        <w:lastRenderedPageBreak/>
+        <w:t>Pergunta</w:t>
+      </w:r>
+      <w:proofErr w:type="spellEnd"/>
+      <w:r>
+        <w:t>:</w:t>
+      </w:r>
+    </w:p>
+    <w:p>
+      <w:pPr>
         <w:rPr>
           <w:b/>
           <w:bCs/>
@@ -6212,7 +6244,7 @@
           <w:b/>
           <w:bCs/>
         </w:rPr>
-        <w:t>são</w:t>
+        <w:t>os</w:t>
       </w:r>
       <w:proofErr w:type="spellEnd"/>
       <w:r>
@@ -6228,7 +6260,7 @@
           <w:b/>
           <w:bCs/>
         </w:rPr>
-        <w:t>os</w:t>
+        <w:t>valores</w:t>
       </w:r>
       <w:proofErr w:type="spellEnd"/>
       <w:r>
@@ -6244,7 +6276,7 @@
           <w:b/>
           <w:bCs/>
         </w:rPr>
-        <w:t>tipos</w:t>
+        <w:t>mais</w:t>
       </w:r>
       <w:proofErr w:type="spellEnd"/>
       <w:r>
@@ -6252,7 +6284,7 @@
           <w:b/>
           <w:bCs/>
         </w:rPr>
-        <w:t xml:space="preserve"> de dados (</w:t>
+        <w:t xml:space="preserve"> </w:t>
       </w:r>
       <w:proofErr w:type="spellStart"/>
       <w:r>
@@ -6260,7 +6292,7 @@
           <w:b/>
           <w:bCs/>
         </w:rPr>
-        <w:t>numéricos</w:t>
+        <w:t>frequentes</w:t>
       </w:r>
       <w:proofErr w:type="spellEnd"/>
       <w:r>
@@ -6268,7 +6300,7 @@
           <w:b/>
           <w:bCs/>
         </w:rPr>
-        <w:t xml:space="preserve">, </w:t>
+        <w:t xml:space="preserve"> </w:t>
       </w:r>
       <w:proofErr w:type="spellStart"/>
       <w:r>
@@ -6276,7 +6308,7 @@
           <w:b/>
           <w:bCs/>
         </w:rPr>
-        <w:t>categóricos</w:t>
+        <w:t>ou</w:t>
       </w:r>
       <w:proofErr w:type="spellEnd"/>
       <w:r>
@@ -6284,8 +6316,1163 @@
           <w:b/>
           <w:bCs/>
         </w:rPr>
-        <w:t>)?</w:t>
-      </w:r>
+        <w:t xml:space="preserve"> </w:t>
+      </w:r>
+      <w:proofErr w:type="spellStart"/>
+      <w:r>
+        <w:rPr>
+          <w:b/>
+          <w:bCs/>
+        </w:rPr>
+        <w:t>menos</w:t>
+      </w:r>
+      <w:proofErr w:type="spellEnd"/>
+      <w:r>
+        <w:rPr>
+          <w:b/>
+          <w:bCs/>
+        </w:rPr>
+        <w:t xml:space="preserve"> </w:t>
+      </w:r>
+      <w:proofErr w:type="spellStart"/>
+      <w:r>
+        <w:rPr>
+          <w:b/>
+          <w:bCs/>
+        </w:rPr>
+        <w:t>frequentes</w:t>
+      </w:r>
+      <w:proofErr w:type="spellEnd"/>
+      <w:r>
+        <w:rPr>
+          <w:b/>
+          <w:bCs/>
+        </w:rPr>
+        <w:t>?</w:t>
+      </w:r>
+    </w:p>
+    <w:p>
+      <w:pPr>
+        <w:pStyle w:val="Ttulo2"/>
+      </w:pPr>
+      <w:proofErr w:type="spellStart"/>
+      <w:r>
+        <w:t>Resposta</w:t>
+      </w:r>
+      <w:proofErr w:type="spellEnd"/>
+      <w:r>
+        <w:t>:</w:t>
+      </w:r>
+    </w:p>
+    <w:p>
+      <w:pPr>
+        <w:pStyle w:val="Ttulo1"/>
+        <w:jc w:val="center"/>
+        <w:rPr>
+          <w:rFonts w:ascii="Arial" w:hAnsi="Arial" w:cs="Arial"/>
+          <w:color w:val="333333"/>
+          <w:sz w:val="22"/>
+          <w:szCs w:val="22"/>
+        </w:rPr>
+      </w:pPr>
+      <w:proofErr w:type="spellStart"/>
+      <w:r>
+        <w:rPr>
+          <w:rFonts w:ascii="Arial" w:hAnsi="Arial" w:cs="Arial"/>
+          <w:color w:val="333333"/>
+          <w:sz w:val="22"/>
+          <w:szCs w:val="22"/>
+        </w:rPr>
+        <w:t>Análise</w:t>
+      </w:r>
+      <w:proofErr w:type="spellEnd"/>
+      <w:r>
+        <w:rPr>
+          <w:rFonts w:ascii="Arial" w:hAnsi="Arial" w:cs="Arial"/>
+          <w:color w:val="333333"/>
+          <w:sz w:val="22"/>
+          <w:szCs w:val="22"/>
+        </w:rPr>
+        <w:t xml:space="preserve"> de </w:t>
+      </w:r>
+      <w:proofErr w:type="spellStart"/>
+      <w:r>
+        <w:rPr>
+          <w:rFonts w:ascii="Arial" w:hAnsi="Arial" w:cs="Arial"/>
+          <w:color w:val="333333"/>
+          <w:sz w:val="22"/>
+          <w:szCs w:val="22"/>
+        </w:rPr>
+        <w:t>Frequências</w:t>
+      </w:r>
+      <w:proofErr w:type="spellEnd"/>
+      <w:r>
+        <w:rPr>
+          <w:rFonts w:ascii="Arial" w:hAnsi="Arial" w:cs="Arial"/>
+          <w:color w:val="333333"/>
+          <w:sz w:val="22"/>
+          <w:szCs w:val="22"/>
+        </w:rPr>
+        <w:t xml:space="preserve"> no Dataset de </w:t>
+      </w:r>
+      <w:proofErr w:type="spellStart"/>
+      <w:r>
+        <w:rPr>
+          <w:rFonts w:ascii="Arial" w:hAnsi="Arial" w:cs="Arial"/>
+          <w:color w:val="333333"/>
+          <w:sz w:val="22"/>
+          <w:szCs w:val="22"/>
+        </w:rPr>
+        <w:t>Fraudes</w:t>
+      </w:r>
+      <w:proofErr w:type="spellEnd"/>
+    </w:p>
+    <w:p>
+      <w:pPr>
+        <w:pStyle w:val="NormalWeb"/>
+        <w:rPr>
+          <w:rFonts w:ascii="Arial" w:hAnsi="Arial" w:cs="Arial"/>
+          <w:color w:val="000000"/>
+          <w:sz w:val="22"/>
+          <w:szCs w:val="22"/>
+        </w:rPr>
+      </w:pPr>
+      <w:r>
+        <w:rPr>
+          <w:rFonts w:ascii="Arial" w:hAnsi="Arial" w:cs="Arial"/>
+          <w:color w:val="000000"/>
+          <w:sz w:val="22"/>
+          <w:szCs w:val="22"/>
+        </w:rPr>
+        <w:t>Baseado na coluna </w:t>
+      </w:r>
+      <w:proofErr w:type="spellStart"/>
+      <w:r>
+        <w:rPr>
+          <w:rStyle w:val="Forte"/>
+          <w:rFonts w:ascii="Arial" w:hAnsi="Arial" w:cs="Arial"/>
+          <w:color w:val="000000"/>
+          <w:sz w:val="22"/>
+          <w:szCs w:val="22"/>
+        </w:rPr>
+        <w:t>Class</w:t>
+      </w:r>
+      <w:proofErr w:type="spellEnd"/>
+      <w:r>
+        <w:rPr>
+          <w:rFonts w:ascii="Arial" w:hAnsi="Arial" w:cs="Arial"/>
+          <w:color w:val="000000"/>
+          <w:sz w:val="22"/>
+          <w:szCs w:val="22"/>
+        </w:rPr>
+        <w:t> (0: normal, 1: fraudulenta), extraída do contexto fornecido.</w:t>
+      </w:r>
+    </w:p>
+    <w:p>
+      <w:pPr>
+        <w:pStyle w:val="Ttulo2"/>
+        <w:rPr>
+          <w:rFonts w:ascii="Arial" w:hAnsi="Arial" w:cs="Arial"/>
+          <w:color w:val="333333"/>
+          <w:sz w:val="22"/>
+          <w:szCs w:val="22"/>
+        </w:rPr>
+      </w:pPr>
+      <w:proofErr w:type="spellStart"/>
+      <w:r>
+        <w:rPr>
+          <w:rFonts w:ascii="Arial" w:hAnsi="Arial" w:cs="Arial"/>
+          <w:color w:val="333333"/>
+          <w:sz w:val="22"/>
+          <w:szCs w:val="22"/>
+        </w:rPr>
+        <w:t>Tabela</w:t>
+      </w:r>
+      <w:proofErr w:type="spellEnd"/>
+      <w:r>
+        <w:rPr>
+          <w:rFonts w:ascii="Arial" w:hAnsi="Arial" w:cs="Arial"/>
+          <w:color w:val="333333"/>
+          <w:sz w:val="22"/>
+          <w:szCs w:val="22"/>
+        </w:rPr>
+        <w:t xml:space="preserve"> de </w:t>
+      </w:r>
+      <w:proofErr w:type="spellStart"/>
+      <w:r>
+        <w:rPr>
+          <w:rFonts w:ascii="Arial" w:hAnsi="Arial" w:cs="Arial"/>
+          <w:color w:val="333333"/>
+          <w:sz w:val="22"/>
+          <w:szCs w:val="22"/>
+        </w:rPr>
+        <w:t>Frequências</w:t>
+      </w:r>
+      <w:proofErr w:type="spellEnd"/>
+      <w:r>
+        <w:rPr>
+          <w:rFonts w:ascii="Arial" w:hAnsi="Arial" w:cs="Arial"/>
+          <w:color w:val="333333"/>
+          <w:sz w:val="22"/>
+          <w:szCs w:val="22"/>
+        </w:rPr>
+        <w:t xml:space="preserve"> </w:t>
+      </w:r>
+      <w:proofErr w:type="spellStart"/>
+      <w:r>
+        <w:rPr>
+          <w:rFonts w:ascii="Arial" w:hAnsi="Arial" w:cs="Arial"/>
+          <w:color w:val="333333"/>
+          <w:sz w:val="22"/>
+          <w:szCs w:val="22"/>
+        </w:rPr>
+        <w:t>na</w:t>
+      </w:r>
+      <w:proofErr w:type="spellEnd"/>
+      <w:r>
+        <w:rPr>
+          <w:rFonts w:ascii="Arial" w:hAnsi="Arial" w:cs="Arial"/>
+          <w:color w:val="333333"/>
+          <w:sz w:val="22"/>
+          <w:szCs w:val="22"/>
+        </w:rPr>
+        <w:t xml:space="preserve"> </w:t>
+      </w:r>
+      <w:proofErr w:type="spellStart"/>
+      <w:r>
+        <w:rPr>
+          <w:rFonts w:ascii="Arial" w:hAnsi="Arial" w:cs="Arial"/>
+          <w:color w:val="333333"/>
+          <w:sz w:val="22"/>
+          <w:szCs w:val="22"/>
+        </w:rPr>
+        <w:t>Coluna</w:t>
+      </w:r>
+      <w:proofErr w:type="spellEnd"/>
+      <w:r>
+        <w:rPr>
+          <w:rFonts w:ascii="Arial" w:hAnsi="Arial" w:cs="Arial"/>
+          <w:color w:val="333333"/>
+          <w:sz w:val="22"/>
+          <w:szCs w:val="22"/>
+        </w:rPr>
+        <w:t xml:space="preserve"> Class</w:t>
+      </w:r>
+    </w:p>
+    <w:tbl>
+      <w:tblPr>
+        <w:tblW w:w="9750" w:type="dxa"/>
+        <w:tblCellMar>
+          <w:top w:w="15" w:type="dxa"/>
+          <w:left w:w="15" w:type="dxa"/>
+          <w:bottom w:w="15" w:type="dxa"/>
+          <w:right w:w="15" w:type="dxa"/>
+        </w:tblCellMar>
+        <w:tblLook w:val="04A0" w:firstRow="1" w:lastRow="0" w:firstColumn="1" w:lastColumn="0" w:noHBand="0" w:noVBand="1"/>
+      </w:tblPr>
+      <w:tblGrid>
+        <w:gridCol w:w="1780"/>
+        <w:gridCol w:w="4296"/>
+        <w:gridCol w:w="1668"/>
+        <w:gridCol w:w="2006"/>
+      </w:tblGrid>
+      <w:tr>
+        <w:tc>
+          <w:tcPr>
+            <w:tcW w:w="0" w:type="auto"/>
+            <w:tcBorders>
+              <w:top w:val="single" w:sz="6" w:space="0" w:color="DDDDDD"/>
+              <w:left w:val="single" w:sz="6" w:space="0" w:color="DDDDDD"/>
+              <w:bottom w:val="single" w:sz="6" w:space="0" w:color="DDDDDD"/>
+              <w:right w:val="single" w:sz="6" w:space="0" w:color="DDDDDD"/>
+            </w:tcBorders>
+            <w:shd w:val="clear" w:color="auto" w:fill="F2F2F2"/>
+            <w:tcMar>
+              <w:top w:w="120" w:type="dxa"/>
+              <w:left w:w="120" w:type="dxa"/>
+              <w:bottom w:w="120" w:type="dxa"/>
+              <w:right w:w="120" w:type="dxa"/>
+            </w:tcMar>
+            <w:vAlign w:val="center"/>
+            <w:hideMark/>
+          </w:tcPr>
+          <w:p>
+            <w:pPr>
+              <w:rPr>
+                <w:rFonts w:ascii="Arial" w:hAnsi="Arial" w:cs="Arial"/>
+                <w:b/>
+                <w:bCs/>
+                <w:color w:val="000000"/>
+              </w:rPr>
+            </w:pPr>
+            <w:r>
+              <w:rPr>
+                <w:rFonts w:ascii="Arial" w:hAnsi="Arial" w:cs="Arial"/>
+                <w:b/>
+                <w:bCs/>
+                <w:color w:val="000000"/>
+              </w:rPr>
+              <w:t>Valor</w:t>
+            </w:r>
+          </w:p>
+        </w:tc>
+        <w:tc>
+          <w:tcPr>
+            <w:tcW w:w="0" w:type="auto"/>
+            <w:tcBorders>
+              <w:top w:val="single" w:sz="6" w:space="0" w:color="DDDDDD"/>
+              <w:left w:val="single" w:sz="6" w:space="0" w:color="DDDDDD"/>
+              <w:bottom w:val="single" w:sz="6" w:space="0" w:color="DDDDDD"/>
+              <w:right w:val="single" w:sz="6" w:space="0" w:color="DDDDDD"/>
+            </w:tcBorders>
+            <w:shd w:val="clear" w:color="auto" w:fill="F2F2F2"/>
+            <w:tcMar>
+              <w:top w:w="120" w:type="dxa"/>
+              <w:left w:w="120" w:type="dxa"/>
+              <w:bottom w:w="120" w:type="dxa"/>
+              <w:right w:w="120" w:type="dxa"/>
+            </w:tcMar>
+            <w:vAlign w:val="center"/>
+            <w:hideMark/>
+          </w:tcPr>
+          <w:p>
+            <w:pPr>
+              <w:rPr>
+                <w:rFonts w:ascii="Arial" w:hAnsi="Arial" w:cs="Arial"/>
+                <w:b/>
+                <w:bCs/>
+                <w:color w:val="000000"/>
+              </w:rPr>
+            </w:pPr>
+            <w:proofErr w:type="spellStart"/>
+            <w:r>
+              <w:rPr>
+                <w:rFonts w:ascii="Arial" w:hAnsi="Arial" w:cs="Arial"/>
+                <w:b/>
+                <w:bCs/>
+                <w:color w:val="000000"/>
+              </w:rPr>
+              <w:t>Frequência</w:t>
+            </w:r>
+            <w:proofErr w:type="spellEnd"/>
+          </w:p>
+        </w:tc>
+        <w:tc>
+          <w:tcPr>
+            <w:tcW w:w="0" w:type="auto"/>
+            <w:tcBorders>
+              <w:top w:val="single" w:sz="6" w:space="0" w:color="DDDDDD"/>
+              <w:left w:val="single" w:sz="6" w:space="0" w:color="DDDDDD"/>
+              <w:bottom w:val="single" w:sz="6" w:space="0" w:color="DDDDDD"/>
+              <w:right w:val="single" w:sz="6" w:space="0" w:color="DDDDDD"/>
+            </w:tcBorders>
+            <w:shd w:val="clear" w:color="auto" w:fill="F2F2F2"/>
+            <w:tcMar>
+              <w:top w:w="120" w:type="dxa"/>
+              <w:left w:w="120" w:type="dxa"/>
+              <w:bottom w:w="120" w:type="dxa"/>
+              <w:right w:w="120" w:type="dxa"/>
+            </w:tcMar>
+            <w:vAlign w:val="center"/>
+            <w:hideMark/>
+          </w:tcPr>
+          <w:p>
+            <w:pPr>
+              <w:rPr>
+                <w:rFonts w:ascii="Arial" w:hAnsi="Arial" w:cs="Arial"/>
+                <w:b/>
+                <w:bCs/>
+                <w:color w:val="000000"/>
+              </w:rPr>
+            </w:pPr>
+            <w:proofErr w:type="spellStart"/>
+            <w:r>
+              <w:rPr>
+                <w:rFonts w:ascii="Arial" w:hAnsi="Arial" w:cs="Arial"/>
+                <w:b/>
+                <w:bCs/>
+                <w:color w:val="000000"/>
+              </w:rPr>
+              <w:t>Porcentagem</w:t>
+            </w:r>
+            <w:proofErr w:type="spellEnd"/>
+          </w:p>
+        </w:tc>
+        <w:tc>
+          <w:tcPr>
+            <w:tcW w:w="0" w:type="auto"/>
+            <w:tcBorders>
+              <w:top w:val="single" w:sz="6" w:space="0" w:color="DDDDDD"/>
+              <w:left w:val="single" w:sz="6" w:space="0" w:color="DDDDDD"/>
+              <w:bottom w:val="single" w:sz="6" w:space="0" w:color="DDDDDD"/>
+              <w:right w:val="single" w:sz="6" w:space="0" w:color="DDDDDD"/>
+            </w:tcBorders>
+            <w:shd w:val="clear" w:color="auto" w:fill="F2F2F2"/>
+            <w:tcMar>
+              <w:top w:w="120" w:type="dxa"/>
+              <w:left w:w="120" w:type="dxa"/>
+              <w:bottom w:w="120" w:type="dxa"/>
+              <w:right w:w="120" w:type="dxa"/>
+            </w:tcMar>
+            <w:vAlign w:val="center"/>
+            <w:hideMark/>
+          </w:tcPr>
+          <w:p>
+            <w:pPr>
+              <w:rPr>
+                <w:rFonts w:ascii="Arial" w:hAnsi="Arial" w:cs="Arial"/>
+                <w:b/>
+                <w:bCs/>
+                <w:color w:val="000000"/>
+              </w:rPr>
+            </w:pPr>
+            <w:r>
+              <w:rPr>
+                <w:rFonts w:ascii="Arial" w:hAnsi="Arial" w:cs="Arial"/>
+                <w:b/>
+                <w:bCs/>
+                <w:color w:val="000000"/>
+              </w:rPr>
+              <w:t>Status</w:t>
+            </w:r>
+          </w:p>
+        </w:tc>
+      </w:tr>
+      <w:tr>
+        <w:tc>
+          <w:tcPr>
+            <w:tcW w:w="0" w:type="auto"/>
+            <w:tcBorders>
+              <w:top w:val="single" w:sz="6" w:space="0" w:color="DDDDDD"/>
+              <w:left w:val="single" w:sz="6" w:space="0" w:color="DDDDDD"/>
+              <w:bottom w:val="single" w:sz="6" w:space="0" w:color="DDDDDD"/>
+              <w:right w:val="single" w:sz="6" w:space="0" w:color="DDDDDD"/>
+            </w:tcBorders>
+            <w:tcMar>
+              <w:top w:w="120" w:type="dxa"/>
+              <w:left w:w="120" w:type="dxa"/>
+              <w:bottom w:w="120" w:type="dxa"/>
+              <w:right w:w="120" w:type="dxa"/>
+            </w:tcMar>
+            <w:vAlign w:val="center"/>
+            <w:hideMark/>
+          </w:tcPr>
+          <w:p>
+            <w:pPr>
+              <w:rPr>
+                <w:rFonts w:ascii="Arial" w:hAnsi="Arial" w:cs="Arial"/>
+                <w:color w:val="000000"/>
+              </w:rPr>
+            </w:pPr>
+            <w:r>
+              <w:rPr>
+                <w:rFonts w:ascii="Arial" w:hAnsi="Arial" w:cs="Arial"/>
+                <w:color w:val="000000"/>
+              </w:rPr>
+              <w:t>0 (Normal)</w:t>
+            </w:r>
+          </w:p>
+        </w:tc>
+        <w:tc>
+          <w:tcPr>
+            <w:tcW w:w="0" w:type="auto"/>
+            <w:tcBorders>
+              <w:top w:val="single" w:sz="6" w:space="0" w:color="DDDDDD"/>
+              <w:left w:val="single" w:sz="6" w:space="0" w:color="DDDDDD"/>
+              <w:bottom w:val="single" w:sz="6" w:space="0" w:color="DDDDDD"/>
+              <w:right w:val="single" w:sz="6" w:space="0" w:color="DDDDDD"/>
+            </w:tcBorders>
+            <w:shd w:val="clear" w:color="auto" w:fill="D4EDDA"/>
+            <w:tcMar>
+              <w:top w:w="120" w:type="dxa"/>
+              <w:left w:w="120" w:type="dxa"/>
+              <w:bottom w:w="120" w:type="dxa"/>
+              <w:right w:w="120" w:type="dxa"/>
+            </w:tcMar>
+            <w:vAlign w:val="center"/>
+            <w:hideMark/>
+          </w:tcPr>
+          <w:p>
+            <w:pPr>
+              <w:rPr>
+                <w:rFonts w:ascii="Arial" w:hAnsi="Arial" w:cs="Arial"/>
+                <w:color w:val="008000"/>
+              </w:rPr>
+            </w:pPr>
+            <w:r>
+              <w:rPr>
+                <w:rFonts w:ascii="Arial" w:hAnsi="Arial" w:cs="Arial"/>
+                <w:color w:val="008000"/>
+              </w:rPr>
+              <w:t xml:space="preserve">~284315 (99.28% </w:t>
+            </w:r>
+            <w:proofErr w:type="spellStart"/>
+            <w:r>
+              <w:rPr>
+                <w:rFonts w:ascii="Arial" w:hAnsi="Arial" w:cs="Arial"/>
+                <w:color w:val="008000"/>
+              </w:rPr>
+              <w:t>estimado</w:t>
+            </w:r>
+            <w:proofErr w:type="spellEnd"/>
+            <w:r>
+              <w:rPr>
+                <w:rFonts w:ascii="Arial" w:hAnsi="Arial" w:cs="Arial"/>
+                <w:color w:val="008000"/>
+              </w:rPr>
+              <w:t xml:space="preserve"> do </w:t>
+            </w:r>
+            <w:proofErr w:type="spellStart"/>
+            <w:r>
+              <w:rPr>
+                <w:rFonts w:ascii="Arial" w:hAnsi="Arial" w:cs="Arial"/>
+                <w:color w:val="008000"/>
+              </w:rPr>
+              <w:t>contexto</w:t>
+            </w:r>
+            <w:proofErr w:type="spellEnd"/>
+            <w:r>
+              <w:rPr>
+                <w:rFonts w:ascii="Arial" w:hAnsi="Arial" w:cs="Arial"/>
+                <w:color w:val="008000"/>
+              </w:rPr>
+              <w:t>)</w:t>
+            </w:r>
+          </w:p>
+        </w:tc>
+        <w:tc>
+          <w:tcPr>
+            <w:tcW w:w="0" w:type="auto"/>
+            <w:tcBorders>
+              <w:top w:val="single" w:sz="6" w:space="0" w:color="DDDDDD"/>
+              <w:left w:val="single" w:sz="6" w:space="0" w:color="DDDDDD"/>
+              <w:bottom w:val="single" w:sz="6" w:space="0" w:color="DDDDDD"/>
+              <w:right w:val="single" w:sz="6" w:space="0" w:color="DDDDDD"/>
+            </w:tcBorders>
+            <w:tcMar>
+              <w:top w:w="120" w:type="dxa"/>
+              <w:left w:w="120" w:type="dxa"/>
+              <w:bottom w:w="120" w:type="dxa"/>
+              <w:right w:w="120" w:type="dxa"/>
+            </w:tcMar>
+            <w:vAlign w:val="center"/>
+            <w:hideMark/>
+          </w:tcPr>
+          <w:p>
+            <w:pPr>
+              <w:rPr>
+                <w:rFonts w:ascii="Arial" w:hAnsi="Arial" w:cs="Arial"/>
+                <w:color w:val="000000"/>
+              </w:rPr>
+            </w:pPr>
+            <w:r>
+              <w:rPr>
+                <w:rFonts w:ascii="Arial" w:hAnsi="Arial" w:cs="Arial"/>
+                <w:color w:val="000000"/>
+              </w:rPr>
+              <w:t>99.28%</w:t>
+            </w:r>
+          </w:p>
+        </w:tc>
+        <w:tc>
+          <w:tcPr>
+            <w:tcW w:w="0" w:type="auto"/>
+            <w:tcBorders>
+              <w:top w:val="single" w:sz="6" w:space="0" w:color="DDDDDD"/>
+              <w:left w:val="single" w:sz="6" w:space="0" w:color="DDDDDD"/>
+              <w:bottom w:val="single" w:sz="6" w:space="0" w:color="DDDDDD"/>
+              <w:right w:val="single" w:sz="6" w:space="0" w:color="DDDDDD"/>
+            </w:tcBorders>
+            <w:shd w:val="clear" w:color="auto" w:fill="D4EDDA"/>
+            <w:tcMar>
+              <w:top w:w="120" w:type="dxa"/>
+              <w:left w:w="120" w:type="dxa"/>
+              <w:bottom w:w="120" w:type="dxa"/>
+              <w:right w:w="120" w:type="dxa"/>
+            </w:tcMar>
+            <w:vAlign w:val="center"/>
+            <w:hideMark/>
+          </w:tcPr>
+          <w:p>
+            <w:pPr>
+              <w:rPr>
+                <w:rFonts w:ascii="Arial" w:hAnsi="Arial" w:cs="Arial"/>
+                <w:color w:val="008000"/>
+              </w:rPr>
+            </w:pPr>
+            <w:proofErr w:type="spellStart"/>
+            <w:r>
+              <w:rPr>
+                <w:rFonts w:ascii="Arial" w:hAnsi="Arial" w:cs="Arial"/>
+                <w:color w:val="008000"/>
+              </w:rPr>
+              <w:t>Mais</w:t>
+            </w:r>
+            <w:proofErr w:type="spellEnd"/>
+            <w:r>
+              <w:rPr>
+                <w:rFonts w:ascii="Arial" w:hAnsi="Arial" w:cs="Arial"/>
+                <w:color w:val="008000"/>
+              </w:rPr>
+              <w:t xml:space="preserve"> </w:t>
+            </w:r>
+            <w:proofErr w:type="spellStart"/>
+            <w:r>
+              <w:rPr>
+                <w:rFonts w:ascii="Arial" w:hAnsi="Arial" w:cs="Arial"/>
+                <w:color w:val="008000"/>
+              </w:rPr>
+              <w:t>Frequente</w:t>
+            </w:r>
+            <w:proofErr w:type="spellEnd"/>
+          </w:p>
+        </w:tc>
+      </w:tr>
+      <w:tr>
+        <w:tc>
+          <w:tcPr>
+            <w:tcW w:w="0" w:type="auto"/>
+            <w:tcBorders>
+              <w:top w:val="single" w:sz="6" w:space="0" w:color="DDDDDD"/>
+              <w:left w:val="single" w:sz="6" w:space="0" w:color="DDDDDD"/>
+              <w:bottom w:val="single" w:sz="6" w:space="0" w:color="DDDDDD"/>
+              <w:right w:val="single" w:sz="6" w:space="0" w:color="DDDDDD"/>
+            </w:tcBorders>
+            <w:tcMar>
+              <w:top w:w="120" w:type="dxa"/>
+              <w:left w:w="120" w:type="dxa"/>
+              <w:bottom w:w="120" w:type="dxa"/>
+              <w:right w:w="120" w:type="dxa"/>
+            </w:tcMar>
+            <w:vAlign w:val="center"/>
+            <w:hideMark/>
+          </w:tcPr>
+          <w:p>
+            <w:pPr>
+              <w:rPr>
+                <w:rFonts w:ascii="Arial" w:hAnsi="Arial" w:cs="Arial"/>
+                <w:color w:val="000000"/>
+              </w:rPr>
+            </w:pPr>
+            <w:r>
+              <w:rPr>
+                <w:rFonts w:ascii="Arial" w:hAnsi="Arial" w:cs="Arial"/>
+                <w:color w:val="000000"/>
+              </w:rPr>
+              <w:t>1 (</w:t>
+            </w:r>
+            <w:proofErr w:type="spellStart"/>
+            <w:r>
+              <w:rPr>
+                <w:rFonts w:ascii="Arial" w:hAnsi="Arial" w:cs="Arial"/>
+                <w:color w:val="000000"/>
+              </w:rPr>
+              <w:t>Fraudulenta</w:t>
+            </w:r>
+            <w:proofErr w:type="spellEnd"/>
+            <w:r>
+              <w:rPr>
+                <w:rFonts w:ascii="Arial" w:hAnsi="Arial" w:cs="Arial"/>
+                <w:color w:val="000000"/>
+              </w:rPr>
+              <w:t>)</w:t>
+            </w:r>
+          </w:p>
+        </w:tc>
+        <w:tc>
+          <w:tcPr>
+            <w:tcW w:w="0" w:type="auto"/>
+            <w:tcBorders>
+              <w:top w:val="single" w:sz="6" w:space="0" w:color="DDDDDD"/>
+              <w:left w:val="single" w:sz="6" w:space="0" w:color="DDDDDD"/>
+              <w:bottom w:val="single" w:sz="6" w:space="0" w:color="DDDDDD"/>
+              <w:right w:val="single" w:sz="6" w:space="0" w:color="DDDDDD"/>
+            </w:tcBorders>
+            <w:shd w:val="clear" w:color="auto" w:fill="F8D7DA"/>
+            <w:tcMar>
+              <w:top w:w="120" w:type="dxa"/>
+              <w:left w:w="120" w:type="dxa"/>
+              <w:bottom w:w="120" w:type="dxa"/>
+              <w:right w:w="120" w:type="dxa"/>
+            </w:tcMar>
+            <w:vAlign w:val="center"/>
+            <w:hideMark/>
+          </w:tcPr>
+          <w:p>
+            <w:pPr>
+              <w:rPr>
+                <w:rFonts w:ascii="Arial" w:hAnsi="Arial" w:cs="Arial"/>
+                <w:color w:val="FF0000"/>
+              </w:rPr>
+            </w:pPr>
+            <w:r>
+              <w:rPr>
+                <w:rFonts w:ascii="Arial" w:hAnsi="Arial" w:cs="Arial"/>
+                <w:color w:val="FF0000"/>
+              </w:rPr>
+              <w:t xml:space="preserve">~2056 (0.72% </w:t>
+            </w:r>
+            <w:proofErr w:type="spellStart"/>
+            <w:r>
+              <w:rPr>
+                <w:rFonts w:ascii="Arial" w:hAnsi="Arial" w:cs="Arial"/>
+                <w:color w:val="FF0000"/>
+              </w:rPr>
+              <w:t>estimado</w:t>
+            </w:r>
+            <w:proofErr w:type="spellEnd"/>
+            <w:r>
+              <w:rPr>
+                <w:rFonts w:ascii="Arial" w:hAnsi="Arial" w:cs="Arial"/>
+                <w:color w:val="FF0000"/>
+              </w:rPr>
+              <w:t xml:space="preserve"> do </w:t>
+            </w:r>
+            <w:proofErr w:type="spellStart"/>
+            <w:r>
+              <w:rPr>
+                <w:rFonts w:ascii="Arial" w:hAnsi="Arial" w:cs="Arial"/>
+                <w:color w:val="FF0000"/>
+              </w:rPr>
+              <w:t>contexto</w:t>
+            </w:r>
+            <w:proofErr w:type="spellEnd"/>
+            <w:r>
+              <w:rPr>
+                <w:rFonts w:ascii="Arial" w:hAnsi="Arial" w:cs="Arial"/>
+                <w:color w:val="FF0000"/>
+              </w:rPr>
+              <w:t>)</w:t>
+            </w:r>
+          </w:p>
+        </w:tc>
+        <w:tc>
+          <w:tcPr>
+            <w:tcW w:w="0" w:type="auto"/>
+            <w:tcBorders>
+              <w:top w:val="single" w:sz="6" w:space="0" w:color="DDDDDD"/>
+              <w:left w:val="single" w:sz="6" w:space="0" w:color="DDDDDD"/>
+              <w:bottom w:val="single" w:sz="6" w:space="0" w:color="DDDDDD"/>
+              <w:right w:val="single" w:sz="6" w:space="0" w:color="DDDDDD"/>
+            </w:tcBorders>
+            <w:tcMar>
+              <w:top w:w="120" w:type="dxa"/>
+              <w:left w:w="120" w:type="dxa"/>
+              <w:bottom w:w="120" w:type="dxa"/>
+              <w:right w:w="120" w:type="dxa"/>
+            </w:tcMar>
+            <w:vAlign w:val="center"/>
+            <w:hideMark/>
+          </w:tcPr>
+          <w:p>
+            <w:pPr>
+              <w:rPr>
+                <w:rFonts w:ascii="Arial" w:hAnsi="Arial" w:cs="Arial"/>
+                <w:color w:val="000000"/>
+              </w:rPr>
+            </w:pPr>
+            <w:r>
+              <w:rPr>
+                <w:rFonts w:ascii="Arial" w:hAnsi="Arial" w:cs="Arial"/>
+                <w:color w:val="000000"/>
+              </w:rPr>
+              <w:t>0.72%</w:t>
+            </w:r>
+          </w:p>
+        </w:tc>
+        <w:tc>
+          <w:tcPr>
+            <w:tcW w:w="0" w:type="auto"/>
+            <w:tcBorders>
+              <w:top w:val="single" w:sz="6" w:space="0" w:color="DDDDDD"/>
+              <w:left w:val="single" w:sz="6" w:space="0" w:color="DDDDDD"/>
+              <w:bottom w:val="single" w:sz="6" w:space="0" w:color="DDDDDD"/>
+              <w:right w:val="single" w:sz="6" w:space="0" w:color="DDDDDD"/>
+            </w:tcBorders>
+            <w:shd w:val="clear" w:color="auto" w:fill="F8D7DA"/>
+            <w:tcMar>
+              <w:top w:w="120" w:type="dxa"/>
+              <w:left w:w="120" w:type="dxa"/>
+              <w:bottom w:w="120" w:type="dxa"/>
+              <w:right w:w="120" w:type="dxa"/>
+            </w:tcMar>
+            <w:vAlign w:val="center"/>
+            <w:hideMark/>
+          </w:tcPr>
+          <w:p>
+            <w:pPr>
+              <w:rPr>
+                <w:rFonts w:ascii="Arial" w:hAnsi="Arial" w:cs="Arial"/>
+                <w:color w:val="FF0000"/>
+              </w:rPr>
+            </w:pPr>
+            <w:proofErr w:type="spellStart"/>
+            <w:r>
+              <w:rPr>
+                <w:rFonts w:ascii="Arial" w:hAnsi="Arial" w:cs="Arial"/>
+                <w:color w:val="FF0000"/>
+              </w:rPr>
+              <w:t>Menos</w:t>
+            </w:r>
+            <w:proofErr w:type="spellEnd"/>
+            <w:r>
+              <w:rPr>
+                <w:rFonts w:ascii="Arial" w:hAnsi="Arial" w:cs="Arial"/>
+                <w:color w:val="FF0000"/>
+              </w:rPr>
+              <w:t xml:space="preserve"> </w:t>
+            </w:r>
+            <w:proofErr w:type="spellStart"/>
+            <w:r>
+              <w:rPr>
+                <w:rFonts w:ascii="Arial" w:hAnsi="Arial" w:cs="Arial"/>
+                <w:color w:val="FF0000"/>
+              </w:rPr>
+              <w:t>Frequente</w:t>
+            </w:r>
+            <w:proofErr w:type="spellEnd"/>
+          </w:p>
+        </w:tc>
+      </w:tr>
+    </w:tbl>
+    <w:p>
+      <w:pPr>
+        <w:pStyle w:val="NormalWeb"/>
+        <w:rPr>
+          <w:rFonts w:ascii="Arial" w:hAnsi="Arial" w:cs="Arial"/>
+          <w:color w:val="000000"/>
+          <w:sz w:val="22"/>
+          <w:szCs w:val="22"/>
+        </w:rPr>
+      </w:pPr>
+      <w:r>
+        <w:rPr>
+          <w:rStyle w:val="nfase"/>
+          <w:rFonts w:ascii="Arial" w:eastAsiaTheme="majorEastAsia" w:hAnsi="Arial" w:cs="Arial"/>
+          <w:color w:val="000000"/>
+          <w:sz w:val="22"/>
+          <w:szCs w:val="22"/>
+        </w:rPr>
+        <w:t>Legenda: Formatação condicional destaca o mais frequente em verde e menos em vermelho. O contexto mostra predominância de 0s com 1s esparsos.</w:t>
+      </w:r>
+    </w:p>
+    <w:p>
+      <w:pPr>
+        <w:pStyle w:val="Ttulo2"/>
+        <w:rPr>
+          <w:rFonts w:ascii="Arial" w:hAnsi="Arial" w:cs="Arial"/>
+          <w:color w:val="333333"/>
+          <w:sz w:val="22"/>
+          <w:szCs w:val="22"/>
+        </w:rPr>
+      </w:pPr>
+      <w:proofErr w:type="spellStart"/>
+      <w:r>
+        <w:rPr>
+          <w:rFonts w:ascii="Arial" w:hAnsi="Arial" w:cs="Arial"/>
+          <w:color w:val="333333"/>
+          <w:sz w:val="22"/>
+          <w:szCs w:val="22"/>
+        </w:rPr>
+        <w:t>Gráfico</w:t>
+      </w:r>
+      <w:proofErr w:type="spellEnd"/>
+      <w:r>
+        <w:rPr>
+          <w:rFonts w:ascii="Arial" w:hAnsi="Arial" w:cs="Arial"/>
+          <w:color w:val="333333"/>
+          <w:sz w:val="22"/>
+          <w:szCs w:val="22"/>
+        </w:rPr>
+        <w:t xml:space="preserve"> de Barras: </w:t>
+      </w:r>
+      <w:proofErr w:type="spellStart"/>
+      <w:r>
+        <w:rPr>
+          <w:rFonts w:ascii="Arial" w:hAnsi="Arial" w:cs="Arial"/>
+          <w:color w:val="333333"/>
+          <w:sz w:val="22"/>
+          <w:szCs w:val="22"/>
+        </w:rPr>
+        <w:t>Frequência</w:t>
+      </w:r>
+      <w:proofErr w:type="spellEnd"/>
+      <w:r>
+        <w:rPr>
+          <w:rFonts w:ascii="Arial" w:hAnsi="Arial" w:cs="Arial"/>
+          <w:color w:val="333333"/>
+          <w:sz w:val="22"/>
+          <w:szCs w:val="22"/>
+        </w:rPr>
+        <w:t xml:space="preserve"> dos </w:t>
+      </w:r>
+      <w:proofErr w:type="spellStart"/>
+      <w:r>
+        <w:rPr>
+          <w:rFonts w:ascii="Arial" w:hAnsi="Arial" w:cs="Arial"/>
+          <w:color w:val="333333"/>
+          <w:sz w:val="22"/>
+          <w:szCs w:val="22"/>
+        </w:rPr>
+        <w:t>Valores</w:t>
+      </w:r>
+      <w:proofErr w:type="spellEnd"/>
+      <w:r>
+        <w:rPr>
+          <w:rFonts w:ascii="Arial" w:hAnsi="Arial" w:cs="Arial"/>
+          <w:color w:val="333333"/>
+          <w:sz w:val="22"/>
+          <w:szCs w:val="22"/>
+        </w:rPr>
+        <w:t xml:space="preserve"> </w:t>
+      </w:r>
+      <w:proofErr w:type="spellStart"/>
+      <w:r>
+        <w:rPr>
+          <w:rFonts w:ascii="Arial" w:hAnsi="Arial" w:cs="Arial"/>
+          <w:color w:val="333333"/>
+          <w:sz w:val="22"/>
+          <w:szCs w:val="22"/>
+        </w:rPr>
+        <w:t>na</w:t>
+      </w:r>
+      <w:proofErr w:type="spellEnd"/>
+      <w:r>
+        <w:rPr>
+          <w:rFonts w:ascii="Arial" w:hAnsi="Arial" w:cs="Arial"/>
+          <w:color w:val="333333"/>
+          <w:sz w:val="22"/>
+          <w:szCs w:val="22"/>
+        </w:rPr>
+        <w:t xml:space="preserve"> </w:t>
+      </w:r>
+      <w:proofErr w:type="spellStart"/>
+      <w:r>
+        <w:rPr>
+          <w:rFonts w:ascii="Arial" w:hAnsi="Arial" w:cs="Arial"/>
+          <w:color w:val="333333"/>
+          <w:sz w:val="22"/>
+          <w:szCs w:val="22"/>
+        </w:rPr>
+        <w:t>Coluna</w:t>
+      </w:r>
+      <w:proofErr w:type="spellEnd"/>
+      <w:r>
+        <w:rPr>
+          <w:rFonts w:ascii="Arial" w:hAnsi="Arial" w:cs="Arial"/>
+          <w:color w:val="333333"/>
+          <w:sz w:val="22"/>
+          <w:szCs w:val="22"/>
+        </w:rPr>
+        <w:t xml:space="preserve"> Class</w:t>
+      </w:r>
+    </w:p>
+    <w:p>
+      <w:pPr>
+        <w:jc w:val="center"/>
+      </w:pPr>
+      <w:r>
+        <w:rPr>
+          <w:noProof/>
+        </w:rPr>
+        <w:drawing>
+          <wp:inline distT="0" distB="0" distL="0" distR="0" wp14:anchorId="142B2855" wp14:editId="12AEE3E0">
+            <wp:extent cx="3996000" cy="2714631"/>
+            <wp:effectExtent l="0" t="0" r="5080" b="0"/>
+            <wp:docPr id="2" name="Imagem 2"/>
+            <wp:cNvGraphicFramePr>
+              <a:graphicFrameLocks xmlns:a="http://schemas.openxmlformats.org/drawingml/2006/main" noChangeAspect="1"/>
+            </wp:cNvGraphicFramePr>
+            <a:graphic xmlns:a="http://schemas.openxmlformats.org/drawingml/2006/main">
+              <a:graphicData uri="http://schemas.openxmlformats.org/drawingml/2006/picture">
+                <pic:pic xmlns:pic="http://schemas.openxmlformats.org/drawingml/2006/picture">
+                  <pic:nvPicPr>
+                    <pic:cNvPr id="0" name="Picture 15"/>
+                    <pic:cNvPicPr>
+                      <a:picLocks noChangeAspect="1" noChangeArrowheads="1"/>
+                    </pic:cNvPicPr>
+                  </pic:nvPicPr>
+                  <pic:blipFill>
+                    <a:blip r:embed="rId8">
+                      <a:extLst>
+                        <a:ext uri="{28A0092B-C50C-407E-A947-70E740481C1C}">
+                          <a14:useLocalDpi xmlns:a14="http://schemas.microsoft.com/office/drawing/2010/main" val="0"/>
+                        </a:ext>
+                      </a:extLst>
+                    </a:blip>
+                    <a:srcRect/>
+                    <a:stretch>
+                      <a:fillRect/>
+                    </a:stretch>
+                  </pic:blipFill>
+                  <pic:spPr bwMode="auto">
+                    <a:xfrm>
+                      <a:off x="0" y="0"/>
+                      <a:ext cx="4002822" cy="2719265"/>
+                    </a:xfrm>
+                    <a:prstGeom prst="rect">
+                      <a:avLst/>
+                    </a:prstGeom>
+                    <a:noFill/>
+                    <a:ln>
+                      <a:noFill/>
+                    </a:ln>
+                  </pic:spPr>
+                </pic:pic>
+              </a:graphicData>
+            </a:graphic>
+          </wp:inline>
+        </w:drawing>
+      </w:r>
+    </w:p>
+    <w:p>
+      <w:pPr>
+        <w:pStyle w:val="Ttulo2"/>
+        <w:rPr>
+          <w:rFonts w:ascii="Arial" w:hAnsi="Arial" w:cs="Arial"/>
+          <w:color w:val="333333"/>
+          <w:sz w:val="22"/>
+          <w:szCs w:val="22"/>
+        </w:rPr>
+      </w:pPr>
+      <w:proofErr w:type="spellStart"/>
+      <w:r>
+        <w:rPr>
+          <w:rFonts w:ascii="Arial" w:hAnsi="Arial" w:cs="Arial"/>
+          <w:color w:val="333333"/>
+          <w:sz w:val="22"/>
+          <w:szCs w:val="22"/>
+        </w:rPr>
+        <w:t>Conclusões</w:t>
+      </w:r>
+      <w:proofErr w:type="spellEnd"/>
+    </w:p>
+    <w:p>
+      <w:pPr>
+        <w:pStyle w:val="NormalWeb"/>
+        <w:rPr>
+          <w:rFonts w:ascii="Arial" w:hAnsi="Arial" w:cs="Arial"/>
+          <w:color w:val="000000"/>
+          <w:sz w:val="22"/>
+          <w:szCs w:val="22"/>
+        </w:rPr>
+      </w:pPr>
+      <w:r>
+        <w:rPr>
+          <w:rFonts w:ascii="Arial" w:hAnsi="Arial" w:cs="Arial"/>
+          <w:color w:val="000000"/>
+          <w:sz w:val="22"/>
+          <w:szCs w:val="22"/>
+        </w:rPr>
+        <w:t xml:space="preserve">A coluna </w:t>
+      </w:r>
+      <w:proofErr w:type="spellStart"/>
+      <w:r>
+        <w:rPr>
+          <w:rFonts w:ascii="Arial" w:hAnsi="Arial" w:cs="Arial"/>
+          <w:color w:val="000000"/>
+          <w:sz w:val="22"/>
+          <w:szCs w:val="22"/>
+        </w:rPr>
+        <w:t>Class</w:t>
+      </w:r>
+      <w:proofErr w:type="spellEnd"/>
+      <w:r>
+        <w:rPr>
+          <w:rFonts w:ascii="Arial" w:hAnsi="Arial" w:cs="Arial"/>
+          <w:color w:val="000000"/>
+          <w:sz w:val="22"/>
+          <w:szCs w:val="22"/>
+        </w:rPr>
+        <w:t xml:space="preserve"> apresenta valores mais frequentes como 0 (transações normais, ~99.28%) e menos frequentes como 1 (fraudes, ~0.72%). As colunas Time, </w:t>
+      </w:r>
+      <w:proofErr w:type="spellStart"/>
+      <w:r>
+        <w:rPr>
+          <w:rFonts w:ascii="Arial" w:hAnsi="Arial" w:cs="Arial"/>
+          <w:color w:val="000000"/>
+          <w:sz w:val="22"/>
+          <w:szCs w:val="22"/>
+        </w:rPr>
+        <w:t>Amount</w:t>
+      </w:r>
+      <w:proofErr w:type="spellEnd"/>
+      <w:r>
+        <w:rPr>
+          <w:rFonts w:ascii="Arial" w:hAnsi="Arial" w:cs="Arial"/>
+          <w:color w:val="000000"/>
+          <w:sz w:val="22"/>
+          <w:szCs w:val="22"/>
+        </w:rPr>
+        <w:t xml:space="preserve"> e V1-V28 são numéricas contínuas, sem valores discretos frequentes evidentes no </w:t>
+      </w:r>
+      <w:r>
+        <w:rPr>
+          <w:rFonts w:ascii="Arial" w:hAnsi="Arial" w:cs="Arial"/>
+          <w:color w:val="000000"/>
+          <w:sz w:val="22"/>
+          <w:szCs w:val="22"/>
+        </w:rPr>
+        <w:lastRenderedPageBreak/>
+        <w:t xml:space="preserve">contexto; para elas, distribuições seriam analisadas via histogramas, mas o foco aqui é na categórica </w:t>
+      </w:r>
+      <w:proofErr w:type="spellStart"/>
+      <w:r>
+        <w:rPr>
+          <w:rFonts w:ascii="Arial" w:hAnsi="Arial" w:cs="Arial"/>
+          <w:color w:val="000000"/>
+          <w:sz w:val="22"/>
+          <w:szCs w:val="22"/>
+        </w:rPr>
+        <w:t>Class</w:t>
+      </w:r>
+      <w:proofErr w:type="spellEnd"/>
+      <w:r>
+        <w:rPr>
+          <w:rFonts w:ascii="Arial" w:hAnsi="Arial" w:cs="Arial"/>
+          <w:color w:val="000000"/>
+          <w:sz w:val="22"/>
+          <w:szCs w:val="22"/>
+        </w:rPr>
+        <w:t xml:space="preserve"> devido aos dados fornecidos.</w:t>
+      </w:r>
+    </w:p>
+    <w:p>
+      <w:pPr>
+        <w:pStyle w:val="Ttulo2"/>
+      </w:pPr>
+      <w:proofErr w:type="spellStart"/>
+      <w:r>
+        <w:t>Pergunta</w:t>
+      </w:r>
+      <w:proofErr w:type="spellEnd"/>
+      <w:r>
+        <w:t>:</w:t>
+      </w:r>
+    </w:p>
+    <w:p>
+      <w:pPr>
+        <w:rPr>
+          <w:b/>
+          <w:bCs/>
+        </w:rPr>
+      </w:pPr>
+    </w:p>
+    <w:p>
+      <w:pPr>
+        <w:rPr>
+          <w:b/>
+          <w:bCs/>
+        </w:rPr>
+      </w:pPr>
+    </w:p>
+    <w:p>
+      <w:pPr>
+        <w:rPr>
+          <w:b/>
+          <w:bCs/>
+        </w:rPr>
+      </w:pPr>
     </w:p>
     <w:p/>
     <w:sectPr>
@@ -6890,7 +8077,7 @@
   <w:style w:type="paragraph" w:default="1" w:styleId="Normal">
     <w:name w:val="Normal"/>
     <w:qFormat/>
-    <w:rsid w:val="001A5554"/>
+    <w:rsid w:val="00856ADB"/>
   </w:style>
   <w:style w:type="paragraph" w:styleId="Ttulo1">
     <w:name w:val="heading 1"/>

--- a/Desafio Extra Fraude Cartao de Credito/Documentacao Sistema Fraude Cartão de Crédito.docx
+++ b/Desafio Extra Fraude Cartao de Credito/Documentacao Sistema Fraude Cartão de Crédito.docx
@@ -3590,937 +3590,684 @@
     </w:p>
     <w:p>
       <w:pPr>
-        <w:spacing w:after="120" w:line="360" w:lineRule="auto"/>
+        <w:pStyle w:val="NormalWeb"/>
+        <w:shd w:val="clear" w:color="auto" w:fill="F5F5F5"/>
+        <w:spacing w:before="0" w:beforeAutospacing="0" w:after="240" w:afterAutospacing="0"/>
+        <w:rPr>
+          <w:rFonts w:ascii="Helvetica" w:hAnsi="Helvetica" w:cs="Helvetica"/>
+          <w:color w:val="333333"/>
+          <w:sz w:val="21"/>
+          <w:szCs w:val="21"/>
+        </w:rPr>
       </w:pPr>
       <w:r>
-        <w:t xml:space="preserve">1. Clone </w:t>
-      </w:r>
-      <w:proofErr w:type="spellStart"/>
-      <w:r>
-        <w:t>este</w:t>
-      </w:r>
-      <w:proofErr w:type="spellEnd"/>
-      <w:r>
-        <w:t xml:space="preserve"> </w:t>
-      </w:r>
-      <w:proofErr w:type="spellStart"/>
-      <w:r>
-        <w:t>repositório</w:t>
-      </w:r>
-      <w:proofErr w:type="spellEnd"/>
-      <w:r>
-        <w:t>.</w:t>
-      </w:r>
-      <w:r>
         <w:br/>
-        <w:t xml:space="preserve">2. </w:t>
-      </w:r>
-      <w:proofErr w:type="spellStart"/>
-      <w:r>
-        <w:t>Crie</w:t>
-      </w:r>
-      <w:proofErr w:type="spellEnd"/>
-      <w:r>
-        <w:t xml:space="preserve"> e </w:t>
-      </w:r>
-      <w:proofErr w:type="spellStart"/>
-      <w:r>
-        <w:t>ative</w:t>
-      </w:r>
-      <w:proofErr w:type="spellEnd"/>
-      <w:r>
-        <w:t xml:space="preserve"> um </w:t>
-      </w:r>
-      <w:proofErr w:type="spellStart"/>
-      <w:r>
-        <w:t>ambiente</w:t>
-      </w:r>
-      <w:proofErr w:type="spellEnd"/>
-      <w:r>
-        <w:t xml:space="preserve"> virtual Python.</w:t>
-      </w:r>
-      <w:r>
-        <w:br/>
-        <w:t xml:space="preserve">3. </w:t>
-      </w:r>
-      <w:proofErr w:type="spellStart"/>
-      <w:r>
-        <w:t>Instale</w:t>
-      </w:r>
-      <w:proofErr w:type="spellEnd"/>
-      <w:r>
-        <w:t xml:space="preserve"> as </w:t>
-      </w:r>
-      <w:proofErr w:type="spellStart"/>
-      <w:r>
-        <w:t>dependências</w:t>
-      </w:r>
-      <w:proofErr w:type="spellEnd"/>
-      <w:r>
-        <w:t xml:space="preserve"> com:</w:t>
-      </w:r>
-      <w:r>
-        <w:br/>
-        <w:t xml:space="preserve">   pip install -r requirements.txt</w:t>
-      </w:r>
-      <w:r>
-        <w:br/>
-        <w:t xml:space="preserve">4. </w:t>
-      </w:r>
-      <w:proofErr w:type="spellStart"/>
-      <w:r>
-        <w:t>Crie</w:t>
-      </w:r>
-      <w:proofErr w:type="spellEnd"/>
-      <w:r>
-        <w:t xml:space="preserve"> um </w:t>
-      </w:r>
-      <w:proofErr w:type="spellStart"/>
-      <w:r>
-        <w:t>arquivo</w:t>
-      </w:r>
-      <w:proofErr w:type="spellEnd"/>
-      <w:r>
-        <w:t xml:space="preserve"> </w:t>
-      </w:r>
-      <w:proofErr w:type="gramStart"/>
-      <w:r>
-        <w:t>`.env</w:t>
-      </w:r>
-      <w:proofErr w:type="gramEnd"/>
-      <w:r>
-        <w:t xml:space="preserve">` </w:t>
-      </w:r>
-      <w:proofErr w:type="spellStart"/>
-      <w:r>
-        <w:t>na</w:t>
-      </w:r>
-      <w:proofErr w:type="spellEnd"/>
-      <w:r>
-        <w:t xml:space="preserve"> </w:t>
-      </w:r>
-      <w:proofErr w:type="spellStart"/>
-      <w:r>
-        <w:t>raiz</w:t>
-      </w:r>
-      <w:proofErr w:type="spellEnd"/>
-      <w:r>
-        <w:t xml:space="preserve"> do </w:t>
-      </w:r>
-      <w:proofErr w:type="spellStart"/>
-      <w:r>
-        <w:t>projeto</w:t>
-      </w:r>
-      <w:proofErr w:type="spellEnd"/>
-      <w:r>
-        <w:t xml:space="preserve"> </w:t>
-      </w:r>
-      <w:proofErr w:type="spellStart"/>
-      <w:r>
-        <w:t>contendo</w:t>
-      </w:r>
-      <w:proofErr w:type="spellEnd"/>
-      <w:r>
-        <w:t xml:space="preserve"> </w:t>
-      </w:r>
-      <w:proofErr w:type="spellStart"/>
-      <w:r>
-        <w:t>sua</w:t>
-      </w:r>
-      <w:proofErr w:type="spellEnd"/>
-      <w:r>
-        <w:t xml:space="preserve"> </w:t>
-      </w:r>
-      <w:proofErr w:type="spellStart"/>
-      <w:r>
-        <w:t>chave</w:t>
-      </w:r>
-      <w:proofErr w:type="spellEnd"/>
-      <w:r>
-        <w:t xml:space="preserve"> de API no </w:t>
-      </w:r>
-      <w:proofErr w:type="spellStart"/>
-      <w:r>
-        <w:t>formato</w:t>
-      </w:r>
-      <w:proofErr w:type="spellEnd"/>
-      <w:r>
-        <w:t>:</w:t>
-      </w:r>
-      <w:r>
-        <w:br/>
-        <w:t xml:space="preserve">   API_KEY=</w:t>
-      </w:r>
-      <w:proofErr w:type="spellStart"/>
-      <w:r>
-        <w:t>xxxxxx</w:t>
-      </w:r>
-      <w:proofErr w:type="spellEnd"/>
-      <w:r>
-        <w:br/>
-      </w:r>
-      <w:r>
-        <w:lastRenderedPageBreak/>
-        <w:t xml:space="preserve">5. Execute </w:t>
-      </w:r>
-      <w:proofErr w:type="gramStart"/>
-      <w:r>
-        <w:t>a</w:t>
-      </w:r>
-      <w:proofErr w:type="gramEnd"/>
-      <w:r>
-        <w:t xml:space="preserve"> </w:t>
-      </w:r>
-      <w:proofErr w:type="spellStart"/>
-      <w:r>
-        <w:t>aplicação</w:t>
-      </w:r>
-      <w:proofErr w:type="spellEnd"/>
-      <w:r>
-        <w:t xml:space="preserve"> com:</w:t>
-      </w:r>
-      <w:r>
-        <w:br/>
-        <w:t xml:space="preserve">   </w:t>
-      </w:r>
-      <w:proofErr w:type="spellStart"/>
-      <w:r>
-        <w:t>streamlit</w:t>
-      </w:r>
-      <w:proofErr w:type="spellEnd"/>
-      <w:r>
-        <w:t xml:space="preserve"> run agente_fraudecredito.py</w:t>
+      </w:r>
+      <w:r>
+        <w:rPr>
+          <w:rFonts w:ascii="Helvetica" w:hAnsi="Helvetica" w:cs="Helvetica"/>
+          <w:color w:val="333333"/>
+          <w:sz w:val="21"/>
+          <w:szCs w:val="21"/>
+        </w:rPr>
+        <w:t>Faça o download do código e do arquivo requirements.txt:</w:t>
       </w:r>
     </w:p>
     <w:p>
       <w:pPr>
-        <w:pStyle w:val="Ttulo1"/>
+        <w:pStyle w:val="NormalWeb"/>
+        <w:shd w:val="clear" w:color="auto" w:fill="F5F5F5"/>
+        <w:spacing w:before="0" w:beforeAutospacing="0" w:after="240" w:afterAutospacing="0"/>
+        <w:rPr>
+          <w:rFonts w:ascii="Helvetica" w:hAnsi="Helvetica" w:cs="Helvetica"/>
+          <w:color w:val="333333"/>
+          <w:sz w:val="21"/>
+          <w:szCs w:val="21"/>
+        </w:rPr>
       </w:pPr>
-      <w:r>
-        <w:rPr>
-          <w:rFonts w:ascii="Segoe UI Emoji" w:hAnsi="Segoe UI Emoji" w:cs="Segoe UI Emoji"/>
-        </w:rPr>
-        <w:t>🖥</w:t>
-      </w:r>
-      <w:r>
-        <w:t xml:space="preserve">️ </w:t>
-      </w:r>
-      <w:proofErr w:type="spellStart"/>
-      <w:r>
-        <w:t>Manipulação</w:t>
-      </w:r>
-      <w:proofErr w:type="spellEnd"/>
-      <w:r>
-        <w:t xml:space="preserve"> da Interface </w:t>
-      </w:r>
-      <w:proofErr w:type="spellStart"/>
-      <w:r>
-        <w:t>Gráfica</w:t>
-      </w:r>
-      <w:proofErr w:type="spellEnd"/>
-    </w:p>
-    <w:p>
-      <w:pPr>
-        <w:spacing w:after="0" w:line="240" w:lineRule="auto"/>
-        <w:rPr>
-          <w:b/>
-          <w:bCs/>
-        </w:rPr>
-      </w:pPr>
-      <w:proofErr w:type="gramStart"/>
-      <w:r>
-        <w:rPr>
-          <w:b/>
-          <w:bCs/>
-        </w:rPr>
-        <w:t>A</w:t>
-      </w:r>
-      <w:proofErr w:type="gramEnd"/>
-      <w:r>
-        <w:rPr>
-          <w:b/>
-          <w:bCs/>
-        </w:rPr>
-        <w:t xml:space="preserve"> interface </w:t>
-      </w:r>
-      <w:proofErr w:type="spellStart"/>
-      <w:r>
-        <w:rPr>
-          <w:b/>
-          <w:bCs/>
-        </w:rPr>
-        <w:t>gráfica</w:t>
-      </w:r>
-      <w:proofErr w:type="spellEnd"/>
-      <w:r>
-        <w:rPr>
-          <w:b/>
-          <w:bCs/>
-        </w:rPr>
-        <w:t xml:space="preserve"> </w:t>
-      </w:r>
-      <w:proofErr w:type="spellStart"/>
-      <w:r>
-        <w:rPr>
-          <w:b/>
-          <w:bCs/>
-        </w:rPr>
-        <w:t>foi</w:t>
-      </w:r>
-      <w:proofErr w:type="spellEnd"/>
-      <w:r>
-        <w:rPr>
-          <w:b/>
-          <w:bCs/>
-        </w:rPr>
-        <w:t xml:space="preserve"> </w:t>
-      </w:r>
-      <w:proofErr w:type="spellStart"/>
-      <w:r>
-        <w:rPr>
-          <w:b/>
-          <w:bCs/>
-        </w:rPr>
-        <w:t>desenvolvida</w:t>
-      </w:r>
-      <w:proofErr w:type="spellEnd"/>
-      <w:r>
-        <w:rPr>
-          <w:b/>
-          <w:bCs/>
-        </w:rPr>
-        <w:t xml:space="preserve"> </w:t>
-      </w:r>
-      <w:proofErr w:type="spellStart"/>
-      <w:r>
-        <w:rPr>
-          <w:b/>
-          <w:bCs/>
-        </w:rPr>
-        <w:t>em</w:t>
-      </w:r>
-      <w:proofErr w:type="spellEnd"/>
-      <w:r>
-        <w:rPr>
-          <w:b/>
-          <w:bCs/>
-        </w:rPr>
-        <w:t xml:space="preserve"> </w:t>
-      </w:r>
-      <w:proofErr w:type="spellStart"/>
-      <w:r>
-        <w:rPr>
-          <w:b/>
-          <w:bCs/>
-        </w:rPr>
-        <w:t>Streamlit</w:t>
-      </w:r>
-      <w:proofErr w:type="spellEnd"/>
-      <w:r>
-        <w:rPr>
-          <w:b/>
-          <w:bCs/>
-        </w:rPr>
-        <w:t xml:space="preserve"> e </w:t>
-      </w:r>
-      <w:proofErr w:type="spellStart"/>
-      <w:r>
-        <w:rPr>
-          <w:b/>
-          <w:bCs/>
-        </w:rPr>
-        <w:t>permite</w:t>
-      </w:r>
-      <w:proofErr w:type="spellEnd"/>
-      <w:r>
-        <w:rPr>
-          <w:b/>
-          <w:bCs/>
-        </w:rPr>
-        <w:t xml:space="preserve"> </w:t>
-      </w:r>
-      <w:proofErr w:type="spellStart"/>
-      <w:r>
-        <w:rPr>
-          <w:b/>
-          <w:bCs/>
-        </w:rPr>
-        <w:t>ao</w:t>
-      </w:r>
-      <w:proofErr w:type="spellEnd"/>
-      <w:r>
-        <w:rPr>
-          <w:b/>
-          <w:bCs/>
-        </w:rPr>
-        <w:t xml:space="preserve"> </w:t>
-      </w:r>
-      <w:proofErr w:type="spellStart"/>
-      <w:r>
-        <w:rPr>
-          <w:b/>
-          <w:bCs/>
-        </w:rPr>
-        <w:t>usuário</w:t>
-      </w:r>
-      <w:proofErr w:type="spellEnd"/>
-      <w:r>
-        <w:rPr>
-          <w:b/>
-          <w:bCs/>
-        </w:rPr>
-        <w:t>:</w:t>
-      </w:r>
-    </w:p>
-    <w:p>
-      <w:pPr>
-        <w:spacing w:after="0" w:line="240" w:lineRule="auto"/>
-      </w:pPr>
-      <w:r>
-        <w:br/>
-        <w:t xml:space="preserve">- Fazer upload de </w:t>
-      </w:r>
-      <w:proofErr w:type="spellStart"/>
-      <w:r>
-        <w:t>arquivos</w:t>
-      </w:r>
-      <w:proofErr w:type="spellEnd"/>
-      <w:r>
-        <w:t xml:space="preserve"> CSV.</w:t>
-      </w:r>
-      <w:r>
-        <w:br/>
-        <w:t xml:space="preserve">- </w:t>
-      </w:r>
-      <w:proofErr w:type="spellStart"/>
-      <w:r>
-        <w:t>Selecionar</w:t>
-      </w:r>
-      <w:proofErr w:type="spellEnd"/>
-      <w:r>
-        <w:t xml:space="preserve"> </w:t>
-      </w:r>
-      <w:proofErr w:type="spellStart"/>
-      <w:r>
-        <w:t>perguntas</w:t>
-      </w:r>
-      <w:proofErr w:type="spellEnd"/>
-      <w:r>
-        <w:t xml:space="preserve"> de </w:t>
-      </w:r>
-      <w:proofErr w:type="spellStart"/>
-      <w:r>
-        <w:t>análise</w:t>
-      </w:r>
-      <w:proofErr w:type="spellEnd"/>
-      <w:r>
-        <w:t xml:space="preserve"> </w:t>
-      </w:r>
-      <w:proofErr w:type="spellStart"/>
-      <w:r>
-        <w:t>em</w:t>
-      </w:r>
-      <w:proofErr w:type="spellEnd"/>
-      <w:r>
-        <w:t xml:space="preserve"> menus </w:t>
-      </w:r>
-      <w:proofErr w:type="spellStart"/>
-      <w:r>
-        <w:t>suspensos</w:t>
-      </w:r>
-      <w:proofErr w:type="spellEnd"/>
-      <w:r>
-        <w:t>.</w:t>
-      </w:r>
-      <w:r>
-        <w:br/>
-        <w:t xml:space="preserve">- </w:t>
-      </w:r>
-      <w:proofErr w:type="spellStart"/>
-      <w:r>
-        <w:t>Consultar</w:t>
-      </w:r>
-      <w:proofErr w:type="spellEnd"/>
-      <w:r>
-        <w:t xml:space="preserve"> </w:t>
-      </w:r>
-      <w:proofErr w:type="spellStart"/>
-      <w:r>
-        <w:t>respostas</w:t>
-      </w:r>
-      <w:proofErr w:type="spellEnd"/>
-      <w:r>
-        <w:t xml:space="preserve"> com </w:t>
-      </w:r>
-      <w:proofErr w:type="spellStart"/>
-      <w:r>
-        <w:t>gráficos</w:t>
-      </w:r>
-      <w:proofErr w:type="spellEnd"/>
-      <w:r>
-        <w:t xml:space="preserve"> e </w:t>
-      </w:r>
-      <w:proofErr w:type="spellStart"/>
-      <w:r>
-        <w:t>tabelas</w:t>
-      </w:r>
-      <w:proofErr w:type="spellEnd"/>
-      <w:r>
-        <w:t>.</w:t>
-      </w:r>
-      <w:r>
-        <w:br/>
-        <w:t xml:space="preserve">- </w:t>
-      </w:r>
-      <w:proofErr w:type="spellStart"/>
-      <w:r>
-        <w:t>Visualizar</w:t>
-      </w:r>
-      <w:proofErr w:type="spellEnd"/>
-      <w:r>
-        <w:t xml:space="preserve"> </w:t>
-      </w:r>
-      <w:proofErr w:type="spellStart"/>
-      <w:r>
-        <w:t>conclusões</w:t>
-      </w:r>
-      <w:proofErr w:type="spellEnd"/>
-      <w:r>
-        <w:t xml:space="preserve"> </w:t>
-      </w:r>
-      <w:proofErr w:type="spellStart"/>
-      <w:r>
-        <w:t>gerais</w:t>
-      </w:r>
-      <w:proofErr w:type="spellEnd"/>
-      <w:r>
-        <w:t>.</w:t>
-      </w:r>
-      <w:r>
-        <w:br/>
-        <w:t xml:space="preserve">- </w:t>
-      </w:r>
-      <w:proofErr w:type="spellStart"/>
-      <w:r>
-        <w:t>Explorar</w:t>
-      </w:r>
-      <w:proofErr w:type="spellEnd"/>
-      <w:r>
-        <w:t xml:space="preserve"> </w:t>
-      </w:r>
-      <w:proofErr w:type="spellStart"/>
-      <w:r>
-        <w:t>os</w:t>
-      </w:r>
-      <w:proofErr w:type="spellEnd"/>
-      <w:r>
-        <w:t xml:space="preserve"> </w:t>
-      </w:r>
-      <w:proofErr w:type="spellStart"/>
-      <w:r>
-        <w:t>resultados</w:t>
-      </w:r>
-      <w:proofErr w:type="spellEnd"/>
-      <w:r>
-        <w:t xml:space="preserve"> </w:t>
-      </w:r>
-      <w:proofErr w:type="spellStart"/>
-      <w:r>
-        <w:t>em</w:t>
-      </w:r>
-      <w:proofErr w:type="spellEnd"/>
-      <w:r>
-        <w:t xml:space="preserve"> </w:t>
-      </w:r>
-      <w:proofErr w:type="spellStart"/>
-      <w:r>
-        <w:t>componentes</w:t>
-      </w:r>
-      <w:proofErr w:type="spellEnd"/>
-      <w:r>
-        <w:t xml:space="preserve"> HTML </w:t>
-      </w:r>
-      <w:proofErr w:type="spellStart"/>
-      <w:r>
-        <w:t>renderizados</w:t>
-      </w:r>
-      <w:proofErr w:type="spellEnd"/>
-      <w:r>
-        <w:t xml:space="preserve"> </w:t>
-      </w:r>
-      <w:proofErr w:type="spellStart"/>
-      <w:r>
-        <w:t>na</w:t>
-      </w:r>
-      <w:proofErr w:type="spellEnd"/>
-      <w:r>
-        <w:t xml:space="preserve"> </w:t>
-      </w:r>
-      <w:proofErr w:type="spellStart"/>
-      <w:r>
-        <w:t>própria</w:t>
-      </w:r>
-      <w:proofErr w:type="spellEnd"/>
-      <w:r>
-        <w:t xml:space="preserve"> </w:t>
-      </w:r>
-      <w:proofErr w:type="spellStart"/>
-      <w:r>
-        <w:t>tela</w:t>
-      </w:r>
-      <w:proofErr w:type="spellEnd"/>
-      <w:r>
-        <w:t>.</w:t>
-      </w:r>
-    </w:p>
-    <w:p>
-      <w:pPr>
-        <w:pStyle w:val="Ttulo1"/>
-      </w:pPr>
-      <w:r>
-        <w:t xml:space="preserve">💾 </w:t>
-      </w:r>
-      <w:proofErr w:type="spellStart"/>
-      <w:r>
-        <w:t>Mecanismo</w:t>
-      </w:r>
-      <w:proofErr w:type="spellEnd"/>
-      <w:r>
-        <w:t xml:space="preserve"> de </w:t>
-      </w:r>
-      <w:proofErr w:type="spellStart"/>
-      <w:r>
-        <w:t>Memória</w:t>
-      </w:r>
-      <w:proofErr w:type="spellEnd"/>
-    </w:p>
-    <w:p>
-      <w:r>
-        <w:t xml:space="preserve">O </w:t>
-      </w:r>
-      <w:proofErr w:type="spellStart"/>
-      <w:r>
-        <w:t>sistema</w:t>
-      </w:r>
-      <w:proofErr w:type="spellEnd"/>
-      <w:r>
-        <w:t xml:space="preserve"> </w:t>
-      </w:r>
-      <w:proofErr w:type="spellStart"/>
-      <w:r>
-        <w:t>utiliza</w:t>
-      </w:r>
-      <w:proofErr w:type="spellEnd"/>
-      <w:r>
-        <w:t xml:space="preserve"> o </w:t>
-      </w:r>
-      <w:proofErr w:type="spellStart"/>
-      <w:r>
-        <w:t>mecanismo</w:t>
-      </w:r>
-      <w:proofErr w:type="spellEnd"/>
-      <w:r>
-        <w:t xml:space="preserve"> de `</w:t>
-      </w:r>
-      <w:proofErr w:type="spellStart"/>
-      <w:r>
-        <w:t>session_state</w:t>
-      </w:r>
-      <w:proofErr w:type="spellEnd"/>
-      <w:r>
-        <w:t xml:space="preserve">` do </w:t>
-      </w:r>
-      <w:proofErr w:type="spellStart"/>
-      <w:r>
-        <w:t>Streamlit</w:t>
-      </w:r>
-      <w:proofErr w:type="spellEnd"/>
-      <w:r>
-        <w:t xml:space="preserve"> para </w:t>
-      </w:r>
-      <w:proofErr w:type="spellStart"/>
-      <w:r>
-        <w:t>manter</w:t>
-      </w:r>
-      <w:proofErr w:type="spellEnd"/>
-      <w:r>
-        <w:t xml:space="preserve"> o </w:t>
-      </w:r>
-      <w:proofErr w:type="spellStart"/>
-      <w:r>
-        <w:t>histórico</w:t>
-      </w:r>
-      <w:proofErr w:type="spellEnd"/>
-      <w:r>
-        <w:t xml:space="preserve"> de </w:t>
-      </w:r>
-      <w:proofErr w:type="spellStart"/>
-      <w:r>
-        <w:t>conclusões</w:t>
-      </w:r>
-      <w:proofErr w:type="spellEnd"/>
-      <w:r>
-        <w:t xml:space="preserve"> e </w:t>
-      </w:r>
-      <w:proofErr w:type="spellStart"/>
-      <w:r>
-        <w:t>perguntas</w:t>
-      </w:r>
-      <w:proofErr w:type="spellEnd"/>
-      <w:r>
-        <w:t xml:space="preserve"> </w:t>
-      </w:r>
-      <w:proofErr w:type="spellStart"/>
-      <w:r>
-        <w:t>já</w:t>
-      </w:r>
-      <w:proofErr w:type="spellEnd"/>
-      <w:r>
-        <w:t xml:space="preserve"> </w:t>
-      </w:r>
-      <w:proofErr w:type="spellStart"/>
-      <w:r>
-        <w:t>respondidas</w:t>
-      </w:r>
-      <w:proofErr w:type="spellEnd"/>
-      <w:r>
-        <w:t xml:space="preserve">. </w:t>
-      </w:r>
-      <w:proofErr w:type="spellStart"/>
-      <w:r>
-        <w:t>Isso</w:t>
-      </w:r>
-      <w:proofErr w:type="spellEnd"/>
-      <w:r>
-        <w:t xml:space="preserve"> </w:t>
-      </w:r>
-      <w:proofErr w:type="spellStart"/>
-      <w:r>
-        <w:t>garante</w:t>
-      </w:r>
-      <w:proofErr w:type="spellEnd"/>
-      <w:r>
-        <w:t xml:space="preserve"> que, </w:t>
-      </w:r>
-      <w:proofErr w:type="spellStart"/>
-      <w:r>
-        <w:t>mesmo</w:t>
-      </w:r>
-      <w:proofErr w:type="spellEnd"/>
-      <w:r>
-        <w:t xml:space="preserve"> </w:t>
-      </w:r>
-      <w:proofErr w:type="spellStart"/>
-      <w:r>
-        <w:t>após</w:t>
-      </w:r>
-      <w:proofErr w:type="spellEnd"/>
-      <w:r>
-        <w:t xml:space="preserve"> </w:t>
-      </w:r>
-      <w:proofErr w:type="spellStart"/>
-      <w:r>
-        <w:t>múltiplas</w:t>
-      </w:r>
-      <w:proofErr w:type="spellEnd"/>
-      <w:r>
-        <w:t xml:space="preserve"> </w:t>
-      </w:r>
-      <w:proofErr w:type="spellStart"/>
-      <w:r>
-        <w:t>interações</w:t>
-      </w:r>
-      <w:proofErr w:type="spellEnd"/>
-      <w:r>
-        <w:t xml:space="preserve">, </w:t>
-      </w:r>
-      <w:proofErr w:type="spellStart"/>
-      <w:r>
-        <w:t>os</w:t>
-      </w:r>
-      <w:proofErr w:type="spellEnd"/>
-      <w:r>
-        <w:t xml:space="preserve"> </w:t>
-      </w:r>
-      <w:proofErr w:type="spellStart"/>
-      <w:r>
-        <w:t>resultados</w:t>
-      </w:r>
-      <w:proofErr w:type="spellEnd"/>
-      <w:r>
-        <w:t xml:space="preserve"> </w:t>
-      </w:r>
-      <w:proofErr w:type="spellStart"/>
-      <w:r>
-        <w:t>anteriores</w:t>
-      </w:r>
-      <w:proofErr w:type="spellEnd"/>
-      <w:r>
-        <w:t xml:space="preserve"> </w:t>
-      </w:r>
-      <w:proofErr w:type="spellStart"/>
-      <w:r>
-        <w:t>continuem</w:t>
-      </w:r>
-      <w:proofErr w:type="spellEnd"/>
-      <w:r>
-        <w:t xml:space="preserve"> </w:t>
-      </w:r>
-      <w:proofErr w:type="spellStart"/>
-      <w:r>
-        <w:t>acessíveis</w:t>
-      </w:r>
-      <w:proofErr w:type="spellEnd"/>
-      <w:r>
-        <w:t xml:space="preserve"> </w:t>
-      </w:r>
-      <w:proofErr w:type="spellStart"/>
-      <w:r>
-        <w:t>até</w:t>
-      </w:r>
-      <w:proofErr w:type="spellEnd"/>
-      <w:r>
-        <w:t xml:space="preserve"> </w:t>
-      </w:r>
-      <w:proofErr w:type="gramStart"/>
-      <w:r>
-        <w:t>a</w:t>
-      </w:r>
-      <w:proofErr w:type="gramEnd"/>
-      <w:r>
-        <w:t xml:space="preserve"> </w:t>
-      </w:r>
-      <w:proofErr w:type="spellStart"/>
-      <w:r>
-        <w:t>execução</w:t>
-      </w:r>
-      <w:proofErr w:type="spellEnd"/>
-      <w:r>
-        <w:t xml:space="preserve"> da </w:t>
-      </w:r>
-      <w:proofErr w:type="spellStart"/>
-      <w:r>
-        <w:t>conclusão</w:t>
-      </w:r>
-      <w:proofErr w:type="spellEnd"/>
-      <w:r>
-        <w:t xml:space="preserve"> </w:t>
-      </w:r>
-      <w:proofErr w:type="spellStart"/>
-      <w:r>
-        <w:t>geral</w:t>
-      </w:r>
-      <w:proofErr w:type="spellEnd"/>
-      <w:r>
-        <w:t xml:space="preserve">, </w:t>
-      </w:r>
-      <w:proofErr w:type="spellStart"/>
-      <w:r>
-        <w:t>quando</w:t>
-      </w:r>
-      <w:proofErr w:type="spellEnd"/>
-      <w:r>
-        <w:t xml:space="preserve"> o </w:t>
-      </w:r>
-      <w:proofErr w:type="spellStart"/>
-      <w:r>
-        <w:t>histórico</w:t>
-      </w:r>
-      <w:proofErr w:type="spellEnd"/>
-      <w:r>
-        <w:t xml:space="preserve"> é </w:t>
-      </w:r>
-      <w:proofErr w:type="spellStart"/>
-      <w:r>
-        <w:t>resetado</w:t>
-      </w:r>
-      <w:proofErr w:type="spellEnd"/>
-      <w:r>
-        <w:t>.</w:t>
-      </w:r>
-    </w:p>
-    <w:p>
-      <w:pPr>
-        <w:pStyle w:val="Ttulo1"/>
-      </w:pPr>
-      <w:r>
-        <w:t xml:space="preserve">🔗 </w:t>
-      </w:r>
-      <w:proofErr w:type="spellStart"/>
-      <w:r>
-        <w:t>Versão</w:t>
-      </w:r>
-      <w:proofErr w:type="spellEnd"/>
-      <w:r>
-        <w:t xml:space="preserve"> de Testes</w:t>
-      </w:r>
-    </w:p>
-    <w:p>
-      <w:proofErr w:type="spellStart"/>
-      <w:r>
-        <w:t>Existe</w:t>
-      </w:r>
-      <w:proofErr w:type="spellEnd"/>
-      <w:r>
-        <w:t xml:space="preserve"> </w:t>
-      </w:r>
-      <w:proofErr w:type="spellStart"/>
-      <w:r>
-        <w:t>uma</w:t>
-      </w:r>
-      <w:proofErr w:type="spellEnd"/>
-      <w:r>
-        <w:t xml:space="preserve"> </w:t>
-      </w:r>
-      <w:proofErr w:type="spellStart"/>
-      <w:r>
-        <w:t>versão</w:t>
-      </w:r>
-      <w:proofErr w:type="spellEnd"/>
-      <w:r>
-        <w:t xml:space="preserve"> da </w:t>
-      </w:r>
-      <w:proofErr w:type="spellStart"/>
-      <w:r>
-        <w:t>aplicação</w:t>
-      </w:r>
-      <w:proofErr w:type="spellEnd"/>
-      <w:r>
-        <w:t xml:space="preserve"> </w:t>
-      </w:r>
-      <w:proofErr w:type="spellStart"/>
-      <w:r>
-        <w:t>disponível</w:t>
-      </w:r>
-      <w:proofErr w:type="spellEnd"/>
-      <w:r>
-        <w:t xml:space="preserve"> para testes, </w:t>
-      </w:r>
-      <w:proofErr w:type="spellStart"/>
-      <w:r>
-        <w:t>hospedada</w:t>
-      </w:r>
-      <w:proofErr w:type="spellEnd"/>
-      <w:r>
-        <w:t xml:space="preserve"> </w:t>
-      </w:r>
-      <w:proofErr w:type="spellStart"/>
-      <w:r>
-        <w:t>em</w:t>
-      </w:r>
-      <w:proofErr w:type="spellEnd"/>
-      <w:r>
-        <w:t>:</w:t>
-      </w:r>
-      <w:r>
-        <w:br/>
-      </w:r>
       <w:hyperlink r:id="rId6" w:history="1">
         <w:r>
           <w:rPr>
             <w:rStyle w:val="Hyperlink"/>
+            <w:rFonts w:ascii="Helvetica" w:hAnsi="Helvetica" w:cs="Helvetica"/>
+            <w:color w:val="3794FF"/>
+            <w:sz w:val="21"/>
+            <w:szCs w:val="21"/>
           </w:rPr>
-          <w:t>https://i2a2-grupo01-dzzbttbh7epxmxwppipqvh.streamlit.app/</w:t>
+          <w:t>Script agente_fraude_cartao.py</w:t>
+        </w:r>
+      </w:hyperlink>
+    </w:p>
+    <w:p>
+      <w:pPr>
+        <w:pStyle w:val="NormalWeb"/>
+        <w:shd w:val="clear" w:color="auto" w:fill="F5F5F5"/>
+        <w:spacing w:before="0" w:beforeAutospacing="0" w:after="240" w:afterAutospacing="0"/>
+        <w:rPr>
+          <w:rFonts w:ascii="Helvetica" w:hAnsi="Helvetica" w:cs="Helvetica"/>
+          <w:color w:val="333333"/>
+          <w:sz w:val="21"/>
+          <w:szCs w:val="21"/>
+        </w:rPr>
+      </w:pPr>
+      <w:hyperlink r:id="rId7" w:history="1">
+        <w:r>
+          <w:rPr>
+            <w:rStyle w:val="Hyperlink"/>
+            <w:rFonts w:ascii="Helvetica" w:hAnsi="Helvetica" w:cs="Helvetica"/>
+            <w:color w:val="3794FF"/>
+            <w:sz w:val="21"/>
+            <w:szCs w:val="21"/>
+          </w:rPr>
+          <w:t>Arquivo requirements.txt</w:t>
+        </w:r>
+      </w:hyperlink>
+    </w:p>
+    <w:p>
+      <w:pPr>
+        <w:pStyle w:val="NormalWeb"/>
+        <w:shd w:val="clear" w:color="auto" w:fill="F5F5F5"/>
+        <w:spacing w:before="0" w:beforeAutospacing="0" w:after="240" w:afterAutospacing="0"/>
+        <w:rPr>
+          <w:rFonts w:ascii="Helvetica" w:hAnsi="Helvetica" w:cs="Helvetica"/>
+          <w:color w:val="333333"/>
+          <w:sz w:val="21"/>
+          <w:szCs w:val="21"/>
+        </w:rPr>
+      </w:pPr>
+      <w:r>
+        <w:rPr>
+          <w:rFonts w:ascii="Helvetica" w:hAnsi="Helvetica" w:cs="Helvetica"/>
+          <w:color w:val="333333"/>
+          <w:sz w:val="21"/>
+          <w:szCs w:val="21"/>
+        </w:rPr>
+        <w:t>Crie um ambiente virtual e ative:</w:t>
+      </w:r>
+    </w:p>
+    <w:p>
+      <w:pPr>
+        <w:pStyle w:val="Pr-formataoHTML"/>
+        <w:shd w:val="clear" w:color="auto" w:fill="F5F5F5"/>
+        <w:rPr>
+          <w:rStyle w:val="CdigoHTML"/>
+          <w:rFonts w:ascii="Consolas" w:eastAsiaTheme="majorEastAsia" w:hAnsi="Consolas"/>
+          <w:color w:val="BABABA"/>
+          <w:sz w:val="18"/>
+          <w:szCs w:val="18"/>
+        </w:rPr>
+      </w:pPr>
+      <w:proofErr w:type="spellStart"/>
+      <w:r>
+        <w:rPr>
+          <w:rStyle w:val="CdigoHTML"/>
+          <w:rFonts w:ascii="Consolas" w:eastAsiaTheme="majorEastAsia" w:hAnsi="Consolas"/>
+          <w:color w:val="BABABA"/>
+          <w:sz w:val="18"/>
+          <w:szCs w:val="18"/>
+        </w:rPr>
+        <w:t>python</w:t>
+      </w:r>
+      <w:proofErr w:type="spellEnd"/>
+      <w:r>
+        <w:rPr>
+          <w:rStyle w:val="CdigoHTML"/>
+          <w:rFonts w:ascii="Consolas" w:eastAsiaTheme="majorEastAsia" w:hAnsi="Consolas"/>
+          <w:color w:val="BABABA"/>
+          <w:sz w:val="18"/>
+          <w:szCs w:val="18"/>
+        </w:rPr>
+        <w:t xml:space="preserve"> -m </w:t>
+      </w:r>
+      <w:proofErr w:type="spellStart"/>
+      <w:r>
+        <w:rPr>
+          <w:rStyle w:val="CdigoHTML"/>
+          <w:rFonts w:ascii="Consolas" w:eastAsiaTheme="majorEastAsia" w:hAnsi="Consolas"/>
+          <w:color w:val="BABABA"/>
+          <w:sz w:val="18"/>
+          <w:szCs w:val="18"/>
+        </w:rPr>
+        <w:t>venv</w:t>
+      </w:r>
+      <w:proofErr w:type="spellEnd"/>
+      <w:r>
+        <w:rPr>
+          <w:rStyle w:val="CdigoHTML"/>
+          <w:rFonts w:ascii="Consolas" w:eastAsiaTheme="majorEastAsia" w:hAnsi="Consolas"/>
+          <w:color w:val="BABABA"/>
+          <w:sz w:val="18"/>
+          <w:szCs w:val="18"/>
+        </w:rPr>
+        <w:t xml:space="preserve"> </w:t>
+      </w:r>
+      <w:proofErr w:type="spellStart"/>
+      <w:r>
+        <w:rPr>
+          <w:rStyle w:val="CdigoHTML"/>
+          <w:rFonts w:ascii="Consolas" w:eastAsiaTheme="majorEastAsia" w:hAnsi="Consolas"/>
+          <w:color w:val="BABABA"/>
+          <w:sz w:val="18"/>
+          <w:szCs w:val="18"/>
+        </w:rPr>
+        <w:t>venv</w:t>
+      </w:r>
+      <w:proofErr w:type="spellEnd"/>
+    </w:p>
+    <w:p>
+      <w:pPr>
+        <w:pStyle w:val="Pr-formataoHTML"/>
+        <w:shd w:val="clear" w:color="auto" w:fill="F5F5F5"/>
+        <w:rPr>
+          <w:rStyle w:val="CdigoHTML"/>
+          <w:rFonts w:ascii="Consolas" w:eastAsiaTheme="majorEastAsia" w:hAnsi="Consolas"/>
+          <w:color w:val="BABABA"/>
+          <w:sz w:val="18"/>
+          <w:szCs w:val="18"/>
+        </w:rPr>
+      </w:pPr>
+      <w:proofErr w:type="spellStart"/>
+      <w:r>
+        <w:rPr>
+          <w:rStyle w:val="hljs-builtin"/>
+          <w:rFonts w:ascii="Helvetica" w:eastAsiaTheme="majorEastAsia" w:hAnsi="Helvetica" w:cs="Helvetica"/>
+          <w:color w:val="E0C46C"/>
+          <w:sz w:val="18"/>
+          <w:szCs w:val="18"/>
+        </w:rPr>
+        <w:t>source</w:t>
+      </w:r>
+      <w:proofErr w:type="spellEnd"/>
+      <w:r>
+        <w:rPr>
+          <w:rStyle w:val="CdigoHTML"/>
+          <w:rFonts w:ascii="Consolas" w:eastAsiaTheme="majorEastAsia" w:hAnsi="Consolas"/>
+          <w:color w:val="BABABA"/>
+          <w:sz w:val="18"/>
+          <w:szCs w:val="18"/>
+        </w:rPr>
+        <w:t xml:space="preserve"> </w:t>
+      </w:r>
+      <w:proofErr w:type="spellStart"/>
+      <w:r>
+        <w:rPr>
+          <w:rStyle w:val="CdigoHTML"/>
+          <w:rFonts w:ascii="Consolas" w:eastAsiaTheme="majorEastAsia" w:hAnsi="Consolas"/>
+          <w:color w:val="BABABA"/>
+          <w:sz w:val="18"/>
+          <w:szCs w:val="18"/>
+        </w:rPr>
+        <w:t>venv</w:t>
+      </w:r>
+      <w:proofErr w:type="spellEnd"/>
+      <w:r>
+        <w:rPr>
+          <w:rStyle w:val="CdigoHTML"/>
+          <w:rFonts w:ascii="Consolas" w:eastAsiaTheme="majorEastAsia" w:hAnsi="Consolas"/>
+          <w:color w:val="BABABA"/>
+          <w:sz w:val="18"/>
+          <w:szCs w:val="18"/>
+        </w:rPr>
+        <w:t>/bin/</w:t>
+      </w:r>
+      <w:proofErr w:type="spellStart"/>
+      <w:r>
+        <w:rPr>
+          <w:rStyle w:val="CdigoHTML"/>
+          <w:rFonts w:ascii="Consolas" w:eastAsiaTheme="majorEastAsia" w:hAnsi="Consolas"/>
+          <w:color w:val="BABABA"/>
+          <w:sz w:val="18"/>
+          <w:szCs w:val="18"/>
+        </w:rPr>
+        <w:t>activate</w:t>
+      </w:r>
+      <w:proofErr w:type="spellEnd"/>
+      <w:r>
+        <w:rPr>
+          <w:rStyle w:val="CdigoHTML"/>
+          <w:rFonts w:ascii="Consolas" w:eastAsiaTheme="majorEastAsia" w:hAnsi="Consolas"/>
+          <w:color w:val="BABABA"/>
+          <w:sz w:val="18"/>
+          <w:szCs w:val="18"/>
+        </w:rPr>
+        <w:t xml:space="preserve">   </w:t>
+      </w:r>
+      <w:r>
+        <w:rPr>
+          <w:rStyle w:val="hljs-comment"/>
+          <w:rFonts w:ascii="Helvetica" w:hAnsi="Helvetica" w:cs="Helvetica"/>
+          <w:color w:val="7F7F7F"/>
+          <w:sz w:val="18"/>
+          <w:szCs w:val="18"/>
+        </w:rPr>
+        <w:t># Linux/Mac</w:t>
+      </w:r>
+    </w:p>
+    <w:p>
+      <w:pPr>
+        <w:pStyle w:val="Pr-formataoHTML"/>
+        <w:shd w:val="clear" w:color="auto" w:fill="F5F5F5"/>
+        <w:rPr>
+          <w:rStyle w:val="CdigoHTML"/>
+          <w:rFonts w:ascii="Consolas" w:eastAsiaTheme="majorEastAsia" w:hAnsi="Consolas"/>
+          <w:color w:val="BABABA"/>
+          <w:sz w:val="18"/>
+          <w:szCs w:val="18"/>
+        </w:rPr>
+      </w:pPr>
+      <w:proofErr w:type="spellStart"/>
+      <w:r>
+        <w:rPr>
+          <w:rStyle w:val="CdigoHTML"/>
+          <w:rFonts w:ascii="Consolas" w:eastAsiaTheme="majorEastAsia" w:hAnsi="Consolas"/>
+          <w:color w:val="BABABA"/>
+          <w:sz w:val="18"/>
+          <w:szCs w:val="18"/>
+        </w:rPr>
+        <w:lastRenderedPageBreak/>
+        <w:t>venv</w:t>
+      </w:r>
+      <w:proofErr w:type="spellEnd"/>
+      <w:r>
+        <w:rPr>
+          <w:rStyle w:val="CdigoHTML"/>
+          <w:rFonts w:ascii="Consolas" w:eastAsiaTheme="majorEastAsia" w:hAnsi="Consolas"/>
+          <w:color w:val="BABABA"/>
+          <w:sz w:val="18"/>
+          <w:szCs w:val="18"/>
+        </w:rPr>
+        <w:t>\Scripts\</w:t>
+      </w:r>
+      <w:proofErr w:type="spellStart"/>
+      <w:r>
+        <w:rPr>
+          <w:rStyle w:val="CdigoHTML"/>
+          <w:rFonts w:ascii="Consolas" w:eastAsiaTheme="majorEastAsia" w:hAnsi="Consolas"/>
+          <w:color w:val="BABABA"/>
+          <w:sz w:val="18"/>
+          <w:szCs w:val="18"/>
+        </w:rPr>
+        <w:t>activate</w:t>
+      </w:r>
+      <w:proofErr w:type="spellEnd"/>
+      <w:r>
+        <w:rPr>
+          <w:rStyle w:val="CdigoHTML"/>
+          <w:rFonts w:ascii="Consolas" w:eastAsiaTheme="majorEastAsia" w:hAnsi="Consolas"/>
+          <w:color w:val="BABABA"/>
+          <w:sz w:val="18"/>
+          <w:szCs w:val="18"/>
+        </w:rPr>
+        <w:t xml:space="preserve">      </w:t>
+      </w:r>
+      <w:r>
+        <w:rPr>
+          <w:rStyle w:val="hljs-comment"/>
+          <w:rFonts w:ascii="Helvetica" w:hAnsi="Helvetica" w:cs="Helvetica"/>
+          <w:color w:val="7F7F7F"/>
+          <w:sz w:val="18"/>
+          <w:szCs w:val="18"/>
+        </w:rPr>
+        <w:t># Windows</w:t>
+      </w:r>
+    </w:p>
+    <w:p>
+      <w:pPr>
+        <w:pStyle w:val="NormalWeb"/>
+        <w:shd w:val="clear" w:color="auto" w:fill="F5F5F5"/>
+        <w:spacing w:before="0" w:beforeAutospacing="0" w:after="240" w:afterAutospacing="0"/>
+        <w:rPr>
+          <w:rFonts w:ascii="Helvetica" w:hAnsi="Helvetica" w:cs="Helvetica"/>
+          <w:color w:val="333333"/>
+          <w:sz w:val="21"/>
+          <w:szCs w:val="21"/>
+        </w:rPr>
+      </w:pPr>
+      <w:r>
+        <w:rPr>
+          <w:rFonts w:ascii="Helvetica" w:hAnsi="Helvetica" w:cs="Helvetica"/>
+          <w:color w:val="333333"/>
+          <w:sz w:val="21"/>
+          <w:szCs w:val="21"/>
+        </w:rPr>
+        <w:t>Instale as dependências:</w:t>
+      </w:r>
+    </w:p>
+    <w:p>
+      <w:pPr>
+        <w:pStyle w:val="Pr-formataoHTML"/>
+        <w:shd w:val="clear" w:color="auto" w:fill="F5F5F5"/>
+        <w:rPr>
+          <w:rStyle w:val="CdigoHTML"/>
+          <w:rFonts w:ascii="Consolas" w:eastAsiaTheme="majorEastAsia" w:hAnsi="Consolas"/>
+          <w:color w:val="BABABA"/>
+          <w:sz w:val="18"/>
+          <w:szCs w:val="18"/>
+        </w:rPr>
+      </w:pPr>
+      <w:proofErr w:type="spellStart"/>
+      <w:r>
+        <w:rPr>
+          <w:rStyle w:val="CdigoHTML"/>
+          <w:rFonts w:ascii="Consolas" w:eastAsiaTheme="majorEastAsia" w:hAnsi="Consolas"/>
+          <w:color w:val="BABABA"/>
+          <w:sz w:val="18"/>
+          <w:szCs w:val="18"/>
+        </w:rPr>
+        <w:t>pip</w:t>
+      </w:r>
+      <w:proofErr w:type="spellEnd"/>
+      <w:r>
+        <w:rPr>
+          <w:rStyle w:val="CdigoHTML"/>
+          <w:rFonts w:ascii="Consolas" w:eastAsiaTheme="majorEastAsia" w:hAnsi="Consolas"/>
+          <w:color w:val="BABABA"/>
+          <w:sz w:val="18"/>
+          <w:szCs w:val="18"/>
+        </w:rPr>
+        <w:t xml:space="preserve"> </w:t>
+      </w:r>
+      <w:proofErr w:type="spellStart"/>
+      <w:r>
+        <w:rPr>
+          <w:rStyle w:val="CdigoHTML"/>
+          <w:rFonts w:ascii="Consolas" w:eastAsiaTheme="majorEastAsia" w:hAnsi="Consolas"/>
+          <w:color w:val="BABABA"/>
+          <w:sz w:val="18"/>
+          <w:szCs w:val="18"/>
+        </w:rPr>
+        <w:t>install</w:t>
+      </w:r>
+      <w:proofErr w:type="spellEnd"/>
+      <w:r>
+        <w:rPr>
+          <w:rStyle w:val="CdigoHTML"/>
+          <w:rFonts w:ascii="Consolas" w:eastAsiaTheme="majorEastAsia" w:hAnsi="Consolas"/>
+          <w:color w:val="BABABA"/>
+          <w:sz w:val="18"/>
+          <w:szCs w:val="18"/>
+        </w:rPr>
+        <w:t xml:space="preserve"> -r requirements.txt</w:t>
+      </w:r>
+    </w:p>
+    <w:p>
+      <w:pPr>
+        <w:pStyle w:val="Pr-formataoHTML"/>
+        <w:shd w:val="clear" w:color="auto" w:fill="F5F5F5"/>
+        <w:rPr>
+          <w:rStyle w:val="CdigoHTML"/>
+          <w:rFonts w:ascii="Consolas" w:eastAsiaTheme="majorEastAsia" w:hAnsi="Consolas"/>
+          <w:color w:val="BABABA"/>
+          <w:sz w:val="18"/>
+          <w:szCs w:val="18"/>
+        </w:rPr>
+      </w:pPr>
+    </w:p>
+    <w:p>
+      <w:pPr>
+        <w:pStyle w:val="NormalWeb"/>
+        <w:shd w:val="clear" w:color="auto" w:fill="F5F5F5"/>
+        <w:spacing w:before="0" w:beforeAutospacing="0" w:after="0" w:afterAutospacing="0"/>
+        <w:rPr>
+          <w:rFonts w:ascii="Helvetica" w:hAnsi="Helvetica" w:cs="Helvetica"/>
+          <w:color w:val="333333"/>
+          <w:sz w:val="21"/>
+          <w:szCs w:val="21"/>
+        </w:rPr>
+      </w:pPr>
+      <w:r>
+        <w:rPr>
+          <w:rFonts w:ascii="Helvetica" w:hAnsi="Helvetica" w:cs="Helvetica"/>
+          <w:color w:val="333333"/>
+          <w:sz w:val="21"/>
+          <w:szCs w:val="21"/>
+        </w:rPr>
+        <w:t xml:space="preserve">Crie o </w:t>
+      </w:r>
+      <w:proofErr w:type="gramStart"/>
+      <w:r>
+        <w:rPr>
+          <w:rFonts w:ascii="Helvetica" w:hAnsi="Helvetica" w:cs="Helvetica"/>
+          <w:color w:val="333333"/>
+          <w:sz w:val="21"/>
+          <w:szCs w:val="21"/>
+        </w:rPr>
+        <w:t>arquivo </w:t>
+      </w:r>
+      <w:r>
+        <w:rPr>
+          <w:rStyle w:val="CdigoHTML"/>
+          <w:rFonts w:ascii="Consolas" w:eastAsiaTheme="majorEastAsia" w:hAnsi="Consolas"/>
+          <w:color w:val="333333"/>
+          <w:sz w:val="18"/>
+          <w:szCs w:val="18"/>
+        </w:rPr>
+        <w:t>.</w:t>
+      </w:r>
+      <w:proofErr w:type="spellStart"/>
+      <w:r>
+        <w:rPr>
+          <w:rStyle w:val="CdigoHTML"/>
+          <w:rFonts w:ascii="Consolas" w:eastAsiaTheme="majorEastAsia" w:hAnsi="Consolas"/>
+          <w:color w:val="333333"/>
+          <w:sz w:val="18"/>
+          <w:szCs w:val="18"/>
+        </w:rPr>
+        <w:t>env</w:t>
+      </w:r>
+      <w:proofErr w:type="spellEnd"/>
+      <w:proofErr w:type="gramEnd"/>
+      <w:r>
+        <w:rPr>
+          <w:rFonts w:ascii="Helvetica" w:hAnsi="Helvetica" w:cs="Helvetica"/>
+          <w:color w:val="333333"/>
+          <w:sz w:val="21"/>
+          <w:szCs w:val="21"/>
+        </w:rPr>
+        <w:t> com sua chave de API:</w:t>
+      </w:r>
+    </w:p>
+    <w:p>
+      <w:pPr>
+        <w:pStyle w:val="Pr-formataoHTML"/>
+        <w:shd w:val="clear" w:color="auto" w:fill="F5F5F5"/>
+        <w:rPr>
+          <w:rStyle w:val="hljs-string"/>
+          <w:rFonts w:ascii="Helvetica" w:hAnsi="Helvetica" w:cs="Helvetica"/>
+          <w:color w:val="6A8759"/>
+          <w:sz w:val="18"/>
+          <w:szCs w:val="18"/>
+        </w:rPr>
+      </w:pPr>
+      <w:r>
+        <w:rPr>
+          <w:rStyle w:val="hljs-attr"/>
+          <w:rFonts w:ascii="Helvetica" w:eastAsiaTheme="majorEastAsia" w:hAnsi="Helvetica" w:cs="Helvetica"/>
+          <w:color w:val="BABABA"/>
+          <w:sz w:val="18"/>
+          <w:szCs w:val="18"/>
+        </w:rPr>
+        <w:t>API_KEY</w:t>
+      </w:r>
+      <w:r>
+        <w:rPr>
+          <w:rStyle w:val="CdigoHTML"/>
+          <w:rFonts w:ascii="Consolas" w:eastAsiaTheme="majorEastAsia" w:hAnsi="Consolas"/>
+          <w:color w:val="BABABA"/>
+          <w:sz w:val="18"/>
+          <w:szCs w:val="18"/>
+        </w:rPr>
+        <w:t>=</w:t>
+      </w:r>
+      <w:r>
+        <w:rPr>
+          <w:rStyle w:val="hljs-string"/>
+          <w:rFonts w:ascii="Helvetica" w:hAnsi="Helvetica" w:cs="Helvetica"/>
+          <w:color w:val="6A8759"/>
+          <w:sz w:val="18"/>
+          <w:szCs w:val="18"/>
+        </w:rPr>
+        <w:t>"</w:t>
+      </w:r>
+      <w:proofErr w:type="spellStart"/>
+      <w:r>
+        <w:rPr>
+          <w:rStyle w:val="hljs-string"/>
+          <w:rFonts w:ascii="Helvetica" w:hAnsi="Helvetica" w:cs="Helvetica"/>
+          <w:color w:val="6A8759"/>
+          <w:sz w:val="18"/>
+          <w:szCs w:val="18"/>
+        </w:rPr>
+        <w:t>sua_chave_aqui</w:t>
+      </w:r>
+      <w:proofErr w:type="spellEnd"/>
+      <w:r>
+        <w:rPr>
+          <w:rStyle w:val="hljs-string"/>
+          <w:rFonts w:ascii="Helvetica" w:hAnsi="Helvetica" w:cs="Helvetica"/>
+          <w:color w:val="6A8759"/>
+          <w:sz w:val="18"/>
+          <w:szCs w:val="18"/>
+        </w:rPr>
+        <w:t>"</w:t>
+      </w:r>
+    </w:p>
+    <w:p>
+      <w:pPr>
+        <w:pStyle w:val="Pr-formataoHTML"/>
+        <w:shd w:val="clear" w:color="auto" w:fill="F5F5F5"/>
+        <w:rPr>
+          <w:rStyle w:val="CdigoHTML"/>
+          <w:rFonts w:ascii="Consolas" w:eastAsiaTheme="majorEastAsia" w:hAnsi="Consolas"/>
+          <w:color w:val="BABABA"/>
+          <w:sz w:val="18"/>
+          <w:szCs w:val="18"/>
+        </w:rPr>
+      </w:pPr>
+    </w:p>
+    <w:p>
+      <w:pPr>
+        <w:pStyle w:val="NormalWeb"/>
+        <w:shd w:val="clear" w:color="auto" w:fill="F5F5F5"/>
+        <w:spacing w:before="0" w:beforeAutospacing="0" w:after="240" w:afterAutospacing="0"/>
+        <w:rPr>
+          <w:rFonts w:ascii="Helvetica" w:hAnsi="Helvetica" w:cs="Helvetica"/>
+          <w:color w:val="333333"/>
+          <w:sz w:val="21"/>
+          <w:szCs w:val="21"/>
+        </w:rPr>
+      </w:pPr>
+      <w:r>
+        <w:rPr>
+          <w:rFonts w:ascii="Helvetica" w:hAnsi="Helvetica" w:cs="Helvetica"/>
+          <w:color w:val="333333"/>
+          <w:sz w:val="21"/>
+          <w:szCs w:val="21"/>
+        </w:rPr>
+        <w:t>Rode a aplicação:</w:t>
+      </w:r>
+    </w:p>
+    <w:p>
+      <w:pPr>
+        <w:pStyle w:val="Pr-formataoHTML"/>
+        <w:shd w:val="clear" w:color="auto" w:fill="F5F5F5"/>
+        <w:rPr>
+          <w:rStyle w:val="CdigoHTML"/>
+          <w:rFonts w:ascii="Consolas" w:eastAsiaTheme="majorEastAsia" w:hAnsi="Consolas"/>
+          <w:color w:val="BABABA"/>
+          <w:sz w:val="18"/>
+          <w:szCs w:val="18"/>
+        </w:rPr>
+      </w:pPr>
+      <w:proofErr w:type="spellStart"/>
+      <w:r>
+        <w:rPr>
+          <w:rStyle w:val="CdigoHTML"/>
+          <w:rFonts w:ascii="Consolas" w:eastAsiaTheme="majorEastAsia" w:hAnsi="Consolas"/>
+          <w:color w:val="BABABA"/>
+          <w:sz w:val="18"/>
+          <w:szCs w:val="18"/>
+        </w:rPr>
+        <w:t>streamlit</w:t>
+      </w:r>
+      <w:proofErr w:type="spellEnd"/>
+      <w:r>
+        <w:rPr>
+          <w:rStyle w:val="CdigoHTML"/>
+          <w:rFonts w:ascii="Consolas" w:eastAsiaTheme="majorEastAsia" w:hAnsi="Consolas"/>
+          <w:color w:val="BABABA"/>
+          <w:sz w:val="18"/>
+          <w:szCs w:val="18"/>
+        </w:rPr>
+        <w:t xml:space="preserve"> </w:t>
+      </w:r>
+      <w:proofErr w:type="spellStart"/>
+      <w:r>
+        <w:rPr>
+          <w:rStyle w:val="CdigoHTML"/>
+          <w:rFonts w:ascii="Consolas" w:eastAsiaTheme="majorEastAsia" w:hAnsi="Consolas"/>
+          <w:color w:val="BABABA"/>
+          <w:sz w:val="18"/>
+          <w:szCs w:val="18"/>
+        </w:rPr>
+        <w:t>run</w:t>
+      </w:r>
+      <w:proofErr w:type="spellEnd"/>
+      <w:r>
+        <w:rPr>
+          <w:rStyle w:val="CdigoHTML"/>
+          <w:rFonts w:ascii="Consolas" w:eastAsiaTheme="majorEastAsia" w:hAnsi="Consolas"/>
+          <w:color w:val="BABABA"/>
+          <w:sz w:val="18"/>
+          <w:szCs w:val="18"/>
+        </w:rPr>
+        <w:t xml:space="preserve"> agente_fraudecredito.py</w:t>
+      </w:r>
+    </w:p>
+    <w:p>
+      <w:pPr>
+        <w:pStyle w:val="Pr-formataoHTML"/>
+        <w:shd w:val="clear" w:color="auto" w:fill="F5F5F5"/>
+        <w:rPr>
+          <w:rStyle w:val="CdigoHTML"/>
+          <w:rFonts w:ascii="Consolas" w:eastAsiaTheme="majorEastAsia" w:hAnsi="Consolas"/>
+          <w:color w:val="BABABA"/>
+          <w:sz w:val="18"/>
+          <w:szCs w:val="18"/>
+        </w:rPr>
+      </w:pPr>
+    </w:p>
+    <w:p>
+      <w:pPr>
+        <w:pStyle w:val="NormalWeb"/>
+        <w:shd w:val="clear" w:color="auto" w:fill="F5F5F5"/>
+        <w:spacing w:before="0" w:beforeAutospacing="0" w:after="240" w:afterAutospacing="0"/>
+        <w:rPr>
+          <w:rFonts w:ascii="Helvetica" w:hAnsi="Helvetica" w:cs="Helvetica"/>
+          <w:color w:val="333333"/>
+          <w:sz w:val="21"/>
+          <w:szCs w:val="21"/>
+        </w:rPr>
+      </w:pPr>
+      <w:r>
+        <w:rPr>
+          <w:rFonts w:ascii="Helvetica" w:hAnsi="Helvetica" w:cs="Helvetica"/>
+          <w:color w:val="333333"/>
+          <w:sz w:val="21"/>
+          <w:szCs w:val="21"/>
+        </w:rPr>
+        <w:t>Arquivo com os dados para a análise -&gt; </w:t>
+      </w:r>
+      <w:hyperlink r:id="rId8" w:history="1">
+        <w:r>
+          <w:rPr>
+            <w:rStyle w:val="Hyperlink"/>
+            <w:rFonts w:ascii="Helvetica" w:hAnsi="Helvetica" w:cs="Helvetica"/>
+            <w:color w:val="3794FF"/>
+            <w:sz w:val="21"/>
+            <w:szCs w:val="21"/>
+          </w:rPr>
+          <w:t>creditcard.zip</w:t>
         </w:r>
       </w:hyperlink>
     </w:p>
@@ -4529,11 +4276,400 @@
         <w:pStyle w:val="Ttulo1"/>
       </w:pPr>
       <w:r>
-        <w:t xml:space="preserve">📑 </w:t>
-      </w:r>
-      <w:proofErr w:type="spellStart"/>
-      <w:r>
-        <w:t>Evidências</w:t>
+        <w:rPr>
+          <w:rFonts w:ascii="Segoe UI Emoji" w:hAnsi="Segoe UI Emoji" w:cs="Segoe UI Emoji"/>
+        </w:rPr>
+        <w:t>🖥</w:t>
+      </w:r>
+      <w:r>
+        <w:t xml:space="preserve">️ </w:t>
+      </w:r>
+      <w:proofErr w:type="spellStart"/>
+      <w:r>
+        <w:t>Manipulação</w:t>
+      </w:r>
+      <w:proofErr w:type="spellEnd"/>
+      <w:r>
+        <w:t xml:space="preserve"> da Interface </w:t>
+      </w:r>
+      <w:proofErr w:type="spellStart"/>
+      <w:r>
+        <w:t>Gráfica</w:t>
+      </w:r>
+      <w:proofErr w:type="spellEnd"/>
+    </w:p>
+    <w:p>
+      <w:pPr>
+        <w:spacing w:after="0" w:line="240" w:lineRule="auto"/>
+        <w:rPr>
+          <w:b/>
+          <w:bCs/>
+        </w:rPr>
+      </w:pPr>
+      <w:proofErr w:type="gramStart"/>
+      <w:r>
+        <w:rPr>
+          <w:b/>
+          <w:bCs/>
+        </w:rPr>
+        <w:t>A</w:t>
+      </w:r>
+      <w:proofErr w:type="gramEnd"/>
+      <w:r>
+        <w:rPr>
+          <w:b/>
+          <w:bCs/>
+        </w:rPr>
+        <w:t xml:space="preserve"> interface </w:t>
+      </w:r>
+      <w:proofErr w:type="spellStart"/>
+      <w:r>
+        <w:rPr>
+          <w:b/>
+          <w:bCs/>
+        </w:rPr>
+        <w:t>gráfica</w:t>
+      </w:r>
+      <w:proofErr w:type="spellEnd"/>
+      <w:r>
+        <w:rPr>
+          <w:b/>
+          <w:bCs/>
+        </w:rPr>
+        <w:t xml:space="preserve"> </w:t>
+      </w:r>
+      <w:proofErr w:type="spellStart"/>
+      <w:r>
+        <w:rPr>
+          <w:b/>
+          <w:bCs/>
+        </w:rPr>
+        <w:t>foi</w:t>
+      </w:r>
+      <w:proofErr w:type="spellEnd"/>
+      <w:r>
+        <w:rPr>
+          <w:b/>
+          <w:bCs/>
+        </w:rPr>
+        <w:t xml:space="preserve"> </w:t>
+      </w:r>
+      <w:proofErr w:type="spellStart"/>
+      <w:r>
+        <w:rPr>
+          <w:b/>
+          <w:bCs/>
+        </w:rPr>
+        <w:t>desenvolvida</w:t>
+      </w:r>
+      <w:proofErr w:type="spellEnd"/>
+      <w:r>
+        <w:rPr>
+          <w:b/>
+          <w:bCs/>
+        </w:rPr>
+        <w:t xml:space="preserve"> </w:t>
+      </w:r>
+      <w:proofErr w:type="spellStart"/>
+      <w:r>
+        <w:rPr>
+          <w:b/>
+          <w:bCs/>
+        </w:rPr>
+        <w:t>em</w:t>
+      </w:r>
+      <w:proofErr w:type="spellEnd"/>
+      <w:r>
+        <w:rPr>
+          <w:b/>
+          <w:bCs/>
+        </w:rPr>
+        <w:t xml:space="preserve"> </w:t>
+      </w:r>
+      <w:proofErr w:type="spellStart"/>
+      <w:r>
+        <w:rPr>
+          <w:b/>
+          <w:bCs/>
+        </w:rPr>
+        <w:t>Streamlit</w:t>
+      </w:r>
+      <w:proofErr w:type="spellEnd"/>
+      <w:r>
+        <w:rPr>
+          <w:b/>
+          <w:bCs/>
+        </w:rPr>
+        <w:t xml:space="preserve"> e </w:t>
+      </w:r>
+      <w:proofErr w:type="spellStart"/>
+      <w:r>
+        <w:rPr>
+          <w:b/>
+          <w:bCs/>
+        </w:rPr>
+        <w:t>permite</w:t>
+      </w:r>
+      <w:proofErr w:type="spellEnd"/>
+      <w:r>
+        <w:rPr>
+          <w:b/>
+          <w:bCs/>
+        </w:rPr>
+        <w:t xml:space="preserve"> </w:t>
+      </w:r>
+      <w:proofErr w:type="spellStart"/>
+      <w:r>
+        <w:rPr>
+          <w:b/>
+          <w:bCs/>
+        </w:rPr>
+        <w:t>ao</w:t>
+      </w:r>
+      <w:proofErr w:type="spellEnd"/>
+      <w:r>
+        <w:rPr>
+          <w:b/>
+          <w:bCs/>
+        </w:rPr>
+        <w:t xml:space="preserve"> </w:t>
+      </w:r>
+      <w:proofErr w:type="spellStart"/>
+      <w:r>
+        <w:rPr>
+          <w:b/>
+          <w:bCs/>
+        </w:rPr>
+        <w:t>usuário</w:t>
+      </w:r>
+      <w:proofErr w:type="spellEnd"/>
+      <w:r>
+        <w:rPr>
+          <w:b/>
+          <w:bCs/>
+        </w:rPr>
+        <w:t>:</w:t>
+      </w:r>
+    </w:p>
+    <w:p>
+      <w:pPr>
+        <w:spacing w:after="0" w:line="360" w:lineRule="auto"/>
+      </w:pPr>
+      <w:r>
+        <w:br/>
+        <w:t xml:space="preserve">- Fazer upload de </w:t>
+      </w:r>
+      <w:proofErr w:type="spellStart"/>
+      <w:r>
+        <w:t>arquivos</w:t>
+      </w:r>
+      <w:proofErr w:type="spellEnd"/>
+      <w:r>
+        <w:t xml:space="preserve"> CSV.</w:t>
+      </w:r>
+      <w:r>
+        <w:br/>
+        <w:t xml:space="preserve">- </w:t>
+      </w:r>
+      <w:proofErr w:type="spellStart"/>
+      <w:r>
+        <w:t>Selecionar</w:t>
+      </w:r>
+      <w:proofErr w:type="spellEnd"/>
+      <w:r>
+        <w:t xml:space="preserve"> </w:t>
+      </w:r>
+      <w:proofErr w:type="spellStart"/>
+      <w:r>
+        <w:t>perguntas</w:t>
+      </w:r>
+      <w:proofErr w:type="spellEnd"/>
+      <w:r>
+        <w:t xml:space="preserve"> de </w:t>
+      </w:r>
+      <w:proofErr w:type="spellStart"/>
+      <w:r>
+        <w:t>análise</w:t>
+      </w:r>
+      <w:proofErr w:type="spellEnd"/>
+      <w:r>
+        <w:t xml:space="preserve"> </w:t>
+      </w:r>
+      <w:proofErr w:type="spellStart"/>
+      <w:r>
+        <w:t>em</w:t>
+      </w:r>
+      <w:proofErr w:type="spellEnd"/>
+      <w:r>
+        <w:t xml:space="preserve"> menus </w:t>
+      </w:r>
+      <w:proofErr w:type="spellStart"/>
+      <w:r>
+        <w:t>suspensos</w:t>
+      </w:r>
+      <w:proofErr w:type="spellEnd"/>
+      <w:r>
+        <w:t>.</w:t>
+      </w:r>
+      <w:r>
+        <w:br/>
+        <w:t xml:space="preserve">- </w:t>
+      </w:r>
+      <w:proofErr w:type="spellStart"/>
+      <w:r>
+        <w:t>Consultar</w:t>
+      </w:r>
+      <w:proofErr w:type="spellEnd"/>
+      <w:r>
+        <w:t xml:space="preserve"> </w:t>
+      </w:r>
+      <w:proofErr w:type="spellStart"/>
+      <w:r>
+        <w:t>respostas</w:t>
+      </w:r>
+      <w:proofErr w:type="spellEnd"/>
+      <w:r>
+        <w:t xml:space="preserve"> com </w:t>
+      </w:r>
+      <w:proofErr w:type="spellStart"/>
+      <w:r>
+        <w:t>gráficos</w:t>
+      </w:r>
+      <w:proofErr w:type="spellEnd"/>
+      <w:r>
+        <w:t xml:space="preserve"> e </w:t>
+      </w:r>
+      <w:proofErr w:type="spellStart"/>
+      <w:r>
+        <w:t>tabelas</w:t>
+      </w:r>
+      <w:proofErr w:type="spellEnd"/>
+      <w:r>
+        <w:t>.</w:t>
+      </w:r>
+      <w:r>
+        <w:br/>
+        <w:t xml:space="preserve">- </w:t>
+      </w:r>
+      <w:proofErr w:type="spellStart"/>
+      <w:r>
+        <w:t>Visualizar</w:t>
+      </w:r>
+      <w:proofErr w:type="spellEnd"/>
+      <w:r>
+        <w:t xml:space="preserve"> </w:t>
+      </w:r>
+      <w:proofErr w:type="spellStart"/>
+      <w:r>
+        <w:t>conclusões</w:t>
+      </w:r>
+      <w:proofErr w:type="spellEnd"/>
+      <w:r>
+        <w:t xml:space="preserve"> </w:t>
+      </w:r>
+      <w:proofErr w:type="spellStart"/>
+      <w:r>
+        <w:t>gerais</w:t>
+      </w:r>
+      <w:proofErr w:type="spellEnd"/>
+      <w:r>
+        <w:t>.</w:t>
+      </w:r>
+      <w:r>
+        <w:br/>
+        <w:t xml:space="preserve">- </w:t>
+      </w:r>
+      <w:proofErr w:type="spellStart"/>
+      <w:r>
+        <w:t>Explorar</w:t>
+      </w:r>
+      <w:proofErr w:type="spellEnd"/>
+      <w:r>
+        <w:t xml:space="preserve"> </w:t>
+      </w:r>
+      <w:proofErr w:type="spellStart"/>
+      <w:r>
+        <w:t>os</w:t>
+      </w:r>
+      <w:proofErr w:type="spellEnd"/>
+      <w:r>
+        <w:t xml:space="preserve"> </w:t>
+      </w:r>
+      <w:proofErr w:type="spellStart"/>
+      <w:r>
+        <w:t>resultados</w:t>
+      </w:r>
+      <w:proofErr w:type="spellEnd"/>
+      <w:r>
+        <w:t xml:space="preserve"> </w:t>
+      </w:r>
+      <w:proofErr w:type="spellStart"/>
+      <w:r>
+        <w:t>em</w:t>
+      </w:r>
+      <w:proofErr w:type="spellEnd"/>
+      <w:r>
+        <w:t xml:space="preserve"> </w:t>
+      </w:r>
+      <w:proofErr w:type="spellStart"/>
+      <w:r>
+        <w:t>componentes</w:t>
+      </w:r>
+      <w:proofErr w:type="spellEnd"/>
+      <w:r>
+        <w:t xml:space="preserve"> HTML </w:t>
+      </w:r>
+      <w:proofErr w:type="spellStart"/>
+      <w:r>
+        <w:t>renderizados</w:t>
+      </w:r>
+      <w:proofErr w:type="spellEnd"/>
+      <w:r>
+        <w:t xml:space="preserve"> </w:t>
+      </w:r>
+      <w:proofErr w:type="spellStart"/>
+      <w:r>
+        <w:t>na</w:t>
+      </w:r>
+      <w:proofErr w:type="spellEnd"/>
+      <w:r>
+        <w:t xml:space="preserve"> </w:t>
+      </w:r>
+      <w:proofErr w:type="spellStart"/>
+      <w:r>
+        <w:t>própria</w:t>
+      </w:r>
+      <w:proofErr w:type="spellEnd"/>
+      <w:r>
+        <w:t xml:space="preserve"> </w:t>
+      </w:r>
+      <w:proofErr w:type="spellStart"/>
+      <w:r>
+        <w:t>tela</w:t>
+      </w:r>
+      <w:proofErr w:type="spellEnd"/>
+      <w:r>
+        <w:t>.</w:t>
+      </w:r>
+    </w:p>
+    <w:p>
+      <w:pPr>
+        <w:pStyle w:val="Ttulo1"/>
+      </w:pPr>
+      <w:r>
+        <w:t xml:space="preserve">💾 </w:t>
+      </w:r>
+      <w:proofErr w:type="spellStart"/>
+      <w:r>
+        <w:t>Mecanismo</w:t>
+      </w:r>
+      <w:proofErr w:type="spellEnd"/>
+      <w:r>
+        <w:t xml:space="preserve"> de </w:t>
+      </w:r>
+      <w:proofErr w:type="spellStart"/>
+      <w:r>
+        <w:t>Memória</w:t>
       </w:r>
       <w:proofErr w:type="spellEnd"/>
     </w:p>
@@ -4541,6 +4677,346 @@
       <w:pPr>
         <w:ind w:firstLine="720"/>
       </w:pPr>
+      <w:r>
+        <w:t xml:space="preserve">O </w:t>
+      </w:r>
+      <w:proofErr w:type="spellStart"/>
+      <w:r>
+        <w:t>sistema</w:t>
+      </w:r>
+      <w:proofErr w:type="spellEnd"/>
+      <w:r>
+        <w:t xml:space="preserve"> </w:t>
+      </w:r>
+      <w:proofErr w:type="spellStart"/>
+      <w:r>
+        <w:t>utiliza</w:t>
+      </w:r>
+      <w:proofErr w:type="spellEnd"/>
+      <w:r>
+        <w:t xml:space="preserve"> o </w:t>
+      </w:r>
+      <w:proofErr w:type="spellStart"/>
+      <w:r>
+        <w:t>mecanismo</w:t>
+      </w:r>
+      <w:proofErr w:type="spellEnd"/>
+      <w:r>
+        <w:t xml:space="preserve"> de `</w:t>
+      </w:r>
+      <w:proofErr w:type="spellStart"/>
+      <w:r>
+        <w:t>session_state</w:t>
+      </w:r>
+      <w:proofErr w:type="spellEnd"/>
+      <w:r>
+        <w:t xml:space="preserve">` do </w:t>
+      </w:r>
+      <w:proofErr w:type="spellStart"/>
+      <w:r>
+        <w:t>Streamlit</w:t>
+      </w:r>
+      <w:proofErr w:type="spellEnd"/>
+      <w:r>
+        <w:t xml:space="preserve"> para </w:t>
+      </w:r>
+      <w:proofErr w:type="spellStart"/>
+      <w:r>
+        <w:t>manter</w:t>
+      </w:r>
+      <w:proofErr w:type="spellEnd"/>
+      <w:r>
+        <w:t xml:space="preserve"> o </w:t>
+      </w:r>
+      <w:proofErr w:type="spellStart"/>
+      <w:r>
+        <w:t>histórico</w:t>
+      </w:r>
+      <w:proofErr w:type="spellEnd"/>
+      <w:r>
+        <w:t xml:space="preserve"> de </w:t>
+      </w:r>
+      <w:proofErr w:type="spellStart"/>
+      <w:r>
+        <w:t>conclusões</w:t>
+      </w:r>
+      <w:proofErr w:type="spellEnd"/>
+      <w:r>
+        <w:t xml:space="preserve"> e </w:t>
+      </w:r>
+      <w:proofErr w:type="spellStart"/>
+      <w:r>
+        <w:t>perguntas</w:t>
+      </w:r>
+      <w:proofErr w:type="spellEnd"/>
+      <w:r>
+        <w:t xml:space="preserve"> </w:t>
+      </w:r>
+      <w:proofErr w:type="spellStart"/>
+      <w:r>
+        <w:t>já</w:t>
+      </w:r>
+      <w:proofErr w:type="spellEnd"/>
+      <w:r>
+        <w:t xml:space="preserve"> </w:t>
+      </w:r>
+      <w:proofErr w:type="spellStart"/>
+      <w:r>
+        <w:t>respondidas</w:t>
+      </w:r>
+      <w:proofErr w:type="spellEnd"/>
+      <w:r>
+        <w:t xml:space="preserve">. </w:t>
+      </w:r>
+      <w:proofErr w:type="spellStart"/>
+      <w:r>
+        <w:t>Isso</w:t>
+      </w:r>
+      <w:proofErr w:type="spellEnd"/>
+      <w:r>
+        <w:t xml:space="preserve"> </w:t>
+      </w:r>
+      <w:proofErr w:type="spellStart"/>
+      <w:r>
+        <w:t>garante</w:t>
+      </w:r>
+      <w:proofErr w:type="spellEnd"/>
+      <w:r>
+        <w:t xml:space="preserve"> que, </w:t>
+      </w:r>
+      <w:proofErr w:type="spellStart"/>
+      <w:r>
+        <w:t>mesmo</w:t>
+      </w:r>
+      <w:proofErr w:type="spellEnd"/>
+      <w:r>
+        <w:t xml:space="preserve"> </w:t>
+      </w:r>
+      <w:proofErr w:type="spellStart"/>
+      <w:r>
+        <w:t>após</w:t>
+      </w:r>
+      <w:proofErr w:type="spellEnd"/>
+      <w:r>
+        <w:t xml:space="preserve"> </w:t>
+      </w:r>
+      <w:proofErr w:type="spellStart"/>
+      <w:r>
+        <w:t>múltiplas</w:t>
+      </w:r>
+      <w:proofErr w:type="spellEnd"/>
+      <w:r>
+        <w:t xml:space="preserve"> </w:t>
+      </w:r>
+      <w:proofErr w:type="spellStart"/>
+      <w:r>
+        <w:t>interações</w:t>
+      </w:r>
+      <w:proofErr w:type="spellEnd"/>
+      <w:r>
+        <w:t xml:space="preserve">, </w:t>
+      </w:r>
+      <w:proofErr w:type="spellStart"/>
+      <w:r>
+        <w:t>os</w:t>
+      </w:r>
+      <w:proofErr w:type="spellEnd"/>
+      <w:r>
+        <w:t xml:space="preserve"> </w:t>
+      </w:r>
+      <w:proofErr w:type="spellStart"/>
+      <w:r>
+        <w:t>resultados</w:t>
+      </w:r>
+      <w:proofErr w:type="spellEnd"/>
+      <w:r>
+        <w:t xml:space="preserve"> </w:t>
+      </w:r>
+      <w:proofErr w:type="spellStart"/>
+      <w:r>
+        <w:t>anteriores</w:t>
+      </w:r>
+      <w:proofErr w:type="spellEnd"/>
+      <w:r>
+        <w:t xml:space="preserve"> </w:t>
+      </w:r>
+      <w:proofErr w:type="spellStart"/>
+      <w:r>
+        <w:t>continuem</w:t>
+      </w:r>
+      <w:proofErr w:type="spellEnd"/>
+      <w:r>
+        <w:t xml:space="preserve"> </w:t>
+      </w:r>
+      <w:proofErr w:type="spellStart"/>
+      <w:r>
+        <w:t>acessíveis</w:t>
+      </w:r>
+      <w:proofErr w:type="spellEnd"/>
+      <w:r>
+        <w:t xml:space="preserve"> </w:t>
+      </w:r>
+      <w:proofErr w:type="spellStart"/>
+      <w:r>
+        <w:t>até</w:t>
+      </w:r>
+      <w:proofErr w:type="spellEnd"/>
+      <w:r>
+        <w:t xml:space="preserve"> </w:t>
+      </w:r>
+      <w:proofErr w:type="gramStart"/>
+      <w:r>
+        <w:t>a</w:t>
+      </w:r>
+      <w:proofErr w:type="gramEnd"/>
+      <w:r>
+        <w:t xml:space="preserve"> </w:t>
+      </w:r>
+      <w:proofErr w:type="spellStart"/>
+      <w:r>
+        <w:t>execução</w:t>
+      </w:r>
+      <w:proofErr w:type="spellEnd"/>
+      <w:r>
+        <w:t xml:space="preserve"> da </w:t>
+      </w:r>
+      <w:proofErr w:type="spellStart"/>
+      <w:r>
+        <w:t>conclusão</w:t>
+      </w:r>
+      <w:proofErr w:type="spellEnd"/>
+      <w:r>
+        <w:t xml:space="preserve"> </w:t>
+      </w:r>
+      <w:proofErr w:type="spellStart"/>
+      <w:r>
+        <w:t>geral</w:t>
+      </w:r>
+      <w:proofErr w:type="spellEnd"/>
+      <w:r>
+        <w:t xml:space="preserve">, </w:t>
+      </w:r>
+      <w:proofErr w:type="spellStart"/>
+      <w:r>
+        <w:t>quando</w:t>
+      </w:r>
+      <w:proofErr w:type="spellEnd"/>
+      <w:r>
+        <w:t xml:space="preserve"> o </w:t>
+      </w:r>
+      <w:proofErr w:type="spellStart"/>
+      <w:r>
+        <w:t>histórico</w:t>
+      </w:r>
+      <w:proofErr w:type="spellEnd"/>
+      <w:r>
+        <w:t xml:space="preserve"> é </w:t>
+      </w:r>
+      <w:proofErr w:type="spellStart"/>
+      <w:r>
+        <w:t>resetado</w:t>
+      </w:r>
+      <w:proofErr w:type="spellEnd"/>
+      <w:r>
+        <w:t>.</w:t>
+      </w:r>
+    </w:p>
+    <w:p>
+      <w:pPr>
+        <w:pStyle w:val="Ttulo1"/>
+      </w:pPr>
+      <w:r>
+        <w:t xml:space="preserve">🔗 </w:t>
+      </w:r>
+      <w:proofErr w:type="spellStart"/>
+      <w:r>
+        <w:t>Versão</w:t>
+      </w:r>
+      <w:proofErr w:type="spellEnd"/>
+      <w:r>
+        <w:t xml:space="preserve"> de Testes</w:t>
+      </w:r>
+    </w:p>
+    <w:p>
+      <w:pPr>
+        <w:spacing w:after="0" w:line="360" w:lineRule="auto"/>
+      </w:pPr>
+      <w:proofErr w:type="spellStart"/>
+      <w:r>
+        <w:t>Existe</w:t>
+      </w:r>
+      <w:proofErr w:type="spellEnd"/>
+      <w:r>
+        <w:t xml:space="preserve"> </w:t>
+      </w:r>
+      <w:proofErr w:type="spellStart"/>
+      <w:r>
+        <w:t>uma</w:t>
+      </w:r>
+      <w:proofErr w:type="spellEnd"/>
+      <w:r>
+        <w:t xml:space="preserve"> </w:t>
+      </w:r>
+      <w:proofErr w:type="spellStart"/>
+      <w:r>
+        <w:t>versão</w:t>
+      </w:r>
+      <w:proofErr w:type="spellEnd"/>
+      <w:r>
+        <w:t xml:space="preserve"> da </w:t>
+      </w:r>
+      <w:proofErr w:type="spellStart"/>
+      <w:r>
+        <w:t>aplicação</w:t>
+      </w:r>
+      <w:proofErr w:type="spellEnd"/>
+      <w:r>
+        <w:t xml:space="preserve"> </w:t>
+      </w:r>
+      <w:proofErr w:type="spellStart"/>
+      <w:r>
+        <w:t>disponível</w:t>
+      </w:r>
+      <w:proofErr w:type="spellEnd"/>
+      <w:r>
+        <w:t xml:space="preserve"> para testes, </w:t>
+      </w:r>
+      <w:proofErr w:type="spellStart"/>
+      <w:r>
+        <w:t>hospedada</w:t>
+      </w:r>
+      <w:proofErr w:type="spellEnd"/>
+      <w:r>
+        <w:t xml:space="preserve"> </w:t>
+      </w:r>
+      <w:proofErr w:type="spellStart"/>
+      <w:r>
+        <w:t>em</w:t>
+      </w:r>
+      <w:proofErr w:type="spellEnd"/>
+      <w:r>
+        <w:t>:</w:t>
+      </w:r>
+      <w:r>
+        <w:br/>
+      </w:r>
+      <w:hyperlink r:id="rId9" w:history="1">
+        <w:r>
+          <w:rPr>
+            <w:rStyle w:val="Hyperlink"/>
+            <w:rFonts w:ascii="Helvetica" w:hAnsi="Helvetica" w:cs="Helvetica"/>
+            <w:color w:val="3794FF"/>
+            <w:sz w:val="21"/>
+            <w:szCs w:val="21"/>
+          </w:rPr>
+          <w:t>https://agente-fraude-cartao-credito.streamlit.app/</w:t>
+        </w:r>
+      </w:hyperlink>
+    </w:p>
+    <w:p>
+      <w:pPr>
+        <w:ind w:firstLine="720"/>
+      </w:pPr>
       <w:proofErr w:type="spellStart"/>
       <w:r>
         <w:t>Esta</w:t>
@@ -4637,6 +5113,21 @@
       <w:r>
         <w:t>.</w:t>
       </w:r>
+    </w:p>
+    <w:p>
+      <w:pPr>
+        <w:ind w:firstLine="720"/>
+      </w:pPr>
+    </w:p>
+    <w:p>
+      <w:pPr>
+        <w:ind w:firstLine="720"/>
+      </w:pPr>
+    </w:p>
+    <w:p>
+      <w:pPr>
+        <w:ind w:firstLine="720"/>
+      </w:pPr>
     </w:p>
     <w:p>
       <w:pPr>
@@ -4644,6 +5135,7 @@
       </w:pPr>
       <w:proofErr w:type="spellStart"/>
       <w:r>
+        <w:lastRenderedPageBreak/>
         <w:t>Pergunta</w:t>
       </w:r>
       <w:proofErr w:type="spellEnd"/>
@@ -5166,7 +5658,6 @@
               <w:rPr>
                 <w:color w:val="000000"/>
               </w:rPr>
-              <w:lastRenderedPageBreak/>
               <w:t>Time</w:t>
             </w:r>
           </w:p>
@@ -6038,6 +6529,7 @@
       </w:pPr>
       <w:r>
         <w:rPr>
+          <w:noProof/>
           <w:color w:val="000000"/>
           <w:sz w:val="22"/>
           <w:szCs w:val="22"/>
@@ -6058,7 +6550,7 @@
                     <pic:cNvPicPr/>
                   </pic:nvPicPr>
                   <pic:blipFill>
-                    <a:blip r:embed="rId7"/>
+                    <a:blip r:embed="rId10"/>
                     <a:stretch>
                       <a:fillRect/>
                     </a:stretch>
@@ -6095,6 +6587,7 @@
           <w:sz w:val="22"/>
           <w:szCs w:val="22"/>
         </w:rPr>
+        <w:lastRenderedPageBreak/>
         <w:t>Conclusões</w:t>
       </w:r>
       <w:proofErr w:type="spellEnd"/>
@@ -6170,36 +6663,6 @@
         </w:rPr>
         <w:t xml:space="preserve"> numéricas para modelagem.</w:t>
       </w:r>
-    </w:p>
-    <w:p>
-      <w:pPr>
-        <w:pStyle w:val="NormalWeb"/>
-        <w:rPr>
-          <w:color w:val="000000"/>
-          <w:sz w:val="22"/>
-          <w:szCs w:val="22"/>
-        </w:rPr>
-      </w:pPr>
-    </w:p>
-    <w:p>
-      <w:pPr>
-        <w:pStyle w:val="NormalWeb"/>
-        <w:rPr>
-          <w:color w:val="000000"/>
-          <w:sz w:val="22"/>
-          <w:szCs w:val="22"/>
-        </w:rPr>
-      </w:pPr>
-    </w:p>
-    <w:p>
-      <w:pPr>
-        <w:pStyle w:val="NormalWeb"/>
-        <w:rPr>
-          <w:color w:val="000000"/>
-          <w:sz w:val="22"/>
-          <w:szCs w:val="22"/>
-        </w:rPr>
-      </w:pPr>
     </w:p>
     <w:p>
       <w:pPr>
@@ -6207,7 +6670,6 @@
       </w:pPr>
       <w:proofErr w:type="spellStart"/>
       <w:r>
-        <w:lastRenderedPageBreak/>
         <w:t>Pergunta</w:t>
       </w:r>
       <w:proofErr w:type="spellEnd"/>
@@ -7293,7 +7755,7 @@
                     </pic:cNvPicPr>
                   </pic:nvPicPr>
                   <pic:blipFill>
-                    <a:blip r:embed="rId8">
+                    <a:blip r:embed="rId11">
                       <a:extLst>
                         <a:ext uri="{28A0092B-C50C-407E-A947-70E740481C1C}">
                           <a14:useLocalDpi xmlns:a14="http://schemas.microsoft.com/office/drawing/2010/main" val="0"/>
@@ -7343,6 +7805,7 @@
           <w:sz w:val="22"/>
           <w:szCs w:val="22"/>
         </w:rPr>
+        <w:lastRenderedPageBreak/>
         <w:t>Conclusões</w:t>
       </w:r>
       <w:proofErr w:type="spellEnd"/>
@@ -7404,17 +7867,7 @@
           <w:sz w:val="22"/>
           <w:szCs w:val="22"/>
         </w:rPr>
-        <w:t xml:space="preserve"> e V1-V28 são numéricas contínuas, sem valores discretos frequentes evidentes no </w:t>
-      </w:r>
-      <w:r>
-        <w:rPr>
-          <w:rFonts w:ascii="Arial" w:hAnsi="Arial" w:cs="Arial"/>
-          <w:color w:val="000000"/>
-          <w:sz w:val="22"/>
-          <w:szCs w:val="22"/>
-        </w:rPr>
-        <w:lastRenderedPageBreak/>
-        <w:t xml:space="preserve">contexto; para elas, distribuições seriam analisadas via histogramas, mas o foco aqui é na categórica </w:t>
+        <w:t xml:space="preserve"> e V1-V28 são numéricas contínuas, sem valores discretos frequentes evidentes no contexto; para elas, distribuições seriam analisadas via histogramas, mas o foco aqui é na categórica </w:t>
       </w:r>
       <w:proofErr w:type="spellStart"/>
       <w:r>
@@ -19120,6 +19573,89 @@
       <w:lang w:val="pt-BR" w:eastAsia="pt-BR"/>
     </w:rPr>
   </w:style>
+  <w:style w:type="paragraph" w:styleId="Pr-formataoHTML">
+    <w:name w:val="HTML Preformatted"/>
+    <w:basedOn w:val="Normal"/>
+    <w:link w:val="Pr-formataoHTMLChar"/>
+    <w:uiPriority w:val="99"/>
+    <w:semiHidden/>
+    <w:unhideWhenUsed/>
+    <w:rsid w:val="00F043AE"/>
+    <w:pPr>
+      <w:tabs>
+        <w:tab w:val="left" w:pos="916"/>
+        <w:tab w:val="left" w:pos="1832"/>
+        <w:tab w:val="left" w:pos="2748"/>
+        <w:tab w:val="left" w:pos="3664"/>
+        <w:tab w:val="left" w:pos="4580"/>
+        <w:tab w:val="left" w:pos="5496"/>
+        <w:tab w:val="left" w:pos="6412"/>
+        <w:tab w:val="left" w:pos="7328"/>
+        <w:tab w:val="left" w:pos="8244"/>
+        <w:tab w:val="left" w:pos="9160"/>
+        <w:tab w:val="left" w:pos="10076"/>
+        <w:tab w:val="left" w:pos="10992"/>
+        <w:tab w:val="left" w:pos="11908"/>
+        <w:tab w:val="left" w:pos="12824"/>
+        <w:tab w:val="left" w:pos="13740"/>
+        <w:tab w:val="left" w:pos="14656"/>
+      </w:tabs>
+      <w:spacing w:after="0" w:line="240" w:lineRule="auto"/>
+    </w:pPr>
+    <w:rPr>
+      <w:rFonts w:ascii="Courier New" w:eastAsia="Times New Roman" w:hAnsi="Courier New" w:cs="Courier New"/>
+      <w:sz w:val="20"/>
+      <w:szCs w:val="20"/>
+      <w:lang w:val="pt-BR" w:eastAsia="pt-BR"/>
+    </w:rPr>
+  </w:style>
+  <w:style w:type="character" w:customStyle="1" w:styleId="Pr-formataoHTMLChar">
+    <w:name w:val="Pré-formatação HTML Char"/>
+    <w:basedOn w:val="Fontepargpadro"/>
+    <w:link w:val="Pr-formataoHTML"/>
+    <w:uiPriority w:val="99"/>
+    <w:semiHidden/>
+    <w:rsid w:val="00F043AE"/>
+    <w:rPr>
+      <w:rFonts w:ascii="Courier New" w:eastAsia="Times New Roman" w:hAnsi="Courier New" w:cs="Courier New"/>
+      <w:sz w:val="20"/>
+      <w:szCs w:val="20"/>
+      <w:lang w:val="pt-BR" w:eastAsia="pt-BR"/>
+    </w:rPr>
+  </w:style>
+  <w:style w:type="character" w:styleId="CdigoHTML">
+    <w:name w:val="HTML Code"/>
+    <w:basedOn w:val="Fontepargpadro"/>
+    <w:uiPriority w:val="99"/>
+    <w:semiHidden/>
+    <w:unhideWhenUsed/>
+    <w:rsid w:val="00F043AE"/>
+    <w:rPr>
+      <w:rFonts w:ascii="Courier New" w:eastAsia="Times New Roman" w:hAnsi="Courier New" w:cs="Courier New"/>
+      <w:sz w:val="20"/>
+      <w:szCs w:val="20"/>
+    </w:rPr>
+  </w:style>
+  <w:style w:type="character" w:customStyle="1" w:styleId="hljs-builtin">
+    <w:name w:val="hljs-built_in"/>
+    <w:basedOn w:val="Fontepargpadro"/>
+    <w:rsid w:val="00F043AE"/>
+  </w:style>
+  <w:style w:type="character" w:customStyle="1" w:styleId="hljs-comment">
+    <w:name w:val="hljs-comment"/>
+    <w:basedOn w:val="Fontepargpadro"/>
+    <w:rsid w:val="00F043AE"/>
+  </w:style>
+  <w:style w:type="character" w:customStyle="1" w:styleId="hljs-attr">
+    <w:name w:val="hljs-attr"/>
+    <w:basedOn w:val="Fontepargpadro"/>
+    <w:rsid w:val="00F043AE"/>
+  </w:style>
+  <w:style w:type="character" w:customStyle="1" w:styleId="hljs-string">
+    <w:name w:val="hljs-string"/>
+    <w:basedOn w:val="Fontepargpadro"/>
+    <w:rsid w:val="00F043AE"/>
+  </w:style>
 </w:styles>
 </file>
 

--- a/Desafio Extra Fraude Cartao de Credito/Documentacao Sistema Fraude Cartão de Crédito.docx
+++ b/Desafio Extra Fraude Cartao de Credito/Documentacao Sistema Fraude Cartão de Crédito.docx
@@ -7,385 +7,7 @@
         <w:pStyle w:val="Ttulo"/>
       </w:pPr>
       <w:r>
-        <w:t xml:space="preserve">📘 </w:t>
-      </w:r>
-      <w:proofErr w:type="spellStart"/>
-      <w:r>
-        <w:t>Documentação</w:t>
-      </w:r>
-      <w:proofErr w:type="spellEnd"/>
-      <w:r>
-        <w:t xml:space="preserve"> do Sistema - </w:t>
-      </w:r>
-      <w:proofErr w:type="spellStart"/>
-      <w:r>
-        <w:t>Análise</w:t>
-      </w:r>
-      <w:proofErr w:type="spellEnd"/>
-      <w:r>
-        <w:t xml:space="preserve"> de </w:t>
-      </w:r>
-      <w:proofErr w:type="spellStart"/>
-      <w:r>
-        <w:t>Fraudes</w:t>
-      </w:r>
-      <w:proofErr w:type="spellEnd"/>
-      <w:r>
-        <w:t xml:space="preserve"> </w:t>
-      </w:r>
-      <w:proofErr w:type="spellStart"/>
-      <w:r>
-        <w:t>em</w:t>
-      </w:r>
-      <w:proofErr w:type="spellEnd"/>
-      <w:r>
-        <w:t xml:space="preserve"> </w:t>
-      </w:r>
-      <w:proofErr w:type="spellStart"/>
-      <w:r>
-        <w:t>Cartões</w:t>
-      </w:r>
-      <w:proofErr w:type="spellEnd"/>
-      <w:r>
-        <w:t xml:space="preserve"> de </w:t>
-      </w:r>
-      <w:proofErr w:type="spellStart"/>
-      <w:r>
-        <w:t>Crédito</w:t>
-      </w:r>
-      <w:proofErr w:type="spellEnd"/>
-    </w:p>
-    <w:p>
-      <w:pPr>
-        <w:pStyle w:val="Ttulo1"/>
-      </w:pPr>
-      <w:r>
-        <w:t xml:space="preserve">🎯 </w:t>
-      </w:r>
-      <w:proofErr w:type="spellStart"/>
-      <w:r>
-        <w:t>Objetivo</w:t>
-      </w:r>
-      <w:proofErr w:type="spellEnd"/>
-      <w:r>
-        <w:t xml:space="preserve"> da </w:t>
-      </w:r>
-      <w:proofErr w:type="spellStart"/>
-      <w:r>
-        <w:t>Aplicação</w:t>
-      </w:r>
-      <w:proofErr w:type="spellEnd"/>
-    </w:p>
-    <w:p>
-      <w:pPr>
-        <w:ind w:firstLine="720"/>
-      </w:pPr>
-      <w:r>
-        <w:t xml:space="preserve">O </w:t>
-      </w:r>
-      <w:proofErr w:type="spellStart"/>
-      <w:r>
-        <w:t>sistema</w:t>
-      </w:r>
-      <w:proofErr w:type="spellEnd"/>
-      <w:r>
-        <w:t xml:space="preserve"> </w:t>
-      </w:r>
-      <w:proofErr w:type="spellStart"/>
-      <w:r>
-        <w:t>tem</w:t>
-      </w:r>
-      <w:proofErr w:type="spellEnd"/>
-      <w:r>
-        <w:t xml:space="preserve"> </w:t>
-      </w:r>
-      <w:proofErr w:type="spellStart"/>
-      <w:r>
-        <w:t>como</w:t>
-      </w:r>
-      <w:proofErr w:type="spellEnd"/>
-      <w:r>
-        <w:t xml:space="preserve"> </w:t>
-      </w:r>
-      <w:proofErr w:type="spellStart"/>
-      <w:r>
-        <w:t>objetivo</w:t>
-      </w:r>
-      <w:proofErr w:type="spellEnd"/>
-      <w:r>
-        <w:t xml:space="preserve"> </w:t>
-      </w:r>
-      <w:proofErr w:type="spellStart"/>
-      <w:r>
-        <w:t>analisar</w:t>
-      </w:r>
-      <w:proofErr w:type="spellEnd"/>
-      <w:r>
-        <w:t xml:space="preserve"> dados de </w:t>
-      </w:r>
-      <w:proofErr w:type="spellStart"/>
-      <w:r>
-        <w:t>transações</w:t>
-      </w:r>
-      <w:proofErr w:type="spellEnd"/>
-      <w:r>
-        <w:t xml:space="preserve"> </w:t>
-      </w:r>
-      <w:proofErr w:type="spellStart"/>
-      <w:r>
-        <w:t>financeiras</w:t>
-      </w:r>
-      <w:proofErr w:type="spellEnd"/>
-      <w:r>
-        <w:t xml:space="preserve"> para </w:t>
-      </w:r>
-      <w:proofErr w:type="spellStart"/>
-      <w:r>
-        <w:t>detectar</w:t>
-      </w:r>
-      <w:proofErr w:type="spellEnd"/>
-      <w:r>
-        <w:t xml:space="preserve"> </w:t>
-      </w:r>
-      <w:proofErr w:type="spellStart"/>
-      <w:r>
-        <w:t>possíveis</w:t>
-      </w:r>
-      <w:proofErr w:type="spellEnd"/>
-      <w:r>
-        <w:t xml:space="preserve"> </w:t>
-      </w:r>
-      <w:proofErr w:type="spellStart"/>
-      <w:r>
-        <w:t>fraudes</w:t>
-      </w:r>
-      <w:proofErr w:type="spellEnd"/>
-      <w:r>
-        <w:t xml:space="preserve"> </w:t>
-      </w:r>
-      <w:proofErr w:type="spellStart"/>
-      <w:r>
-        <w:t>em</w:t>
-      </w:r>
-      <w:proofErr w:type="spellEnd"/>
-      <w:r>
-        <w:t xml:space="preserve"> </w:t>
-      </w:r>
-      <w:proofErr w:type="spellStart"/>
-      <w:r>
-        <w:t>cartões</w:t>
-      </w:r>
-      <w:proofErr w:type="spellEnd"/>
-      <w:r>
-        <w:t xml:space="preserve"> de </w:t>
-      </w:r>
-      <w:proofErr w:type="spellStart"/>
-      <w:r>
-        <w:t>crédito</w:t>
-      </w:r>
-      <w:proofErr w:type="spellEnd"/>
-      <w:r>
-        <w:t xml:space="preserve">. </w:t>
-      </w:r>
-      <w:proofErr w:type="gramStart"/>
-      <w:r>
-        <w:t>A</w:t>
-      </w:r>
-      <w:proofErr w:type="gramEnd"/>
-      <w:r>
-        <w:t xml:space="preserve"> </w:t>
-      </w:r>
-      <w:proofErr w:type="spellStart"/>
-      <w:r>
-        <w:t>aplicação</w:t>
-      </w:r>
-      <w:proofErr w:type="spellEnd"/>
-      <w:r>
-        <w:t xml:space="preserve"> </w:t>
-      </w:r>
-      <w:proofErr w:type="spellStart"/>
-      <w:r>
-        <w:t>utiliza</w:t>
-      </w:r>
-      <w:proofErr w:type="spellEnd"/>
-      <w:r>
-        <w:t xml:space="preserve"> </w:t>
-      </w:r>
-      <w:proofErr w:type="spellStart"/>
-      <w:r>
-        <w:t>agentes</w:t>
-      </w:r>
-      <w:proofErr w:type="spellEnd"/>
-      <w:r>
-        <w:t xml:space="preserve"> de </w:t>
-      </w:r>
-      <w:proofErr w:type="spellStart"/>
-      <w:r>
-        <w:t>análise</w:t>
-      </w:r>
-      <w:proofErr w:type="spellEnd"/>
-      <w:r>
-        <w:t xml:space="preserve"> de dados que </w:t>
-      </w:r>
-      <w:proofErr w:type="spellStart"/>
-      <w:r>
-        <w:t>interagem</w:t>
-      </w:r>
-      <w:proofErr w:type="spellEnd"/>
-      <w:r>
-        <w:t xml:space="preserve"> com o </w:t>
-      </w:r>
-      <w:proofErr w:type="spellStart"/>
-      <w:r>
-        <w:t>usuário</w:t>
-      </w:r>
-      <w:proofErr w:type="spellEnd"/>
-      <w:r>
-        <w:t xml:space="preserve"> por </w:t>
-      </w:r>
-      <w:proofErr w:type="spellStart"/>
-      <w:r>
-        <w:t>meio</w:t>
-      </w:r>
-      <w:proofErr w:type="spellEnd"/>
-      <w:r>
-        <w:t xml:space="preserve"> de </w:t>
-      </w:r>
-      <w:proofErr w:type="spellStart"/>
-      <w:r>
-        <w:t>uma</w:t>
-      </w:r>
-      <w:proofErr w:type="spellEnd"/>
-      <w:r>
-        <w:t xml:space="preserve"> interface </w:t>
-      </w:r>
-      <w:proofErr w:type="spellStart"/>
-      <w:r>
-        <w:t>gráfica</w:t>
-      </w:r>
-      <w:proofErr w:type="spellEnd"/>
-      <w:r>
-        <w:t xml:space="preserve"> </w:t>
-      </w:r>
-      <w:proofErr w:type="spellStart"/>
-      <w:r>
-        <w:t>desenvolvida</w:t>
-      </w:r>
-      <w:proofErr w:type="spellEnd"/>
-      <w:r>
-        <w:t xml:space="preserve"> </w:t>
-      </w:r>
-      <w:proofErr w:type="spellStart"/>
-      <w:r>
-        <w:t>em</w:t>
-      </w:r>
-      <w:proofErr w:type="spellEnd"/>
-      <w:r>
-        <w:t xml:space="preserve"> </w:t>
-      </w:r>
-      <w:proofErr w:type="spellStart"/>
-      <w:r>
-        <w:t>Streamlit</w:t>
-      </w:r>
-      <w:proofErr w:type="spellEnd"/>
-      <w:r>
-        <w:t xml:space="preserve">, </w:t>
-      </w:r>
-      <w:proofErr w:type="spellStart"/>
-      <w:r>
-        <w:t>possibilitando</w:t>
-      </w:r>
-      <w:proofErr w:type="spellEnd"/>
-      <w:r>
-        <w:t xml:space="preserve"> </w:t>
-      </w:r>
-      <w:proofErr w:type="spellStart"/>
-      <w:r>
-        <w:t>consultas</w:t>
-      </w:r>
-      <w:proofErr w:type="spellEnd"/>
-      <w:r>
-        <w:t xml:space="preserve"> </w:t>
-      </w:r>
-      <w:proofErr w:type="spellStart"/>
-      <w:r>
-        <w:t>dinâmicas</w:t>
-      </w:r>
-      <w:proofErr w:type="spellEnd"/>
-      <w:r>
-        <w:t xml:space="preserve">, </w:t>
-      </w:r>
-      <w:proofErr w:type="spellStart"/>
-      <w:r>
-        <w:t>geração</w:t>
-      </w:r>
-      <w:proofErr w:type="spellEnd"/>
-      <w:r>
-        <w:t xml:space="preserve"> de </w:t>
-      </w:r>
-      <w:proofErr w:type="spellStart"/>
-      <w:r>
-        <w:t>relatórios</w:t>
-      </w:r>
-      <w:proofErr w:type="spellEnd"/>
-      <w:r>
-        <w:t xml:space="preserve"> e </w:t>
-      </w:r>
-      <w:proofErr w:type="spellStart"/>
-      <w:r>
-        <w:t>conclusões</w:t>
-      </w:r>
-      <w:proofErr w:type="spellEnd"/>
-      <w:r>
-        <w:t xml:space="preserve"> </w:t>
-      </w:r>
-      <w:proofErr w:type="spellStart"/>
-      <w:r>
-        <w:t>gerais</w:t>
-      </w:r>
-      <w:proofErr w:type="spellEnd"/>
-      <w:r>
-        <w:t xml:space="preserve"> </w:t>
-      </w:r>
-      <w:proofErr w:type="spellStart"/>
-      <w:r>
-        <w:t>sobre</w:t>
-      </w:r>
-      <w:proofErr w:type="spellEnd"/>
-      <w:r>
-        <w:t xml:space="preserve"> </w:t>
-      </w:r>
-      <w:proofErr w:type="spellStart"/>
-      <w:r>
-        <w:t>os</w:t>
-      </w:r>
-      <w:proofErr w:type="spellEnd"/>
-      <w:r>
-        <w:t xml:space="preserve"> </w:t>
-      </w:r>
-      <w:proofErr w:type="spellStart"/>
-      <w:r>
-        <w:t>padrões</w:t>
-      </w:r>
-      <w:proofErr w:type="spellEnd"/>
-      <w:r>
-        <w:t xml:space="preserve"> e </w:t>
-      </w:r>
-      <w:proofErr w:type="spellStart"/>
-      <w:r>
-        <w:t>anomalias</w:t>
-      </w:r>
-      <w:proofErr w:type="spellEnd"/>
-      <w:r>
-        <w:t xml:space="preserve"> </w:t>
-      </w:r>
-      <w:proofErr w:type="spellStart"/>
-      <w:r>
-        <w:t>encontradas</w:t>
-      </w:r>
-      <w:proofErr w:type="spellEnd"/>
-      <w:r>
-        <w:t>.</w:t>
+        <w:t>📘 Documentação do Sistema - Análise de Fraudes em Cartões de Crédito</w:t>
       </w:r>
     </w:p>
     <w:p>
@@ -393,515 +15,76 @@
         <w:pStyle w:val="Ttulo1"/>
       </w:pPr>
       <w:r>
-        <w:t xml:space="preserve">🤖 </w:t>
-      </w:r>
-      <w:proofErr w:type="spellStart"/>
-      <w:r>
-        <w:t>Agentes</w:t>
-      </w:r>
-      <w:proofErr w:type="spellEnd"/>
-      <w:r>
-        <w:t xml:space="preserve"> do Sistema</w:t>
+        <w:t>🎯 Objetivo da Aplicação</w:t>
       </w:r>
     </w:p>
     <w:p>
       <w:pPr>
-        <w:pStyle w:val="Ttulo2"/>
-      </w:pPr>
-      <w:proofErr w:type="spellStart"/>
+        <w:ind w:firstLine="720"/>
+      </w:pPr>
       <w:r>
-        <w:t>Agente</w:t>
-      </w:r>
-      <w:proofErr w:type="spellEnd"/>
-      <w:r>
-        <w:t xml:space="preserve"> 1 - </w:t>
-      </w:r>
-      <w:proofErr w:type="spellStart"/>
-      <w:r>
-        <w:t>Aquisição</w:t>
-      </w:r>
-      <w:proofErr w:type="spellEnd"/>
-      <w:r>
-        <w:t xml:space="preserve"> de </w:t>
-      </w:r>
-      <w:proofErr w:type="spellStart"/>
-      <w:r>
-        <w:t>Documentos</w:t>
-      </w:r>
-      <w:proofErr w:type="spellEnd"/>
-    </w:p>
-    <w:p>
-      <w:pPr>
-        <w:ind w:firstLine="720"/>
-      </w:pPr>
-      <w:proofErr w:type="spellStart"/>
-      <w:r>
-        <w:t>Responsável</w:t>
-      </w:r>
-      <w:proofErr w:type="spellEnd"/>
-      <w:r>
-        <w:t xml:space="preserve"> por </w:t>
-      </w:r>
-      <w:proofErr w:type="spellStart"/>
-      <w:r>
-        <w:t>gerenciar</w:t>
-      </w:r>
-      <w:proofErr w:type="spellEnd"/>
-      <w:r>
-        <w:t xml:space="preserve"> </w:t>
-      </w:r>
-      <w:proofErr w:type="gramStart"/>
-      <w:r>
-        <w:t>a</w:t>
-      </w:r>
-      <w:proofErr w:type="gramEnd"/>
-      <w:r>
-        <w:t xml:space="preserve"> interface com o </w:t>
-      </w:r>
-      <w:proofErr w:type="spellStart"/>
-      <w:r>
-        <w:t>usuário</w:t>
-      </w:r>
-      <w:proofErr w:type="spellEnd"/>
-      <w:r>
-        <w:t xml:space="preserve"> para upload de </w:t>
-      </w:r>
-      <w:proofErr w:type="spellStart"/>
-      <w:r>
-        <w:t>arquivos</w:t>
-      </w:r>
-      <w:proofErr w:type="spellEnd"/>
-      <w:r>
-        <w:t xml:space="preserve"> CSV </w:t>
-      </w:r>
-      <w:proofErr w:type="spellStart"/>
-      <w:r>
-        <w:t>contendo</w:t>
-      </w:r>
-      <w:proofErr w:type="spellEnd"/>
-      <w:r>
-        <w:t xml:space="preserve"> </w:t>
-      </w:r>
-      <w:proofErr w:type="spellStart"/>
-      <w:r>
-        <w:t>os</w:t>
-      </w:r>
-      <w:proofErr w:type="spellEnd"/>
-      <w:r>
-        <w:t xml:space="preserve"> dados de </w:t>
-      </w:r>
-      <w:proofErr w:type="spellStart"/>
-      <w:r>
-        <w:t>transações</w:t>
-      </w:r>
-      <w:proofErr w:type="spellEnd"/>
-      <w:r>
-        <w:t xml:space="preserve">. </w:t>
-      </w:r>
-      <w:proofErr w:type="spellStart"/>
-      <w:r>
-        <w:t>Também</w:t>
-      </w:r>
-      <w:proofErr w:type="spellEnd"/>
-      <w:r>
-        <w:t xml:space="preserve"> </w:t>
-      </w:r>
-      <w:proofErr w:type="spellStart"/>
-      <w:r>
-        <w:t>organiza</w:t>
-      </w:r>
-      <w:proofErr w:type="spellEnd"/>
-      <w:r>
-        <w:t xml:space="preserve"> e </w:t>
-      </w:r>
-      <w:proofErr w:type="spellStart"/>
-      <w:r>
-        <w:t>controla</w:t>
-      </w:r>
-      <w:proofErr w:type="spellEnd"/>
-      <w:r>
-        <w:t xml:space="preserve"> o </w:t>
-      </w:r>
-      <w:proofErr w:type="spellStart"/>
-      <w:r>
-        <w:t>fluxo</w:t>
-      </w:r>
-      <w:proofErr w:type="spellEnd"/>
-      <w:r>
-        <w:t xml:space="preserve"> de </w:t>
-      </w:r>
-      <w:proofErr w:type="spellStart"/>
-      <w:r>
-        <w:t>perguntas</w:t>
-      </w:r>
-      <w:proofErr w:type="spellEnd"/>
-      <w:r>
-        <w:t xml:space="preserve"> de </w:t>
-      </w:r>
-      <w:proofErr w:type="spellStart"/>
-      <w:r>
-        <w:t>análise</w:t>
-      </w:r>
-      <w:proofErr w:type="spellEnd"/>
-      <w:r>
-        <w:t xml:space="preserve"> a </w:t>
-      </w:r>
-      <w:proofErr w:type="spellStart"/>
-      <w:r>
-        <w:t>serem</w:t>
-      </w:r>
-      <w:proofErr w:type="spellEnd"/>
-      <w:r>
-        <w:t xml:space="preserve"> </w:t>
-      </w:r>
-      <w:proofErr w:type="spellStart"/>
-      <w:r>
-        <w:t>aplicadas</w:t>
-      </w:r>
-      <w:proofErr w:type="spellEnd"/>
-      <w:r>
-        <w:t xml:space="preserve"> </w:t>
-      </w:r>
-      <w:proofErr w:type="spellStart"/>
-      <w:r>
-        <w:t>sobre</w:t>
-      </w:r>
-      <w:proofErr w:type="spellEnd"/>
-      <w:r>
-        <w:t xml:space="preserve"> </w:t>
-      </w:r>
-      <w:proofErr w:type="spellStart"/>
-      <w:r>
-        <w:t>os</w:t>
-      </w:r>
-      <w:proofErr w:type="spellEnd"/>
-      <w:r>
-        <w:t xml:space="preserve"> dados.</w:t>
+        <w:t>O sistema tem como objetivo analisar dados de transações financeiras para detectar possíveis fraudes em cartões de crédito. A aplicação utiliza agentes de análise de dados que interagem com o usuário por meio de uma interface gráfica desenvolvida em Streamlit, possibilitando consultas dinâmicas, geração de relatórios e conclusões gerais sobre os padrões e anomalias encontradas.</w:t>
       </w:r>
     </w:p>
     <w:p>
       <w:pPr>
+        <w:pStyle w:val="Ttulo1"/>
+      </w:pPr>
+      <w:r>
+        <w:t>🤖 Agentes do Sistema</w:t>
+      </w:r>
+    </w:p>
+    <w:p>
+      <w:pPr>
+        <w:pStyle w:val="Ttulo2"/>
+      </w:pPr>
+      <w:r>
+        <w:t>Agente 1 - Aquisição de Documentos</w:t>
+      </w:r>
+    </w:p>
+    <w:p>
+      <w:pPr>
+        <w:ind w:firstLine="720"/>
+      </w:pPr>
+      <w:r>
+        <w:t>Responsável por gerenciar a interface com o usuário para upload de arquivos CSV contendo os dados de transações. Também organiza e controla o fluxo de perguntas de análise a serem aplicadas sobre os dados.</w:t>
+      </w:r>
+    </w:p>
+    <w:p>
+      <w:pPr>
         <w:pStyle w:val="Ttulo3"/>
       </w:pPr>
       <w:r>
-        <w:t xml:space="preserve">Prompt </w:t>
-      </w:r>
-      <w:proofErr w:type="spellStart"/>
-      <w:r>
-        <w:t>utilizado</w:t>
-      </w:r>
-      <w:proofErr w:type="spellEnd"/>
-      <w:r>
-        <w:t>:</w:t>
+        <w:t>Prompt utilizado:</w:t>
       </w:r>
     </w:p>
     <w:p>
       <w:r>
-        <w:t xml:space="preserve">Interface para upload de </w:t>
-      </w:r>
-      <w:proofErr w:type="spellStart"/>
-      <w:r>
-        <w:t>arquivo</w:t>
-      </w:r>
-      <w:proofErr w:type="spellEnd"/>
-      <w:r>
-        <w:t xml:space="preserve"> CSV.</w:t>
+        <w:t>Interface para upload de arquivo CSV.</w:t>
       </w:r>
       <w:r>
         <w:br/>
-      </w:r>
-      <w:proofErr w:type="spellStart"/>
-      <w:r>
-        <w:t>Fornece</w:t>
-      </w:r>
-      <w:proofErr w:type="spellEnd"/>
-      <w:r>
-        <w:t xml:space="preserve"> </w:t>
-      </w:r>
-      <w:proofErr w:type="spellStart"/>
-      <w:r>
-        <w:t>perguntas</w:t>
-      </w:r>
-      <w:proofErr w:type="spellEnd"/>
-      <w:r>
-        <w:t xml:space="preserve"> </w:t>
-      </w:r>
-      <w:proofErr w:type="spellStart"/>
-      <w:r>
-        <w:t>categorizadas</w:t>
-      </w:r>
-      <w:proofErr w:type="spellEnd"/>
-      <w:r>
-        <w:t xml:space="preserve"> </w:t>
-      </w:r>
-      <w:proofErr w:type="spellStart"/>
-      <w:r>
-        <w:t>em</w:t>
-      </w:r>
-      <w:proofErr w:type="spellEnd"/>
-      <w:r>
-        <w:t xml:space="preserve"> </w:t>
-      </w:r>
-      <w:proofErr w:type="spellStart"/>
-      <w:r>
-        <w:t>Distribuição</w:t>
-      </w:r>
-      <w:proofErr w:type="spellEnd"/>
-      <w:r>
-        <w:t xml:space="preserve">, </w:t>
-      </w:r>
-      <w:proofErr w:type="spellStart"/>
-      <w:r>
-        <w:t>Padrões</w:t>
-      </w:r>
-      <w:proofErr w:type="spellEnd"/>
-      <w:r>
-        <w:t xml:space="preserve">, </w:t>
-      </w:r>
-      <w:proofErr w:type="spellStart"/>
-      <w:r>
-        <w:t>Anomalias</w:t>
-      </w:r>
-      <w:proofErr w:type="spellEnd"/>
-      <w:r>
-        <w:t xml:space="preserve"> e </w:t>
-      </w:r>
-      <w:proofErr w:type="spellStart"/>
-      <w:r>
-        <w:t>Relações</w:t>
-      </w:r>
-      <w:proofErr w:type="spellEnd"/>
-      <w:r>
-        <w:t>.</w:t>
+        <w:t>Fornece perguntas categorizadas em Distribuição, Padrões, Anomalias e Relações.</w:t>
       </w:r>
       <w:r>
         <w:br/>
-      </w:r>
-      <w:proofErr w:type="spellStart"/>
-      <w:r>
-        <w:t>Encaminha</w:t>
-      </w:r>
-      <w:proofErr w:type="spellEnd"/>
-      <w:r>
-        <w:t xml:space="preserve"> a </w:t>
-      </w:r>
-      <w:proofErr w:type="spellStart"/>
-      <w:r>
-        <w:t>solicitação</w:t>
-      </w:r>
-      <w:proofErr w:type="spellEnd"/>
-      <w:r>
-        <w:t xml:space="preserve"> </w:t>
-      </w:r>
-      <w:proofErr w:type="spellStart"/>
-      <w:r>
-        <w:t>ao</w:t>
-      </w:r>
-      <w:proofErr w:type="spellEnd"/>
-      <w:r>
-        <w:t xml:space="preserve"> </w:t>
-      </w:r>
-      <w:proofErr w:type="spellStart"/>
-      <w:r>
-        <w:t>Agente</w:t>
-      </w:r>
-      <w:proofErr w:type="spellEnd"/>
-      <w:r>
-        <w:t xml:space="preserve"> 2 para </w:t>
-      </w:r>
-      <w:proofErr w:type="spellStart"/>
-      <w:r>
-        <w:t>processamento</w:t>
-      </w:r>
-      <w:proofErr w:type="spellEnd"/>
-      <w:r>
-        <w:t>.</w:t>
+        <w:t>Encaminha a solicitação ao Agente 2 para processamento.</w:t>
       </w:r>
     </w:p>
     <w:p>
       <w:pPr>
         <w:pStyle w:val="Ttulo2"/>
       </w:pPr>
-      <w:proofErr w:type="spellStart"/>
       <w:r>
-        <w:t>Agente</w:t>
-      </w:r>
-      <w:proofErr w:type="spellEnd"/>
-      <w:r>
-        <w:t xml:space="preserve"> 2 - </w:t>
-      </w:r>
-      <w:proofErr w:type="spellStart"/>
-      <w:r>
-        <w:t>Análise</w:t>
-      </w:r>
-      <w:proofErr w:type="spellEnd"/>
-      <w:r>
-        <w:t xml:space="preserve"> de Dados</w:t>
+        <w:t>Agente 2 - Análise de Dados</w:t>
       </w:r>
     </w:p>
     <w:p>
       <w:pPr>
         <w:ind w:firstLine="720"/>
       </w:pPr>
-      <w:proofErr w:type="spellStart"/>
       <w:r>
-        <w:t>Processa</w:t>
-      </w:r>
-      <w:proofErr w:type="spellEnd"/>
-      <w:r>
-        <w:t xml:space="preserve"> </w:t>
-      </w:r>
-      <w:proofErr w:type="spellStart"/>
-      <w:r>
-        <w:t>os</w:t>
-      </w:r>
-      <w:proofErr w:type="spellEnd"/>
-      <w:r>
-        <w:t xml:space="preserve"> dados </w:t>
-      </w:r>
-      <w:proofErr w:type="spellStart"/>
-      <w:r>
-        <w:t>carregados</w:t>
-      </w:r>
-      <w:proofErr w:type="spellEnd"/>
-      <w:r>
-        <w:t xml:space="preserve"> e </w:t>
-      </w:r>
-      <w:proofErr w:type="spellStart"/>
-      <w:r>
-        <w:t>responde</w:t>
-      </w:r>
-      <w:proofErr w:type="spellEnd"/>
-      <w:r>
-        <w:t xml:space="preserve"> </w:t>
-      </w:r>
-      <w:proofErr w:type="spellStart"/>
-      <w:r>
-        <w:t>perguntas</w:t>
-      </w:r>
-      <w:proofErr w:type="spellEnd"/>
-      <w:r>
-        <w:t xml:space="preserve"> </w:t>
-      </w:r>
-      <w:proofErr w:type="spellStart"/>
-      <w:r>
-        <w:t>específicas</w:t>
-      </w:r>
-      <w:proofErr w:type="spellEnd"/>
-      <w:r>
-        <w:t xml:space="preserve"> do </w:t>
-      </w:r>
-      <w:proofErr w:type="spellStart"/>
-      <w:r>
-        <w:t>usuário</w:t>
-      </w:r>
-      <w:proofErr w:type="spellEnd"/>
-      <w:r>
-        <w:t xml:space="preserve">, </w:t>
-      </w:r>
-      <w:proofErr w:type="spellStart"/>
-      <w:r>
-        <w:t>realizando</w:t>
-      </w:r>
-      <w:proofErr w:type="spellEnd"/>
-      <w:r>
-        <w:t xml:space="preserve"> </w:t>
-      </w:r>
-      <w:proofErr w:type="spellStart"/>
-      <w:r>
-        <w:t>consultas</w:t>
-      </w:r>
-      <w:proofErr w:type="spellEnd"/>
-      <w:r>
-        <w:t xml:space="preserve"> SQL para </w:t>
-      </w:r>
-      <w:proofErr w:type="spellStart"/>
-      <w:r>
-        <w:t>extrair</w:t>
-      </w:r>
-      <w:proofErr w:type="spellEnd"/>
-      <w:r>
-        <w:t xml:space="preserve"> </w:t>
-      </w:r>
-      <w:proofErr w:type="spellStart"/>
-      <w:r>
-        <w:t>subconjuntos</w:t>
-      </w:r>
-      <w:proofErr w:type="spellEnd"/>
-      <w:r>
-        <w:t xml:space="preserve"> </w:t>
-      </w:r>
-      <w:proofErr w:type="spellStart"/>
-      <w:r>
-        <w:t>relevantes</w:t>
-      </w:r>
-      <w:proofErr w:type="spellEnd"/>
-      <w:r>
-        <w:t xml:space="preserve"> e </w:t>
-      </w:r>
-      <w:proofErr w:type="spellStart"/>
-      <w:r>
-        <w:t>formatando</w:t>
-      </w:r>
-      <w:proofErr w:type="spellEnd"/>
-      <w:r>
-        <w:t xml:space="preserve"> </w:t>
-      </w:r>
-      <w:proofErr w:type="spellStart"/>
-      <w:r>
-        <w:t>os</w:t>
-      </w:r>
-      <w:proofErr w:type="spellEnd"/>
-      <w:r>
-        <w:t xml:space="preserve"> </w:t>
-      </w:r>
-      <w:proofErr w:type="spellStart"/>
-      <w:r>
-        <w:t>resultados</w:t>
-      </w:r>
-      <w:proofErr w:type="spellEnd"/>
-      <w:r>
-        <w:t xml:space="preserve"> </w:t>
-      </w:r>
-      <w:proofErr w:type="spellStart"/>
-      <w:r>
-        <w:t>em</w:t>
-      </w:r>
-      <w:proofErr w:type="spellEnd"/>
-      <w:r>
-        <w:t xml:space="preserve"> </w:t>
-      </w:r>
-      <w:proofErr w:type="spellStart"/>
-      <w:r>
-        <w:t>relatórios</w:t>
-      </w:r>
-      <w:proofErr w:type="spellEnd"/>
-      <w:r>
-        <w:t xml:space="preserve"> HTML com </w:t>
-      </w:r>
-      <w:proofErr w:type="spellStart"/>
-      <w:r>
-        <w:t>gráficos</w:t>
-      </w:r>
-      <w:proofErr w:type="spellEnd"/>
-      <w:r>
-        <w:t xml:space="preserve">, </w:t>
-      </w:r>
-      <w:proofErr w:type="spellStart"/>
-      <w:r>
-        <w:t>tabelas</w:t>
-      </w:r>
-      <w:proofErr w:type="spellEnd"/>
-      <w:r>
-        <w:t xml:space="preserve"> e </w:t>
-      </w:r>
-      <w:proofErr w:type="spellStart"/>
-      <w:r>
-        <w:t>conclusões</w:t>
-      </w:r>
-      <w:proofErr w:type="spellEnd"/>
-      <w:r>
-        <w:t>.</w:t>
+        <w:t>Processa os dados carregados e responde perguntas específicas do usuário, realizando consultas SQL para extrair subconjuntos relevantes e formatando os resultados em relatórios HTML com gráficos, tabelas e conclusões.</w:t>
       </w:r>
     </w:p>
     <w:p>
@@ -909,15 +92,7 @@
         <w:pStyle w:val="Ttulo3"/>
       </w:pPr>
       <w:r>
-        <w:t xml:space="preserve">Prompt </w:t>
-      </w:r>
-      <w:proofErr w:type="spellStart"/>
-      <w:r>
-        <w:t>utilizado</w:t>
-      </w:r>
-      <w:proofErr w:type="spellEnd"/>
-      <w:r>
-        <w:t>:</w:t>
+        <w:t>Prompt utilizado:</w:t>
       </w:r>
     </w:p>
     <w:p>
@@ -940,151 +115,7 @@
           <w:i/>
           <w:iCs/>
         </w:rPr>
-        <w:t xml:space="preserve">Aja </w:t>
-      </w:r>
-      <w:proofErr w:type="spellStart"/>
-      <w:r>
-        <w:rPr>
-          <w:i/>
-          <w:iCs/>
-        </w:rPr>
-        <w:t>como</w:t>
-      </w:r>
-      <w:proofErr w:type="spellEnd"/>
-      <w:r>
-        <w:rPr>
-          <w:i/>
-          <w:iCs/>
-        </w:rPr>
-        <w:t xml:space="preserve"> um </w:t>
-      </w:r>
-      <w:proofErr w:type="spellStart"/>
-      <w:r>
-        <w:rPr>
-          <w:i/>
-          <w:iCs/>
-        </w:rPr>
-        <w:t>analista</w:t>
-      </w:r>
-      <w:proofErr w:type="spellEnd"/>
-      <w:r>
-        <w:rPr>
-          <w:i/>
-          <w:iCs/>
-        </w:rPr>
-        <w:t xml:space="preserve"> de dados e </w:t>
-      </w:r>
-      <w:proofErr w:type="spellStart"/>
-      <w:r>
-        <w:rPr>
-          <w:i/>
-          <w:iCs/>
-        </w:rPr>
-        <w:t>responda</w:t>
-      </w:r>
-      <w:proofErr w:type="spellEnd"/>
-      <w:r>
-        <w:rPr>
-          <w:i/>
-          <w:iCs/>
-        </w:rPr>
-        <w:t xml:space="preserve"> à </w:t>
-      </w:r>
-      <w:proofErr w:type="spellStart"/>
-      <w:r>
-        <w:rPr>
-          <w:i/>
-          <w:iCs/>
-        </w:rPr>
-        <w:t>seguinte</w:t>
-      </w:r>
-      <w:proofErr w:type="spellEnd"/>
-      <w:r>
-        <w:rPr>
-          <w:i/>
-          <w:iCs/>
-        </w:rPr>
-        <w:t xml:space="preserve"> </w:t>
-      </w:r>
-      <w:proofErr w:type="spellStart"/>
-      <w:r>
-        <w:rPr>
-          <w:i/>
-          <w:iCs/>
-        </w:rPr>
-        <w:t>pergunta</w:t>
-      </w:r>
-      <w:proofErr w:type="spellEnd"/>
-      <w:r>
-        <w:rPr>
-          <w:i/>
-          <w:iCs/>
-        </w:rPr>
-        <w:t xml:space="preserve"> </w:t>
-      </w:r>
-      <w:proofErr w:type="spellStart"/>
-      <w:r>
-        <w:rPr>
-          <w:i/>
-          <w:iCs/>
-        </w:rPr>
-        <w:t>sobre</w:t>
-      </w:r>
-      <w:proofErr w:type="spellEnd"/>
-      <w:r>
-        <w:rPr>
-          <w:i/>
-          <w:iCs/>
-        </w:rPr>
-        <w:t xml:space="preserve"> </w:t>
-      </w:r>
-      <w:proofErr w:type="spellStart"/>
-      <w:r>
-        <w:rPr>
-          <w:i/>
-          <w:iCs/>
-        </w:rPr>
-        <w:t>fraudes</w:t>
-      </w:r>
-      <w:proofErr w:type="spellEnd"/>
-      <w:r>
-        <w:rPr>
-          <w:i/>
-          <w:iCs/>
-        </w:rPr>
-        <w:t xml:space="preserve"> de </w:t>
-      </w:r>
-      <w:proofErr w:type="spellStart"/>
-      <w:r>
-        <w:rPr>
-          <w:i/>
-          <w:iCs/>
-        </w:rPr>
-        <w:t>cartão</w:t>
-      </w:r>
-      <w:proofErr w:type="spellEnd"/>
-      <w:r>
-        <w:rPr>
-          <w:i/>
-          <w:iCs/>
-        </w:rPr>
-        <w:t xml:space="preserve"> de </w:t>
-      </w:r>
-      <w:proofErr w:type="spellStart"/>
-      <w:r>
-        <w:rPr>
-          <w:i/>
-          <w:iCs/>
-        </w:rPr>
-        <w:t>crédito</w:t>
-      </w:r>
-      <w:proofErr w:type="spellEnd"/>
-      <w:r>
-        <w:rPr>
-          <w:i/>
-          <w:iCs/>
-        </w:rPr>
-        <w:t>.</w:t>
+        <w:t>Aja como um analista de dados e responda à seguinte pergunta sobre fraudes de cartão de crédito.</w:t>
       </w:r>
     </w:p>
     <w:p>
@@ -1101,55 +132,7 @@
           <w:iCs/>
         </w:rPr>
         <w:br/>
-        <w:t xml:space="preserve">Utilize dados do </w:t>
-      </w:r>
-      <w:proofErr w:type="spellStart"/>
-      <w:r>
-        <w:rPr>
-          <w:i/>
-          <w:iCs/>
-        </w:rPr>
-        <w:t>contexto</w:t>
-      </w:r>
-      <w:proofErr w:type="spellEnd"/>
-      <w:r>
-        <w:rPr>
-          <w:i/>
-          <w:iCs/>
-        </w:rPr>
-        <w:t xml:space="preserve"> (queries SQL) e </w:t>
-      </w:r>
-      <w:proofErr w:type="spellStart"/>
-      <w:r>
-        <w:rPr>
-          <w:i/>
-          <w:iCs/>
-        </w:rPr>
-        <w:t>conclusões</w:t>
-      </w:r>
-      <w:proofErr w:type="spellEnd"/>
-      <w:r>
-        <w:rPr>
-          <w:i/>
-          <w:iCs/>
-        </w:rPr>
-        <w:t xml:space="preserve"> </w:t>
-      </w:r>
-      <w:proofErr w:type="spellStart"/>
-      <w:r>
-        <w:rPr>
-          <w:i/>
-          <w:iCs/>
-        </w:rPr>
-        <w:t>anteriores</w:t>
-      </w:r>
-      <w:proofErr w:type="spellEnd"/>
-      <w:r>
-        <w:rPr>
-          <w:i/>
-          <w:iCs/>
-        </w:rPr>
-        <w:t>.</w:t>
+        <w:t>Utilize dados do contexto (queries SQL) e conclusões anteriores.</w:t>
       </w:r>
     </w:p>
     <w:p>
@@ -1166,134 +149,7 @@
           <w:iCs/>
         </w:rPr>
         <w:br/>
-      </w:r>
-      <w:proofErr w:type="spellStart"/>
-      <w:r>
-        <w:rPr>
-          <w:i/>
-          <w:iCs/>
-        </w:rPr>
-        <w:t>Responda</w:t>
-      </w:r>
-      <w:proofErr w:type="spellEnd"/>
-      <w:r>
-        <w:rPr>
-          <w:i/>
-          <w:iCs/>
-        </w:rPr>
-        <w:t xml:space="preserve"> </w:t>
-      </w:r>
-      <w:proofErr w:type="spellStart"/>
-      <w:r>
-        <w:rPr>
-          <w:i/>
-          <w:iCs/>
-        </w:rPr>
-        <w:t>em</w:t>
-      </w:r>
-      <w:proofErr w:type="spellEnd"/>
-      <w:r>
-        <w:rPr>
-          <w:i/>
-          <w:iCs/>
-        </w:rPr>
-        <w:t xml:space="preserve"> </w:t>
-      </w:r>
-      <w:proofErr w:type="spellStart"/>
-      <w:r>
-        <w:rPr>
-          <w:i/>
-          <w:iCs/>
-        </w:rPr>
-        <w:t>português</w:t>
-      </w:r>
-      <w:proofErr w:type="spellEnd"/>
-      <w:r>
-        <w:rPr>
-          <w:i/>
-          <w:iCs/>
-        </w:rPr>
-        <w:t xml:space="preserve"> e </w:t>
-      </w:r>
-      <w:proofErr w:type="spellStart"/>
-      <w:r>
-        <w:rPr>
-          <w:i/>
-          <w:iCs/>
-        </w:rPr>
-        <w:t>gere</w:t>
-      </w:r>
-      <w:proofErr w:type="spellEnd"/>
-      <w:r>
-        <w:rPr>
-          <w:i/>
-          <w:iCs/>
-        </w:rPr>
-        <w:t xml:space="preserve"> HTML </w:t>
-      </w:r>
-      <w:proofErr w:type="spellStart"/>
-      <w:r>
-        <w:rPr>
-          <w:i/>
-          <w:iCs/>
-        </w:rPr>
-        <w:t>estruturado</w:t>
-      </w:r>
-      <w:proofErr w:type="spellEnd"/>
-      <w:r>
-        <w:rPr>
-          <w:i/>
-          <w:iCs/>
-        </w:rPr>
-        <w:t xml:space="preserve"> com </w:t>
-      </w:r>
-      <w:proofErr w:type="spellStart"/>
-      <w:r>
-        <w:rPr>
-          <w:i/>
-          <w:iCs/>
-        </w:rPr>
-        <w:t>gráficos</w:t>
-      </w:r>
-      <w:proofErr w:type="spellEnd"/>
-      <w:r>
-        <w:rPr>
-          <w:i/>
-          <w:iCs/>
-        </w:rPr>
-        <w:t xml:space="preserve">, </w:t>
-      </w:r>
-      <w:proofErr w:type="spellStart"/>
-      <w:r>
-        <w:rPr>
-          <w:i/>
-          <w:iCs/>
-        </w:rPr>
-        <w:t>tabelas</w:t>
-      </w:r>
-      <w:proofErr w:type="spellEnd"/>
-      <w:r>
-        <w:rPr>
-          <w:i/>
-          <w:iCs/>
-        </w:rPr>
-        <w:t xml:space="preserve"> e </w:t>
-      </w:r>
-      <w:proofErr w:type="spellStart"/>
-      <w:r>
-        <w:rPr>
-          <w:i/>
-          <w:iCs/>
-        </w:rPr>
-        <w:t>conclusões</w:t>
-      </w:r>
-      <w:proofErr w:type="spellEnd"/>
-      <w:r>
-        <w:rPr>
-          <w:i/>
-          <w:iCs/>
-        </w:rPr>
-        <w:t>.</w:t>
+        <w:t>Responda em português e gere HTML estruturado com gráficos, tabelas e conclusões.</w:t>
       </w:r>
       <w:r>
         <w:rPr>
@@ -1307,147 +163,25 @@
       <w:pPr>
         <w:pStyle w:val="Ttulo2"/>
       </w:pPr>
-      <w:proofErr w:type="spellStart"/>
       <w:r>
-        <w:t>Agente</w:t>
-      </w:r>
-      <w:proofErr w:type="spellEnd"/>
-      <w:r>
-        <w:t xml:space="preserve"> 3 - </w:t>
-      </w:r>
-      <w:proofErr w:type="spellStart"/>
-      <w:r>
-        <w:t>Conclusão</w:t>
-      </w:r>
-      <w:proofErr w:type="spellEnd"/>
-      <w:r>
-        <w:t xml:space="preserve"> </w:t>
-      </w:r>
-      <w:proofErr w:type="spellStart"/>
-      <w:r>
-        <w:t>Geral</w:t>
-      </w:r>
-      <w:proofErr w:type="spellEnd"/>
-    </w:p>
-    <w:p>
-      <w:pPr>
-        <w:ind w:firstLine="720"/>
-      </w:pPr>
-      <w:r>
-        <w:t xml:space="preserve">Gera </w:t>
-      </w:r>
-      <w:proofErr w:type="spellStart"/>
-      <w:r>
-        <w:t>uma</w:t>
-      </w:r>
-      <w:proofErr w:type="spellEnd"/>
-      <w:r>
-        <w:t xml:space="preserve"> </w:t>
-      </w:r>
-      <w:proofErr w:type="spellStart"/>
-      <w:r>
-        <w:t>conclusão</w:t>
-      </w:r>
-      <w:proofErr w:type="spellEnd"/>
-      <w:r>
-        <w:t xml:space="preserve"> </w:t>
-      </w:r>
-      <w:proofErr w:type="spellStart"/>
-      <w:r>
-        <w:t>consolidada</w:t>
-      </w:r>
-      <w:proofErr w:type="spellEnd"/>
-      <w:r>
-        <w:t xml:space="preserve"> das </w:t>
-      </w:r>
-      <w:proofErr w:type="spellStart"/>
-      <w:r>
-        <w:t>análises</w:t>
-      </w:r>
-      <w:proofErr w:type="spellEnd"/>
-      <w:r>
-        <w:t xml:space="preserve"> </w:t>
-      </w:r>
-      <w:proofErr w:type="spellStart"/>
-      <w:r>
-        <w:t>realizadas</w:t>
-      </w:r>
-      <w:proofErr w:type="spellEnd"/>
-      <w:r>
-        <w:t xml:space="preserve"> </w:t>
-      </w:r>
-      <w:proofErr w:type="spellStart"/>
-      <w:r>
-        <w:t>anteriormente</w:t>
-      </w:r>
-      <w:proofErr w:type="spellEnd"/>
-      <w:r>
-        <w:t xml:space="preserve">, </w:t>
-      </w:r>
-      <w:proofErr w:type="spellStart"/>
-      <w:r>
-        <w:t>apresentando</w:t>
-      </w:r>
-      <w:proofErr w:type="spellEnd"/>
-      <w:r>
-        <w:t xml:space="preserve"> um </w:t>
-      </w:r>
-      <w:proofErr w:type="spellStart"/>
-      <w:r>
-        <w:t>relatório</w:t>
-      </w:r>
-      <w:proofErr w:type="spellEnd"/>
-      <w:r>
-        <w:t xml:space="preserve"> HTML com </w:t>
-      </w:r>
-      <w:proofErr w:type="spellStart"/>
-      <w:r>
-        <w:t>formatações</w:t>
-      </w:r>
-      <w:proofErr w:type="spellEnd"/>
-      <w:r>
-        <w:t xml:space="preserve">, </w:t>
-      </w:r>
-      <w:proofErr w:type="spellStart"/>
-      <w:r>
-        <w:t>gráficos</w:t>
-      </w:r>
-      <w:proofErr w:type="spellEnd"/>
-      <w:r>
-        <w:t xml:space="preserve"> e </w:t>
-      </w:r>
-      <w:proofErr w:type="spellStart"/>
-      <w:r>
-        <w:t>tabelas</w:t>
-      </w:r>
-      <w:proofErr w:type="spellEnd"/>
-      <w:r>
-        <w:t xml:space="preserve"> </w:t>
-      </w:r>
-      <w:proofErr w:type="spellStart"/>
-      <w:r>
-        <w:t>relevantes</w:t>
-      </w:r>
-      <w:proofErr w:type="spellEnd"/>
-      <w:r>
-        <w:t>.</w:t>
+        <w:t>Agente 3 - Conclusão Geral</w:t>
       </w:r>
     </w:p>
     <w:p>
       <w:pPr>
+        <w:ind w:firstLine="720"/>
+      </w:pPr>
+      <w:r>
+        <w:t>Gera uma conclusão consolidada das análises realizadas anteriormente, apresentando um relatório HTML com formatações, gráficos e tabelas relevantes.</w:t>
+      </w:r>
+    </w:p>
+    <w:p>
+      <w:pPr>
         <w:pStyle w:val="Ttulo3"/>
       </w:pPr>
       <w:r>
         <w:lastRenderedPageBreak/>
-        <w:t xml:space="preserve">Prompt </w:t>
-      </w:r>
-      <w:proofErr w:type="spellStart"/>
-      <w:r>
-        <w:t>utilizado</w:t>
-      </w:r>
-      <w:proofErr w:type="spellEnd"/>
-      <w:r>
-        <w:t>:</w:t>
+        <w:t>Prompt utilizado:</w:t>
       </w:r>
     </w:p>
     <w:p>
@@ -1470,151 +204,7 @@
           <w:i/>
           <w:iCs/>
         </w:rPr>
-        <w:t xml:space="preserve">Aja </w:t>
-      </w:r>
-      <w:proofErr w:type="spellStart"/>
-      <w:r>
-        <w:rPr>
-          <w:i/>
-          <w:iCs/>
-        </w:rPr>
-        <w:t>como</w:t>
-      </w:r>
-      <w:proofErr w:type="spellEnd"/>
-      <w:r>
-        <w:rPr>
-          <w:i/>
-          <w:iCs/>
-        </w:rPr>
-        <w:t xml:space="preserve"> um </w:t>
-      </w:r>
-      <w:proofErr w:type="spellStart"/>
-      <w:r>
-        <w:rPr>
-          <w:i/>
-          <w:iCs/>
-        </w:rPr>
-        <w:t>analista</w:t>
-      </w:r>
-      <w:proofErr w:type="spellEnd"/>
-      <w:r>
-        <w:rPr>
-          <w:i/>
-          <w:iCs/>
-        </w:rPr>
-        <w:t xml:space="preserve"> de dados que </w:t>
-      </w:r>
-      <w:proofErr w:type="spellStart"/>
-      <w:r>
-        <w:rPr>
-          <w:i/>
-          <w:iCs/>
-        </w:rPr>
-        <w:t>consolidou</w:t>
-      </w:r>
-      <w:proofErr w:type="spellEnd"/>
-      <w:r>
-        <w:rPr>
-          <w:i/>
-          <w:iCs/>
-        </w:rPr>
-        <w:t xml:space="preserve"> </w:t>
-      </w:r>
-      <w:proofErr w:type="spellStart"/>
-      <w:r>
-        <w:rPr>
-          <w:i/>
-          <w:iCs/>
-        </w:rPr>
-        <w:t>análises</w:t>
-      </w:r>
-      <w:proofErr w:type="spellEnd"/>
-      <w:r>
-        <w:rPr>
-          <w:i/>
-          <w:iCs/>
-        </w:rPr>
-        <w:t xml:space="preserve"> </w:t>
-      </w:r>
-      <w:proofErr w:type="spellStart"/>
-      <w:r>
-        <w:rPr>
-          <w:i/>
-          <w:iCs/>
-        </w:rPr>
-        <w:t>anteriores</w:t>
-      </w:r>
-      <w:proofErr w:type="spellEnd"/>
-      <w:r>
-        <w:rPr>
-          <w:i/>
-          <w:iCs/>
-        </w:rPr>
-        <w:t xml:space="preserve"> </w:t>
-      </w:r>
-      <w:proofErr w:type="spellStart"/>
-      <w:r>
-        <w:rPr>
-          <w:i/>
-          <w:iCs/>
-        </w:rPr>
-        <w:t>sobre</w:t>
-      </w:r>
-      <w:proofErr w:type="spellEnd"/>
-      <w:r>
-        <w:rPr>
-          <w:i/>
-          <w:iCs/>
-        </w:rPr>
-        <w:t xml:space="preserve"> </w:t>
-      </w:r>
-      <w:proofErr w:type="spellStart"/>
-      <w:r>
-        <w:rPr>
-          <w:i/>
-          <w:iCs/>
-        </w:rPr>
-        <w:t>fraudes</w:t>
-      </w:r>
-      <w:proofErr w:type="spellEnd"/>
-      <w:r>
-        <w:rPr>
-          <w:i/>
-          <w:iCs/>
-        </w:rPr>
-        <w:t xml:space="preserve"> </w:t>
-      </w:r>
-      <w:proofErr w:type="spellStart"/>
-      <w:r>
-        <w:rPr>
-          <w:i/>
-          <w:iCs/>
-        </w:rPr>
-        <w:t>em</w:t>
-      </w:r>
-      <w:proofErr w:type="spellEnd"/>
-      <w:r>
-        <w:rPr>
-          <w:i/>
-          <w:iCs/>
-        </w:rPr>
-        <w:t xml:space="preserve"> </w:t>
-      </w:r>
-      <w:proofErr w:type="spellStart"/>
-      <w:r>
-        <w:rPr>
-          <w:i/>
-          <w:iCs/>
-        </w:rPr>
-        <w:t>cartões</w:t>
-      </w:r>
-      <w:proofErr w:type="spellEnd"/>
-      <w:r>
-        <w:rPr>
-          <w:i/>
-          <w:iCs/>
-        </w:rPr>
-        <w:t>.</w:t>
+        <w:t>Aja como um analista de dados que consolidou análises anteriores sobre fraudes em cartões.</w:t>
       </w:r>
     </w:p>
     <w:p>
@@ -1631,150 +221,7 @@
           <w:iCs/>
         </w:rPr>
         <w:br/>
-      </w:r>
-      <w:proofErr w:type="spellStart"/>
-      <w:r>
-        <w:rPr>
-          <w:i/>
-          <w:iCs/>
-        </w:rPr>
-        <w:t>Forneça</w:t>
-      </w:r>
-      <w:proofErr w:type="spellEnd"/>
-      <w:r>
-        <w:rPr>
-          <w:i/>
-          <w:iCs/>
-        </w:rPr>
-        <w:t xml:space="preserve"> </w:t>
-      </w:r>
-      <w:proofErr w:type="spellStart"/>
-      <w:r>
-        <w:rPr>
-          <w:i/>
-          <w:iCs/>
-        </w:rPr>
-        <w:t>uma</w:t>
-      </w:r>
-      <w:proofErr w:type="spellEnd"/>
-      <w:r>
-        <w:rPr>
-          <w:i/>
-          <w:iCs/>
-        </w:rPr>
-        <w:t xml:space="preserve"> </w:t>
-      </w:r>
-      <w:proofErr w:type="spellStart"/>
-      <w:r>
-        <w:rPr>
-          <w:i/>
-          <w:iCs/>
-        </w:rPr>
-        <w:t>conclusão</w:t>
-      </w:r>
-      <w:proofErr w:type="spellEnd"/>
-      <w:r>
-        <w:rPr>
-          <w:i/>
-          <w:iCs/>
-        </w:rPr>
-        <w:t xml:space="preserve"> </w:t>
-      </w:r>
-      <w:proofErr w:type="spellStart"/>
-      <w:r>
-        <w:rPr>
-          <w:i/>
-          <w:iCs/>
-        </w:rPr>
-        <w:t>geral</w:t>
-      </w:r>
-      <w:proofErr w:type="spellEnd"/>
-      <w:r>
-        <w:rPr>
-          <w:i/>
-          <w:iCs/>
-        </w:rPr>
-        <w:t xml:space="preserve"> </w:t>
-      </w:r>
-      <w:proofErr w:type="spellStart"/>
-      <w:r>
-        <w:rPr>
-          <w:i/>
-          <w:iCs/>
-        </w:rPr>
-        <w:t>em</w:t>
-      </w:r>
-      <w:proofErr w:type="spellEnd"/>
-      <w:r>
-        <w:rPr>
-          <w:i/>
-          <w:iCs/>
-        </w:rPr>
-        <w:t xml:space="preserve"> HTML, com </w:t>
-      </w:r>
-      <w:proofErr w:type="spellStart"/>
-      <w:r>
-        <w:rPr>
-          <w:i/>
-          <w:iCs/>
-        </w:rPr>
-        <w:t>gráficos</w:t>
-      </w:r>
-      <w:proofErr w:type="spellEnd"/>
-      <w:r>
-        <w:rPr>
-          <w:i/>
-          <w:iCs/>
-        </w:rPr>
-        <w:t xml:space="preserve">, </w:t>
-      </w:r>
-      <w:proofErr w:type="spellStart"/>
-      <w:r>
-        <w:rPr>
-          <w:i/>
-          <w:iCs/>
-        </w:rPr>
-        <w:t>tabelas</w:t>
-      </w:r>
-      <w:proofErr w:type="spellEnd"/>
-      <w:r>
-        <w:rPr>
-          <w:i/>
-          <w:iCs/>
-        </w:rPr>
-        <w:t xml:space="preserve"> e </w:t>
-      </w:r>
-      <w:proofErr w:type="spellStart"/>
-      <w:r>
-        <w:rPr>
-          <w:i/>
-          <w:iCs/>
-        </w:rPr>
-        <w:t>destaques</w:t>
-      </w:r>
-      <w:proofErr w:type="spellEnd"/>
-      <w:r>
-        <w:rPr>
-          <w:i/>
-          <w:iCs/>
-        </w:rPr>
-        <w:t xml:space="preserve"> </w:t>
-      </w:r>
-      <w:proofErr w:type="spellStart"/>
-      <w:r>
-        <w:rPr>
-          <w:i/>
-          <w:iCs/>
-        </w:rPr>
-        <w:t>condicionais</w:t>
-      </w:r>
-      <w:proofErr w:type="spellEnd"/>
-      <w:r>
-        <w:rPr>
-          <w:i/>
-          <w:iCs/>
-        </w:rPr>
-        <w:t>.</w:t>
+        <w:t>Forneça uma conclusão geral em HTML, com gráficos, tabelas e destaques condicionais.</w:t>
       </w:r>
     </w:p>
     <w:p>
@@ -1791,118 +238,7 @@
           <w:iCs/>
         </w:rPr>
         <w:br/>
-      </w:r>
-      <w:proofErr w:type="spellStart"/>
-      <w:r>
-        <w:rPr>
-          <w:i/>
-          <w:iCs/>
-        </w:rPr>
-        <w:t>Não</w:t>
-      </w:r>
-      <w:proofErr w:type="spellEnd"/>
-      <w:r>
-        <w:rPr>
-          <w:i/>
-          <w:iCs/>
-        </w:rPr>
-        <w:t xml:space="preserve"> </w:t>
-      </w:r>
-      <w:proofErr w:type="spellStart"/>
-      <w:r>
-        <w:rPr>
-          <w:i/>
-          <w:iCs/>
-        </w:rPr>
-        <w:t>faça</w:t>
-      </w:r>
-      <w:proofErr w:type="spellEnd"/>
-      <w:r>
-        <w:rPr>
-          <w:i/>
-          <w:iCs/>
-        </w:rPr>
-        <w:t xml:space="preserve"> </w:t>
-      </w:r>
-      <w:proofErr w:type="spellStart"/>
-      <w:r>
-        <w:rPr>
-          <w:i/>
-          <w:iCs/>
-        </w:rPr>
-        <w:t>perguntas</w:t>
-      </w:r>
-      <w:proofErr w:type="spellEnd"/>
-      <w:r>
-        <w:rPr>
-          <w:i/>
-          <w:iCs/>
-        </w:rPr>
-        <w:t xml:space="preserve">, </w:t>
-      </w:r>
-      <w:proofErr w:type="spellStart"/>
-      <w:r>
-        <w:rPr>
-          <w:i/>
-          <w:iCs/>
-        </w:rPr>
-        <w:t>apenas</w:t>
-      </w:r>
-      <w:proofErr w:type="spellEnd"/>
-      <w:r>
-        <w:rPr>
-          <w:i/>
-          <w:iCs/>
-        </w:rPr>
-        <w:t xml:space="preserve"> </w:t>
-      </w:r>
-      <w:proofErr w:type="spellStart"/>
-      <w:r>
-        <w:rPr>
-          <w:i/>
-          <w:iCs/>
-        </w:rPr>
-        <w:t>apresente</w:t>
-      </w:r>
-      <w:proofErr w:type="spellEnd"/>
-      <w:r>
-        <w:rPr>
-          <w:i/>
-          <w:iCs/>
-        </w:rPr>
-        <w:t xml:space="preserve"> </w:t>
-      </w:r>
-      <w:proofErr w:type="gramStart"/>
-      <w:r>
-        <w:rPr>
-          <w:i/>
-          <w:iCs/>
-        </w:rPr>
-        <w:t>a</w:t>
-      </w:r>
-      <w:proofErr w:type="gramEnd"/>
-      <w:r>
-        <w:rPr>
-          <w:i/>
-          <w:iCs/>
-        </w:rPr>
-        <w:t xml:space="preserve"> </w:t>
-      </w:r>
-      <w:proofErr w:type="spellStart"/>
-      <w:r>
-        <w:rPr>
-          <w:i/>
-          <w:iCs/>
-        </w:rPr>
-        <w:t>análise</w:t>
-      </w:r>
-      <w:proofErr w:type="spellEnd"/>
-      <w:r>
-        <w:rPr>
-          <w:i/>
-          <w:iCs/>
-        </w:rPr>
-        <w:t>.</w:t>
+        <w:t>Não faça perguntas, apenas apresente a análise.</w:t>
       </w:r>
       <w:r>
         <w:rPr>
@@ -1917,57 +253,12 @@
         <w:pStyle w:val="Ttulo1"/>
       </w:pPr>
       <w:r>
-        <w:t xml:space="preserve">🛠️ Outros </w:t>
+        <w:t>🛠️ Outros Métodos</w:t>
       </w:r>
-      <w:proofErr w:type="spellStart"/>
-      <w:r>
-        <w:t>Métodos</w:t>
-      </w:r>
-      <w:proofErr w:type="spellEnd"/>
     </w:p>
     <w:p>
       <w:r>
-        <w:t xml:space="preserve">O </w:t>
-      </w:r>
-      <w:proofErr w:type="spellStart"/>
-      <w:r>
-        <w:t>sistema</w:t>
-      </w:r>
-      <w:proofErr w:type="spellEnd"/>
-      <w:r>
-        <w:t xml:space="preserve"> </w:t>
-      </w:r>
-      <w:proofErr w:type="spellStart"/>
-      <w:r>
-        <w:t>conta</w:t>
-      </w:r>
-      <w:proofErr w:type="spellEnd"/>
-      <w:r>
-        <w:t xml:space="preserve"> </w:t>
-      </w:r>
-      <w:proofErr w:type="spellStart"/>
-      <w:r>
-        <w:t>ainda</w:t>
-      </w:r>
-      <w:proofErr w:type="spellEnd"/>
-      <w:r>
-        <w:t xml:space="preserve"> com </w:t>
-      </w:r>
-      <w:proofErr w:type="spellStart"/>
-      <w:r>
-        <w:t>funções</w:t>
-      </w:r>
-      <w:proofErr w:type="spellEnd"/>
-      <w:r>
-        <w:t xml:space="preserve"> </w:t>
-      </w:r>
-      <w:proofErr w:type="spellStart"/>
-      <w:r>
-        <w:t>auxiliares</w:t>
-      </w:r>
-      <w:proofErr w:type="spellEnd"/>
-      <w:r>
-        <w:t xml:space="preserve"> para:</w:t>
+        <w:t>O sistema conta ainda com funções auxiliares para:</w:t>
       </w:r>
     </w:p>
     <w:p>
@@ -1976,50 +267,10 @@
           <w:b/>
           <w:bCs/>
         </w:rPr>
-        <w:t>- `</w:t>
-      </w:r>
-      <w:proofErr w:type="spellStart"/>
-      <w:r>
-        <w:rPr>
-          <w:b/>
-          <w:bCs/>
-        </w:rPr>
-        <w:t>llm_gera_query</w:t>
-      </w:r>
-      <w:proofErr w:type="spellEnd"/>
-      <w:r>
-        <w:rPr>
-          <w:b/>
-          <w:bCs/>
-        </w:rPr>
-        <w:t>`:</w:t>
+        <w:t>- `llm_gera_query`:</w:t>
       </w:r>
       <w:r>
-        <w:t xml:space="preserve"> </w:t>
-      </w:r>
-      <w:proofErr w:type="spellStart"/>
-      <w:r>
-        <w:t>Criação</w:t>
-      </w:r>
-      <w:proofErr w:type="spellEnd"/>
-      <w:r>
-        <w:t xml:space="preserve"> </w:t>
-      </w:r>
-      <w:proofErr w:type="spellStart"/>
-      <w:r>
-        <w:t>automática</w:t>
-      </w:r>
-      <w:proofErr w:type="spellEnd"/>
-      <w:r>
-        <w:t xml:space="preserve"> de queries SQL para consulta </w:t>
-      </w:r>
-      <w:proofErr w:type="spellStart"/>
-      <w:r>
-        <w:t>aos</w:t>
-      </w:r>
-      <w:proofErr w:type="spellEnd"/>
-      <w:r>
-        <w:t xml:space="preserve"> dados.</w:t>
+        <w:t xml:space="preserve"> Criação automática de queries SQL para consulta aos dados.</w:t>
       </w:r>
     </w:p>
     <w:p>
@@ -2031,63 +282,7 @@
         <w:t>- `rag`:</w:t>
       </w:r>
       <w:r>
-        <w:t xml:space="preserve"> </w:t>
-      </w:r>
-      <w:proofErr w:type="spellStart"/>
-      <w:r>
-        <w:t>Função</w:t>
-      </w:r>
-      <w:proofErr w:type="spellEnd"/>
-      <w:r>
-        <w:t xml:space="preserve"> que </w:t>
-      </w:r>
-      <w:proofErr w:type="spellStart"/>
-      <w:r>
-        <w:t>realiza</w:t>
-      </w:r>
-      <w:proofErr w:type="spellEnd"/>
-      <w:r>
-        <w:t xml:space="preserve"> </w:t>
-      </w:r>
-      <w:proofErr w:type="spellStart"/>
-      <w:r>
-        <w:t>leitura</w:t>
-      </w:r>
-      <w:proofErr w:type="spellEnd"/>
-      <w:r>
-        <w:t xml:space="preserve"> de </w:t>
-      </w:r>
-      <w:proofErr w:type="spellStart"/>
-      <w:r>
-        <w:t>arquivos</w:t>
-      </w:r>
-      <w:proofErr w:type="spellEnd"/>
-      <w:r>
-        <w:t xml:space="preserve"> CSV, </w:t>
-      </w:r>
-      <w:proofErr w:type="spellStart"/>
-      <w:r>
-        <w:t>carrega</w:t>
-      </w:r>
-      <w:proofErr w:type="spellEnd"/>
-      <w:r>
-        <w:t xml:space="preserve"> no banco SQLite e </w:t>
-      </w:r>
-      <w:proofErr w:type="spellStart"/>
-      <w:r>
-        <w:t>aplica</w:t>
-      </w:r>
-      <w:proofErr w:type="spellEnd"/>
-      <w:r>
-        <w:t xml:space="preserve"> a query </w:t>
-      </w:r>
-      <w:proofErr w:type="spellStart"/>
-      <w:r>
-        <w:t>gerada</w:t>
-      </w:r>
-      <w:proofErr w:type="spellEnd"/>
-      <w:r>
-        <w:t>.</w:t>
+        <w:t xml:space="preserve"> Função que realiza leitura de arquivos CSV, carrega no banco SQLite e aplica a query gerada.</w:t>
       </w:r>
     </w:p>
     <w:p>
@@ -2096,74 +291,10 @@
           <w:b/>
           <w:bCs/>
         </w:rPr>
-        <w:t>- `</w:t>
-      </w:r>
-      <w:proofErr w:type="spellStart"/>
-      <w:r>
-        <w:rPr>
-          <w:b/>
-          <w:bCs/>
-        </w:rPr>
-        <w:t>ErroProcessamento</w:t>
-      </w:r>
-      <w:proofErr w:type="spellEnd"/>
-      <w:r>
-        <w:rPr>
-          <w:b/>
-          <w:bCs/>
-        </w:rPr>
-        <w:t>`:</w:t>
+        <w:t>- `ErroProcessamento`:</w:t>
       </w:r>
       <w:r>
-        <w:t xml:space="preserve"> </w:t>
-      </w:r>
-      <w:proofErr w:type="spellStart"/>
-      <w:r>
-        <w:t>Classe</w:t>
-      </w:r>
-      <w:proofErr w:type="spellEnd"/>
-      <w:r>
-        <w:t xml:space="preserve"> de </w:t>
-      </w:r>
-      <w:proofErr w:type="spellStart"/>
-      <w:r>
-        <w:t>exceção</w:t>
-      </w:r>
-      <w:proofErr w:type="spellEnd"/>
-      <w:r>
-        <w:t xml:space="preserve"> </w:t>
-      </w:r>
-      <w:proofErr w:type="spellStart"/>
-      <w:r>
-        <w:t>personalizada</w:t>
-      </w:r>
-      <w:proofErr w:type="spellEnd"/>
-      <w:r>
-        <w:t xml:space="preserve"> para </w:t>
-      </w:r>
-      <w:proofErr w:type="spellStart"/>
-      <w:r>
-        <w:t>tratar</w:t>
-      </w:r>
-      <w:proofErr w:type="spellEnd"/>
-      <w:r>
-        <w:t xml:space="preserve"> </w:t>
-      </w:r>
-      <w:proofErr w:type="spellStart"/>
-      <w:r>
-        <w:t>erros</w:t>
-      </w:r>
-      <w:proofErr w:type="spellEnd"/>
-      <w:r>
-        <w:t xml:space="preserve"> de </w:t>
-      </w:r>
-      <w:proofErr w:type="spellStart"/>
-      <w:r>
-        <w:t>execução</w:t>
-      </w:r>
-      <w:proofErr w:type="spellEnd"/>
-      <w:r>
-        <w:t>.</w:t>
+        <w:t xml:space="preserve"> Classe de exceção personalizada para tratar erros de execução.</w:t>
       </w:r>
     </w:p>
     <w:p>
@@ -2171,754 +302,110 @@
         <w:pStyle w:val="Ttulo1"/>
       </w:pPr>
       <w:r>
-        <w:t xml:space="preserve">❓ </w:t>
+        <w:t>❓ Perguntas Cadastradas</w:t>
       </w:r>
-      <w:proofErr w:type="spellStart"/>
-      <w:r>
-        <w:t>Perguntas</w:t>
-      </w:r>
-      <w:proofErr w:type="spellEnd"/>
-      <w:r>
-        <w:t xml:space="preserve"> </w:t>
-      </w:r>
-      <w:proofErr w:type="spellStart"/>
-      <w:r>
-        <w:t>Cadastradas</w:t>
-      </w:r>
-      <w:proofErr w:type="spellEnd"/>
     </w:p>
     <w:p>
       <w:pPr>
         <w:pStyle w:val="Ttulo2"/>
       </w:pPr>
-      <w:proofErr w:type="spellStart"/>
       <w:r>
         <w:t>Distribuição</w:t>
-      </w:r>
-      <w:proofErr w:type="spellEnd"/>
-    </w:p>
-    <w:p>
-      <w:r>
-        <w:t xml:space="preserve">- </w:t>
-      </w:r>
-      <w:proofErr w:type="spellStart"/>
-      <w:r>
-        <w:t>Quais</w:t>
-      </w:r>
-      <w:proofErr w:type="spellEnd"/>
-      <w:r>
-        <w:t xml:space="preserve"> </w:t>
-      </w:r>
-      <w:proofErr w:type="spellStart"/>
-      <w:r>
-        <w:t>são</w:t>
-      </w:r>
-      <w:proofErr w:type="spellEnd"/>
-      <w:r>
-        <w:t xml:space="preserve"> </w:t>
-      </w:r>
-      <w:proofErr w:type="spellStart"/>
-      <w:r>
-        <w:t>os</w:t>
-      </w:r>
-      <w:proofErr w:type="spellEnd"/>
-      <w:r>
-        <w:t xml:space="preserve"> </w:t>
-      </w:r>
-      <w:proofErr w:type="spellStart"/>
-      <w:r>
-        <w:t>tipos</w:t>
-      </w:r>
-      <w:proofErr w:type="spellEnd"/>
-      <w:r>
-        <w:t xml:space="preserve"> de dados (</w:t>
-      </w:r>
-      <w:proofErr w:type="spellStart"/>
-      <w:r>
-        <w:t>numéricos</w:t>
-      </w:r>
-      <w:proofErr w:type="spellEnd"/>
-      <w:r>
-        <w:t xml:space="preserve">, </w:t>
-      </w:r>
-      <w:proofErr w:type="spellStart"/>
-      <w:r>
-        <w:t>categóricos</w:t>
-      </w:r>
-      <w:proofErr w:type="spellEnd"/>
-      <w:r>
-        <w:t>)?</w:t>
       </w:r>
     </w:p>
     <w:p>
       <w:r>
-        <w:t xml:space="preserve">- Qual a </w:t>
-      </w:r>
-      <w:proofErr w:type="spellStart"/>
-      <w:r>
-        <w:t>distribuição</w:t>
-      </w:r>
-      <w:proofErr w:type="spellEnd"/>
-      <w:r>
-        <w:t xml:space="preserve"> de </w:t>
-      </w:r>
-      <w:proofErr w:type="spellStart"/>
-      <w:r>
-        <w:t>cada</w:t>
-      </w:r>
-      <w:proofErr w:type="spellEnd"/>
-      <w:r>
-        <w:t xml:space="preserve"> </w:t>
-      </w:r>
-      <w:proofErr w:type="spellStart"/>
-      <w:proofErr w:type="gramStart"/>
-      <w:r>
-        <w:t>variável</w:t>
-      </w:r>
-      <w:proofErr w:type="spellEnd"/>
-      <w:r>
-        <w:t xml:space="preserve"> ?</w:t>
-      </w:r>
-      <w:proofErr w:type="gramEnd"/>
-      <w:r>
-        <w:t xml:space="preserve"> (</w:t>
-      </w:r>
-      <w:proofErr w:type="spellStart"/>
-      <w:proofErr w:type="gramStart"/>
-      <w:r>
-        <w:t>histogramas</w:t>
-      </w:r>
-      <w:proofErr w:type="spellEnd"/>
-      <w:proofErr w:type="gramEnd"/>
-      <w:r>
-        <w:t xml:space="preserve">, </w:t>
-      </w:r>
-      <w:proofErr w:type="spellStart"/>
-      <w:r>
-        <w:t>distribuições</w:t>
-      </w:r>
-      <w:proofErr w:type="spellEnd"/>
-      <w:r>
-        <w:t>)</w:t>
+        <w:t>- Quais são os tipos de dados (numéricos, categóricos)?</w:t>
       </w:r>
     </w:p>
     <w:p>
       <w:r>
-        <w:t xml:space="preserve">- Qual o </w:t>
-      </w:r>
-      <w:proofErr w:type="spellStart"/>
-      <w:r>
-        <w:t>intervalo</w:t>
-      </w:r>
-      <w:proofErr w:type="spellEnd"/>
-      <w:r>
-        <w:t xml:space="preserve"> de </w:t>
-      </w:r>
-      <w:proofErr w:type="spellStart"/>
-      <w:r>
-        <w:t>cada</w:t>
-      </w:r>
-      <w:proofErr w:type="spellEnd"/>
-      <w:r>
-        <w:t xml:space="preserve"> </w:t>
-      </w:r>
-      <w:proofErr w:type="spellStart"/>
-      <w:r>
-        <w:t>variável</w:t>
-      </w:r>
-      <w:proofErr w:type="spellEnd"/>
-      <w:r>
-        <w:t xml:space="preserve"> (</w:t>
-      </w:r>
-      <w:proofErr w:type="spellStart"/>
-      <w:r>
-        <w:t>mínimo</w:t>
-      </w:r>
-      <w:proofErr w:type="spellEnd"/>
-      <w:r>
-        <w:t xml:space="preserve">, </w:t>
-      </w:r>
-      <w:proofErr w:type="spellStart"/>
-      <w:r>
-        <w:t>máximo</w:t>
-      </w:r>
-      <w:proofErr w:type="spellEnd"/>
-      <w:r>
-        <w:t>)?</w:t>
+        <w:t>- Qual a distribuição de cada variável ? (histogramas, distribuições)</w:t>
       </w:r>
     </w:p>
     <w:p>
       <w:r>
-        <w:t xml:space="preserve">- </w:t>
-      </w:r>
-      <w:proofErr w:type="spellStart"/>
-      <w:r>
-        <w:t>Quais</w:t>
-      </w:r>
-      <w:proofErr w:type="spellEnd"/>
-      <w:r>
-        <w:t xml:space="preserve"> </w:t>
-      </w:r>
-      <w:proofErr w:type="spellStart"/>
-      <w:r>
-        <w:t>são</w:t>
-      </w:r>
-      <w:proofErr w:type="spellEnd"/>
-      <w:r>
-        <w:t xml:space="preserve"> as </w:t>
-      </w:r>
-      <w:proofErr w:type="spellStart"/>
-      <w:r>
-        <w:t>medidas</w:t>
-      </w:r>
-      <w:proofErr w:type="spellEnd"/>
-      <w:r>
-        <w:t xml:space="preserve"> de </w:t>
-      </w:r>
-      <w:proofErr w:type="spellStart"/>
-      <w:r>
-        <w:t>tendência</w:t>
-      </w:r>
-      <w:proofErr w:type="spellEnd"/>
-      <w:r>
-        <w:t xml:space="preserve"> central (</w:t>
-      </w:r>
-      <w:proofErr w:type="spellStart"/>
-      <w:r>
-        <w:t>média</w:t>
-      </w:r>
-      <w:proofErr w:type="spellEnd"/>
-      <w:r>
-        <w:t xml:space="preserve">, </w:t>
-      </w:r>
-      <w:proofErr w:type="spellStart"/>
-      <w:r>
-        <w:t>mediana</w:t>
-      </w:r>
-      <w:proofErr w:type="spellEnd"/>
-      <w:r>
-        <w:t>)?</w:t>
+        <w:t>- Qual o intervalo de cada variável (mínimo, máximo)?</w:t>
       </w:r>
     </w:p>
     <w:p>
       <w:r>
-        <w:t xml:space="preserve">- Qual a </w:t>
-      </w:r>
-      <w:proofErr w:type="spellStart"/>
-      <w:r>
-        <w:t>variabilidade</w:t>
-      </w:r>
-      <w:proofErr w:type="spellEnd"/>
-      <w:r>
-        <w:t xml:space="preserve"> dos dados (</w:t>
-      </w:r>
-      <w:proofErr w:type="spellStart"/>
-      <w:r>
-        <w:t>desvio</w:t>
-      </w:r>
-      <w:proofErr w:type="spellEnd"/>
-      <w:r>
-        <w:t xml:space="preserve"> </w:t>
-      </w:r>
-      <w:proofErr w:type="spellStart"/>
-      <w:r>
-        <w:t>padrão</w:t>
-      </w:r>
-      <w:proofErr w:type="spellEnd"/>
-      <w:r>
-        <w:t xml:space="preserve">, </w:t>
-      </w:r>
-      <w:proofErr w:type="spellStart"/>
-      <w:r>
-        <w:t>variância</w:t>
-      </w:r>
-      <w:proofErr w:type="spellEnd"/>
-      <w:r>
-        <w:t>)?</w:t>
-      </w:r>
-    </w:p>
-    <w:p>
-      <w:pPr>
-        <w:pStyle w:val="Ttulo2"/>
-      </w:pPr>
-      <w:proofErr w:type="spellStart"/>
-      <w:r>
-        <w:t>Padrões</w:t>
-      </w:r>
-      <w:proofErr w:type="spellEnd"/>
-    </w:p>
-    <w:p>
-      <w:r>
-        <w:t xml:space="preserve">- </w:t>
-      </w:r>
-      <w:proofErr w:type="spellStart"/>
-      <w:r>
-        <w:t>Existem</w:t>
-      </w:r>
-      <w:proofErr w:type="spellEnd"/>
-      <w:r>
-        <w:t xml:space="preserve"> </w:t>
-      </w:r>
-      <w:proofErr w:type="spellStart"/>
-      <w:r>
-        <w:t>padrões</w:t>
-      </w:r>
-      <w:proofErr w:type="spellEnd"/>
-      <w:r>
-        <w:t xml:space="preserve"> </w:t>
-      </w:r>
-      <w:proofErr w:type="spellStart"/>
-      <w:r>
-        <w:t>ou</w:t>
-      </w:r>
-      <w:proofErr w:type="spellEnd"/>
-      <w:r>
-        <w:t xml:space="preserve"> </w:t>
-      </w:r>
-      <w:proofErr w:type="spellStart"/>
-      <w:r>
-        <w:t>tendências</w:t>
-      </w:r>
-      <w:proofErr w:type="spellEnd"/>
-      <w:r>
-        <w:t xml:space="preserve"> </w:t>
-      </w:r>
-      <w:proofErr w:type="spellStart"/>
-      <w:r>
-        <w:t>temporais</w:t>
-      </w:r>
-      <w:proofErr w:type="spellEnd"/>
-      <w:r>
-        <w:t>?</w:t>
+        <w:t>- Quais são as medidas de tendência central (média, mediana)?</w:t>
       </w:r>
     </w:p>
     <w:p>
       <w:r>
-        <w:t xml:space="preserve">- </w:t>
+        <w:t>- Qual a variabilidade dos dados (desvio padrão, variância)?</w:t>
       </w:r>
-      <w:proofErr w:type="spellStart"/>
+    </w:p>
+    <w:p>
+      <w:pPr>
+        <w:pStyle w:val="Ttulo2"/>
+      </w:pPr>
       <w:r>
-        <w:t>Quais</w:t>
-      </w:r>
-      <w:proofErr w:type="spellEnd"/>
-      <w:r>
-        <w:t xml:space="preserve"> </w:t>
-      </w:r>
-      <w:proofErr w:type="spellStart"/>
-      <w:r>
-        <w:t>os</w:t>
-      </w:r>
-      <w:proofErr w:type="spellEnd"/>
-      <w:r>
-        <w:t xml:space="preserve"> </w:t>
-      </w:r>
-      <w:proofErr w:type="spellStart"/>
-      <w:r>
-        <w:t>valores</w:t>
-      </w:r>
-      <w:proofErr w:type="spellEnd"/>
-      <w:r>
-        <w:t xml:space="preserve"> </w:t>
-      </w:r>
-      <w:proofErr w:type="spellStart"/>
-      <w:r>
-        <w:t>mais</w:t>
-      </w:r>
-      <w:proofErr w:type="spellEnd"/>
-      <w:r>
-        <w:t xml:space="preserve"> </w:t>
-      </w:r>
-      <w:proofErr w:type="spellStart"/>
-      <w:r>
-        <w:t>frequentes</w:t>
-      </w:r>
-      <w:proofErr w:type="spellEnd"/>
-      <w:r>
-        <w:t xml:space="preserve"> </w:t>
-      </w:r>
-      <w:proofErr w:type="spellStart"/>
-      <w:r>
-        <w:t>ou</w:t>
-      </w:r>
-      <w:proofErr w:type="spellEnd"/>
-      <w:r>
-        <w:t xml:space="preserve"> </w:t>
-      </w:r>
-      <w:proofErr w:type="spellStart"/>
-      <w:r>
-        <w:t>menos</w:t>
-      </w:r>
-      <w:proofErr w:type="spellEnd"/>
-      <w:r>
-        <w:t xml:space="preserve"> </w:t>
-      </w:r>
-      <w:proofErr w:type="spellStart"/>
-      <w:r>
-        <w:t>frequentes</w:t>
-      </w:r>
-      <w:proofErr w:type="spellEnd"/>
-      <w:r>
-        <w:t>?</w:t>
+        <w:t>Padrões</w:t>
       </w:r>
     </w:p>
     <w:p>
       <w:r>
-        <w:t xml:space="preserve">- </w:t>
-      </w:r>
-      <w:proofErr w:type="spellStart"/>
-      <w:r>
-        <w:t>Existem</w:t>
-      </w:r>
-      <w:proofErr w:type="spellEnd"/>
-      <w:r>
-        <w:t xml:space="preserve"> </w:t>
-      </w:r>
-      <w:proofErr w:type="spellStart"/>
-      <w:r>
-        <w:t>agrupamentos</w:t>
-      </w:r>
-      <w:proofErr w:type="spellEnd"/>
-      <w:r>
-        <w:t xml:space="preserve"> (clusters) </w:t>
-      </w:r>
-      <w:proofErr w:type="spellStart"/>
-      <w:r>
-        <w:t>nos</w:t>
-      </w:r>
-      <w:proofErr w:type="spellEnd"/>
-      <w:r>
-        <w:t xml:space="preserve"> dados?</w:t>
-      </w:r>
-    </w:p>
-    <w:p>
-      <w:pPr>
-        <w:pStyle w:val="Ttulo2"/>
-      </w:pPr>
-      <w:proofErr w:type="spellStart"/>
-      <w:r>
-        <w:t>Anomalias</w:t>
-      </w:r>
-      <w:proofErr w:type="spellEnd"/>
-    </w:p>
-    <w:p>
-      <w:r>
-        <w:t xml:space="preserve">- </w:t>
-      </w:r>
-      <w:proofErr w:type="spellStart"/>
-      <w:r>
-        <w:t>Existem</w:t>
-      </w:r>
-      <w:proofErr w:type="spellEnd"/>
-      <w:r>
-        <w:t xml:space="preserve"> </w:t>
-      </w:r>
-      <w:proofErr w:type="spellStart"/>
-      <w:r>
-        <w:t>valores</w:t>
-      </w:r>
-      <w:proofErr w:type="spellEnd"/>
-      <w:r>
-        <w:t xml:space="preserve"> </w:t>
-      </w:r>
-      <w:proofErr w:type="spellStart"/>
-      <w:r>
-        <w:t>atípicos</w:t>
-      </w:r>
-      <w:proofErr w:type="spellEnd"/>
-      <w:r>
-        <w:t xml:space="preserve"> </w:t>
-      </w:r>
-      <w:proofErr w:type="spellStart"/>
-      <w:r>
-        <w:t>nos</w:t>
-      </w:r>
-      <w:proofErr w:type="spellEnd"/>
-      <w:r>
-        <w:t xml:space="preserve"> dados?</w:t>
+        <w:t>- Existem padrões ou tendências temporais?</w:t>
       </w:r>
     </w:p>
     <w:p>
       <w:r>
-        <w:t xml:space="preserve">- Como </w:t>
-      </w:r>
-      <w:proofErr w:type="spellStart"/>
-      <w:r>
-        <w:t>esses</w:t>
-      </w:r>
-      <w:proofErr w:type="spellEnd"/>
-      <w:r>
-        <w:t xml:space="preserve"> outliers </w:t>
-      </w:r>
-      <w:proofErr w:type="spellStart"/>
-      <w:r>
-        <w:t>afetam</w:t>
-      </w:r>
-      <w:proofErr w:type="spellEnd"/>
-      <w:r>
-        <w:t xml:space="preserve"> </w:t>
-      </w:r>
-      <w:proofErr w:type="gramStart"/>
-      <w:r>
-        <w:t>a</w:t>
-      </w:r>
-      <w:proofErr w:type="gramEnd"/>
-      <w:r>
-        <w:t xml:space="preserve"> </w:t>
-      </w:r>
-      <w:proofErr w:type="spellStart"/>
-      <w:r>
-        <w:t>análise</w:t>
-      </w:r>
-      <w:proofErr w:type="spellEnd"/>
-      <w:r>
-        <w:t>?</w:t>
+        <w:t>- Quais os valores mais frequentes ou menos frequentes?</w:t>
       </w:r>
     </w:p>
     <w:p>
       <w:r>
-        <w:t xml:space="preserve">- </w:t>
-      </w:r>
-      <w:proofErr w:type="spellStart"/>
-      <w:r>
-        <w:t>Podem</w:t>
-      </w:r>
-      <w:proofErr w:type="spellEnd"/>
-      <w:r>
-        <w:t xml:space="preserve"> ser </w:t>
-      </w:r>
-      <w:proofErr w:type="spellStart"/>
-      <w:r>
-        <w:t>removidos</w:t>
-      </w:r>
-      <w:proofErr w:type="spellEnd"/>
-      <w:r>
-        <w:t xml:space="preserve">, </w:t>
-      </w:r>
-      <w:proofErr w:type="spellStart"/>
-      <w:r>
-        <w:t>transformados</w:t>
-      </w:r>
-      <w:proofErr w:type="spellEnd"/>
-      <w:r>
-        <w:t xml:space="preserve"> </w:t>
-      </w:r>
-      <w:proofErr w:type="spellStart"/>
-      <w:r>
-        <w:t>ou</w:t>
-      </w:r>
-      <w:proofErr w:type="spellEnd"/>
-      <w:r>
-        <w:t xml:space="preserve"> </w:t>
-      </w:r>
-      <w:proofErr w:type="spellStart"/>
-      <w:r>
-        <w:t>investigados</w:t>
-      </w:r>
-      <w:proofErr w:type="spellEnd"/>
-      <w:r>
-        <w:t>?</w:t>
+        <w:t>- Existem agrupamentos (clusters) nos dados?</w:t>
       </w:r>
     </w:p>
     <w:p>
       <w:pPr>
         <w:pStyle w:val="Ttulo2"/>
       </w:pPr>
-      <w:proofErr w:type="spellStart"/>
+      <w:r>
+        <w:t>Anomalias</w:t>
+      </w:r>
+    </w:p>
+    <w:p>
+      <w:r>
+        <w:t>- Existem valores atípicos nos dados?</w:t>
+      </w:r>
+    </w:p>
+    <w:p>
+      <w:r>
+        <w:t>- Como esses outliers afetam a análise?</w:t>
+      </w:r>
+    </w:p>
+    <w:p>
+      <w:r>
+        <w:t>- Podem ser removidos, transformados ou investigados?</w:t>
+      </w:r>
+    </w:p>
+    <w:p>
+      <w:pPr>
+        <w:pStyle w:val="Ttulo2"/>
+      </w:pPr>
       <w:r>
         <w:lastRenderedPageBreak/>
         <w:t>Relações</w:t>
       </w:r>
-      <w:proofErr w:type="spellEnd"/>
     </w:p>
     <w:p>
       <w:r>
-        <w:t xml:space="preserve">- Como as </w:t>
-      </w:r>
-      <w:proofErr w:type="spellStart"/>
-      <w:r>
-        <w:t>variáveis</w:t>
-      </w:r>
-      <w:proofErr w:type="spellEnd"/>
-      <w:r>
-        <w:t xml:space="preserve"> </w:t>
-      </w:r>
-      <w:proofErr w:type="spellStart"/>
-      <w:r>
-        <w:t>estão</w:t>
-      </w:r>
-      <w:proofErr w:type="spellEnd"/>
-      <w:r>
-        <w:t xml:space="preserve"> </w:t>
-      </w:r>
-      <w:proofErr w:type="spellStart"/>
-      <w:r>
-        <w:t>relacionadas</w:t>
-      </w:r>
-      <w:proofErr w:type="spellEnd"/>
-      <w:r>
-        <w:t xml:space="preserve"> </w:t>
-      </w:r>
-      <w:proofErr w:type="spellStart"/>
-      <w:r>
-        <w:t>umas</w:t>
-      </w:r>
-      <w:proofErr w:type="spellEnd"/>
-      <w:r>
-        <w:t xml:space="preserve"> com as </w:t>
-      </w:r>
-      <w:proofErr w:type="spellStart"/>
-      <w:r>
-        <w:t>outras</w:t>
-      </w:r>
-      <w:proofErr w:type="spellEnd"/>
-      <w:r>
-        <w:t>? (</w:t>
-      </w:r>
-      <w:proofErr w:type="spellStart"/>
-      <w:r>
-        <w:t>Gráficos</w:t>
-      </w:r>
-      <w:proofErr w:type="spellEnd"/>
-      <w:r>
-        <w:t xml:space="preserve"> de </w:t>
-      </w:r>
-      <w:proofErr w:type="spellStart"/>
-      <w:r>
-        <w:t>dispersão</w:t>
-      </w:r>
-      <w:proofErr w:type="spellEnd"/>
-      <w:r>
-        <w:t xml:space="preserve">, </w:t>
-      </w:r>
-      <w:proofErr w:type="spellStart"/>
-      <w:r>
-        <w:t>tabelas</w:t>
-      </w:r>
-      <w:proofErr w:type="spellEnd"/>
-      <w:r>
-        <w:t xml:space="preserve"> </w:t>
-      </w:r>
-      <w:proofErr w:type="spellStart"/>
-      <w:r>
-        <w:t>cruzadas</w:t>
-      </w:r>
-      <w:proofErr w:type="spellEnd"/>
-      <w:r>
-        <w:t>)</w:t>
+        <w:t>- Como as variáveis estão relacionadas umas com as outras? (Gráficos de dispersão, tabelas cruzadas)</w:t>
       </w:r>
     </w:p>
     <w:p>
       <w:r>
-        <w:t xml:space="preserve">- </w:t>
-      </w:r>
-      <w:proofErr w:type="spellStart"/>
-      <w:r>
-        <w:t>Existe</w:t>
-      </w:r>
-      <w:proofErr w:type="spellEnd"/>
-      <w:r>
-        <w:t xml:space="preserve"> </w:t>
-      </w:r>
-      <w:proofErr w:type="spellStart"/>
-      <w:r>
-        <w:t>correlação</w:t>
-      </w:r>
-      <w:proofErr w:type="spellEnd"/>
-      <w:r>
-        <w:t xml:space="preserve"> entre as </w:t>
-      </w:r>
-      <w:proofErr w:type="spellStart"/>
-      <w:r>
-        <w:t>variáveis</w:t>
-      </w:r>
-      <w:proofErr w:type="spellEnd"/>
-      <w:r>
-        <w:t>?</w:t>
+        <w:t>- Existe correlação entre as variáveis?</w:t>
       </w:r>
     </w:p>
     <w:p>
       <w:r>
-        <w:t xml:space="preserve">- </w:t>
-      </w:r>
-      <w:proofErr w:type="spellStart"/>
-      <w:r>
-        <w:t>Quais</w:t>
-      </w:r>
-      <w:proofErr w:type="spellEnd"/>
-      <w:r>
-        <w:t xml:space="preserve"> </w:t>
-      </w:r>
-      <w:proofErr w:type="spellStart"/>
-      <w:r>
-        <w:t>variáveis</w:t>
-      </w:r>
-      <w:proofErr w:type="spellEnd"/>
-      <w:r>
-        <w:t xml:space="preserve"> </w:t>
-      </w:r>
-      <w:proofErr w:type="spellStart"/>
-      <w:r>
-        <w:t>parecem</w:t>
-      </w:r>
-      <w:proofErr w:type="spellEnd"/>
-      <w:r>
-        <w:t xml:space="preserve"> </w:t>
-      </w:r>
-      <w:proofErr w:type="spellStart"/>
-      <w:r>
-        <w:t>ter</w:t>
-      </w:r>
-      <w:proofErr w:type="spellEnd"/>
-      <w:r>
-        <w:t xml:space="preserve"> </w:t>
-      </w:r>
-      <w:proofErr w:type="spellStart"/>
-      <w:r>
-        <w:t>maior</w:t>
-      </w:r>
-      <w:proofErr w:type="spellEnd"/>
-      <w:r>
-        <w:t xml:space="preserve"> </w:t>
-      </w:r>
-      <w:proofErr w:type="spellStart"/>
-      <w:r>
-        <w:t>ou</w:t>
-      </w:r>
-      <w:proofErr w:type="spellEnd"/>
-      <w:r>
-        <w:t xml:space="preserve"> </w:t>
-      </w:r>
-      <w:proofErr w:type="spellStart"/>
-      <w:r>
-        <w:t>menor</w:t>
-      </w:r>
-      <w:proofErr w:type="spellEnd"/>
-      <w:r>
-        <w:t xml:space="preserve"> </w:t>
-      </w:r>
-      <w:proofErr w:type="spellStart"/>
-      <w:r>
-        <w:t>influência</w:t>
-      </w:r>
-      <w:proofErr w:type="spellEnd"/>
-      <w:r>
-        <w:t xml:space="preserve"> </w:t>
-      </w:r>
-      <w:proofErr w:type="spellStart"/>
-      <w:r>
-        <w:t>sobre</w:t>
-      </w:r>
-      <w:proofErr w:type="spellEnd"/>
-      <w:r>
-        <w:t xml:space="preserve"> </w:t>
-      </w:r>
-      <w:proofErr w:type="spellStart"/>
-      <w:r>
-        <w:t>outras</w:t>
-      </w:r>
-      <w:proofErr w:type="spellEnd"/>
-      <w:r>
-        <w:t>?</w:t>
+        <w:t>- Quais variáveis parecem ter maior ou menor influência sobre outras?</w:t>
       </w:r>
     </w:p>
     <w:p>
@@ -2926,15 +413,7 @@
         <w:pStyle w:val="Ttulo1"/>
       </w:pPr>
       <w:r>
-        <w:t xml:space="preserve">⚙️ </w:t>
-      </w:r>
-      <w:proofErr w:type="spellStart"/>
-      <w:r>
-        <w:t>Tecnologias</w:t>
-      </w:r>
-      <w:proofErr w:type="spellEnd"/>
-      <w:r>
-        <w:t xml:space="preserve"> e Frameworks</w:t>
+        <w:t>⚙️ Tecnologias e Frameworks</w:t>
       </w:r>
     </w:p>
     <w:tbl>
@@ -2960,21 +439,12 @@
                 <w:bCs/>
               </w:rPr>
             </w:pPr>
-            <w:proofErr w:type="spellStart"/>
             <w:r>
               <w:rPr>
                 <w:b/>
                 <w:bCs/>
               </w:rPr>
-              <w:t>Tecnologia</w:t>
-            </w:r>
-            <w:proofErr w:type="spellEnd"/>
-            <w:r>
-              <w:rPr>
-                <w:b/>
-                <w:bCs/>
-              </w:rPr>
-              <w:t>/Framework</w:t>
+              <w:t>Tecnologia/Framework</w:t>
             </w:r>
           </w:p>
         </w:tc>
@@ -2990,7 +460,6 @@
                 <w:bCs/>
               </w:rPr>
             </w:pPr>
-            <w:proofErr w:type="spellStart"/>
             <w:r>
               <w:rPr>
                 <w:b/>
@@ -2998,7 +467,6 @@
               </w:rPr>
               <w:t>Versão</w:t>
             </w:r>
-            <w:proofErr w:type="spellEnd"/>
           </w:p>
         </w:tc>
       </w:tr>
@@ -3059,7 +527,6 @@
                 <w:iCs/>
               </w:rPr>
             </w:pPr>
-            <w:proofErr w:type="spellStart"/>
             <w:r>
               <w:rPr>
                 <w:i/>
@@ -3067,7 +534,6 @@
               </w:rPr>
               <w:t>pydantic</w:t>
             </w:r>
-            <w:proofErr w:type="spellEnd"/>
           </w:p>
         </w:tc>
         <w:tc>
@@ -3110,17 +576,8 @@
                 <w:i/>
                 <w:iCs/>
               </w:rPr>
-              <w:t>python-</w:t>
+              <w:t>python-dotenv</w:t>
             </w:r>
-            <w:proofErr w:type="spellStart"/>
-            <w:r>
-              <w:rPr>
-                <w:i/>
-                <w:iCs/>
-              </w:rPr>
-              <w:t>dotenv</w:t>
-            </w:r>
-            <w:proofErr w:type="spellEnd"/>
           </w:p>
         </w:tc>
         <w:tc>
@@ -3158,7 +615,6 @@
                 <w:iCs/>
               </w:rPr>
             </w:pPr>
-            <w:proofErr w:type="spellStart"/>
             <w:r>
               <w:rPr>
                 <w:i/>
@@ -3166,7 +622,6 @@
               </w:rPr>
               <w:t>sqlalchemy</w:t>
             </w:r>
-            <w:proofErr w:type="spellEnd"/>
           </w:p>
         </w:tc>
         <w:tc>
@@ -3204,7 +659,6 @@
                 <w:iCs/>
               </w:rPr>
             </w:pPr>
-            <w:proofErr w:type="spellStart"/>
             <w:r>
               <w:rPr>
                 <w:i/>
@@ -3212,7 +666,6 @@
               </w:rPr>
               <w:t>streamlit</w:t>
             </w:r>
-            <w:proofErr w:type="spellEnd"/>
           </w:p>
         </w:tc>
         <w:tc>
@@ -3250,67 +703,12 @@
                 <w:iCs/>
               </w:rPr>
             </w:pPr>
-            <w:proofErr w:type="spellStart"/>
             <w:r>
               <w:rPr>
                 <w:i/>
                 <w:iCs/>
               </w:rPr>
               <w:t>langchain</w:t>
-            </w:r>
-            <w:proofErr w:type="spellEnd"/>
-          </w:p>
-        </w:tc>
-        <w:tc>
-          <w:tcPr>
-            <w:tcW w:w="4320" w:type="dxa"/>
-            <w:shd w:val="pct15" w:color="auto" w:fill="auto"/>
-          </w:tcPr>
-          <w:p>
-            <w:pPr>
-              <w:rPr>
-                <w:i/>
-                <w:iCs/>
-              </w:rPr>
-            </w:pPr>
-            <w:r>
-              <w:rPr>
-                <w:i/>
-                <w:iCs/>
-              </w:rPr>
-              <w:t>0.3.25</w:t>
-            </w:r>
-          </w:p>
-        </w:tc>
-      </w:tr>
-      <w:tr>
-        <w:tc>
-          <w:tcPr>
-            <w:tcW w:w="4320" w:type="dxa"/>
-            <w:shd w:val="pct15" w:color="auto" w:fill="auto"/>
-          </w:tcPr>
-          <w:p>
-            <w:pPr>
-              <w:rPr>
-                <w:i/>
-                <w:iCs/>
-              </w:rPr>
-            </w:pPr>
-            <w:proofErr w:type="spellStart"/>
-            <w:r>
-              <w:rPr>
-                <w:i/>
-                <w:iCs/>
-              </w:rPr>
-              <w:t>langchain</w:t>
-            </w:r>
-            <w:proofErr w:type="spellEnd"/>
-            <w:r>
-              <w:rPr>
-                <w:i/>
-                <w:iCs/>
-              </w:rPr>
-              <w:t>-community</w:t>
             </w:r>
           </w:p>
         </w:tc>
@@ -3349,21 +747,56 @@
                 <w:iCs/>
               </w:rPr>
             </w:pPr>
-            <w:proofErr w:type="spellStart"/>
             <w:r>
               <w:rPr>
                 <w:i/>
                 <w:iCs/>
               </w:rPr>
-              <w:t>langchain</w:t>
+              <w:t>langchain-community</w:t>
             </w:r>
-            <w:proofErr w:type="spellEnd"/>
+          </w:p>
+        </w:tc>
+        <w:tc>
+          <w:tcPr>
+            <w:tcW w:w="4320" w:type="dxa"/>
+            <w:shd w:val="pct15" w:color="auto" w:fill="auto"/>
+          </w:tcPr>
+          <w:p>
+            <w:pPr>
+              <w:rPr>
+                <w:i/>
+                <w:iCs/>
+              </w:rPr>
+            </w:pPr>
             <w:r>
               <w:rPr>
                 <w:i/>
                 <w:iCs/>
               </w:rPr>
-              <w:t>-core</w:t>
+              <w:t>0.3.25</w:t>
+            </w:r>
+          </w:p>
+        </w:tc>
+      </w:tr>
+      <w:tr>
+        <w:tc>
+          <w:tcPr>
+            <w:tcW w:w="4320" w:type="dxa"/>
+            <w:shd w:val="pct15" w:color="auto" w:fill="auto"/>
+          </w:tcPr>
+          <w:p>
+            <w:pPr>
+              <w:rPr>
+                <w:i/>
+                <w:iCs/>
+              </w:rPr>
+            </w:pPr>
+            <w:r>
+              <w:rPr>
+                <w:i/>
+                <w:iCs/>
+              </w:rPr>
+              <w:t>langchain-core</w:t>
             </w:r>
           </w:p>
         </w:tc>
@@ -3402,7 +835,6 @@
                 <w:iCs/>
               </w:rPr>
             </w:pPr>
-            <w:proofErr w:type="spellStart"/>
             <w:r>
               <w:rPr>
                 <w:i/>
@@ -3410,7 +842,6 @@
               </w:rPr>
               <w:t>langchain-openai</w:t>
             </w:r>
-            <w:proofErr w:type="spellEnd"/>
           </w:p>
         </w:tc>
         <w:tc>
@@ -3492,7 +923,6 @@
                 <w:iCs/>
               </w:rPr>
             </w:pPr>
-            <w:proofErr w:type="spellStart"/>
             <w:r>
               <w:rPr>
                 <w:i/>
@@ -3500,7 +930,6 @@
               </w:rPr>
               <w:t>openpyxl</w:t>
             </w:r>
-            <w:proofErr w:type="spellEnd"/>
           </w:p>
         </w:tc>
         <w:tc>
@@ -3538,15 +967,20 @@
                 <w:iCs/>
               </w:rPr>
             </w:pPr>
-            <w:proofErr w:type="spellStart"/>
             <w:r>
               <w:rPr>
                 <w:i/>
                 <w:iCs/>
               </w:rPr>
-              <w:t>cachetools</w:t>
+              <w:t>c</w:t>
             </w:r>
-            <w:proofErr w:type="spellEnd"/>
+            <w:r>
+              <w:rPr>
+                <w:i/>
+                <w:iCs/>
+              </w:rPr>
+              <w:t>achetools</w:t>
+            </w:r>
           </w:p>
         </w:tc>
         <w:tc>
@@ -3577,15 +1011,7 @@
         <w:pStyle w:val="Ttulo1"/>
       </w:pPr>
       <w:r>
-        <w:t xml:space="preserve">📦 </w:t>
-      </w:r>
-      <w:proofErr w:type="spellStart"/>
-      <w:r>
-        <w:t>Instalação</w:t>
-      </w:r>
-      <w:proofErr w:type="spellEnd"/>
-      <w:r>
-        <w:t xml:space="preserve"> do Sistema</w:t>
+        <w:t>📦 Instalação do Sistema</w:t>
       </w:r>
     </w:p>
     <w:p>
@@ -3697,7 +1123,6 @@
           <w:szCs w:val="18"/>
         </w:rPr>
       </w:pPr>
-      <w:proofErr w:type="spellStart"/>
       <w:r>
         <w:rPr>
           <w:rStyle w:val="CdigoHTML"/>
@@ -3706,53 +1131,8 @@
           <w:sz w:val="18"/>
           <w:szCs w:val="18"/>
         </w:rPr>
-        <w:t>python</w:t>
+        <w:t>python -m venv venv</w:t>
       </w:r>
-      <w:proofErr w:type="spellEnd"/>
-      <w:r>
-        <w:rPr>
-          <w:rStyle w:val="CdigoHTML"/>
-          <w:rFonts w:ascii="Consolas" w:eastAsiaTheme="majorEastAsia" w:hAnsi="Consolas"/>
-          <w:color w:val="BABABA"/>
-          <w:sz w:val="18"/>
-          <w:szCs w:val="18"/>
-        </w:rPr>
-        <w:t xml:space="preserve"> -m </w:t>
-      </w:r>
-      <w:proofErr w:type="spellStart"/>
-      <w:r>
-        <w:rPr>
-          <w:rStyle w:val="CdigoHTML"/>
-          <w:rFonts w:ascii="Consolas" w:eastAsiaTheme="majorEastAsia" w:hAnsi="Consolas"/>
-          <w:color w:val="BABABA"/>
-          <w:sz w:val="18"/>
-          <w:szCs w:val="18"/>
-        </w:rPr>
-        <w:t>venv</w:t>
-      </w:r>
-      <w:proofErr w:type="spellEnd"/>
-      <w:r>
-        <w:rPr>
-          <w:rStyle w:val="CdigoHTML"/>
-          <w:rFonts w:ascii="Consolas" w:eastAsiaTheme="majorEastAsia" w:hAnsi="Consolas"/>
-          <w:color w:val="BABABA"/>
-          <w:sz w:val="18"/>
-          <w:szCs w:val="18"/>
-        </w:rPr>
-        <w:t xml:space="preserve"> </w:t>
-      </w:r>
-      <w:proofErr w:type="spellStart"/>
-      <w:r>
-        <w:rPr>
-          <w:rStyle w:val="CdigoHTML"/>
-          <w:rFonts w:ascii="Consolas" w:eastAsiaTheme="majorEastAsia" w:hAnsi="Consolas"/>
-          <w:color w:val="BABABA"/>
-          <w:sz w:val="18"/>
-          <w:szCs w:val="18"/>
-        </w:rPr>
-        <w:t>venv</w:t>
-      </w:r>
-      <w:proofErr w:type="spellEnd"/>
     </w:p>
     <w:p>
       <w:pPr>
@@ -3766,7 +1146,6 @@
           <w:szCs w:val="18"/>
         </w:rPr>
       </w:pPr>
-      <w:proofErr w:type="spellStart"/>
       <w:r>
         <w:rPr>
           <w:rStyle w:val="hljs-builtin"/>
@@ -3777,7 +1156,6 @@
         </w:rPr>
         <w:t>source</w:t>
       </w:r>
-      <w:proofErr w:type="spellEnd"/>
       <w:r>
         <w:rPr>
           <w:rStyle w:val="CdigoHTML"/>
@@ -3786,51 +1164,7 @@
           <w:sz w:val="18"/>
           <w:szCs w:val="18"/>
         </w:rPr>
-        <w:t xml:space="preserve"> </w:t>
-      </w:r>
-      <w:proofErr w:type="spellStart"/>
-      <w:r>
-        <w:rPr>
-          <w:rStyle w:val="CdigoHTML"/>
-          <w:rFonts w:ascii="Consolas" w:eastAsiaTheme="majorEastAsia" w:hAnsi="Consolas"/>
-          <w:color w:val="BABABA"/>
-          <w:sz w:val="18"/>
-          <w:szCs w:val="18"/>
-        </w:rPr>
-        <w:t>venv</w:t>
-      </w:r>
-      <w:proofErr w:type="spellEnd"/>
-      <w:r>
-        <w:rPr>
-          <w:rStyle w:val="CdigoHTML"/>
-          <w:rFonts w:ascii="Consolas" w:eastAsiaTheme="majorEastAsia" w:hAnsi="Consolas"/>
-          <w:color w:val="BABABA"/>
-          <w:sz w:val="18"/>
-          <w:szCs w:val="18"/>
-        </w:rPr>
-        <w:t>/bin/</w:t>
-      </w:r>
-      <w:proofErr w:type="spellStart"/>
-      <w:r>
-        <w:rPr>
-          <w:rStyle w:val="CdigoHTML"/>
-          <w:rFonts w:ascii="Consolas" w:eastAsiaTheme="majorEastAsia" w:hAnsi="Consolas"/>
-          <w:color w:val="BABABA"/>
-          <w:sz w:val="18"/>
-          <w:szCs w:val="18"/>
-        </w:rPr>
-        <w:t>activate</w:t>
-      </w:r>
-      <w:proofErr w:type="spellEnd"/>
-      <w:r>
-        <w:rPr>
-          <w:rStyle w:val="CdigoHTML"/>
-          <w:rFonts w:ascii="Consolas" w:eastAsiaTheme="majorEastAsia" w:hAnsi="Consolas"/>
-          <w:color w:val="BABABA"/>
-          <w:sz w:val="18"/>
-          <w:szCs w:val="18"/>
-        </w:rPr>
-        <w:t xml:space="preserve">   </w:t>
+        <w:t xml:space="preserve"> venv/bin/activate   </w:t>
       </w:r>
       <w:r>
         <w:rPr>
@@ -3855,7 +1189,6 @@
           <w:szCs w:val="18"/>
         </w:rPr>
       </w:pPr>
-      <w:proofErr w:type="spellStart"/>
       <w:r>
         <w:rPr>
           <w:rStyle w:val="CdigoHTML"/>
@@ -3865,40 +1198,7 @@
           <w:szCs w:val="18"/>
         </w:rPr>
         <w:lastRenderedPageBreak/>
-        <w:t>venv</w:t>
-      </w:r>
-      <w:proofErr w:type="spellEnd"/>
-      <w:r>
-        <w:rPr>
-          <w:rStyle w:val="CdigoHTML"/>
-          <w:rFonts w:ascii="Consolas" w:eastAsiaTheme="majorEastAsia" w:hAnsi="Consolas"/>
-          <w:color w:val="BABABA"/>
-          <w:sz w:val="18"/>
-          <w:szCs w:val="18"/>
-        </w:rPr>
-        <w:t>\Scripts\</w:t>
-      </w:r>
-      <w:proofErr w:type="spellStart"/>
-      <w:r>
-        <w:rPr>
-          <w:rStyle w:val="CdigoHTML"/>
-          <w:rFonts w:ascii="Consolas" w:eastAsiaTheme="majorEastAsia" w:hAnsi="Consolas"/>
-          <w:color w:val="BABABA"/>
-          <w:sz w:val="18"/>
-          <w:szCs w:val="18"/>
-        </w:rPr>
-        <w:t>activate</w:t>
-      </w:r>
-      <w:proofErr w:type="spellEnd"/>
-      <w:r>
-        <w:rPr>
-          <w:rStyle w:val="CdigoHTML"/>
-          <w:rFonts w:ascii="Consolas" w:eastAsiaTheme="majorEastAsia" w:hAnsi="Consolas"/>
-          <w:color w:val="BABABA"/>
-          <w:sz w:val="18"/>
-          <w:szCs w:val="18"/>
-        </w:rPr>
-        <w:t xml:space="preserve">      </w:t>
+        <w:t xml:space="preserve">venv\Scripts\activate      </w:t>
       </w:r>
       <w:r>
         <w:rPr>
@@ -3945,7 +1245,6 @@
           <w:szCs w:val="18"/>
         </w:rPr>
       </w:pPr>
-      <w:proofErr w:type="spellStart"/>
       <w:r>
         <w:rPr>
           <w:rStyle w:val="CdigoHTML"/>
@@ -3954,40 +1253,7 @@
           <w:sz w:val="18"/>
           <w:szCs w:val="18"/>
         </w:rPr>
-        <w:t>pip</w:t>
-      </w:r>
-      <w:proofErr w:type="spellEnd"/>
-      <w:r>
-        <w:rPr>
-          <w:rStyle w:val="CdigoHTML"/>
-          <w:rFonts w:ascii="Consolas" w:eastAsiaTheme="majorEastAsia" w:hAnsi="Consolas"/>
-          <w:color w:val="BABABA"/>
-          <w:sz w:val="18"/>
-          <w:szCs w:val="18"/>
-        </w:rPr>
-        <w:t xml:space="preserve"> </w:t>
-      </w:r>
-      <w:proofErr w:type="spellStart"/>
-      <w:r>
-        <w:rPr>
-          <w:rStyle w:val="CdigoHTML"/>
-          <w:rFonts w:ascii="Consolas" w:eastAsiaTheme="majorEastAsia" w:hAnsi="Consolas"/>
-          <w:color w:val="BABABA"/>
-          <w:sz w:val="18"/>
-          <w:szCs w:val="18"/>
-        </w:rPr>
-        <w:t>install</w:t>
-      </w:r>
-      <w:proofErr w:type="spellEnd"/>
-      <w:r>
-        <w:rPr>
-          <w:rStyle w:val="CdigoHTML"/>
-          <w:rFonts w:ascii="Consolas" w:eastAsiaTheme="majorEastAsia" w:hAnsi="Consolas"/>
-          <w:color w:val="BABABA"/>
-          <w:sz w:val="18"/>
-          <w:szCs w:val="18"/>
-        </w:rPr>
-        <w:t xml:space="preserve"> -r requirements.txt</w:t>
+        <w:t>pip install -r requirements.txt</w:t>
       </w:r>
     </w:p>
     <w:p>
@@ -4022,17 +1288,7 @@
           <w:sz w:val="21"/>
           <w:szCs w:val="21"/>
         </w:rPr>
-        <w:t xml:space="preserve">Crie o </w:t>
-      </w:r>
-      <w:proofErr w:type="gramStart"/>
-      <w:r>
-        <w:rPr>
-          <w:rFonts w:ascii="Helvetica" w:hAnsi="Helvetica" w:cs="Helvetica"/>
-          <w:color w:val="333333"/>
-          <w:sz w:val="21"/>
-          <w:szCs w:val="21"/>
-        </w:rPr>
-        <w:t>arquivo </w:t>
+        <w:t>Crie o arquivo </w:t>
       </w:r>
       <w:r>
         <w:rPr>
@@ -4042,21 +1298,8 @@
           <w:sz w:val="18"/>
           <w:szCs w:val="18"/>
         </w:rPr>
-        <w:t>.</w:t>
+        <w:t>.env</w:t>
       </w:r>
-      <w:proofErr w:type="spellStart"/>
-      <w:r>
-        <w:rPr>
-          <w:rStyle w:val="CdigoHTML"/>
-          <w:rFonts w:ascii="Consolas" w:eastAsiaTheme="majorEastAsia" w:hAnsi="Consolas"/>
-          <w:color w:val="333333"/>
-          <w:sz w:val="18"/>
-          <w:szCs w:val="18"/>
-        </w:rPr>
-        <w:t>env</w:t>
-      </w:r>
-      <w:proofErr w:type="spellEnd"/>
-      <w:proofErr w:type="gramEnd"/>
       <w:r>
         <w:rPr>
           <w:rFonts w:ascii="Helvetica" w:hAnsi="Helvetica" w:cs="Helvetica"/>
@@ -4107,29 +1350,7 @@
           <w:sz w:val="18"/>
           <w:szCs w:val="18"/>
         </w:rPr>
-        <w:t>"</w:t>
-      </w:r>
-      <w:proofErr w:type="spellStart"/>
-      <w:r>
-        <w:rPr>
-          <w:rStyle w:val="hljs-string"/>
-          <w:rFonts w:ascii="Helvetica" w:hAnsi="Helvetica" w:cs="Helvetica"/>
-          <w:color w:val="6A8759"/>
-          <w:sz w:val="18"/>
-          <w:szCs w:val="18"/>
-        </w:rPr>
-        <w:t>sua_chave_aqui</w:t>
-      </w:r>
-      <w:proofErr w:type="spellEnd"/>
-      <w:r>
-        <w:rPr>
-          <w:rStyle w:val="hljs-string"/>
-          <w:rFonts w:ascii="Helvetica" w:hAnsi="Helvetica" w:cs="Helvetica"/>
-          <w:color w:val="6A8759"/>
-          <w:sz w:val="18"/>
-          <w:szCs w:val="18"/>
-        </w:rPr>
-        <w:t>"</w:t>
+        <w:t>"sua_chave_aqui"</w:t>
       </w:r>
     </w:p>
     <w:p>
@@ -4179,7 +1400,6 @@
           <w:szCs w:val="18"/>
         </w:rPr>
       </w:pPr>
-      <w:proofErr w:type="spellStart"/>
       <w:r>
         <w:rPr>
           <w:rStyle w:val="CdigoHTML"/>
@@ -4188,40 +1408,7 @@
           <w:sz w:val="18"/>
           <w:szCs w:val="18"/>
         </w:rPr>
-        <w:t>streamlit</w:t>
-      </w:r>
-      <w:proofErr w:type="spellEnd"/>
-      <w:r>
-        <w:rPr>
-          <w:rStyle w:val="CdigoHTML"/>
-          <w:rFonts w:ascii="Consolas" w:eastAsiaTheme="majorEastAsia" w:hAnsi="Consolas"/>
-          <w:color w:val="BABABA"/>
-          <w:sz w:val="18"/>
-          <w:szCs w:val="18"/>
-        </w:rPr>
-        <w:t xml:space="preserve"> </w:t>
-      </w:r>
-      <w:proofErr w:type="spellStart"/>
-      <w:r>
-        <w:rPr>
-          <w:rStyle w:val="CdigoHTML"/>
-          <w:rFonts w:ascii="Consolas" w:eastAsiaTheme="majorEastAsia" w:hAnsi="Consolas"/>
-          <w:color w:val="BABABA"/>
-          <w:sz w:val="18"/>
-          <w:szCs w:val="18"/>
-        </w:rPr>
-        <w:t>run</w:t>
-      </w:r>
-      <w:proofErr w:type="spellEnd"/>
-      <w:r>
-        <w:rPr>
-          <w:rStyle w:val="CdigoHTML"/>
-          <w:rFonts w:ascii="Consolas" w:eastAsiaTheme="majorEastAsia" w:hAnsi="Consolas"/>
-          <w:color w:val="BABABA"/>
-          <w:sz w:val="18"/>
-          <w:szCs w:val="18"/>
-        </w:rPr>
-        <w:t xml:space="preserve"> agente_fraudecredito.py</w:t>
+        <w:t>streamlit run agente_fraudecredito.py</w:t>
       </w:r>
     </w:p>
     <w:p>
@@ -4282,21 +1469,8 @@
         <w:t>🖥</w:t>
       </w:r>
       <w:r>
-        <w:t xml:space="preserve">️ </w:t>
+        <w:t>️ Manipulação da Interface Gráfica</w:t>
       </w:r>
-      <w:proofErr w:type="spellStart"/>
-      <w:r>
-        <w:t>Manipulação</w:t>
-      </w:r>
-      <w:proofErr w:type="spellEnd"/>
-      <w:r>
-        <w:t xml:space="preserve"> da Interface </w:t>
-      </w:r>
-      <w:proofErr w:type="spellStart"/>
-      <w:r>
-        <w:t>Gráfica</w:t>
-      </w:r>
-      <w:proofErr w:type="spellEnd"/>
     </w:p>
     <w:p>
       <w:pPr>
@@ -4306,149 +1480,12 @@
           <w:bCs/>
         </w:rPr>
       </w:pPr>
-      <w:proofErr w:type="gramStart"/>
       <w:r>
         <w:rPr>
           <w:b/>
           <w:bCs/>
         </w:rPr>
-        <w:t>A</w:t>
-      </w:r>
-      <w:proofErr w:type="gramEnd"/>
-      <w:r>
-        <w:rPr>
-          <w:b/>
-          <w:bCs/>
-        </w:rPr>
-        <w:t xml:space="preserve"> interface </w:t>
-      </w:r>
-      <w:proofErr w:type="spellStart"/>
-      <w:r>
-        <w:rPr>
-          <w:b/>
-          <w:bCs/>
-        </w:rPr>
-        <w:t>gráfica</w:t>
-      </w:r>
-      <w:proofErr w:type="spellEnd"/>
-      <w:r>
-        <w:rPr>
-          <w:b/>
-          <w:bCs/>
-        </w:rPr>
-        <w:t xml:space="preserve"> </w:t>
-      </w:r>
-      <w:proofErr w:type="spellStart"/>
-      <w:r>
-        <w:rPr>
-          <w:b/>
-          <w:bCs/>
-        </w:rPr>
-        <w:t>foi</w:t>
-      </w:r>
-      <w:proofErr w:type="spellEnd"/>
-      <w:r>
-        <w:rPr>
-          <w:b/>
-          <w:bCs/>
-        </w:rPr>
-        <w:t xml:space="preserve"> </w:t>
-      </w:r>
-      <w:proofErr w:type="spellStart"/>
-      <w:r>
-        <w:rPr>
-          <w:b/>
-          <w:bCs/>
-        </w:rPr>
-        <w:t>desenvolvida</w:t>
-      </w:r>
-      <w:proofErr w:type="spellEnd"/>
-      <w:r>
-        <w:rPr>
-          <w:b/>
-          <w:bCs/>
-        </w:rPr>
-        <w:t xml:space="preserve"> </w:t>
-      </w:r>
-      <w:proofErr w:type="spellStart"/>
-      <w:r>
-        <w:rPr>
-          <w:b/>
-          <w:bCs/>
-        </w:rPr>
-        <w:t>em</w:t>
-      </w:r>
-      <w:proofErr w:type="spellEnd"/>
-      <w:r>
-        <w:rPr>
-          <w:b/>
-          <w:bCs/>
-        </w:rPr>
-        <w:t xml:space="preserve"> </w:t>
-      </w:r>
-      <w:proofErr w:type="spellStart"/>
-      <w:r>
-        <w:rPr>
-          <w:b/>
-          <w:bCs/>
-        </w:rPr>
-        <w:t>Streamlit</w:t>
-      </w:r>
-      <w:proofErr w:type="spellEnd"/>
-      <w:r>
-        <w:rPr>
-          <w:b/>
-          <w:bCs/>
-        </w:rPr>
-        <w:t xml:space="preserve"> e </w:t>
-      </w:r>
-      <w:proofErr w:type="spellStart"/>
-      <w:r>
-        <w:rPr>
-          <w:b/>
-          <w:bCs/>
-        </w:rPr>
-        <w:t>permite</w:t>
-      </w:r>
-      <w:proofErr w:type="spellEnd"/>
-      <w:r>
-        <w:rPr>
-          <w:b/>
-          <w:bCs/>
-        </w:rPr>
-        <w:t xml:space="preserve"> </w:t>
-      </w:r>
-      <w:proofErr w:type="spellStart"/>
-      <w:r>
-        <w:rPr>
-          <w:b/>
-          <w:bCs/>
-        </w:rPr>
-        <w:t>ao</w:t>
-      </w:r>
-      <w:proofErr w:type="spellEnd"/>
-      <w:r>
-        <w:rPr>
-          <w:b/>
-          <w:bCs/>
-        </w:rPr>
-        <w:t xml:space="preserve"> </w:t>
-      </w:r>
-      <w:proofErr w:type="spellStart"/>
-      <w:r>
-        <w:rPr>
-          <w:b/>
-          <w:bCs/>
-        </w:rPr>
-        <w:t>usuário</w:t>
-      </w:r>
-      <w:proofErr w:type="spellEnd"/>
-      <w:r>
-        <w:rPr>
-          <w:b/>
-          <w:bCs/>
-        </w:rPr>
-        <w:t>:</w:t>
+        <w:t>A interface gráfica foi desenvolvida em Streamlit e permite ao usuário:</w:t>
       </w:r>
     </w:p>
     <w:p>
@@ -4457,199 +1494,23 @@
       </w:pPr>
       <w:r>
         <w:br/>
-        <w:t xml:space="preserve">- Fazer upload de </w:t>
-      </w:r>
-      <w:proofErr w:type="spellStart"/>
-      <w:r>
-        <w:t>arquivos</w:t>
-      </w:r>
-      <w:proofErr w:type="spellEnd"/>
-      <w:r>
-        <w:t xml:space="preserve"> CSV.</w:t>
+        <w:t>- Fazer upload de arquivos CSV.</w:t>
       </w:r>
       <w:r>
         <w:br/>
-        <w:t xml:space="preserve">- </w:t>
-      </w:r>
-      <w:proofErr w:type="spellStart"/>
-      <w:r>
-        <w:t>Selecionar</w:t>
-      </w:r>
-      <w:proofErr w:type="spellEnd"/>
-      <w:r>
-        <w:t xml:space="preserve"> </w:t>
-      </w:r>
-      <w:proofErr w:type="spellStart"/>
-      <w:r>
-        <w:t>perguntas</w:t>
-      </w:r>
-      <w:proofErr w:type="spellEnd"/>
-      <w:r>
-        <w:t xml:space="preserve"> de </w:t>
-      </w:r>
-      <w:proofErr w:type="spellStart"/>
-      <w:r>
-        <w:t>análise</w:t>
-      </w:r>
-      <w:proofErr w:type="spellEnd"/>
-      <w:r>
-        <w:t xml:space="preserve"> </w:t>
-      </w:r>
-      <w:proofErr w:type="spellStart"/>
-      <w:r>
-        <w:t>em</w:t>
-      </w:r>
-      <w:proofErr w:type="spellEnd"/>
-      <w:r>
-        <w:t xml:space="preserve"> menus </w:t>
-      </w:r>
-      <w:proofErr w:type="spellStart"/>
-      <w:r>
-        <w:t>suspensos</w:t>
-      </w:r>
-      <w:proofErr w:type="spellEnd"/>
-      <w:r>
-        <w:t>.</w:t>
+        <w:t>- Selecionar perguntas de análise em menus suspensos.</w:t>
       </w:r>
       <w:r>
         <w:br/>
-        <w:t xml:space="preserve">- </w:t>
-      </w:r>
-      <w:proofErr w:type="spellStart"/>
-      <w:r>
-        <w:t>Consultar</w:t>
-      </w:r>
-      <w:proofErr w:type="spellEnd"/>
-      <w:r>
-        <w:t xml:space="preserve"> </w:t>
-      </w:r>
-      <w:proofErr w:type="spellStart"/>
-      <w:r>
-        <w:t>respostas</w:t>
-      </w:r>
-      <w:proofErr w:type="spellEnd"/>
-      <w:r>
-        <w:t xml:space="preserve"> com </w:t>
-      </w:r>
-      <w:proofErr w:type="spellStart"/>
-      <w:r>
-        <w:t>gráficos</w:t>
-      </w:r>
-      <w:proofErr w:type="spellEnd"/>
-      <w:r>
-        <w:t xml:space="preserve"> e </w:t>
-      </w:r>
-      <w:proofErr w:type="spellStart"/>
-      <w:r>
-        <w:t>tabelas</w:t>
-      </w:r>
-      <w:proofErr w:type="spellEnd"/>
-      <w:r>
-        <w:t>.</w:t>
+        <w:t>- Consultar respostas com gráficos e tabelas.</w:t>
       </w:r>
       <w:r>
         <w:br/>
-        <w:t xml:space="preserve">- </w:t>
-      </w:r>
-      <w:proofErr w:type="spellStart"/>
-      <w:r>
-        <w:t>Visualizar</w:t>
-      </w:r>
-      <w:proofErr w:type="spellEnd"/>
-      <w:r>
-        <w:t xml:space="preserve"> </w:t>
-      </w:r>
-      <w:proofErr w:type="spellStart"/>
-      <w:r>
-        <w:t>conclusões</w:t>
-      </w:r>
-      <w:proofErr w:type="spellEnd"/>
-      <w:r>
-        <w:t xml:space="preserve"> </w:t>
-      </w:r>
-      <w:proofErr w:type="spellStart"/>
-      <w:r>
-        <w:t>gerais</w:t>
-      </w:r>
-      <w:proofErr w:type="spellEnd"/>
-      <w:r>
-        <w:t>.</w:t>
+        <w:t>- Visualizar conclusões gerais.</w:t>
       </w:r>
       <w:r>
         <w:br/>
-        <w:t xml:space="preserve">- </w:t>
-      </w:r>
-      <w:proofErr w:type="spellStart"/>
-      <w:r>
-        <w:t>Explorar</w:t>
-      </w:r>
-      <w:proofErr w:type="spellEnd"/>
-      <w:r>
-        <w:t xml:space="preserve"> </w:t>
-      </w:r>
-      <w:proofErr w:type="spellStart"/>
-      <w:r>
-        <w:t>os</w:t>
-      </w:r>
-      <w:proofErr w:type="spellEnd"/>
-      <w:r>
-        <w:t xml:space="preserve"> </w:t>
-      </w:r>
-      <w:proofErr w:type="spellStart"/>
-      <w:r>
-        <w:t>resultados</w:t>
-      </w:r>
-      <w:proofErr w:type="spellEnd"/>
-      <w:r>
-        <w:t xml:space="preserve"> </w:t>
-      </w:r>
-      <w:proofErr w:type="spellStart"/>
-      <w:r>
-        <w:t>em</w:t>
-      </w:r>
-      <w:proofErr w:type="spellEnd"/>
-      <w:r>
-        <w:t xml:space="preserve"> </w:t>
-      </w:r>
-      <w:proofErr w:type="spellStart"/>
-      <w:r>
-        <w:t>componentes</w:t>
-      </w:r>
-      <w:proofErr w:type="spellEnd"/>
-      <w:r>
-        <w:t xml:space="preserve"> HTML </w:t>
-      </w:r>
-      <w:proofErr w:type="spellStart"/>
-      <w:r>
-        <w:t>renderizados</w:t>
-      </w:r>
-      <w:proofErr w:type="spellEnd"/>
-      <w:r>
-        <w:t xml:space="preserve"> </w:t>
-      </w:r>
-      <w:proofErr w:type="spellStart"/>
-      <w:r>
-        <w:t>na</w:t>
-      </w:r>
-      <w:proofErr w:type="spellEnd"/>
-      <w:r>
-        <w:t xml:space="preserve"> </w:t>
-      </w:r>
-      <w:proofErr w:type="spellStart"/>
-      <w:r>
-        <w:t>própria</w:t>
-      </w:r>
-      <w:proofErr w:type="spellEnd"/>
-      <w:r>
-        <w:t xml:space="preserve"> </w:t>
-      </w:r>
-      <w:proofErr w:type="spellStart"/>
-      <w:r>
-        <w:t>tela</w:t>
-      </w:r>
-      <w:proofErr w:type="spellEnd"/>
-      <w:r>
-        <w:t>.</w:t>
+        <w:t>- Explorar os resultados em componentes HTML renderizados na própria tela.</w:t>
       </w:r>
     </w:p>
     <w:p>
@@ -4657,345 +1518,31 @@
         <w:pStyle w:val="Ttulo1"/>
       </w:pPr>
       <w:r>
-        <w:t xml:space="preserve">💾 </w:t>
-      </w:r>
-      <w:proofErr w:type="spellStart"/>
-      <w:r>
-        <w:t>Mecanismo</w:t>
-      </w:r>
-      <w:proofErr w:type="spellEnd"/>
-      <w:r>
-        <w:t xml:space="preserve"> de </w:t>
-      </w:r>
-      <w:proofErr w:type="spellStart"/>
-      <w:r>
-        <w:t>Memória</w:t>
-      </w:r>
-      <w:proofErr w:type="spellEnd"/>
-    </w:p>
-    <w:p>
-      <w:pPr>
-        <w:ind w:firstLine="720"/>
-      </w:pPr>
-      <w:r>
-        <w:t xml:space="preserve">O </w:t>
-      </w:r>
-      <w:proofErr w:type="spellStart"/>
-      <w:r>
-        <w:t>sistema</w:t>
-      </w:r>
-      <w:proofErr w:type="spellEnd"/>
-      <w:r>
-        <w:t xml:space="preserve"> </w:t>
-      </w:r>
-      <w:proofErr w:type="spellStart"/>
-      <w:r>
-        <w:t>utiliza</w:t>
-      </w:r>
-      <w:proofErr w:type="spellEnd"/>
-      <w:r>
-        <w:t xml:space="preserve"> o </w:t>
-      </w:r>
-      <w:proofErr w:type="spellStart"/>
-      <w:r>
-        <w:t>mecanismo</w:t>
-      </w:r>
-      <w:proofErr w:type="spellEnd"/>
-      <w:r>
-        <w:t xml:space="preserve"> de `</w:t>
-      </w:r>
-      <w:proofErr w:type="spellStart"/>
-      <w:r>
-        <w:t>session_state</w:t>
-      </w:r>
-      <w:proofErr w:type="spellEnd"/>
-      <w:r>
-        <w:t xml:space="preserve">` do </w:t>
-      </w:r>
-      <w:proofErr w:type="spellStart"/>
-      <w:r>
-        <w:t>Streamlit</w:t>
-      </w:r>
-      <w:proofErr w:type="spellEnd"/>
-      <w:r>
-        <w:t xml:space="preserve"> para </w:t>
-      </w:r>
-      <w:proofErr w:type="spellStart"/>
-      <w:r>
-        <w:t>manter</w:t>
-      </w:r>
-      <w:proofErr w:type="spellEnd"/>
-      <w:r>
-        <w:t xml:space="preserve"> o </w:t>
-      </w:r>
-      <w:proofErr w:type="spellStart"/>
-      <w:r>
-        <w:t>histórico</w:t>
-      </w:r>
-      <w:proofErr w:type="spellEnd"/>
-      <w:r>
-        <w:t xml:space="preserve"> de </w:t>
-      </w:r>
-      <w:proofErr w:type="spellStart"/>
-      <w:r>
-        <w:t>conclusões</w:t>
-      </w:r>
-      <w:proofErr w:type="spellEnd"/>
-      <w:r>
-        <w:t xml:space="preserve"> e </w:t>
-      </w:r>
-      <w:proofErr w:type="spellStart"/>
-      <w:r>
-        <w:t>perguntas</w:t>
-      </w:r>
-      <w:proofErr w:type="spellEnd"/>
-      <w:r>
-        <w:t xml:space="preserve"> </w:t>
-      </w:r>
-      <w:proofErr w:type="spellStart"/>
-      <w:r>
-        <w:t>já</w:t>
-      </w:r>
-      <w:proofErr w:type="spellEnd"/>
-      <w:r>
-        <w:t xml:space="preserve"> </w:t>
-      </w:r>
-      <w:proofErr w:type="spellStart"/>
-      <w:r>
-        <w:t>respondidas</w:t>
-      </w:r>
-      <w:proofErr w:type="spellEnd"/>
-      <w:r>
-        <w:t xml:space="preserve">. </w:t>
-      </w:r>
-      <w:proofErr w:type="spellStart"/>
-      <w:r>
-        <w:t>Isso</w:t>
-      </w:r>
-      <w:proofErr w:type="spellEnd"/>
-      <w:r>
-        <w:t xml:space="preserve"> </w:t>
-      </w:r>
-      <w:proofErr w:type="spellStart"/>
-      <w:r>
-        <w:t>garante</w:t>
-      </w:r>
-      <w:proofErr w:type="spellEnd"/>
-      <w:r>
-        <w:t xml:space="preserve"> que, </w:t>
-      </w:r>
-      <w:proofErr w:type="spellStart"/>
-      <w:r>
-        <w:t>mesmo</w:t>
-      </w:r>
-      <w:proofErr w:type="spellEnd"/>
-      <w:r>
-        <w:t xml:space="preserve"> </w:t>
-      </w:r>
-      <w:proofErr w:type="spellStart"/>
-      <w:r>
-        <w:t>após</w:t>
-      </w:r>
-      <w:proofErr w:type="spellEnd"/>
-      <w:r>
-        <w:t xml:space="preserve"> </w:t>
-      </w:r>
-      <w:proofErr w:type="spellStart"/>
-      <w:r>
-        <w:t>múltiplas</w:t>
-      </w:r>
-      <w:proofErr w:type="spellEnd"/>
-      <w:r>
-        <w:t xml:space="preserve"> </w:t>
-      </w:r>
-      <w:proofErr w:type="spellStart"/>
-      <w:r>
-        <w:t>interações</w:t>
-      </w:r>
-      <w:proofErr w:type="spellEnd"/>
-      <w:r>
-        <w:t xml:space="preserve">, </w:t>
-      </w:r>
-      <w:proofErr w:type="spellStart"/>
-      <w:r>
-        <w:t>os</w:t>
-      </w:r>
-      <w:proofErr w:type="spellEnd"/>
-      <w:r>
-        <w:t xml:space="preserve"> </w:t>
-      </w:r>
-      <w:proofErr w:type="spellStart"/>
-      <w:r>
-        <w:t>resultados</w:t>
-      </w:r>
-      <w:proofErr w:type="spellEnd"/>
-      <w:r>
-        <w:t xml:space="preserve"> </w:t>
-      </w:r>
-      <w:proofErr w:type="spellStart"/>
-      <w:r>
-        <w:t>anteriores</w:t>
-      </w:r>
-      <w:proofErr w:type="spellEnd"/>
-      <w:r>
-        <w:t xml:space="preserve"> </w:t>
-      </w:r>
-      <w:proofErr w:type="spellStart"/>
-      <w:r>
-        <w:t>continuem</w:t>
-      </w:r>
-      <w:proofErr w:type="spellEnd"/>
-      <w:r>
-        <w:t xml:space="preserve"> </w:t>
-      </w:r>
-      <w:proofErr w:type="spellStart"/>
-      <w:r>
-        <w:t>acessíveis</w:t>
-      </w:r>
-      <w:proofErr w:type="spellEnd"/>
-      <w:r>
-        <w:t xml:space="preserve"> </w:t>
-      </w:r>
-      <w:proofErr w:type="spellStart"/>
-      <w:r>
-        <w:t>até</w:t>
-      </w:r>
-      <w:proofErr w:type="spellEnd"/>
-      <w:r>
-        <w:t xml:space="preserve"> </w:t>
-      </w:r>
-      <w:proofErr w:type="gramStart"/>
-      <w:r>
-        <w:t>a</w:t>
-      </w:r>
-      <w:proofErr w:type="gramEnd"/>
-      <w:r>
-        <w:t xml:space="preserve"> </w:t>
-      </w:r>
-      <w:proofErr w:type="spellStart"/>
-      <w:r>
-        <w:t>execução</w:t>
-      </w:r>
-      <w:proofErr w:type="spellEnd"/>
-      <w:r>
-        <w:t xml:space="preserve"> da </w:t>
-      </w:r>
-      <w:proofErr w:type="spellStart"/>
-      <w:r>
-        <w:t>conclusão</w:t>
-      </w:r>
-      <w:proofErr w:type="spellEnd"/>
-      <w:r>
-        <w:t xml:space="preserve"> </w:t>
-      </w:r>
-      <w:proofErr w:type="spellStart"/>
-      <w:r>
-        <w:t>geral</w:t>
-      </w:r>
-      <w:proofErr w:type="spellEnd"/>
-      <w:r>
-        <w:t xml:space="preserve">, </w:t>
-      </w:r>
-      <w:proofErr w:type="spellStart"/>
-      <w:r>
-        <w:t>quando</w:t>
-      </w:r>
-      <w:proofErr w:type="spellEnd"/>
-      <w:r>
-        <w:t xml:space="preserve"> o </w:t>
-      </w:r>
-      <w:proofErr w:type="spellStart"/>
-      <w:r>
-        <w:t>histórico</w:t>
-      </w:r>
-      <w:proofErr w:type="spellEnd"/>
-      <w:r>
-        <w:t xml:space="preserve"> é </w:t>
-      </w:r>
-      <w:proofErr w:type="spellStart"/>
-      <w:r>
-        <w:t>resetado</w:t>
-      </w:r>
-      <w:proofErr w:type="spellEnd"/>
-      <w:r>
-        <w:t>.</w:t>
+        <w:t>💾 Mecanismo de Memória</w:t>
       </w:r>
     </w:p>
     <w:p>
       <w:pPr>
-        <w:pStyle w:val="Ttulo1"/>
+        <w:ind w:firstLine="720"/>
       </w:pPr>
       <w:r>
-        <w:t xml:space="preserve">🔗 </w:t>
-      </w:r>
-      <w:proofErr w:type="spellStart"/>
-      <w:r>
-        <w:t>Versão</w:t>
-      </w:r>
-      <w:proofErr w:type="spellEnd"/>
-      <w:r>
-        <w:t xml:space="preserve"> de Testes</w:t>
+        <w:t>O sistema utiliza o mecanismo de `session_state` do Streamlit para manter o histórico de conclusões e perguntas já respondidas. Isso garante que, mesmo após múltiplas interações, os resultados anteriores continuem acessíveis até a execução da conclusão geral, quando o histórico é resetado.</w:t>
       </w:r>
     </w:p>
     <w:p>
       <w:pPr>
+        <w:pStyle w:val="Ttulo1"/>
+      </w:pPr>
+      <w:r>
+        <w:t>🔗 Versão de Testes</w:t>
+      </w:r>
+    </w:p>
+    <w:p>
+      <w:pPr>
         <w:spacing w:after="0" w:line="360" w:lineRule="auto"/>
       </w:pPr>
-      <w:proofErr w:type="spellStart"/>
       <w:r>
-        <w:t>Existe</w:t>
-      </w:r>
-      <w:proofErr w:type="spellEnd"/>
-      <w:r>
-        <w:t xml:space="preserve"> </w:t>
-      </w:r>
-      <w:proofErr w:type="spellStart"/>
-      <w:r>
-        <w:t>uma</w:t>
-      </w:r>
-      <w:proofErr w:type="spellEnd"/>
-      <w:r>
-        <w:t xml:space="preserve"> </w:t>
-      </w:r>
-      <w:proofErr w:type="spellStart"/>
-      <w:r>
-        <w:t>versão</w:t>
-      </w:r>
-      <w:proofErr w:type="spellEnd"/>
-      <w:r>
-        <w:t xml:space="preserve"> da </w:t>
-      </w:r>
-      <w:proofErr w:type="spellStart"/>
-      <w:r>
-        <w:t>aplicação</w:t>
-      </w:r>
-      <w:proofErr w:type="spellEnd"/>
-      <w:r>
-        <w:t xml:space="preserve"> </w:t>
-      </w:r>
-      <w:proofErr w:type="spellStart"/>
-      <w:r>
-        <w:t>disponível</w:t>
-      </w:r>
-      <w:proofErr w:type="spellEnd"/>
-      <w:r>
-        <w:t xml:space="preserve"> para testes, </w:t>
-      </w:r>
-      <w:proofErr w:type="spellStart"/>
-      <w:r>
-        <w:t>hospedada</w:t>
-      </w:r>
-      <w:proofErr w:type="spellEnd"/>
-      <w:r>
-        <w:t xml:space="preserve"> </w:t>
-      </w:r>
-      <w:proofErr w:type="spellStart"/>
-      <w:r>
-        <w:t>em</w:t>
-      </w:r>
-      <w:proofErr w:type="spellEnd"/>
-      <w:r>
-        <w:t>:</w:t>
+        <w:t>Existe uma versão da aplicação disponível para testes, hospedada em:</w:t>
       </w:r>
       <w:r>
         <w:br/>
@@ -5017,101 +1564,8 @@
       <w:pPr>
         <w:ind w:firstLine="720"/>
       </w:pPr>
-      <w:proofErr w:type="spellStart"/>
       <w:r>
-        <w:t>Esta</w:t>
-      </w:r>
-      <w:proofErr w:type="spellEnd"/>
-      <w:r>
-        <w:t xml:space="preserve"> </w:t>
-      </w:r>
-      <w:proofErr w:type="spellStart"/>
-      <w:r>
-        <w:t>seção</w:t>
-      </w:r>
-      <w:proofErr w:type="spellEnd"/>
-      <w:r>
-        <w:t xml:space="preserve"> </w:t>
-      </w:r>
-      <w:proofErr w:type="spellStart"/>
-      <w:r>
-        <w:t>apresenta</w:t>
-      </w:r>
-      <w:proofErr w:type="spellEnd"/>
-      <w:r>
-        <w:t xml:space="preserve"> </w:t>
-      </w:r>
-      <w:proofErr w:type="spellStart"/>
-      <w:r>
-        <w:t>exemplos</w:t>
-      </w:r>
-      <w:proofErr w:type="spellEnd"/>
-      <w:r>
-        <w:t xml:space="preserve"> de </w:t>
-      </w:r>
-      <w:proofErr w:type="spellStart"/>
-      <w:r>
-        <w:t>perguntas</w:t>
-      </w:r>
-      <w:proofErr w:type="spellEnd"/>
-      <w:r>
-        <w:t xml:space="preserve"> e </w:t>
-      </w:r>
-      <w:proofErr w:type="spellStart"/>
-      <w:r>
-        <w:t>respostas</w:t>
-      </w:r>
-      <w:proofErr w:type="spellEnd"/>
-      <w:r>
-        <w:t xml:space="preserve"> </w:t>
-      </w:r>
-      <w:proofErr w:type="spellStart"/>
-      <w:r>
-        <w:t>geradas</w:t>
-      </w:r>
-      <w:proofErr w:type="spellEnd"/>
-      <w:r>
-        <w:t xml:space="preserve"> </w:t>
-      </w:r>
-      <w:proofErr w:type="spellStart"/>
-      <w:r>
-        <w:t>pelo</w:t>
-      </w:r>
-      <w:proofErr w:type="spellEnd"/>
-      <w:r>
-        <w:t xml:space="preserve"> </w:t>
-      </w:r>
-      <w:proofErr w:type="spellStart"/>
-      <w:r>
-        <w:t>sistema</w:t>
-      </w:r>
-      <w:proofErr w:type="spellEnd"/>
-      <w:r>
-        <w:t xml:space="preserve"> </w:t>
-      </w:r>
-      <w:proofErr w:type="spellStart"/>
-      <w:r>
-        <w:t>durante</w:t>
-      </w:r>
-      <w:proofErr w:type="spellEnd"/>
-      <w:r>
-        <w:t xml:space="preserve"> </w:t>
-      </w:r>
-      <w:proofErr w:type="gramStart"/>
-      <w:r>
-        <w:t>a</w:t>
-      </w:r>
-      <w:proofErr w:type="gramEnd"/>
-      <w:r>
-        <w:t xml:space="preserve"> </w:t>
-      </w:r>
-      <w:proofErr w:type="spellStart"/>
-      <w:r>
-        <w:t>análise</w:t>
-      </w:r>
-      <w:proofErr w:type="spellEnd"/>
-      <w:r>
-        <w:t>.</w:t>
+        <w:t>Esta seção apresenta exemplos de perguntas e respostas geradas pelo sistema durante a análise.</w:t>
       </w:r>
     </w:p>
     <w:p>
@@ -5133,14 +1587,9 @@
       <w:pPr>
         <w:pStyle w:val="Ttulo2"/>
       </w:pPr>
-      <w:proofErr w:type="spellStart"/>
       <w:r>
         <w:lastRenderedPageBreak/>
-        <w:t>Pergunta</w:t>
-      </w:r>
-      <w:proofErr w:type="spellEnd"/>
-      <w:r>
-        <w:t>:</w:t>
+        <w:t>Pergunta:</w:t>
       </w:r>
     </w:p>
     <w:p>
@@ -5150,114 +1599,20 @@
           <w:bCs/>
         </w:rPr>
       </w:pPr>
-      <w:proofErr w:type="spellStart"/>
       <w:r>
         <w:rPr>
           <w:b/>
           <w:bCs/>
         </w:rPr>
-        <w:t>Quais</w:t>
-      </w:r>
-      <w:proofErr w:type="spellEnd"/>
-      <w:r>
-        <w:rPr>
-          <w:b/>
-          <w:bCs/>
-        </w:rPr>
-        <w:t xml:space="preserve"> </w:t>
-      </w:r>
-      <w:proofErr w:type="spellStart"/>
-      <w:r>
-        <w:rPr>
-          <w:b/>
-          <w:bCs/>
-        </w:rPr>
-        <w:t>são</w:t>
-      </w:r>
-      <w:proofErr w:type="spellEnd"/>
-      <w:r>
-        <w:rPr>
-          <w:b/>
-          <w:bCs/>
-        </w:rPr>
-        <w:t xml:space="preserve"> </w:t>
-      </w:r>
-      <w:proofErr w:type="spellStart"/>
-      <w:r>
-        <w:rPr>
-          <w:b/>
-          <w:bCs/>
-        </w:rPr>
-        <w:t>os</w:t>
-      </w:r>
-      <w:proofErr w:type="spellEnd"/>
-      <w:r>
-        <w:rPr>
-          <w:b/>
-          <w:bCs/>
-        </w:rPr>
-        <w:t xml:space="preserve"> </w:t>
-      </w:r>
-      <w:proofErr w:type="spellStart"/>
-      <w:r>
-        <w:rPr>
-          <w:b/>
-          <w:bCs/>
-        </w:rPr>
-        <w:t>tipos</w:t>
-      </w:r>
-      <w:proofErr w:type="spellEnd"/>
-      <w:r>
-        <w:rPr>
-          <w:b/>
-          <w:bCs/>
-        </w:rPr>
-        <w:t xml:space="preserve"> de dados (</w:t>
-      </w:r>
-      <w:proofErr w:type="spellStart"/>
-      <w:r>
-        <w:rPr>
-          <w:b/>
-          <w:bCs/>
-        </w:rPr>
-        <w:t>numéricos</w:t>
-      </w:r>
-      <w:proofErr w:type="spellEnd"/>
-      <w:r>
-        <w:rPr>
-          <w:b/>
-          <w:bCs/>
-        </w:rPr>
-        <w:t xml:space="preserve">, </w:t>
-      </w:r>
-      <w:proofErr w:type="spellStart"/>
-      <w:r>
-        <w:rPr>
-          <w:b/>
-          <w:bCs/>
-        </w:rPr>
-        <w:t>categóricos</w:t>
-      </w:r>
-      <w:proofErr w:type="spellEnd"/>
-      <w:r>
-        <w:rPr>
-          <w:b/>
-          <w:bCs/>
-        </w:rPr>
-        <w:t>)?</w:t>
+        <w:t>Quais são os tipos de dados (numéricos, categóricos)?</w:t>
       </w:r>
     </w:p>
     <w:p>
       <w:pPr>
         <w:pStyle w:val="Ttulo2"/>
       </w:pPr>
-      <w:proofErr w:type="spellStart"/>
       <w:r>
-        <w:t>Resposta</w:t>
-      </w:r>
-      <w:proofErr w:type="spellEnd"/>
-      <w:r>
-        <w:t>:</w:t>
+        <w:t>Resposta:</w:t>
       </w:r>
     </w:p>
     <w:p>
@@ -5270,180 +1625,50 @@
           <w:szCs w:val="22"/>
         </w:rPr>
       </w:pPr>
-      <w:proofErr w:type="spellStart"/>
       <w:r>
         <w:rPr>
           <w:color w:val="333333"/>
           <w:sz w:val="22"/>
           <w:szCs w:val="22"/>
         </w:rPr>
-        <w:t>Análise</w:t>
+        <w:t>Análise de Tipos de Dados no Dataset de Fraudes de Cartão de Crédito</w:t>
       </w:r>
-      <w:proofErr w:type="spellEnd"/>
+    </w:p>
+    <w:p>
+      <w:pPr>
+        <w:pStyle w:val="NormalWeb"/>
+        <w:rPr>
+          <w:color w:val="000000"/>
+          <w:sz w:val="22"/>
+          <w:szCs w:val="22"/>
+        </w:rPr>
+      </w:pPr>
+      <w:r>
+        <w:rPr>
+          <w:color w:val="000000"/>
+          <w:sz w:val="22"/>
+          <w:szCs w:val="22"/>
+        </w:rPr>
+        <w:t>Os dados são compostos majoritariamente por variáveis numéricas contínuas (FLOAT), exceto a coluna Class, que é categórica binária (BIGINT: 0 ou 1).</w:t>
+      </w:r>
+    </w:p>
+    <w:p>
+      <w:pPr>
+        <w:pStyle w:val="Ttulo2"/>
+        <w:rPr>
+          <w:color w:val="333333"/>
+          <w:sz w:val="22"/>
+          <w:szCs w:val="22"/>
+        </w:rPr>
+      </w:pPr>
       <w:r>
         <w:rPr>
           <w:color w:val="333333"/>
           <w:sz w:val="22"/>
           <w:szCs w:val="22"/>
         </w:rPr>
-        <w:t xml:space="preserve"> de </w:t>
+        <w:t>Tabela de Colunas e Tipos</w:t>
       </w:r>
-      <w:proofErr w:type="spellStart"/>
-      <w:r>
-        <w:rPr>
-          <w:color w:val="333333"/>
-          <w:sz w:val="22"/>
-          <w:szCs w:val="22"/>
-        </w:rPr>
-        <w:t>Tipos</w:t>
-      </w:r>
-      <w:proofErr w:type="spellEnd"/>
-      <w:r>
-        <w:rPr>
-          <w:color w:val="333333"/>
-          <w:sz w:val="22"/>
-          <w:szCs w:val="22"/>
-        </w:rPr>
-        <w:t xml:space="preserve"> de Dados no Dataset de </w:t>
-      </w:r>
-      <w:proofErr w:type="spellStart"/>
-      <w:r>
-        <w:rPr>
-          <w:color w:val="333333"/>
-          <w:sz w:val="22"/>
-          <w:szCs w:val="22"/>
-        </w:rPr>
-        <w:t>Fraudes</w:t>
-      </w:r>
-      <w:proofErr w:type="spellEnd"/>
-      <w:r>
-        <w:rPr>
-          <w:color w:val="333333"/>
-          <w:sz w:val="22"/>
-          <w:szCs w:val="22"/>
-        </w:rPr>
-        <w:t xml:space="preserve"> de </w:t>
-      </w:r>
-      <w:proofErr w:type="spellStart"/>
-      <w:r>
-        <w:rPr>
-          <w:color w:val="333333"/>
-          <w:sz w:val="22"/>
-          <w:szCs w:val="22"/>
-        </w:rPr>
-        <w:t>Cartão</w:t>
-      </w:r>
-      <w:proofErr w:type="spellEnd"/>
-      <w:r>
-        <w:rPr>
-          <w:color w:val="333333"/>
-          <w:sz w:val="22"/>
-          <w:szCs w:val="22"/>
-        </w:rPr>
-        <w:t xml:space="preserve"> de </w:t>
-      </w:r>
-      <w:proofErr w:type="spellStart"/>
-      <w:r>
-        <w:rPr>
-          <w:color w:val="333333"/>
-          <w:sz w:val="22"/>
-          <w:szCs w:val="22"/>
-        </w:rPr>
-        <w:t>Crédito</w:t>
-      </w:r>
-      <w:proofErr w:type="spellEnd"/>
-    </w:p>
-    <w:p>
-      <w:pPr>
-        <w:pStyle w:val="NormalWeb"/>
-        <w:rPr>
-          <w:color w:val="000000"/>
-          <w:sz w:val="22"/>
-          <w:szCs w:val="22"/>
-        </w:rPr>
-      </w:pPr>
-      <w:r>
-        <w:rPr>
-          <w:color w:val="000000"/>
-          <w:sz w:val="22"/>
-          <w:szCs w:val="22"/>
-        </w:rPr>
-        <w:t xml:space="preserve">Os dados são compostos majoritariamente por variáveis numéricas contínuas (FLOAT), exceto a coluna </w:t>
-      </w:r>
-      <w:proofErr w:type="spellStart"/>
-      <w:r>
-        <w:rPr>
-          <w:color w:val="000000"/>
-          <w:sz w:val="22"/>
-          <w:szCs w:val="22"/>
-        </w:rPr>
-        <w:t>Class</w:t>
-      </w:r>
-      <w:proofErr w:type="spellEnd"/>
-      <w:r>
-        <w:rPr>
-          <w:color w:val="000000"/>
-          <w:sz w:val="22"/>
-          <w:szCs w:val="22"/>
-        </w:rPr>
-        <w:t>, que é categórica binária (BIGINT: 0 ou 1).</w:t>
-      </w:r>
-    </w:p>
-    <w:p>
-      <w:pPr>
-        <w:pStyle w:val="Ttulo2"/>
-        <w:rPr>
-          <w:color w:val="333333"/>
-          <w:sz w:val="22"/>
-          <w:szCs w:val="22"/>
-        </w:rPr>
-      </w:pPr>
-      <w:proofErr w:type="spellStart"/>
-      <w:r>
-        <w:rPr>
-          <w:color w:val="333333"/>
-          <w:sz w:val="22"/>
-          <w:szCs w:val="22"/>
-        </w:rPr>
-        <w:t>Tabela</w:t>
-      </w:r>
-      <w:proofErr w:type="spellEnd"/>
-      <w:r>
-        <w:rPr>
-          <w:color w:val="333333"/>
-          <w:sz w:val="22"/>
-          <w:szCs w:val="22"/>
-        </w:rPr>
-        <w:t xml:space="preserve"> de </w:t>
-      </w:r>
-      <w:proofErr w:type="spellStart"/>
-      <w:r>
-        <w:rPr>
-          <w:color w:val="333333"/>
-          <w:sz w:val="22"/>
-          <w:szCs w:val="22"/>
-        </w:rPr>
-        <w:t>Colunas</w:t>
-      </w:r>
-      <w:proofErr w:type="spellEnd"/>
-      <w:r>
-        <w:rPr>
-          <w:color w:val="333333"/>
-          <w:sz w:val="22"/>
-          <w:szCs w:val="22"/>
-        </w:rPr>
-        <w:t xml:space="preserve"> e </w:t>
-      </w:r>
-      <w:proofErr w:type="spellStart"/>
-      <w:r>
-        <w:rPr>
-          <w:color w:val="333333"/>
-          <w:sz w:val="22"/>
-          <w:szCs w:val="22"/>
-        </w:rPr>
-        <w:t>Tipos</w:t>
-      </w:r>
-      <w:proofErr w:type="spellEnd"/>
     </w:p>
     <w:tbl>
       <w:tblPr>
@@ -5490,7 +1715,6 @@
                 <w:color w:val="000000"/>
               </w:rPr>
             </w:pPr>
-            <w:proofErr w:type="spellStart"/>
             <w:r>
               <w:rPr>
                 <w:b/>
@@ -5499,7 +1723,6 @@
               </w:rPr>
               <w:t>Coluna</w:t>
             </w:r>
-            <w:proofErr w:type="spellEnd"/>
           </w:p>
         </w:tc>
         <w:tc>
@@ -5535,18 +1758,8 @@
                 <w:bCs/>
                 <w:color w:val="000000"/>
               </w:rPr>
-              <w:t xml:space="preserve">Tipo no </w:t>
+              <w:t>Tipo no Arquivo</w:t>
             </w:r>
-            <w:proofErr w:type="spellStart"/>
-            <w:r>
-              <w:rPr>
-                <w:b/>
-                <w:bCs/>
-                <w:color w:val="000000"/>
-              </w:rPr>
-              <w:t>Arquivo</w:t>
-            </w:r>
-            <w:proofErr w:type="spellEnd"/>
           </w:p>
         </w:tc>
         <w:tc>
@@ -5576,7 +1789,6 @@
                 <w:color w:val="000000"/>
               </w:rPr>
             </w:pPr>
-            <w:proofErr w:type="spellStart"/>
             <w:r>
               <w:rPr>
                 <w:b/>
@@ -5585,7 +1797,6 @@
               </w:rPr>
               <w:t>Clássico</w:t>
             </w:r>
-            <w:proofErr w:type="spellEnd"/>
           </w:p>
         </w:tc>
         <w:tc>
@@ -5615,7 +1826,6 @@
                 <w:color w:val="000000"/>
               </w:rPr>
             </w:pPr>
-            <w:proofErr w:type="spellStart"/>
             <w:r>
               <w:rPr>
                 <w:b/>
@@ -5624,7 +1834,6 @@
               </w:rPr>
               <w:t>Descrição</w:t>
             </w:r>
-            <w:proofErr w:type="spellEnd"/>
           </w:p>
         </w:tc>
       </w:tr>
@@ -5720,33 +1929,11 @@
                 <w:color w:val="000000"/>
               </w:rPr>
             </w:pPr>
-            <w:proofErr w:type="spellStart"/>
             <w:r>
               <w:rPr>
                 <w:color w:val="000000"/>
               </w:rPr>
-              <w:t>Numérico</w:t>
-            </w:r>
-            <w:proofErr w:type="spellEnd"/>
-            <w:r>
-              <w:rPr>
-                <w:color w:val="000000"/>
-              </w:rPr>
-              <w:t xml:space="preserve"> (</w:t>
-            </w:r>
-            <w:proofErr w:type="spellStart"/>
-            <w:r>
-              <w:rPr>
-                <w:color w:val="000000"/>
-              </w:rPr>
-              <w:t>contínuo</w:t>
-            </w:r>
-            <w:proofErr w:type="spellEnd"/>
-            <w:r>
-              <w:rPr>
-                <w:color w:val="000000"/>
-              </w:rPr>
-              <w:t>)</w:t>
+              <w:t>Numérico (contínuo)</w:t>
             </w:r>
           </w:p>
         </w:tc>
@@ -5775,75 +1962,11 @@
                 <w:color w:val="000000"/>
               </w:rPr>
             </w:pPr>
-            <w:proofErr w:type="spellStart"/>
             <w:r>
               <w:rPr>
                 <w:color w:val="000000"/>
               </w:rPr>
-              <w:t>Número</w:t>
-            </w:r>
-            <w:proofErr w:type="spellEnd"/>
-            <w:r>
-              <w:rPr>
-                <w:color w:val="000000"/>
-              </w:rPr>
-              <w:t xml:space="preserve"> de </w:t>
-            </w:r>
-            <w:proofErr w:type="spellStart"/>
-            <w:r>
-              <w:rPr>
-                <w:color w:val="000000"/>
-              </w:rPr>
-              <w:t>segundos</w:t>
-            </w:r>
-            <w:proofErr w:type="spellEnd"/>
-            <w:r>
-              <w:rPr>
-                <w:color w:val="000000"/>
-              </w:rPr>
-              <w:t xml:space="preserve"> </w:t>
-            </w:r>
-            <w:proofErr w:type="spellStart"/>
-            <w:r>
-              <w:rPr>
-                <w:color w:val="000000"/>
-              </w:rPr>
-              <w:t>desde</w:t>
-            </w:r>
-            <w:proofErr w:type="spellEnd"/>
-            <w:r>
-              <w:rPr>
-                <w:color w:val="000000"/>
-              </w:rPr>
-              <w:t xml:space="preserve"> a </w:t>
-            </w:r>
-            <w:proofErr w:type="spellStart"/>
-            <w:r>
-              <w:rPr>
-                <w:color w:val="000000"/>
-              </w:rPr>
-              <w:t>primeira</w:t>
-            </w:r>
-            <w:proofErr w:type="spellEnd"/>
-            <w:r>
-              <w:rPr>
-                <w:color w:val="000000"/>
-              </w:rPr>
-              <w:t xml:space="preserve"> </w:t>
-            </w:r>
-            <w:proofErr w:type="spellStart"/>
-            <w:r>
-              <w:rPr>
-                <w:color w:val="000000"/>
-              </w:rPr>
-              <w:t>transação</w:t>
-            </w:r>
-            <w:proofErr w:type="spellEnd"/>
-            <w:r>
-              <w:rPr>
-                <w:color w:val="000000"/>
-              </w:rPr>
-              <w:t>.</w:t>
+              <w:t>Número de segundos desde a primeira transação.</w:t>
             </w:r>
           </w:p>
         </w:tc>
@@ -5940,33 +2063,11 @@
                 <w:color w:val="000000"/>
               </w:rPr>
             </w:pPr>
-            <w:proofErr w:type="spellStart"/>
             <w:r>
               <w:rPr>
                 <w:color w:val="000000"/>
               </w:rPr>
-              <w:t>Numérico</w:t>
-            </w:r>
-            <w:proofErr w:type="spellEnd"/>
-            <w:r>
-              <w:rPr>
-                <w:color w:val="000000"/>
-              </w:rPr>
-              <w:t xml:space="preserve"> (</w:t>
-            </w:r>
-            <w:proofErr w:type="spellStart"/>
-            <w:r>
-              <w:rPr>
-                <w:color w:val="000000"/>
-              </w:rPr>
-              <w:t>contínuo</w:t>
-            </w:r>
-            <w:proofErr w:type="spellEnd"/>
-            <w:r>
-              <w:rPr>
-                <w:color w:val="000000"/>
-              </w:rPr>
-              <w:t>)</w:t>
+              <w:t>Numérico (contínuo)</w:t>
             </w:r>
           </w:p>
         </w:tc>
@@ -5995,47 +2096,11 @@
                 <w:color w:val="000000"/>
               </w:rPr>
             </w:pPr>
-            <w:proofErr w:type="spellStart"/>
             <w:r>
               <w:rPr>
                 <w:color w:val="000000"/>
               </w:rPr>
-              <w:t>Variáveis</w:t>
-            </w:r>
-            <w:proofErr w:type="spellEnd"/>
-            <w:r>
-              <w:rPr>
-                <w:color w:val="000000"/>
-              </w:rPr>
-              <w:t xml:space="preserve"> </w:t>
-            </w:r>
-            <w:proofErr w:type="spellStart"/>
-            <w:r>
-              <w:rPr>
-                <w:color w:val="000000"/>
-              </w:rPr>
-              <w:t>anonimizadas</w:t>
-            </w:r>
-            <w:proofErr w:type="spellEnd"/>
-            <w:r>
-              <w:rPr>
-                <w:color w:val="000000"/>
-              </w:rPr>
-              <w:t xml:space="preserve"> (</w:t>
-            </w:r>
-            <w:proofErr w:type="spellStart"/>
-            <w:r>
-              <w:rPr>
-                <w:color w:val="000000"/>
-              </w:rPr>
-              <w:t>componentes</w:t>
-            </w:r>
-            <w:proofErr w:type="spellEnd"/>
-            <w:r>
-              <w:rPr>
-                <w:color w:val="000000"/>
-              </w:rPr>
-              <w:t xml:space="preserve"> de PCA).</w:t>
+              <w:t>Variáveis anonimizadas (componentes de PCA).</w:t>
             </w:r>
           </w:p>
         </w:tc>
@@ -6132,33 +2197,11 @@
                 <w:color w:val="000000"/>
               </w:rPr>
             </w:pPr>
-            <w:proofErr w:type="spellStart"/>
             <w:r>
               <w:rPr>
                 <w:color w:val="000000"/>
               </w:rPr>
-              <w:t>Numérico</w:t>
-            </w:r>
-            <w:proofErr w:type="spellEnd"/>
-            <w:r>
-              <w:rPr>
-                <w:color w:val="000000"/>
-              </w:rPr>
-              <w:t xml:space="preserve"> (</w:t>
-            </w:r>
-            <w:proofErr w:type="spellStart"/>
-            <w:r>
-              <w:rPr>
-                <w:color w:val="000000"/>
-              </w:rPr>
-              <w:t>contínuo</w:t>
-            </w:r>
-            <w:proofErr w:type="spellEnd"/>
-            <w:r>
-              <w:rPr>
-                <w:color w:val="000000"/>
-              </w:rPr>
-              <w:t>)</w:t>
+              <w:t>Numérico (contínuo)</w:t>
             </w:r>
           </w:p>
         </w:tc>
@@ -6191,21 +2234,7 @@
               <w:rPr>
                 <w:color w:val="000000"/>
               </w:rPr>
-              <w:t xml:space="preserve">Valor da </w:t>
-            </w:r>
-            <w:proofErr w:type="spellStart"/>
-            <w:r>
-              <w:rPr>
-                <w:color w:val="000000"/>
-              </w:rPr>
-              <w:t>transação</w:t>
-            </w:r>
-            <w:proofErr w:type="spellEnd"/>
-            <w:r>
-              <w:rPr>
-                <w:color w:val="000000"/>
-              </w:rPr>
-              <w:t>.</w:t>
+              <w:t>Valor da transação.</w:t>
             </w:r>
           </w:p>
         </w:tc>
@@ -6302,33 +2331,11 @@
                 <w:color w:val="000000"/>
               </w:rPr>
             </w:pPr>
-            <w:proofErr w:type="spellStart"/>
             <w:r>
               <w:rPr>
                 <w:color w:val="000000"/>
               </w:rPr>
-              <w:t>Categórico</w:t>
-            </w:r>
-            <w:proofErr w:type="spellEnd"/>
-            <w:r>
-              <w:rPr>
-                <w:color w:val="000000"/>
-              </w:rPr>
-              <w:t xml:space="preserve"> (</w:t>
-            </w:r>
-            <w:proofErr w:type="spellStart"/>
-            <w:r>
-              <w:rPr>
-                <w:color w:val="000000"/>
-              </w:rPr>
-              <w:t>binário</w:t>
-            </w:r>
-            <w:proofErr w:type="spellEnd"/>
-            <w:r>
-              <w:rPr>
-                <w:color w:val="000000"/>
-              </w:rPr>
-              <w:t>)</w:t>
+              <w:t>Categórico (binário)</w:t>
             </w:r>
           </w:p>
         </w:tc>
@@ -6361,21 +2368,7 @@
               <w:rPr>
                 <w:color w:val="000000"/>
               </w:rPr>
-              <w:t xml:space="preserve">1 = </w:t>
-            </w:r>
-            <w:proofErr w:type="spellStart"/>
-            <w:r>
-              <w:rPr>
-                <w:color w:val="000000"/>
-              </w:rPr>
-              <w:t>fraudulenta</w:t>
-            </w:r>
-            <w:proofErr w:type="spellEnd"/>
-            <w:r>
-              <w:rPr>
-                <w:color w:val="000000"/>
-              </w:rPr>
-              <w:t>, 0 = normal.</w:t>
+              <w:t>1 = fraudulenta, 0 = normal.</w:t>
             </w:r>
           </w:p>
         </w:tc>
@@ -6390,95 +2383,13 @@
           <w:szCs w:val="22"/>
         </w:rPr>
       </w:pPr>
-      <w:proofErr w:type="spellStart"/>
       <w:r>
         <w:rPr>
           <w:color w:val="333333"/>
           <w:sz w:val="22"/>
           <w:szCs w:val="22"/>
         </w:rPr>
-        <w:t>Gráfico</w:t>
-      </w:r>
-      <w:proofErr w:type="spellEnd"/>
-      <w:r>
-        <w:rPr>
-          <w:color w:val="333333"/>
-          <w:sz w:val="22"/>
-          <w:szCs w:val="22"/>
-        </w:rPr>
-        <w:t xml:space="preserve"> de </w:t>
-      </w:r>
-      <w:proofErr w:type="spellStart"/>
-      <w:r>
-        <w:rPr>
-          <w:color w:val="333333"/>
-          <w:sz w:val="22"/>
-          <w:szCs w:val="22"/>
-        </w:rPr>
-        <w:t>Exemplo</w:t>
-      </w:r>
-      <w:proofErr w:type="spellEnd"/>
-      <w:r>
-        <w:rPr>
-          <w:color w:val="333333"/>
-          <w:sz w:val="22"/>
-          <w:szCs w:val="22"/>
-        </w:rPr>
-        <w:t xml:space="preserve">: </w:t>
-      </w:r>
-      <w:proofErr w:type="spellStart"/>
-      <w:r>
-        <w:rPr>
-          <w:color w:val="333333"/>
-          <w:sz w:val="22"/>
-          <w:szCs w:val="22"/>
-        </w:rPr>
-        <w:t>Distribuição</w:t>
-      </w:r>
-      <w:proofErr w:type="spellEnd"/>
-      <w:r>
-        <w:rPr>
-          <w:color w:val="333333"/>
-          <w:sz w:val="22"/>
-          <w:szCs w:val="22"/>
-        </w:rPr>
-        <w:t xml:space="preserve"> da </w:t>
-      </w:r>
-      <w:proofErr w:type="spellStart"/>
-      <w:r>
-        <w:rPr>
-          <w:color w:val="333333"/>
-          <w:sz w:val="22"/>
-          <w:szCs w:val="22"/>
-        </w:rPr>
-        <w:t>Coluna</w:t>
-      </w:r>
-      <w:proofErr w:type="spellEnd"/>
-      <w:r>
-        <w:rPr>
-          <w:color w:val="333333"/>
-          <w:sz w:val="22"/>
-          <w:szCs w:val="22"/>
-        </w:rPr>
-        <w:t xml:space="preserve"> Class (</w:t>
-      </w:r>
-      <w:proofErr w:type="spellStart"/>
-      <w:r>
-        <w:rPr>
-          <w:color w:val="333333"/>
-          <w:sz w:val="22"/>
-          <w:szCs w:val="22"/>
-        </w:rPr>
-        <w:t>Simulada</w:t>
-      </w:r>
-      <w:proofErr w:type="spellEnd"/>
-      <w:r>
-        <w:rPr>
-          <w:color w:val="333333"/>
-          <w:sz w:val="22"/>
-          <w:szCs w:val="22"/>
-        </w:rPr>
-        <w:t>)</w:t>
+        <w:t>Gráfico de Exemplo: Distribuição da Coluna Class (Simulada)</w:t>
       </w:r>
     </w:p>
     <w:p>
@@ -6496,25 +2407,7 @@
           <w:sz w:val="22"/>
           <w:szCs w:val="22"/>
         </w:rPr>
-        <w:t xml:space="preserve">Gráfico de barras simulando a distribuição categórica de fraudes vs. normais (baseado em conhecimento típico do </w:t>
-      </w:r>
-      <w:proofErr w:type="spellStart"/>
-      <w:r>
-        <w:rPr>
-          <w:color w:val="000000"/>
-          <w:sz w:val="22"/>
-          <w:szCs w:val="22"/>
-        </w:rPr>
-        <w:t>dataset</w:t>
-      </w:r>
-      <w:proofErr w:type="spellEnd"/>
-      <w:r>
-        <w:rPr>
-          <w:color w:val="000000"/>
-          <w:sz w:val="22"/>
-          <w:szCs w:val="22"/>
-        </w:rPr>
-        <w:t>).</w:t>
+        <w:t>Gráfico de barras simulando a distribuição categórica de fraudes vs. normais (baseado em conhecimento típico do dataset).</w:t>
       </w:r>
     </w:p>
     <w:p>
@@ -6580,7 +2473,6 @@
           <w:szCs w:val="22"/>
         </w:rPr>
       </w:pPr>
-      <w:proofErr w:type="spellStart"/>
       <w:r>
         <w:rPr>
           <w:color w:val="333333"/>
@@ -6590,7 +2482,6 @@
         <w:lastRenderedPageBreak/>
         <w:t>Conclusões</w:t>
       </w:r>
-      <w:proofErr w:type="spellEnd"/>
     </w:p>
     <w:p>
       <w:pPr>
@@ -6607,74 +2498,15 @@
           <w:sz w:val="22"/>
           <w:szCs w:val="22"/>
         </w:rPr>
-        <w:t xml:space="preserve">Colunas numéricas: Time, V1, V2, V3, V4, V5, V6, V7, V8, V9, V10, V11, V12, V13, V14, V15, V16, V17, V18, V19, V20, V21, V22, V23, V24, V25, V26, V27, V28, </w:t>
-      </w:r>
-      <w:proofErr w:type="spellStart"/>
-      <w:r>
-        <w:rPr>
-          <w:color w:val="000000"/>
-          <w:sz w:val="22"/>
-          <w:szCs w:val="22"/>
-        </w:rPr>
-        <w:t>Amount</w:t>
-      </w:r>
-      <w:proofErr w:type="spellEnd"/>
-      <w:r>
-        <w:rPr>
-          <w:color w:val="000000"/>
-          <w:sz w:val="22"/>
-          <w:szCs w:val="22"/>
-        </w:rPr>
-        <w:t xml:space="preserve">. Coluna categórica: Class. Isso reflete um </w:t>
-      </w:r>
-      <w:proofErr w:type="spellStart"/>
-      <w:r>
-        <w:rPr>
-          <w:color w:val="000000"/>
-          <w:sz w:val="22"/>
-          <w:szCs w:val="22"/>
-        </w:rPr>
-        <w:t>dataset</w:t>
-      </w:r>
-      <w:proofErr w:type="spellEnd"/>
-      <w:r>
-        <w:rPr>
-          <w:color w:val="000000"/>
-          <w:sz w:val="22"/>
-          <w:szCs w:val="22"/>
-        </w:rPr>
-        <w:t xml:space="preserve"> desbalanceado típico para detecção de fraudes, com foco em </w:t>
-      </w:r>
-      <w:proofErr w:type="spellStart"/>
-      <w:r>
-        <w:rPr>
-          <w:color w:val="000000"/>
-          <w:sz w:val="22"/>
-          <w:szCs w:val="22"/>
-        </w:rPr>
-        <w:t>features</w:t>
-      </w:r>
-      <w:proofErr w:type="spellEnd"/>
-      <w:r>
-        <w:rPr>
-          <w:color w:val="000000"/>
-          <w:sz w:val="22"/>
-          <w:szCs w:val="22"/>
-        </w:rPr>
-        <w:t xml:space="preserve"> numéricas para modelagem.</w:t>
+        <w:t>Colunas numéricas: Time, V1, V2, V3, V4, V5, V6, V7, V8, V9, V10, V11, V12, V13, V14, V15, V16, V17, V18, V19, V20, V21, V22, V23, V24, V25, V26, V27, V28, Amount. Coluna categórica: Class. Isso reflete um dataset desbalanceado típico para detecção de fraudes, com foco em features numéricas para modelagem.</w:t>
       </w:r>
     </w:p>
     <w:p>
       <w:pPr>
         <w:pStyle w:val="Ttulo2"/>
       </w:pPr>
-      <w:proofErr w:type="spellStart"/>
       <w:r>
-        <w:t>Pergunta</w:t>
-      </w:r>
-      <w:proofErr w:type="spellEnd"/>
-      <w:r>
-        <w:t>:</w:t>
+        <w:t>Pergunta:</w:t>
       </w:r>
     </w:p>
     <w:p>
@@ -6684,146 +2516,20 @@
           <w:bCs/>
         </w:rPr>
       </w:pPr>
-      <w:proofErr w:type="spellStart"/>
       <w:r>
         <w:rPr>
           <w:b/>
           <w:bCs/>
         </w:rPr>
-        <w:t>Quais</w:t>
-      </w:r>
-      <w:proofErr w:type="spellEnd"/>
-      <w:r>
-        <w:rPr>
-          <w:b/>
-          <w:bCs/>
-        </w:rPr>
-        <w:t xml:space="preserve"> </w:t>
-      </w:r>
-      <w:proofErr w:type="spellStart"/>
-      <w:r>
-        <w:rPr>
-          <w:b/>
-          <w:bCs/>
-        </w:rPr>
-        <w:t>os</w:t>
-      </w:r>
-      <w:proofErr w:type="spellEnd"/>
-      <w:r>
-        <w:rPr>
-          <w:b/>
-          <w:bCs/>
-        </w:rPr>
-        <w:t xml:space="preserve"> </w:t>
-      </w:r>
-      <w:proofErr w:type="spellStart"/>
-      <w:r>
-        <w:rPr>
-          <w:b/>
-          <w:bCs/>
-        </w:rPr>
-        <w:t>valores</w:t>
-      </w:r>
-      <w:proofErr w:type="spellEnd"/>
-      <w:r>
-        <w:rPr>
-          <w:b/>
-          <w:bCs/>
-        </w:rPr>
-        <w:t xml:space="preserve"> </w:t>
-      </w:r>
-      <w:proofErr w:type="spellStart"/>
-      <w:r>
-        <w:rPr>
-          <w:b/>
-          <w:bCs/>
-        </w:rPr>
-        <w:t>mais</w:t>
-      </w:r>
-      <w:proofErr w:type="spellEnd"/>
-      <w:r>
-        <w:rPr>
-          <w:b/>
-          <w:bCs/>
-        </w:rPr>
-        <w:t xml:space="preserve"> </w:t>
-      </w:r>
-      <w:proofErr w:type="spellStart"/>
-      <w:r>
-        <w:rPr>
-          <w:b/>
-          <w:bCs/>
-        </w:rPr>
-        <w:t>frequentes</w:t>
-      </w:r>
-      <w:proofErr w:type="spellEnd"/>
-      <w:r>
-        <w:rPr>
-          <w:b/>
-          <w:bCs/>
-        </w:rPr>
-        <w:t xml:space="preserve"> </w:t>
-      </w:r>
-      <w:proofErr w:type="spellStart"/>
-      <w:r>
-        <w:rPr>
-          <w:b/>
-          <w:bCs/>
-        </w:rPr>
-        <w:t>ou</w:t>
-      </w:r>
-      <w:proofErr w:type="spellEnd"/>
-      <w:r>
-        <w:rPr>
-          <w:b/>
-          <w:bCs/>
-        </w:rPr>
-        <w:t xml:space="preserve"> </w:t>
-      </w:r>
-      <w:proofErr w:type="spellStart"/>
-      <w:r>
-        <w:rPr>
-          <w:b/>
-          <w:bCs/>
-        </w:rPr>
-        <w:t>menos</w:t>
-      </w:r>
-      <w:proofErr w:type="spellEnd"/>
-      <w:r>
-        <w:rPr>
-          <w:b/>
-          <w:bCs/>
-        </w:rPr>
-        <w:t xml:space="preserve"> </w:t>
-      </w:r>
-      <w:proofErr w:type="spellStart"/>
-      <w:r>
-        <w:rPr>
-          <w:b/>
-          <w:bCs/>
-        </w:rPr>
-        <w:t>frequentes</w:t>
-      </w:r>
-      <w:proofErr w:type="spellEnd"/>
-      <w:r>
-        <w:rPr>
-          <w:b/>
-          <w:bCs/>
-        </w:rPr>
-        <w:t>?</w:t>
+        <w:t>Quais os valores mais frequentes ou menos frequentes?</w:t>
       </w:r>
     </w:p>
     <w:p>
       <w:pPr>
         <w:pStyle w:val="Ttulo2"/>
       </w:pPr>
-      <w:proofErr w:type="spellStart"/>
       <w:r>
-        <w:t>Resposta</w:t>
-      </w:r>
-      <w:proofErr w:type="spellEnd"/>
-      <w:r>
-        <w:t>:</w:t>
+        <w:t>Resposta:</w:t>
       </w:r>
     </w:p>
     <w:p>
@@ -6837,7 +2543,6 @@
           <w:szCs w:val="22"/>
         </w:rPr>
       </w:pPr>
-      <w:proofErr w:type="spellStart"/>
       <w:r>
         <w:rPr>
           <w:rFonts w:ascii="Arial" w:hAnsi="Arial" w:cs="Arial"/>
@@ -6845,49 +2550,8 @@
           <w:sz w:val="22"/>
           <w:szCs w:val="22"/>
         </w:rPr>
-        <w:t>Análise</w:t>
+        <w:t>Análise de Frequências no Dataset de Fraudes</w:t>
       </w:r>
-      <w:proofErr w:type="spellEnd"/>
-      <w:r>
-        <w:rPr>
-          <w:rFonts w:ascii="Arial" w:hAnsi="Arial" w:cs="Arial"/>
-          <w:color w:val="333333"/>
-          <w:sz w:val="22"/>
-          <w:szCs w:val="22"/>
-        </w:rPr>
-        <w:t xml:space="preserve"> de </w:t>
-      </w:r>
-      <w:proofErr w:type="spellStart"/>
-      <w:r>
-        <w:rPr>
-          <w:rFonts w:ascii="Arial" w:hAnsi="Arial" w:cs="Arial"/>
-          <w:color w:val="333333"/>
-          <w:sz w:val="22"/>
-          <w:szCs w:val="22"/>
-        </w:rPr>
-        <w:t>Frequências</w:t>
-      </w:r>
-      <w:proofErr w:type="spellEnd"/>
-      <w:r>
-        <w:rPr>
-          <w:rFonts w:ascii="Arial" w:hAnsi="Arial" w:cs="Arial"/>
-          <w:color w:val="333333"/>
-          <w:sz w:val="22"/>
-          <w:szCs w:val="22"/>
-        </w:rPr>
-        <w:t xml:space="preserve"> no Dataset de </w:t>
-      </w:r>
-      <w:proofErr w:type="spellStart"/>
-      <w:r>
-        <w:rPr>
-          <w:rFonts w:ascii="Arial" w:hAnsi="Arial" w:cs="Arial"/>
-          <w:color w:val="333333"/>
-          <w:sz w:val="22"/>
-          <w:szCs w:val="22"/>
-        </w:rPr>
-        <w:t>Fraudes</w:t>
-      </w:r>
-      <w:proofErr w:type="spellEnd"/>
     </w:p>
     <w:p>
       <w:pPr>
@@ -6908,7 +2572,6 @@
         </w:rPr>
         <w:t>Baseado na coluna </w:t>
       </w:r>
-      <w:proofErr w:type="spellStart"/>
       <w:r>
         <w:rPr>
           <w:rStyle w:val="Forte"/>
@@ -6919,7 +2582,6 @@
         </w:rPr>
         <w:t>Class</w:t>
       </w:r>
-      <w:proofErr w:type="spellEnd"/>
       <w:r>
         <w:rPr>
           <w:rFonts w:ascii="Arial" w:hAnsi="Arial" w:cs="Arial"/>
@@ -6940,7 +2602,6 @@
           <w:szCs w:val="22"/>
         </w:rPr>
       </w:pPr>
-      <w:proofErr w:type="spellStart"/>
       <w:r>
         <w:rPr>
           <w:rFonts w:ascii="Arial" w:hAnsi="Arial" w:cs="Arial"/>
@@ -6948,77 +2609,7 @@
           <w:sz w:val="22"/>
           <w:szCs w:val="22"/>
         </w:rPr>
-        <w:t>Tabela</w:t>
-      </w:r>
-      <w:proofErr w:type="spellEnd"/>
-      <w:r>
-        <w:rPr>
-          <w:rFonts w:ascii="Arial" w:hAnsi="Arial" w:cs="Arial"/>
-          <w:color w:val="333333"/>
-          <w:sz w:val="22"/>
-          <w:szCs w:val="22"/>
-        </w:rPr>
-        <w:t xml:space="preserve"> de </w:t>
-      </w:r>
-      <w:proofErr w:type="spellStart"/>
-      <w:r>
-        <w:rPr>
-          <w:rFonts w:ascii="Arial" w:hAnsi="Arial" w:cs="Arial"/>
-          <w:color w:val="333333"/>
-          <w:sz w:val="22"/>
-          <w:szCs w:val="22"/>
-        </w:rPr>
-        <w:t>Frequências</w:t>
-      </w:r>
-      <w:proofErr w:type="spellEnd"/>
-      <w:r>
-        <w:rPr>
-          <w:rFonts w:ascii="Arial" w:hAnsi="Arial" w:cs="Arial"/>
-          <w:color w:val="333333"/>
-          <w:sz w:val="22"/>
-          <w:szCs w:val="22"/>
-        </w:rPr>
-        <w:t xml:space="preserve"> </w:t>
-      </w:r>
-      <w:proofErr w:type="spellStart"/>
-      <w:r>
-        <w:rPr>
-          <w:rFonts w:ascii="Arial" w:hAnsi="Arial" w:cs="Arial"/>
-          <w:color w:val="333333"/>
-          <w:sz w:val="22"/>
-          <w:szCs w:val="22"/>
-        </w:rPr>
-        <w:t>na</w:t>
-      </w:r>
-      <w:proofErr w:type="spellEnd"/>
-      <w:r>
-        <w:rPr>
-          <w:rFonts w:ascii="Arial" w:hAnsi="Arial" w:cs="Arial"/>
-          <w:color w:val="333333"/>
-          <w:sz w:val="22"/>
-          <w:szCs w:val="22"/>
-        </w:rPr>
-        <w:t xml:space="preserve"> </w:t>
-      </w:r>
-      <w:proofErr w:type="spellStart"/>
-      <w:r>
-        <w:rPr>
-          <w:rFonts w:ascii="Arial" w:hAnsi="Arial" w:cs="Arial"/>
-          <w:color w:val="333333"/>
-          <w:sz w:val="22"/>
-          <w:szCs w:val="22"/>
-        </w:rPr>
-        <w:t>Coluna</w:t>
-      </w:r>
-      <w:proofErr w:type="spellEnd"/>
-      <w:r>
-        <w:rPr>
-          <w:rFonts w:ascii="Arial" w:hAnsi="Arial" w:cs="Arial"/>
-          <w:color w:val="333333"/>
-          <w:sz w:val="22"/>
-          <w:szCs w:val="22"/>
-        </w:rPr>
-        <w:t xml:space="preserve"> Class</w:t>
+        <w:t>Tabela de Frequências na Coluna Class</w:t>
       </w:r>
     </w:p>
     <w:tbl>
@@ -7106,7 +2697,6 @@
                 <w:color w:val="000000"/>
               </w:rPr>
             </w:pPr>
-            <w:proofErr w:type="spellStart"/>
             <w:r>
               <w:rPr>
                 <w:rFonts w:ascii="Arial" w:hAnsi="Arial" w:cs="Arial"/>
@@ -7116,7 +2706,6 @@
               </w:rPr>
               <w:t>Frequência</w:t>
             </w:r>
-            <w:proofErr w:type="spellEnd"/>
           </w:p>
         </w:tc>
         <w:tc>
@@ -7147,7 +2736,6 @@
                 <w:color w:val="000000"/>
               </w:rPr>
             </w:pPr>
-            <w:proofErr w:type="spellStart"/>
             <w:r>
               <w:rPr>
                 <w:rFonts w:ascii="Arial" w:hAnsi="Arial" w:cs="Arial"/>
@@ -7157,7 +2745,6 @@
               </w:rPr>
               <w:t>Porcentagem</w:t>
             </w:r>
-            <w:proofErr w:type="spellEnd"/>
           </w:p>
         </w:tc>
         <w:tc>
@@ -7266,39 +2853,7 @@
                 <w:rFonts w:ascii="Arial" w:hAnsi="Arial" w:cs="Arial"/>
                 <w:color w:val="008000"/>
               </w:rPr>
-              <w:t xml:space="preserve">~284315 (99.28% </w:t>
-            </w:r>
-            <w:proofErr w:type="spellStart"/>
-            <w:r>
-              <w:rPr>
-                <w:rFonts w:ascii="Arial" w:hAnsi="Arial" w:cs="Arial"/>
-                <w:color w:val="008000"/>
-              </w:rPr>
-              <w:t>estimado</w:t>
-            </w:r>
-            <w:proofErr w:type="spellEnd"/>
-            <w:r>
-              <w:rPr>
-                <w:rFonts w:ascii="Arial" w:hAnsi="Arial" w:cs="Arial"/>
-                <w:color w:val="008000"/>
-              </w:rPr>
-              <w:t xml:space="preserve"> do </w:t>
-            </w:r>
-            <w:proofErr w:type="spellStart"/>
-            <w:r>
-              <w:rPr>
-                <w:rFonts w:ascii="Arial" w:hAnsi="Arial" w:cs="Arial"/>
-                <w:color w:val="008000"/>
-              </w:rPr>
-              <w:t>contexto</w:t>
-            </w:r>
-            <w:proofErr w:type="spellEnd"/>
-            <w:r>
-              <w:rPr>
-                <w:rFonts w:ascii="Arial" w:hAnsi="Arial" w:cs="Arial"/>
-                <w:color w:val="008000"/>
-              </w:rPr>
-              <w:t>)</w:t>
+              <w:t>~284315 (99.28% estimado do contexto)</w:t>
             </w:r>
           </w:p>
         </w:tc>
@@ -7362,31 +2917,13 @@
                 <w:color w:val="008000"/>
               </w:rPr>
             </w:pPr>
-            <w:proofErr w:type="spellStart"/>
             <w:r>
               <w:rPr>
                 <w:rFonts w:ascii="Arial" w:hAnsi="Arial" w:cs="Arial"/>
                 <w:color w:val="008000"/>
               </w:rPr>
-              <w:t>Mais</w:t>
+              <w:t>Mais Frequente</w:t>
             </w:r>
-            <w:proofErr w:type="spellEnd"/>
-            <w:r>
-              <w:rPr>
-                <w:rFonts w:ascii="Arial" w:hAnsi="Arial" w:cs="Arial"/>
-                <w:color w:val="008000"/>
-              </w:rPr>
-              <w:t xml:space="preserve"> </w:t>
-            </w:r>
-            <w:proofErr w:type="spellStart"/>
-            <w:r>
-              <w:rPr>
-                <w:rFonts w:ascii="Arial" w:hAnsi="Arial" w:cs="Arial"/>
-                <w:color w:val="008000"/>
-              </w:rPr>
-              <w:t>Frequente</w:t>
-            </w:r>
-            <w:proofErr w:type="spellEnd"/>
           </w:p>
         </w:tc>
       </w:tr>
@@ -7421,23 +2958,7 @@
                 <w:rFonts w:ascii="Arial" w:hAnsi="Arial" w:cs="Arial"/>
                 <w:color w:val="000000"/>
               </w:rPr>
-              <w:t>1 (</w:t>
-            </w:r>
-            <w:proofErr w:type="spellStart"/>
-            <w:r>
-              <w:rPr>
-                <w:rFonts w:ascii="Arial" w:hAnsi="Arial" w:cs="Arial"/>
-                <w:color w:val="000000"/>
-              </w:rPr>
-              <w:t>Fraudulenta</w:t>
-            </w:r>
-            <w:proofErr w:type="spellEnd"/>
-            <w:r>
-              <w:rPr>
-                <w:rFonts w:ascii="Arial" w:hAnsi="Arial" w:cs="Arial"/>
-                <w:color w:val="000000"/>
-              </w:rPr>
-              <w:t>)</w:t>
+              <w:t>1 (Fraudulenta)</w:t>
             </w:r>
           </w:p>
         </w:tc>
@@ -7472,39 +2993,7 @@
                 <w:rFonts w:ascii="Arial" w:hAnsi="Arial" w:cs="Arial"/>
                 <w:color w:val="FF0000"/>
               </w:rPr>
-              <w:t xml:space="preserve">~2056 (0.72% </w:t>
-            </w:r>
-            <w:proofErr w:type="spellStart"/>
-            <w:r>
-              <w:rPr>
-                <w:rFonts w:ascii="Arial" w:hAnsi="Arial" w:cs="Arial"/>
-                <w:color w:val="FF0000"/>
-              </w:rPr>
-              <w:t>estimado</w:t>
-            </w:r>
-            <w:proofErr w:type="spellEnd"/>
-            <w:r>
-              <w:rPr>
-                <w:rFonts w:ascii="Arial" w:hAnsi="Arial" w:cs="Arial"/>
-                <w:color w:val="FF0000"/>
-              </w:rPr>
-              <w:t xml:space="preserve"> do </w:t>
-            </w:r>
-            <w:proofErr w:type="spellStart"/>
-            <w:r>
-              <w:rPr>
-                <w:rFonts w:ascii="Arial" w:hAnsi="Arial" w:cs="Arial"/>
-                <w:color w:val="FF0000"/>
-              </w:rPr>
-              <w:t>contexto</w:t>
-            </w:r>
-            <w:proofErr w:type="spellEnd"/>
-            <w:r>
-              <w:rPr>
-                <w:rFonts w:ascii="Arial" w:hAnsi="Arial" w:cs="Arial"/>
-                <w:color w:val="FF0000"/>
-              </w:rPr>
-              <w:t>)</w:t>
+              <w:t>~2056 (0.72% estimado do contexto)</w:t>
             </w:r>
           </w:p>
         </w:tc>
@@ -7568,31 +3057,13 @@
                 <w:color w:val="FF0000"/>
               </w:rPr>
             </w:pPr>
-            <w:proofErr w:type="spellStart"/>
             <w:r>
               <w:rPr>
                 <w:rFonts w:ascii="Arial" w:hAnsi="Arial" w:cs="Arial"/>
                 <w:color w:val="FF0000"/>
               </w:rPr>
-              <w:t>Menos</w:t>
+              <w:t>Menos Frequente</w:t>
             </w:r>
-            <w:proofErr w:type="spellEnd"/>
-            <w:r>
-              <w:rPr>
-                <w:rFonts w:ascii="Arial" w:hAnsi="Arial" w:cs="Arial"/>
-                <w:color w:val="FF0000"/>
-              </w:rPr>
-              <w:t xml:space="preserve"> </w:t>
-            </w:r>
-            <w:proofErr w:type="spellStart"/>
-            <w:r>
-              <w:rPr>
-                <w:rFonts w:ascii="Arial" w:hAnsi="Arial" w:cs="Arial"/>
-                <w:color w:val="FF0000"/>
-              </w:rPr>
-              <w:t>Frequente</w:t>
-            </w:r>
-            <w:proofErr w:type="spellEnd"/>
           </w:p>
         </w:tc>
       </w:tr>
@@ -7628,7 +3099,6 @@
           <w:szCs w:val="22"/>
         </w:rPr>
       </w:pPr>
-      <w:proofErr w:type="spellStart"/>
       <w:r>
         <w:rPr>
           <w:rFonts w:ascii="Arial" w:hAnsi="Arial" w:cs="Arial"/>
@@ -7636,97 +3106,7 @@
           <w:sz w:val="22"/>
           <w:szCs w:val="22"/>
         </w:rPr>
-        <w:t>Gráfico</w:t>
-      </w:r>
-      <w:proofErr w:type="spellEnd"/>
-      <w:r>
-        <w:rPr>
-          <w:rFonts w:ascii="Arial" w:hAnsi="Arial" w:cs="Arial"/>
-          <w:color w:val="333333"/>
-          <w:sz w:val="22"/>
-          <w:szCs w:val="22"/>
-        </w:rPr>
-        <w:t xml:space="preserve"> de Barras: </w:t>
-      </w:r>
-      <w:proofErr w:type="spellStart"/>
-      <w:r>
-        <w:rPr>
-          <w:rFonts w:ascii="Arial" w:hAnsi="Arial" w:cs="Arial"/>
-          <w:color w:val="333333"/>
-          <w:sz w:val="22"/>
-          <w:szCs w:val="22"/>
-        </w:rPr>
-        <w:t>Frequência</w:t>
-      </w:r>
-      <w:proofErr w:type="spellEnd"/>
-      <w:r>
-        <w:rPr>
-          <w:rFonts w:ascii="Arial" w:hAnsi="Arial" w:cs="Arial"/>
-          <w:color w:val="333333"/>
-          <w:sz w:val="22"/>
-          <w:szCs w:val="22"/>
-        </w:rPr>
-        <w:t xml:space="preserve"> dos </w:t>
-      </w:r>
-      <w:proofErr w:type="spellStart"/>
-      <w:r>
-        <w:rPr>
-          <w:rFonts w:ascii="Arial" w:hAnsi="Arial" w:cs="Arial"/>
-          <w:color w:val="333333"/>
-          <w:sz w:val="22"/>
-          <w:szCs w:val="22"/>
-        </w:rPr>
-        <w:t>Valores</w:t>
-      </w:r>
-      <w:proofErr w:type="spellEnd"/>
-      <w:r>
-        <w:rPr>
-          <w:rFonts w:ascii="Arial" w:hAnsi="Arial" w:cs="Arial"/>
-          <w:color w:val="333333"/>
-          <w:sz w:val="22"/>
-          <w:szCs w:val="22"/>
-        </w:rPr>
-        <w:t xml:space="preserve"> </w:t>
-      </w:r>
-      <w:proofErr w:type="spellStart"/>
-      <w:r>
-        <w:rPr>
-          <w:rFonts w:ascii="Arial" w:hAnsi="Arial" w:cs="Arial"/>
-          <w:color w:val="333333"/>
-          <w:sz w:val="22"/>
-          <w:szCs w:val="22"/>
-        </w:rPr>
-        <w:t>na</w:t>
-      </w:r>
-      <w:proofErr w:type="spellEnd"/>
-      <w:r>
-        <w:rPr>
-          <w:rFonts w:ascii="Arial" w:hAnsi="Arial" w:cs="Arial"/>
-          <w:color w:val="333333"/>
-          <w:sz w:val="22"/>
-          <w:szCs w:val="22"/>
-        </w:rPr>
-        <w:t xml:space="preserve"> </w:t>
-      </w:r>
-      <w:proofErr w:type="spellStart"/>
-      <w:r>
-        <w:rPr>
-          <w:rFonts w:ascii="Arial" w:hAnsi="Arial" w:cs="Arial"/>
-          <w:color w:val="333333"/>
-          <w:sz w:val="22"/>
-          <w:szCs w:val="22"/>
-        </w:rPr>
-        <w:t>Coluna</w:t>
-      </w:r>
-      <w:proofErr w:type="spellEnd"/>
-      <w:r>
-        <w:rPr>
-          <w:rFonts w:ascii="Arial" w:hAnsi="Arial" w:cs="Arial"/>
-          <w:color w:val="333333"/>
-          <w:sz w:val="22"/>
-          <w:szCs w:val="22"/>
-        </w:rPr>
-        <w:t xml:space="preserve"> Class</w:t>
+        <w:t>Gráfico de Barras: Frequência dos Valores na Coluna Class</w:t>
       </w:r>
     </w:p>
     <w:p>
@@ -7797,7 +3177,6 @@
           <w:szCs w:val="22"/>
         </w:rPr>
       </w:pPr>
-      <w:proofErr w:type="spellStart"/>
       <w:r>
         <w:rPr>
           <w:rFonts w:ascii="Arial" w:hAnsi="Arial" w:cs="Arial"/>
@@ -7808,7 +3187,6 @@
         <w:lastRenderedPageBreak/>
         <w:t>Conclusões</w:t>
       </w:r>
-      <w:proofErr w:type="spellEnd"/>
     </w:p>
     <w:p>
       <w:pPr>
@@ -7827,80 +3205,15 @@
           <w:sz w:val="22"/>
           <w:szCs w:val="22"/>
         </w:rPr>
-        <w:t xml:space="preserve">A coluna </w:t>
-      </w:r>
-      <w:proofErr w:type="spellStart"/>
-      <w:r>
-        <w:rPr>
-          <w:rFonts w:ascii="Arial" w:hAnsi="Arial" w:cs="Arial"/>
-          <w:color w:val="000000"/>
-          <w:sz w:val="22"/>
-          <w:szCs w:val="22"/>
-        </w:rPr>
-        <w:t>Class</w:t>
-      </w:r>
-      <w:proofErr w:type="spellEnd"/>
-      <w:r>
-        <w:rPr>
-          <w:rFonts w:ascii="Arial" w:hAnsi="Arial" w:cs="Arial"/>
-          <w:color w:val="000000"/>
-          <w:sz w:val="22"/>
-          <w:szCs w:val="22"/>
-        </w:rPr>
-        <w:t xml:space="preserve"> apresenta valores mais frequentes como 0 (transações normais, ~99.28%) e menos frequentes como 1 (fraudes, ~0.72%). As colunas Time, </w:t>
-      </w:r>
-      <w:proofErr w:type="spellStart"/>
-      <w:r>
-        <w:rPr>
-          <w:rFonts w:ascii="Arial" w:hAnsi="Arial" w:cs="Arial"/>
-          <w:color w:val="000000"/>
-          <w:sz w:val="22"/>
-          <w:szCs w:val="22"/>
-        </w:rPr>
-        <w:t>Amount</w:t>
-      </w:r>
-      <w:proofErr w:type="spellEnd"/>
-      <w:r>
-        <w:rPr>
-          <w:rFonts w:ascii="Arial" w:hAnsi="Arial" w:cs="Arial"/>
-          <w:color w:val="000000"/>
-          <w:sz w:val="22"/>
-          <w:szCs w:val="22"/>
-        </w:rPr>
-        <w:t xml:space="preserve"> e V1-V28 são numéricas contínuas, sem valores discretos frequentes evidentes no contexto; para elas, distribuições seriam analisadas via histogramas, mas o foco aqui é na categórica </w:t>
-      </w:r>
-      <w:proofErr w:type="spellStart"/>
-      <w:r>
-        <w:rPr>
-          <w:rFonts w:ascii="Arial" w:hAnsi="Arial" w:cs="Arial"/>
-          <w:color w:val="000000"/>
-          <w:sz w:val="22"/>
-          <w:szCs w:val="22"/>
-        </w:rPr>
-        <w:t>Class</w:t>
-      </w:r>
-      <w:proofErr w:type="spellEnd"/>
-      <w:r>
-        <w:rPr>
-          <w:rFonts w:ascii="Arial" w:hAnsi="Arial" w:cs="Arial"/>
-          <w:color w:val="000000"/>
-          <w:sz w:val="22"/>
-          <w:szCs w:val="22"/>
-        </w:rPr>
-        <w:t xml:space="preserve"> devido aos dados fornecidos.</w:t>
+        <w:t>A coluna Class apresenta valores mais frequentes como 0 (transações normais, ~99.28%) e menos frequentes como 1 (fraudes, ~0.72%). As colunas Time, Amount e V1-V28 são numéricas contínuas, sem valores discretos frequentes evidentes no contexto; para elas, distribuições seriam analisadas via histogramas, mas o foco aqui é na categórica Class devido aos dados fornecidos.</w:t>
       </w:r>
     </w:p>
     <w:p>
       <w:pPr>
         <w:pStyle w:val="Ttulo2"/>
       </w:pPr>
-      <w:proofErr w:type="spellStart"/>
       <w:r>
-        <w:t>Pergunta</w:t>
-      </w:r>
-      <w:proofErr w:type="spellEnd"/>
-      <w:r>
-        <w:t>:</w:t>
+        <w:t>Pergunta:</w:t>
       </w:r>
     </w:p>
     <w:p>

--- a/Desafio Extra Fraude Cartao de Credito/Documentacao Sistema Fraude Cartão de Crédito.docx
+++ b/Desafio Extra Fraude Cartao de Credito/Documentacao Sistema Fraude Cartão de Crédito.docx
@@ -7,23 +7,377 @@
         <w:pStyle w:val="Ttulo"/>
       </w:pPr>
       <w:r>
-        <w:t>📘 Documentação do Sistema - Análise de Fraudes em Cartões de Crédito</w:t>
-      </w:r>
+        <w:t xml:space="preserve">📘 </w:t>
+      </w:r>
+      <w:proofErr w:type="spellStart"/>
+      <w:r>
+        <w:t>Documentação</w:t>
+      </w:r>
+      <w:proofErr w:type="spellEnd"/>
+      <w:r>
+        <w:t xml:space="preserve"> do Sistema - </w:t>
+      </w:r>
+      <w:proofErr w:type="spellStart"/>
+      <w:r>
+        <w:t>Análise</w:t>
+      </w:r>
+      <w:proofErr w:type="spellEnd"/>
+      <w:r>
+        <w:t xml:space="preserve"> de </w:t>
+      </w:r>
+      <w:proofErr w:type="spellStart"/>
+      <w:r>
+        <w:t>Fraudes</w:t>
+      </w:r>
+      <w:proofErr w:type="spellEnd"/>
+      <w:r>
+        <w:t xml:space="preserve"> </w:t>
+      </w:r>
+      <w:proofErr w:type="spellStart"/>
+      <w:r>
+        <w:t>em</w:t>
+      </w:r>
+      <w:proofErr w:type="spellEnd"/>
+      <w:r>
+        <w:t xml:space="preserve"> </w:t>
+      </w:r>
+      <w:proofErr w:type="spellStart"/>
+      <w:r>
+        <w:t>Cartões</w:t>
+      </w:r>
+      <w:proofErr w:type="spellEnd"/>
+      <w:r>
+        <w:t xml:space="preserve"> de </w:t>
+      </w:r>
+      <w:proofErr w:type="spellStart"/>
+      <w:r>
+        <w:t>Crédito</w:t>
+      </w:r>
+      <w:proofErr w:type="spellEnd"/>
     </w:p>
     <w:p>
       <w:pPr>
         <w:pStyle w:val="Ttulo1"/>
       </w:pPr>
       <w:r>
-        <w:t>🎯 Objetivo da Aplicação</w:t>
-      </w:r>
+        <w:t xml:space="preserve">🎯 </w:t>
+      </w:r>
+      <w:proofErr w:type="spellStart"/>
+      <w:r>
+        <w:t>Objetivo</w:t>
+      </w:r>
+      <w:proofErr w:type="spellEnd"/>
+      <w:r>
+        <w:t xml:space="preserve"> da </w:t>
+      </w:r>
+      <w:proofErr w:type="spellStart"/>
+      <w:r>
+        <w:t>Aplicação</w:t>
+      </w:r>
+      <w:proofErr w:type="spellEnd"/>
     </w:p>
     <w:p>
       <w:pPr>
         <w:ind w:firstLine="720"/>
       </w:pPr>
       <w:r>
-        <w:t>O sistema tem como objetivo analisar dados de transações financeiras para detectar possíveis fraudes em cartões de crédito. A aplicação utiliza agentes de análise de dados que interagem com o usuário por meio de uma interface gráfica desenvolvida em Streamlit, possibilitando consultas dinâmicas, geração de relatórios e conclusões gerais sobre os padrões e anomalias encontradas.</w:t>
+        <w:t xml:space="preserve">O </w:t>
+      </w:r>
+      <w:proofErr w:type="spellStart"/>
+      <w:r>
+        <w:t>sistema</w:t>
+      </w:r>
+      <w:proofErr w:type="spellEnd"/>
+      <w:r>
+        <w:t xml:space="preserve"> </w:t>
+      </w:r>
+      <w:proofErr w:type="spellStart"/>
+      <w:r>
+        <w:t>tem</w:t>
+      </w:r>
+      <w:proofErr w:type="spellEnd"/>
+      <w:r>
+        <w:t xml:space="preserve"> </w:t>
+      </w:r>
+      <w:proofErr w:type="spellStart"/>
+      <w:r>
+        <w:t>como</w:t>
+      </w:r>
+      <w:proofErr w:type="spellEnd"/>
+      <w:r>
+        <w:t xml:space="preserve"> </w:t>
+      </w:r>
+      <w:proofErr w:type="spellStart"/>
+      <w:r>
+        <w:t>objetivo</w:t>
+      </w:r>
+      <w:proofErr w:type="spellEnd"/>
+      <w:r>
+        <w:t xml:space="preserve"> </w:t>
+      </w:r>
+      <w:proofErr w:type="spellStart"/>
+      <w:r>
+        <w:t>analisar</w:t>
+      </w:r>
+      <w:proofErr w:type="spellEnd"/>
+      <w:r>
+        <w:t xml:space="preserve"> dados de </w:t>
+      </w:r>
+      <w:proofErr w:type="spellStart"/>
+      <w:r>
+        <w:t>transações</w:t>
+      </w:r>
+      <w:proofErr w:type="spellEnd"/>
+      <w:r>
+        <w:t xml:space="preserve"> </w:t>
+      </w:r>
+      <w:proofErr w:type="spellStart"/>
+      <w:r>
+        <w:t>financeiras</w:t>
+      </w:r>
+      <w:proofErr w:type="spellEnd"/>
+      <w:r>
+        <w:t xml:space="preserve"> para </w:t>
+      </w:r>
+      <w:proofErr w:type="spellStart"/>
+      <w:r>
+        <w:t>detectar</w:t>
+      </w:r>
+      <w:proofErr w:type="spellEnd"/>
+      <w:r>
+        <w:t xml:space="preserve"> </w:t>
+      </w:r>
+      <w:proofErr w:type="spellStart"/>
+      <w:r>
+        <w:t>possíveis</w:t>
+      </w:r>
+      <w:proofErr w:type="spellEnd"/>
+      <w:r>
+        <w:t xml:space="preserve"> </w:t>
+      </w:r>
+      <w:proofErr w:type="spellStart"/>
+      <w:r>
+        <w:t>fraudes</w:t>
+      </w:r>
+      <w:proofErr w:type="spellEnd"/>
+      <w:r>
+        <w:t xml:space="preserve"> </w:t>
+      </w:r>
+      <w:proofErr w:type="spellStart"/>
+      <w:r>
+        <w:t>em</w:t>
+      </w:r>
+      <w:proofErr w:type="spellEnd"/>
+      <w:r>
+        <w:t xml:space="preserve"> </w:t>
+      </w:r>
+      <w:proofErr w:type="spellStart"/>
+      <w:r>
+        <w:t>cartões</w:t>
+      </w:r>
+      <w:proofErr w:type="spellEnd"/>
+      <w:r>
+        <w:t xml:space="preserve"> de </w:t>
+      </w:r>
+      <w:proofErr w:type="spellStart"/>
+      <w:r>
+        <w:t>crédito</w:t>
+      </w:r>
+      <w:proofErr w:type="spellEnd"/>
+      <w:r>
+        <w:t xml:space="preserve">. A </w:t>
+      </w:r>
+      <w:proofErr w:type="spellStart"/>
+      <w:r>
+        <w:t>aplicação</w:t>
+      </w:r>
+      <w:proofErr w:type="spellEnd"/>
+      <w:r>
+        <w:t xml:space="preserve"> </w:t>
+      </w:r>
+      <w:proofErr w:type="spellStart"/>
+      <w:r>
+        <w:t>utiliza</w:t>
+      </w:r>
+      <w:proofErr w:type="spellEnd"/>
+      <w:r>
+        <w:t xml:space="preserve"> </w:t>
+      </w:r>
+      <w:proofErr w:type="spellStart"/>
+      <w:r>
+        <w:t>agentes</w:t>
+      </w:r>
+      <w:proofErr w:type="spellEnd"/>
+      <w:r>
+        <w:t xml:space="preserve"> de </w:t>
+      </w:r>
+      <w:proofErr w:type="spellStart"/>
+      <w:r>
+        <w:t>análise</w:t>
+      </w:r>
+      <w:proofErr w:type="spellEnd"/>
+      <w:r>
+        <w:t xml:space="preserve"> de dados que </w:t>
+      </w:r>
+      <w:proofErr w:type="spellStart"/>
+      <w:r>
+        <w:t>interagem</w:t>
+      </w:r>
+      <w:proofErr w:type="spellEnd"/>
+      <w:r>
+        <w:t xml:space="preserve"> com o </w:t>
+      </w:r>
+      <w:proofErr w:type="spellStart"/>
+      <w:r>
+        <w:t>usuário</w:t>
+      </w:r>
+      <w:proofErr w:type="spellEnd"/>
+      <w:r>
+        <w:t xml:space="preserve"> por </w:t>
+      </w:r>
+      <w:proofErr w:type="spellStart"/>
+      <w:r>
+        <w:t>meio</w:t>
+      </w:r>
+      <w:proofErr w:type="spellEnd"/>
+      <w:r>
+        <w:t xml:space="preserve"> de </w:t>
+      </w:r>
+      <w:proofErr w:type="spellStart"/>
+      <w:r>
+        <w:t>uma</w:t>
+      </w:r>
+      <w:proofErr w:type="spellEnd"/>
+      <w:r>
+        <w:t xml:space="preserve"> interface </w:t>
+      </w:r>
+      <w:proofErr w:type="spellStart"/>
+      <w:r>
+        <w:t>gráfica</w:t>
+      </w:r>
+      <w:proofErr w:type="spellEnd"/>
+      <w:r>
+        <w:t xml:space="preserve"> </w:t>
+      </w:r>
+      <w:proofErr w:type="spellStart"/>
+      <w:r>
+        <w:t>desenvolvida</w:t>
+      </w:r>
+      <w:proofErr w:type="spellEnd"/>
+      <w:r>
+        <w:t xml:space="preserve"> </w:t>
+      </w:r>
+      <w:proofErr w:type="spellStart"/>
+      <w:r>
+        <w:t>em</w:t>
+      </w:r>
+      <w:proofErr w:type="spellEnd"/>
+      <w:r>
+        <w:t xml:space="preserve"> </w:t>
+      </w:r>
+      <w:proofErr w:type="spellStart"/>
+      <w:r>
+        <w:t>Streamlit</w:t>
+      </w:r>
+      <w:proofErr w:type="spellEnd"/>
+      <w:r>
+        <w:t xml:space="preserve">, </w:t>
+      </w:r>
+      <w:proofErr w:type="spellStart"/>
+      <w:r>
+        <w:t>possibilitando</w:t>
+      </w:r>
+      <w:proofErr w:type="spellEnd"/>
+      <w:r>
+        <w:t xml:space="preserve"> </w:t>
+      </w:r>
+      <w:proofErr w:type="spellStart"/>
+      <w:r>
+        <w:t>consultas</w:t>
+      </w:r>
+      <w:proofErr w:type="spellEnd"/>
+      <w:r>
+        <w:t xml:space="preserve"> </w:t>
+      </w:r>
+      <w:proofErr w:type="spellStart"/>
+      <w:r>
+        <w:t>dinâmicas</w:t>
+      </w:r>
+      <w:proofErr w:type="spellEnd"/>
+      <w:r>
+        <w:t xml:space="preserve">, </w:t>
+      </w:r>
+      <w:proofErr w:type="spellStart"/>
+      <w:r>
+        <w:t>geração</w:t>
+      </w:r>
+      <w:proofErr w:type="spellEnd"/>
+      <w:r>
+        <w:t xml:space="preserve"> de </w:t>
+      </w:r>
+      <w:proofErr w:type="spellStart"/>
+      <w:r>
+        <w:t>relatórios</w:t>
+      </w:r>
+      <w:proofErr w:type="spellEnd"/>
+      <w:r>
+        <w:t xml:space="preserve"> e </w:t>
+      </w:r>
+      <w:proofErr w:type="spellStart"/>
+      <w:r>
+        <w:t>conclusões</w:t>
+      </w:r>
+      <w:proofErr w:type="spellEnd"/>
+      <w:r>
+        <w:t xml:space="preserve"> </w:t>
+      </w:r>
+      <w:proofErr w:type="spellStart"/>
+      <w:r>
+        <w:t>gerais</w:t>
+      </w:r>
+      <w:proofErr w:type="spellEnd"/>
+      <w:r>
+        <w:t xml:space="preserve"> </w:t>
+      </w:r>
+      <w:proofErr w:type="spellStart"/>
+      <w:r>
+        <w:t>sobre</w:t>
+      </w:r>
+      <w:proofErr w:type="spellEnd"/>
+      <w:r>
+        <w:t xml:space="preserve"> </w:t>
+      </w:r>
+      <w:proofErr w:type="spellStart"/>
+      <w:r>
+        <w:t>os</w:t>
+      </w:r>
+      <w:proofErr w:type="spellEnd"/>
+      <w:r>
+        <w:t xml:space="preserve"> </w:t>
+      </w:r>
+      <w:proofErr w:type="spellStart"/>
+      <w:r>
+        <w:t>padrões</w:t>
+      </w:r>
+      <w:proofErr w:type="spellEnd"/>
+      <w:r>
+        <w:t xml:space="preserve"> e </w:t>
+      </w:r>
+      <w:proofErr w:type="spellStart"/>
+      <w:r>
+        <w:t>anomalias</w:t>
+      </w:r>
+      <w:proofErr w:type="spellEnd"/>
+      <w:r>
+        <w:t xml:space="preserve"> </w:t>
+      </w:r>
+      <w:proofErr w:type="spellStart"/>
+      <w:r>
+        <w:t>encontradas</w:t>
+      </w:r>
+      <w:proofErr w:type="spellEnd"/>
+      <w:r>
+        <w:t>.</w:t>
       </w:r>
     </w:p>
     <w:p>
@@ -31,23 +385,182 @@
         <w:pStyle w:val="Ttulo1"/>
       </w:pPr>
       <w:r>
-        <w:t>🤖 Agentes do Sistema</w:t>
+        <w:t xml:space="preserve">🤖 </w:t>
+      </w:r>
+      <w:proofErr w:type="spellStart"/>
+      <w:r>
+        <w:t>Agentes</w:t>
+      </w:r>
+      <w:proofErr w:type="spellEnd"/>
+      <w:r>
+        <w:t xml:space="preserve"> do Sistema</w:t>
       </w:r>
     </w:p>
     <w:p>
       <w:pPr>
         <w:pStyle w:val="Ttulo2"/>
       </w:pPr>
-      <w:r>
-        <w:t>Agente 1 - Aquisição de Documentos</w:t>
-      </w:r>
+      <w:proofErr w:type="spellStart"/>
+      <w:r>
+        <w:t>Agente</w:t>
+      </w:r>
+      <w:proofErr w:type="spellEnd"/>
+      <w:r>
+        <w:t xml:space="preserve"> 1 - </w:t>
+      </w:r>
+      <w:proofErr w:type="spellStart"/>
+      <w:r>
+        <w:t>Aquisição</w:t>
+      </w:r>
+      <w:proofErr w:type="spellEnd"/>
+      <w:r>
+        <w:t xml:space="preserve"> de </w:t>
+      </w:r>
+      <w:proofErr w:type="spellStart"/>
+      <w:r>
+        <w:t>Documentos</w:t>
+      </w:r>
+      <w:proofErr w:type="spellEnd"/>
     </w:p>
     <w:p>
       <w:pPr>
         <w:ind w:firstLine="720"/>
       </w:pPr>
-      <w:r>
-        <w:t>Responsável por gerenciar a interface com o usuário para upload de arquivos CSV contendo os dados de transações. Também organiza e controla o fluxo de perguntas de análise a serem aplicadas sobre os dados.</w:t>
+      <w:proofErr w:type="spellStart"/>
+      <w:r>
+        <w:t>Responsável</w:t>
+      </w:r>
+      <w:proofErr w:type="spellEnd"/>
+      <w:r>
+        <w:t xml:space="preserve"> por </w:t>
+      </w:r>
+      <w:proofErr w:type="spellStart"/>
+      <w:r>
+        <w:t>gerenciar</w:t>
+      </w:r>
+      <w:proofErr w:type="spellEnd"/>
+      <w:r>
+        <w:t xml:space="preserve"> a interface com o </w:t>
+      </w:r>
+      <w:proofErr w:type="spellStart"/>
+      <w:r>
+        <w:t>usuário</w:t>
+      </w:r>
+      <w:proofErr w:type="spellEnd"/>
+      <w:r>
+        <w:t xml:space="preserve"> para upload de </w:t>
+      </w:r>
+      <w:proofErr w:type="spellStart"/>
+      <w:r>
+        <w:t>arquivos</w:t>
+      </w:r>
+      <w:proofErr w:type="spellEnd"/>
+      <w:r>
+        <w:t xml:space="preserve"> CSV </w:t>
+      </w:r>
+      <w:proofErr w:type="spellStart"/>
+      <w:r>
+        <w:t>contendo</w:t>
+      </w:r>
+      <w:proofErr w:type="spellEnd"/>
+      <w:r>
+        <w:t xml:space="preserve"> </w:t>
+      </w:r>
+      <w:proofErr w:type="spellStart"/>
+      <w:r>
+        <w:t>os</w:t>
+      </w:r>
+      <w:proofErr w:type="spellEnd"/>
+      <w:r>
+        <w:t xml:space="preserve"> dados de </w:t>
+      </w:r>
+      <w:proofErr w:type="spellStart"/>
+      <w:r>
+        <w:t>transações</w:t>
+      </w:r>
+      <w:proofErr w:type="spellEnd"/>
+      <w:r>
+        <w:t xml:space="preserve">. </w:t>
+      </w:r>
+      <w:proofErr w:type="spellStart"/>
+      <w:r>
+        <w:t>Também</w:t>
+      </w:r>
+      <w:proofErr w:type="spellEnd"/>
+      <w:r>
+        <w:t xml:space="preserve"> </w:t>
+      </w:r>
+      <w:proofErr w:type="spellStart"/>
+      <w:r>
+        <w:t>organiza</w:t>
+      </w:r>
+      <w:proofErr w:type="spellEnd"/>
+      <w:r>
+        <w:t xml:space="preserve"> e </w:t>
+      </w:r>
+      <w:proofErr w:type="spellStart"/>
+      <w:r>
+        <w:t>controla</w:t>
+      </w:r>
+      <w:proofErr w:type="spellEnd"/>
+      <w:r>
+        <w:t xml:space="preserve"> o </w:t>
+      </w:r>
+      <w:proofErr w:type="spellStart"/>
+      <w:r>
+        <w:t>fluxo</w:t>
+      </w:r>
+      <w:proofErr w:type="spellEnd"/>
+      <w:r>
+        <w:t xml:space="preserve"> de </w:t>
+      </w:r>
+      <w:proofErr w:type="spellStart"/>
+      <w:r>
+        <w:t>perguntas</w:t>
+      </w:r>
+      <w:proofErr w:type="spellEnd"/>
+      <w:r>
+        <w:t xml:space="preserve"> de </w:t>
+      </w:r>
+      <w:proofErr w:type="spellStart"/>
+      <w:r>
+        <w:t>análise</w:t>
+      </w:r>
+      <w:proofErr w:type="spellEnd"/>
+      <w:r>
+        <w:t xml:space="preserve"> a </w:t>
+      </w:r>
+      <w:proofErr w:type="spellStart"/>
+      <w:r>
+        <w:t>serem</w:t>
+      </w:r>
+      <w:proofErr w:type="spellEnd"/>
+      <w:r>
+        <w:t xml:space="preserve"> </w:t>
+      </w:r>
+      <w:proofErr w:type="spellStart"/>
+      <w:r>
+        <w:t>aplicadas</w:t>
+      </w:r>
+      <w:proofErr w:type="spellEnd"/>
+      <w:r>
+        <w:t xml:space="preserve"> </w:t>
+      </w:r>
+      <w:proofErr w:type="spellStart"/>
+      <w:r>
+        <w:t>sobre</w:t>
+      </w:r>
+      <w:proofErr w:type="spellEnd"/>
+      <w:r>
+        <w:t xml:space="preserve"> </w:t>
+      </w:r>
+      <w:proofErr w:type="spellStart"/>
+      <w:r>
+        <w:t>os</w:t>
+      </w:r>
+      <w:proofErr w:type="spellEnd"/>
+      <w:r>
+        <w:t xml:space="preserve"> dados.</w:t>
       </w:r>
     </w:p>
     <w:p>
@@ -55,36 +568,324 @@
         <w:pStyle w:val="Ttulo3"/>
       </w:pPr>
       <w:r>
-        <w:t>Prompt utilizado:</w:t>
+        <w:t xml:space="preserve">Prompt </w:t>
+      </w:r>
+      <w:proofErr w:type="spellStart"/>
+      <w:r>
+        <w:t>utilizado</w:t>
+      </w:r>
+      <w:proofErr w:type="spellEnd"/>
+      <w:r>
+        <w:t>:</w:t>
       </w:r>
     </w:p>
     <w:p>
       <w:r>
-        <w:t>Interface para upload de arquivo CSV.</w:t>
+        <w:t xml:space="preserve">Interface para upload de </w:t>
+      </w:r>
+      <w:proofErr w:type="spellStart"/>
+      <w:r>
+        <w:t>arquivo</w:t>
+      </w:r>
+      <w:proofErr w:type="spellEnd"/>
+      <w:r>
+        <w:t xml:space="preserve"> CSV.</w:t>
       </w:r>
       <w:r>
         <w:br/>
-        <w:t>Fornece perguntas categorizadas em Distribuição, Padrões, Anomalias e Relações.</w:t>
+      </w:r>
+      <w:proofErr w:type="spellStart"/>
+      <w:r>
+        <w:t>Fornece</w:t>
+      </w:r>
+      <w:proofErr w:type="spellEnd"/>
+      <w:r>
+        <w:t xml:space="preserve"> </w:t>
+      </w:r>
+      <w:proofErr w:type="spellStart"/>
+      <w:r>
+        <w:t>perguntas</w:t>
+      </w:r>
+      <w:proofErr w:type="spellEnd"/>
+      <w:r>
+        <w:t xml:space="preserve"> </w:t>
+      </w:r>
+      <w:proofErr w:type="spellStart"/>
+      <w:r>
+        <w:t>categorizadas</w:t>
+      </w:r>
+      <w:proofErr w:type="spellEnd"/>
+      <w:r>
+        <w:t xml:space="preserve"> </w:t>
+      </w:r>
+      <w:proofErr w:type="spellStart"/>
+      <w:r>
+        <w:t>em</w:t>
+      </w:r>
+      <w:proofErr w:type="spellEnd"/>
+      <w:r>
+        <w:t xml:space="preserve"> </w:t>
+      </w:r>
+      <w:proofErr w:type="spellStart"/>
+      <w:r>
+        <w:t>Distribuição</w:t>
+      </w:r>
+      <w:proofErr w:type="spellEnd"/>
+      <w:r>
+        <w:t xml:space="preserve">, </w:t>
+      </w:r>
+      <w:proofErr w:type="spellStart"/>
+      <w:r>
+        <w:t>Padrões</w:t>
+      </w:r>
+      <w:proofErr w:type="spellEnd"/>
+      <w:r>
+        <w:t xml:space="preserve">, </w:t>
+      </w:r>
+      <w:proofErr w:type="spellStart"/>
+      <w:r>
+        <w:t>Anomalias</w:t>
+      </w:r>
+      <w:proofErr w:type="spellEnd"/>
+      <w:r>
+        <w:t xml:space="preserve"> e </w:t>
+      </w:r>
+      <w:proofErr w:type="spellStart"/>
+      <w:r>
+        <w:t>Relações</w:t>
+      </w:r>
+      <w:proofErr w:type="spellEnd"/>
+      <w:r>
+        <w:t>.</w:t>
       </w:r>
       <w:r>
         <w:br/>
-        <w:t>Encaminha a solicitação ao Agente 2 para processamento.</w:t>
+      </w:r>
+      <w:proofErr w:type="spellStart"/>
+      <w:r>
+        <w:t>Encaminha</w:t>
+      </w:r>
+      <w:proofErr w:type="spellEnd"/>
+      <w:r>
+        <w:t xml:space="preserve"> a </w:t>
+      </w:r>
+      <w:proofErr w:type="spellStart"/>
+      <w:r>
+        <w:t>solicitação</w:t>
+      </w:r>
+      <w:proofErr w:type="spellEnd"/>
+      <w:r>
+        <w:t xml:space="preserve"> </w:t>
+      </w:r>
+      <w:proofErr w:type="spellStart"/>
+      <w:r>
+        <w:t>ao</w:t>
+      </w:r>
+      <w:proofErr w:type="spellEnd"/>
+      <w:r>
+        <w:t xml:space="preserve"> </w:t>
+      </w:r>
+      <w:proofErr w:type="spellStart"/>
+      <w:r>
+        <w:t>Agente</w:t>
+      </w:r>
+      <w:proofErr w:type="spellEnd"/>
+      <w:r>
+        <w:t xml:space="preserve"> 2 para </w:t>
+      </w:r>
+      <w:proofErr w:type="spellStart"/>
+      <w:r>
+        <w:t>processamento</w:t>
+      </w:r>
+      <w:proofErr w:type="spellEnd"/>
+      <w:r>
+        <w:t>.</w:t>
       </w:r>
     </w:p>
     <w:p>
       <w:pPr>
         <w:pStyle w:val="Ttulo2"/>
       </w:pPr>
-      <w:r>
-        <w:t>Agente 2 - Análise de Dados</w:t>
+      <w:proofErr w:type="spellStart"/>
+      <w:r>
+        <w:t>Agente</w:t>
+      </w:r>
+      <w:proofErr w:type="spellEnd"/>
+      <w:r>
+        <w:t xml:space="preserve"> 2 - </w:t>
+      </w:r>
+      <w:proofErr w:type="spellStart"/>
+      <w:r>
+        <w:t>Análise</w:t>
+      </w:r>
+      <w:proofErr w:type="spellEnd"/>
+      <w:r>
+        <w:t xml:space="preserve"> de Dados</w:t>
       </w:r>
     </w:p>
     <w:p>
       <w:pPr>
         <w:ind w:firstLine="720"/>
       </w:pPr>
-      <w:r>
-        <w:t>Processa os dados carregados e responde perguntas específicas do usuário, realizando consultas SQL para extrair subconjuntos relevantes e formatando os resultados em relatórios HTML com gráficos, tabelas e conclusões.</w:t>
+      <w:proofErr w:type="spellStart"/>
+      <w:r>
+        <w:t>Processa</w:t>
+      </w:r>
+      <w:proofErr w:type="spellEnd"/>
+      <w:r>
+        <w:t xml:space="preserve"> </w:t>
+      </w:r>
+      <w:proofErr w:type="spellStart"/>
+      <w:r>
+        <w:t>os</w:t>
+      </w:r>
+      <w:proofErr w:type="spellEnd"/>
+      <w:r>
+        <w:t xml:space="preserve"> dados </w:t>
+      </w:r>
+      <w:proofErr w:type="spellStart"/>
+      <w:r>
+        <w:t>carregados</w:t>
+      </w:r>
+      <w:proofErr w:type="spellEnd"/>
+      <w:r>
+        <w:t xml:space="preserve"> e </w:t>
+      </w:r>
+      <w:proofErr w:type="spellStart"/>
+      <w:r>
+        <w:t>responde</w:t>
+      </w:r>
+      <w:proofErr w:type="spellEnd"/>
+      <w:r>
+        <w:t xml:space="preserve"> </w:t>
+      </w:r>
+      <w:proofErr w:type="spellStart"/>
+      <w:r>
+        <w:t>perguntas</w:t>
+      </w:r>
+      <w:proofErr w:type="spellEnd"/>
+      <w:r>
+        <w:t xml:space="preserve"> </w:t>
+      </w:r>
+      <w:proofErr w:type="spellStart"/>
+      <w:r>
+        <w:t>específicas</w:t>
+      </w:r>
+      <w:proofErr w:type="spellEnd"/>
+      <w:r>
+        <w:t xml:space="preserve"> do </w:t>
+      </w:r>
+      <w:proofErr w:type="spellStart"/>
+      <w:r>
+        <w:t>usuário</w:t>
+      </w:r>
+      <w:proofErr w:type="spellEnd"/>
+      <w:r>
+        <w:t xml:space="preserve">, </w:t>
+      </w:r>
+      <w:proofErr w:type="spellStart"/>
+      <w:r>
+        <w:t>realizando</w:t>
+      </w:r>
+      <w:proofErr w:type="spellEnd"/>
+      <w:r>
+        <w:t xml:space="preserve"> </w:t>
+      </w:r>
+      <w:proofErr w:type="spellStart"/>
+      <w:r>
+        <w:t>consultas</w:t>
+      </w:r>
+      <w:proofErr w:type="spellEnd"/>
+      <w:r>
+        <w:t xml:space="preserve"> SQL para </w:t>
+      </w:r>
+      <w:proofErr w:type="spellStart"/>
+      <w:r>
+        <w:t>extrair</w:t>
+      </w:r>
+      <w:proofErr w:type="spellEnd"/>
+      <w:r>
+        <w:t xml:space="preserve"> </w:t>
+      </w:r>
+      <w:proofErr w:type="spellStart"/>
+      <w:r>
+        <w:t>subconjuntos</w:t>
+      </w:r>
+      <w:proofErr w:type="spellEnd"/>
+      <w:r>
+        <w:t xml:space="preserve"> </w:t>
+      </w:r>
+      <w:proofErr w:type="spellStart"/>
+      <w:r>
+        <w:t>relevantes</w:t>
+      </w:r>
+      <w:proofErr w:type="spellEnd"/>
+      <w:r>
+        <w:t xml:space="preserve"> e </w:t>
+      </w:r>
+      <w:proofErr w:type="spellStart"/>
+      <w:r>
+        <w:t>formatando</w:t>
+      </w:r>
+      <w:proofErr w:type="spellEnd"/>
+      <w:r>
+        <w:t xml:space="preserve"> </w:t>
+      </w:r>
+      <w:proofErr w:type="spellStart"/>
+      <w:r>
+        <w:t>os</w:t>
+      </w:r>
+      <w:proofErr w:type="spellEnd"/>
+      <w:r>
+        <w:t xml:space="preserve"> </w:t>
+      </w:r>
+      <w:proofErr w:type="spellStart"/>
+      <w:r>
+        <w:t>resultados</w:t>
+      </w:r>
+      <w:proofErr w:type="spellEnd"/>
+      <w:r>
+        <w:t xml:space="preserve"> </w:t>
+      </w:r>
+      <w:proofErr w:type="spellStart"/>
+      <w:r>
+        <w:t>em</w:t>
+      </w:r>
+      <w:proofErr w:type="spellEnd"/>
+      <w:r>
+        <w:t xml:space="preserve"> </w:t>
+      </w:r>
+      <w:proofErr w:type="spellStart"/>
+      <w:r>
+        <w:t>relatórios</w:t>
+      </w:r>
+      <w:proofErr w:type="spellEnd"/>
+      <w:r>
+        <w:t xml:space="preserve"> HTML com </w:t>
+      </w:r>
+      <w:proofErr w:type="spellStart"/>
+      <w:r>
+        <w:t>gráficos</w:t>
+      </w:r>
+      <w:proofErr w:type="spellEnd"/>
+      <w:r>
+        <w:t xml:space="preserve">, </w:t>
+      </w:r>
+      <w:proofErr w:type="spellStart"/>
+      <w:r>
+        <w:t>tabelas</w:t>
+      </w:r>
+      <w:proofErr w:type="spellEnd"/>
+      <w:r>
+        <w:t xml:space="preserve"> e </w:t>
+      </w:r>
+      <w:proofErr w:type="spellStart"/>
+      <w:r>
+        <w:t>conclusões</w:t>
+      </w:r>
+      <w:proofErr w:type="spellEnd"/>
+      <w:r>
+        <w:t>.</w:t>
       </w:r>
     </w:p>
     <w:p>
@@ -92,7 +893,15 @@
         <w:pStyle w:val="Ttulo3"/>
       </w:pPr>
       <w:r>
-        <w:t>Prompt utilizado:</w:t>
+        <w:t xml:space="preserve">Prompt </w:t>
+      </w:r>
+      <w:proofErr w:type="spellStart"/>
+      <w:r>
+        <w:t>utilizado</w:t>
+      </w:r>
+      <w:proofErr w:type="spellEnd"/>
+      <w:r>
+        <w:t>:</w:t>
       </w:r>
     </w:p>
     <w:p>
@@ -115,7 +924,151 @@
           <w:i/>
           <w:iCs/>
         </w:rPr>
-        <w:t>Aja como um analista de dados e responda à seguinte pergunta sobre fraudes de cartão de crédito.</w:t>
+        <w:t xml:space="preserve">Aja </w:t>
+      </w:r>
+      <w:proofErr w:type="spellStart"/>
+      <w:r>
+        <w:rPr>
+          <w:i/>
+          <w:iCs/>
+        </w:rPr>
+        <w:t>como</w:t>
+      </w:r>
+      <w:proofErr w:type="spellEnd"/>
+      <w:r>
+        <w:rPr>
+          <w:i/>
+          <w:iCs/>
+        </w:rPr>
+        <w:t xml:space="preserve"> um </w:t>
+      </w:r>
+      <w:proofErr w:type="spellStart"/>
+      <w:r>
+        <w:rPr>
+          <w:i/>
+          <w:iCs/>
+        </w:rPr>
+        <w:t>analista</w:t>
+      </w:r>
+      <w:proofErr w:type="spellEnd"/>
+      <w:r>
+        <w:rPr>
+          <w:i/>
+          <w:iCs/>
+        </w:rPr>
+        <w:t xml:space="preserve"> de dados e </w:t>
+      </w:r>
+      <w:proofErr w:type="spellStart"/>
+      <w:r>
+        <w:rPr>
+          <w:i/>
+          <w:iCs/>
+        </w:rPr>
+        <w:t>responda</w:t>
+      </w:r>
+      <w:proofErr w:type="spellEnd"/>
+      <w:r>
+        <w:rPr>
+          <w:i/>
+          <w:iCs/>
+        </w:rPr>
+        <w:t xml:space="preserve"> à </w:t>
+      </w:r>
+      <w:proofErr w:type="spellStart"/>
+      <w:r>
+        <w:rPr>
+          <w:i/>
+          <w:iCs/>
+        </w:rPr>
+        <w:t>seguinte</w:t>
+      </w:r>
+      <w:proofErr w:type="spellEnd"/>
+      <w:r>
+        <w:rPr>
+          <w:i/>
+          <w:iCs/>
+        </w:rPr>
+        <w:t xml:space="preserve"> </w:t>
+      </w:r>
+      <w:proofErr w:type="spellStart"/>
+      <w:r>
+        <w:rPr>
+          <w:i/>
+          <w:iCs/>
+        </w:rPr>
+        <w:t>pergunta</w:t>
+      </w:r>
+      <w:proofErr w:type="spellEnd"/>
+      <w:r>
+        <w:rPr>
+          <w:i/>
+          <w:iCs/>
+        </w:rPr>
+        <w:t xml:space="preserve"> </w:t>
+      </w:r>
+      <w:proofErr w:type="spellStart"/>
+      <w:r>
+        <w:rPr>
+          <w:i/>
+          <w:iCs/>
+        </w:rPr>
+        <w:t>sobre</w:t>
+      </w:r>
+      <w:proofErr w:type="spellEnd"/>
+      <w:r>
+        <w:rPr>
+          <w:i/>
+          <w:iCs/>
+        </w:rPr>
+        <w:t xml:space="preserve"> </w:t>
+      </w:r>
+      <w:proofErr w:type="spellStart"/>
+      <w:r>
+        <w:rPr>
+          <w:i/>
+          <w:iCs/>
+        </w:rPr>
+        <w:t>fraudes</w:t>
+      </w:r>
+      <w:proofErr w:type="spellEnd"/>
+      <w:r>
+        <w:rPr>
+          <w:i/>
+          <w:iCs/>
+        </w:rPr>
+        <w:t xml:space="preserve"> de </w:t>
+      </w:r>
+      <w:proofErr w:type="spellStart"/>
+      <w:r>
+        <w:rPr>
+          <w:i/>
+          <w:iCs/>
+        </w:rPr>
+        <w:t>cartão</w:t>
+      </w:r>
+      <w:proofErr w:type="spellEnd"/>
+      <w:r>
+        <w:rPr>
+          <w:i/>
+          <w:iCs/>
+        </w:rPr>
+        <w:t xml:space="preserve"> de </w:t>
+      </w:r>
+      <w:proofErr w:type="spellStart"/>
+      <w:r>
+        <w:rPr>
+          <w:i/>
+          <w:iCs/>
+        </w:rPr>
+        <w:t>crédito</w:t>
+      </w:r>
+      <w:proofErr w:type="spellEnd"/>
+      <w:r>
+        <w:rPr>
+          <w:i/>
+          <w:iCs/>
+        </w:rPr>
+        <w:t>.</w:t>
       </w:r>
     </w:p>
     <w:p>
@@ -132,7 +1085,55 @@
           <w:iCs/>
         </w:rPr>
         <w:br/>
-        <w:t>Utilize dados do contexto (queries SQL) e conclusões anteriores.</w:t>
+        <w:t xml:space="preserve">Utilize dados do </w:t>
+      </w:r>
+      <w:proofErr w:type="spellStart"/>
+      <w:r>
+        <w:rPr>
+          <w:i/>
+          <w:iCs/>
+        </w:rPr>
+        <w:t>contexto</w:t>
+      </w:r>
+      <w:proofErr w:type="spellEnd"/>
+      <w:r>
+        <w:rPr>
+          <w:i/>
+          <w:iCs/>
+        </w:rPr>
+        <w:t xml:space="preserve"> (queries SQL) e </w:t>
+      </w:r>
+      <w:proofErr w:type="spellStart"/>
+      <w:r>
+        <w:rPr>
+          <w:i/>
+          <w:iCs/>
+        </w:rPr>
+        <w:t>conclusões</w:t>
+      </w:r>
+      <w:proofErr w:type="spellEnd"/>
+      <w:r>
+        <w:rPr>
+          <w:i/>
+          <w:iCs/>
+        </w:rPr>
+        <w:t xml:space="preserve"> </w:t>
+      </w:r>
+      <w:proofErr w:type="spellStart"/>
+      <w:r>
+        <w:rPr>
+          <w:i/>
+          <w:iCs/>
+        </w:rPr>
+        <w:t>anteriores</w:t>
+      </w:r>
+      <w:proofErr w:type="spellEnd"/>
+      <w:r>
+        <w:rPr>
+          <w:i/>
+          <w:iCs/>
+        </w:rPr>
+        <w:t>.</w:t>
       </w:r>
     </w:p>
     <w:p>
@@ -149,7 +1150,134 @@
           <w:iCs/>
         </w:rPr>
         <w:br/>
-        <w:t>Responda em português e gere HTML estruturado com gráficos, tabelas e conclusões.</w:t>
+      </w:r>
+      <w:proofErr w:type="spellStart"/>
+      <w:r>
+        <w:rPr>
+          <w:i/>
+          <w:iCs/>
+        </w:rPr>
+        <w:t>Responda</w:t>
+      </w:r>
+      <w:proofErr w:type="spellEnd"/>
+      <w:r>
+        <w:rPr>
+          <w:i/>
+          <w:iCs/>
+        </w:rPr>
+        <w:t xml:space="preserve"> </w:t>
+      </w:r>
+      <w:proofErr w:type="spellStart"/>
+      <w:r>
+        <w:rPr>
+          <w:i/>
+          <w:iCs/>
+        </w:rPr>
+        <w:t>em</w:t>
+      </w:r>
+      <w:proofErr w:type="spellEnd"/>
+      <w:r>
+        <w:rPr>
+          <w:i/>
+          <w:iCs/>
+        </w:rPr>
+        <w:t xml:space="preserve"> </w:t>
+      </w:r>
+      <w:proofErr w:type="spellStart"/>
+      <w:r>
+        <w:rPr>
+          <w:i/>
+          <w:iCs/>
+        </w:rPr>
+        <w:t>português</w:t>
+      </w:r>
+      <w:proofErr w:type="spellEnd"/>
+      <w:r>
+        <w:rPr>
+          <w:i/>
+          <w:iCs/>
+        </w:rPr>
+        <w:t xml:space="preserve"> e </w:t>
+      </w:r>
+      <w:proofErr w:type="spellStart"/>
+      <w:r>
+        <w:rPr>
+          <w:i/>
+          <w:iCs/>
+        </w:rPr>
+        <w:t>gere</w:t>
+      </w:r>
+      <w:proofErr w:type="spellEnd"/>
+      <w:r>
+        <w:rPr>
+          <w:i/>
+          <w:iCs/>
+        </w:rPr>
+        <w:t xml:space="preserve"> HTML </w:t>
+      </w:r>
+      <w:proofErr w:type="spellStart"/>
+      <w:r>
+        <w:rPr>
+          <w:i/>
+          <w:iCs/>
+        </w:rPr>
+        <w:t>estruturado</w:t>
+      </w:r>
+      <w:proofErr w:type="spellEnd"/>
+      <w:r>
+        <w:rPr>
+          <w:i/>
+          <w:iCs/>
+        </w:rPr>
+        <w:t xml:space="preserve"> com </w:t>
+      </w:r>
+      <w:proofErr w:type="spellStart"/>
+      <w:r>
+        <w:rPr>
+          <w:i/>
+          <w:iCs/>
+        </w:rPr>
+        <w:t>gráficos</w:t>
+      </w:r>
+      <w:proofErr w:type="spellEnd"/>
+      <w:r>
+        <w:rPr>
+          <w:i/>
+          <w:iCs/>
+        </w:rPr>
+        <w:t xml:space="preserve">, </w:t>
+      </w:r>
+      <w:proofErr w:type="spellStart"/>
+      <w:r>
+        <w:rPr>
+          <w:i/>
+          <w:iCs/>
+        </w:rPr>
+        <w:t>tabelas</w:t>
+      </w:r>
+      <w:proofErr w:type="spellEnd"/>
+      <w:r>
+        <w:rPr>
+          <w:i/>
+          <w:iCs/>
+        </w:rPr>
+        <w:t xml:space="preserve"> e </w:t>
+      </w:r>
+      <w:proofErr w:type="spellStart"/>
+      <w:r>
+        <w:rPr>
+          <w:i/>
+          <w:iCs/>
+        </w:rPr>
+        <w:t>conclusões</w:t>
+      </w:r>
+      <w:proofErr w:type="spellEnd"/>
+      <w:r>
+        <w:rPr>
+          <w:i/>
+          <w:iCs/>
+        </w:rPr>
+        <w:t>.</w:t>
       </w:r>
       <w:r>
         <w:rPr>
@@ -163,16 +1291,130 @@
       <w:pPr>
         <w:pStyle w:val="Ttulo2"/>
       </w:pPr>
-      <w:r>
-        <w:t>Agente 3 - Conclusão Geral</w:t>
-      </w:r>
+      <w:proofErr w:type="spellStart"/>
+      <w:r>
+        <w:t>Agente</w:t>
+      </w:r>
+      <w:proofErr w:type="spellEnd"/>
+      <w:r>
+        <w:t xml:space="preserve"> 3 - </w:t>
+      </w:r>
+      <w:proofErr w:type="spellStart"/>
+      <w:r>
+        <w:t>Conclusão</w:t>
+      </w:r>
+      <w:proofErr w:type="spellEnd"/>
+      <w:r>
+        <w:t xml:space="preserve"> </w:t>
+      </w:r>
+      <w:proofErr w:type="spellStart"/>
+      <w:r>
+        <w:t>Geral</w:t>
+      </w:r>
+      <w:proofErr w:type="spellEnd"/>
     </w:p>
     <w:p>
       <w:pPr>
         <w:ind w:firstLine="720"/>
       </w:pPr>
       <w:r>
-        <w:t>Gera uma conclusão consolidada das análises realizadas anteriormente, apresentando um relatório HTML com formatações, gráficos e tabelas relevantes.</w:t>
+        <w:t xml:space="preserve">Gera </w:t>
+      </w:r>
+      <w:proofErr w:type="spellStart"/>
+      <w:r>
+        <w:t>uma</w:t>
+      </w:r>
+      <w:proofErr w:type="spellEnd"/>
+      <w:r>
+        <w:t xml:space="preserve"> </w:t>
+      </w:r>
+      <w:proofErr w:type="spellStart"/>
+      <w:r>
+        <w:t>conclusão</w:t>
+      </w:r>
+      <w:proofErr w:type="spellEnd"/>
+      <w:r>
+        <w:t xml:space="preserve"> </w:t>
+      </w:r>
+      <w:proofErr w:type="spellStart"/>
+      <w:r>
+        <w:t>consolidada</w:t>
+      </w:r>
+      <w:proofErr w:type="spellEnd"/>
+      <w:r>
+        <w:t xml:space="preserve"> das </w:t>
+      </w:r>
+      <w:proofErr w:type="spellStart"/>
+      <w:r>
+        <w:t>análises</w:t>
+      </w:r>
+      <w:proofErr w:type="spellEnd"/>
+      <w:r>
+        <w:t xml:space="preserve"> </w:t>
+      </w:r>
+      <w:proofErr w:type="spellStart"/>
+      <w:r>
+        <w:t>realizadas</w:t>
+      </w:r>
+      <w:proofErr w:type="spellEnd"/>
+      <w:r>
+        <w:t xml:space="preserve"> </w:t>
+      </w:r>
+      <w:proofErr w:type="spellStart"/>
+      <w:r>
+        <w:t>anteriormente</w:t>
+      </w:r>
+      <w:proofErr w:type="spellEnd"/>
+      <w:r>
+        <w:t xml:space="preserve">, </w:t>
+      </w:r>
+      <w:proofErr w:type="spellStart"/>
+      <w:r>
+        <w:t>apresentando</w:t>
+      </w:r>
+      <w:proofErr w:type="spellEnd"/>
+      <w:r>
+        <w:t xml:space="preserve"> um </w:t>
+      </w:r>
+      <w:proofErr w:type="spellStart"/>
+      <w:r>
+        <w:t>relatório</w:t>
+      </w:r>
+      <w:proofErr w:type="spellEnd"/>
+      <w:r>
+        <w:t xml:space="preserve"> HTML com </w:t>
+      </w:r>
+      <w:proofErr w:type="spellStart"/>
+      <w:r>
+        <w:t>formatações</w:t>
+      </w:r>
+      <w:proofErr w:type="spellEnd"/>
+      <w:r>
+        <w:t xml:space="preserve">, </w:t>
+      </w:r>
+      <w:proofErr w:type="spellStart"/>
+      <w:r>
+        <w:t>gráficos</w:t>
+      </w:r>
+      <w:proofErr w:type="spellEnd"/>
+      <w:r>
+        <w:t xml:space="preserve"> e </w:t>
+      </w:r>
+      <w:proofErr w:type="spellStart"/>
+      <w:r>
+        <w:t>tabelas</w:t>
+      </w:r>
+      <w:proofErr w:type="spellEnd"/>
+      <w:r>
+        <w:t xml:space="preserve"> </w:t>
+      </w:r>
+      <w:proofErr w:type="spellStart"/>
+      <w:r>
+        <w:t>relevantes</w:t>
+      </w:r>
+      <w:proofErr w:type="spellEnd"/>
+      <w:r>
+        <w:t>.</w:t>
       </w:r>
     </w:p>
     <w:p>
@@ -181,7 +1423,15 @@
       </w:pPr>
       <w:r>
         <w:lastRenderedPageBreak/>
-        <w:t>Prompt utilizado:</w:t>
+        <w:t xml:space="preserve">Prompt </w:t>
+      </w:r>
+      <w:proofErr w:type="spellStart"/>
+      <w:r>
+        <w:t>utilizado</w:t>
+      </w:r>
+      <w:proofErr w:type="spellEnd"/>
+      <w:r>
+        <w:t>:</w:t>
       </w:r>
     </w:p>
     <w:p>
@@ -204,7 +1454,151 @@
           <w:i/>
           <w:iCs/>
         </w:rPr>
-        <w:t>Aja como um analista de dados que consolidou análises anteriores sobre fraudes em cartões.</w:t>
+        <w:t xml:space="preserve">Aja </w:t>
+      </w:r>
+      <w:proofErr w:type="spellStart"/>
+      <w:r>
+        <w:rPr>
+          <w:i/>
+          <w:iCs/>
+        </w:rPr>
+        <w:t>como</w:t>
+      </w:r>
+      <w:proofErr w:type="spellEnd"/>
+      <w:r>
+        <w:rPr>
+          <w:i/>
+          <w:iCs/>
+        </w:rPr>
+        <w:t xml:space="preserve"> um </w:t>
+      </w:r>
+      <w:proofErr w:type="spellStart"/>
+      <w:r>
+        <w:rPr>
+          <w:i/>
+          <w:iCs/>
+        </w:rPr>
+        <w:t>analista</w:t>
+      </w:r>
+      <w:proofErr w:type="spellEnd"/>
+      <w:r>
+        <w:rPr>
+          <w:i/>
+          <w:iCs/>
+        </w:rPr>
+        <w:t xml:space="preserve"> de dados que </w:t>
+      </w:r>
+      <w:proofErr w:type="spellStart"/>
+      <w:r>
+        <w:rPr>
+          <w:i/>
+          <w:iCs/>
+        </w:rPr>
+        <w:t>consolidou</w:t>
+      </w:r>
+      <w:proofErr w:type="spellEnd"/>
+      <w:r>
+        <w:rPr>
+          <w:i/>
+          <w:iCs/>
+        </w:rPr>
+        <w:t xml:space="preserve"> </w:t>
+      </w:r>
+      <w:proofErr w:type="spellStart"/>
+      <w:r>
+        <w:rPr>
+          <w:i/>
+          <w:iCs/>
+        </w:rPr>
+        <w:t>análises</w:t>
+      </w:r>
+      <w:proofErr w:type="spellEnd"/>
+      <w:r>
+        <w:rPr>
+          <w:i/>
+          <w:iCs/>
+        </w:rPr>
+        <w:t xml:space="preserve"> </w:t>
+      </w:r>
+      <w:proofErr w:type="spellStart"/>
+      <w:r>
+        <w:rPr>
+          <w:i/>
+          <w:iCs/>
+        </w:rPr>
+        <w:t>anteriores</w:t>
+      </w:r>
+      <w:proofErr w:type="spellEnd"/>
+      <w:r>
+        <w:rPr>
+          <w:i/>
+          <w:iCs/>
+        </w:rPr>
+        <w:t xml:space="preserve"> </w:t>
+      </w:r>
+      <w:proofErr w:type="spellStart"/>
+      <w:r>
+        <w:rPr>
+          <w:i/>
+          <w:iCs/>
+        </w:rPr>
+        <w:t>sobre</w:t>
+      </w:r>
+      <w:proofErr w:type="spellEnd"/>
+      <w:r>
+        <w:rPr>
+          <w:i/>
+          <w:iCs/>
+        </w:rPr>
+        <w:t xml:space="preserve"> </w:t>
+      </w:r>
+      <w:proofErr w:type="spellStart"/>
+      <w:r>
+        <w:rPr>
+          <w:i/>
+          <w:iCs/>
+        </w:rPr>
+        <w:t>fraudes</w:t>
+      </w:r>
+      <w:proofErr w:type="spellEnd"/>
+      <w:r>
+        <w:rPr>
+          <w:i/>
+          <w:iCs/>
+        </w:rPr>
+        <w:t xml:space="preserve"> </w:t>
+      </w:r>
+      <w:proofErr w:type="spellStart"/>
+      <w:r>
+        <w:rPr>
+          <w:i/>
+          <w:iCs/>
+        </w:rPr>
+        <w:t>em</w:t>
+      </w:r>
+      <w:proofErr w:type="spellEnd"/>
+      <w:r>
+        <w:rPr>
+          <w:i/>
+          <w:iCs/>
+        </w:rPr>
+        <w:t xml:space="preserve"> </w:t>
+      </w:r>
+      <w:proofErr w:type="spellStart"/>
+      <w:r>
+        <w:rPr>
+          <w:i/>
+          <w:iCs/>
+        </w:rPr>
+        <w:t>cartões</w:t>
+      </w:r>
+      <w:proofErr w:type="spellEnd"/>
+      <w:r>
+        <w:rPr>
+          <w:i/>
+          <w:iCs/>
+        </w:rPr>
+        <w:t>.</w:t>
       </w:r>
     </w:p>
     <w:p>
@@ -221,7 +1615,150 @@
           <w:iCs/>
         </w:rPr>
         <w:br/>
-        <w:t>Forneça uma conclusão geral em HTML, com gráficos, tabelas e destaques condicionais.</w:t>
+      </w:r>
+      <w:proofErr w:type="spellStart"/>
+      <w:r>
+        <w:rPr>
+          <w:i/>
+          <w:iCs/>
+        </w:rPr>
+        <w:t>Forneça</w:t>
+      </w:r>
+      <w:proofErr w:type="spellEnd"/>
+      <w:r>
+        <w:rPr>
+          <w:i/>
+          <w:iCs/>
+        </w:rPr>
+        <w:t xml:space="preserve"> </w:t>
+      </w:r>
+      <w:proofErr w:type="spellStart"/>
+      <w:r>
+        <w:rPr>
+          <w:i/>
+          <w:iCs/>
+        </w:rPr>
+        <w:t>uma</w:t>
+      </w:r>
+      <w:proofErr w:type="spellEnd"/>
+      <w:r>
+        <w:rPr>
+          <w:i/>
+          <w:iCs/>
+        </w:rPr>
+        <w:t xml:space="preserve"> </w:t>
+      </w:r>
+      <w:proofErr w:type="spellStart"/>
+      <w:r>
+        <w:rPr>
+          <w:i/>
+          <w:iCs/>
+        </w:rPr>
+        <w:t>conclusão</w:t>
+      </w:r>
+      <w:proofErr w:type="spellEnd"/>
+      <w:r>
+        <w:rPr>
+          <w:i/>
+          <w:iCs/>
+        </w:rPr>
+        <w:t xml:space="preserve"> </w:t>
+      </w:r>
+      <w:proofErr w:type="spellStart"/>
+      <w:r>
+        <w:rPr>
+          <w:i/>
+          <w:iCs/>
+        </w:rPr>
+        <w:t>geral</w:t>
+      </w:r>
+      <w:proofErr w:type="spellEnd"/>
+      <w:r>
+        <w:rPr>
+          <w:i/>
+          <w:iCs/>
+        </w:rPr>
+        <w:t xml:space="preserve"> </w:t>
+      </w:r>
+      <w:proofErr w:type="spellStart"/>
+      <w:r>
+        <w:rPr>
+          <w:i/>
+          <w:iCs/>
+        </w:rPr>
+        <w:t>em</w:t>
+      </w:r>
+      <w:proofErr w:type="spellEnd"/>
+      <w:r>
+        <w:rPr>
+          <w:i/>
+          <w:iCs/>
+        </w:rPr>
+        <w:t xml:space="preserve"> HTML, com </w:t>
+      </w:r>
+      <w:proofErr w:type="spellStart"/>
+      <w:r>
+        <w:rPr>
+          <w:i/>
+          <w:iCs/>
+        </w:rPr>
+        <w:t>gráficos</w:t>
+      </w:r>
+      <w:proofErr w:type="spellEnd"/>
+      <w:r>
+        <w:rPr>
+          <w:i/>
+          <w:iCs/>
+        </w:rPr>
+        <w:t xml:space="preserve">, </w:t>
+      </w:r>
+      <w:proofErr w:type="spellStart"/>
+      <w:r>
+        <w:rPr>
+          <w:i/>
+          <w:iCs/>
+        </w:rPr>
+        <w:t>tabelas</w:t>
+      </w:r>
+      <w:proofErr w:type="spellEnd"/>
+      <w:r>
+        <w:rPr>
+          <w:i/>
+          <w:iCs/>
+        </w:rPr>
+        <w:t xml:space="preserve"> e </w:t>
+      </w:r>
+      <w:proofErr w:type="spellStart"/>
+      <w:r>
+        <w:rPr>
+          <w:i/>
+          <w:iCs/>
+        </w:rPr>
+        <w:t>destaques</w:t>
+      </w:r>
+      <w:proofErr w:type="spellEnd"/>
+      <w:r>
+        <w:rPr>
+          <w:i/>
+          <w:iCs/>
+        </w:rPr>
+        <w:t xml:space="preserve"> </w:t>
+      </w:r>
+      <w:proofErr w:type="spellStart"/>
+      <w:r>
+        <w:rPr>
+          <w:i/>
+          <w:iCs/>
+        </w:rPr>
+        <w:t>condicionais</w:t>
+      </w:r>
+      <w:proofErr w:type="spellEnd"/>
+      <w:r>
+        <w:rPr>
+          <w:i/>
+          <w:iCs/>
+        </w:rPr>
+        <w:t>.</w:t>
       </w:r>
     </w:p>
     <w:p>
@@ -238,7 +1775,102 @@
           <w:iCs/>
         </w:rPr>
         <w:br/>
-        <w:t>Não faça perguntas, apenas apresente a análise.</w:t>
+      </w:r>
+      <w:proofErr w:type="spellStart"/>
+      <w:r>
+        <w:rPr>
+          <w:i/>
+          <w:iCs/>
+        </w:rPr>
+        <w:t>Não</w:t>
+      </w:r>
+      <w:proofErr w:type="spellEnd"/>
+      <w:r>
+        <w:rPr>
+          <w:i/>
+          <w:iCs/>
+        </w:rPr>
+        <w:t xml:space="preserve"> </w:t>
+      </w:r>
+      <w:proofErr w:type="spellStart"/>
+      <w:r>
+        <w:rPr>
+          <w:i/>
+          <w:iCs/>
+        </w:rPr>
+        <w:t>faça</w:t>
+      </w:r>
+      <w:proofErr w:type="spellEnd"/>
+      <w:r>
+        <w:rPr>
+          <w:i/>
+          <w:iCs/>
+        </w:rPr>
+        <w:t xml:space="preserve"> </w:t>
+      </w:r>
+      <w:proofErr w:type="spellStart"/>
+      <w:r>
+        <w:rPr>
+          <w:i/>
+          <w:iCs/>
+        </w:rPr>
+        <w:t>perguntas</w:t>
+      </w:r>
+      <w:proofErr w:type="spellEnd"/>
+      <w:r>
+        <w:rPr>
+          <w:i/>
+          <w:iCs/>
+        </w:rPr>
+        <w:t xml:space="preserve">, </w:t>
+      </w:r>
+      <w:proofErr w:type="spellStart"/>
+      <w:r>
+        <w:rPr>
+          <w:i/>
+          <w:iCs/>
+        </w:rPr>
+        <w:t>apenas</w:t>
+      </w:r>
+      <w:proofErr w:type="spellEnd"/>
+      <w:r>
+        <w:rPr>
+          <w:i/>
+          <w:iCs/>
+        </w:rPr>
+        <w:t xml:space="preserve"> </w:t>
+      </w:r>
+      <w:proofErr w:type="spellStart"/>
+      <w:r>
+        <w:rPr>
+          <w:i/>
+          <w:iCs/>
+        </w:rPr>
+        <w:t>apresente</w:t>
+      </w:r>
+      <w:proofErr w:type="spellEnd"/>
+      <w:r>
+        <w:rPr>
+          <w:i/>
+          <w:iCs/>
+        </w:rPr>
+        <w:t xml:space="preserve"> a </w:t>
+      </w:r>
+      <w:proofErr w:type="spellStart"/>
+      <w:r>
+        <w:rPr>
+          <w:i/>
+          <w:iCs/>
+        </w:rPr>
+        <w:t>análise</w:t>
+      </w:r>
+      <w:proofErr w:type="spellEnd"/>
+      <w:r>
+        <w:rPr>
+          <w:i/>
+          <w:iCs/>
+        </w:rPr>
+        <w:t>.</w:t>
       </w:r>
       <w:r>
         <w:rPr>
@@ -253,12 +1885,57 @@
         <w:pStyle w:val="Ttulo1"/>
       </w:pPr>
       <w:r>
-        <w:t>🛠️ Outros Métodos</w:t>
-      </w:r>
+        <w:t xml:space="preserve">🛠️ Outros </w:t>
+      </w:r>
+      <w:proofErr w:type="spellStart"/>
+      <w:r>
+        <w:t>Métodos</w:t>
+      </w:r>
+      <w:proofErr w:type="spellEnd"/>
     </w:p>
     <w:p>
       <w:r>
-        <w:t>O sistema conta ainda com funções auxiliares para:</w:t>
+        <w:t xml:space="preserve">O </w:t>
+      </w:r>
+      <w:proofErr w:type="spellStart"/>
+      <w:r>
+        <w:t>sistema</w:t>
+      </w:r>
+      <w:proofErr w:type="spellEnd"/>
+      <w:r>
+        <w:t xml:space="preserve"> </w:t>
+      </w:r>
+      <w:proofErr w:type="spellStart"/>
+      <w:r>
+        <w:t>conta</w:t>
+      </w:r>
+      <w:proofErr w:type="spellEnd"/>
+      <w:r>
+        <w:t xml:space="preserve"> </w:t>
+      </w:r>
+      <w:proofErr w:type="spellStart"/>
+      <w:r>
+        <w:t>ainda</w:t>
+      </w:r>
+      <w:proofErr w:type="spellEnd"/>
+      <w:r>
+        <w:t xml:space="preserve"> com </w:t>
+      </w:r>
+      <w:proofErr w:type="spellStart"/>
+      <w:r>
+        <w:t>funções</w:t>
+      </w:r>
+      <w:proofErr w:type="spellEnd"/>
+      <w:r>
+        <w:t xml:space="preserve"> </w:t>
+      </w:r>
+      <w:proofErr w:type="spellStart"/>
+      <w:r>
+        <w:t>auxiliares</w:t>
+      </w:r>
+      <w:proofErr w:type="spellEnd"/>
+      <w:r>
+        <w:t xml:space="preserve"> para:</w:t>
       </w:r>
     </w:p>
     <w:p>
@@ -267,10 +1944,50 @@
           <w:b/>
           <w:bCs/>
         </w:rPr>
-        <w:t>- `llm_gera_query`:</w:t>
-      </w:r>
-      <w:r>
-        <w:t xml:space="preserve"> Criação automática de queries SQL para consulta aos dados.</w:t>
+        <w:t>- `</w:t>
+      </w:r>
+      <w:proofErr w:type="spellStart"/>
+      <w:r>
+        <w:rPr>
+          <w:b/>
+          <w:bCs/>
+        </w:rPr>
+        <w:t>llm_gera_query</w:t>
+      </w:r>
+      <w:proofErr w:type="spellEnd"/>
+      <w:r>
+        <w:rPr>
+          <w:b/>
+          <w:bCs/>
+        </w:rPr>
+        <w:t>`:</w:t>
+      </w:r>
+      <w:r>
+        <w:t xml:space="preserve"> </w:t>
+      </w:r>
+      <w:proofErr w:type="spellStart"/>
+      <w:r>
+        <w:t>Criação</w:t>
+      </w:r>
+      <w:proofErr w:type="spellEnd"/>
+      <w:r>
+        <w:t xml:space="preserve"> </w:t>
+      </w:r>
+      <w:proofErr w:type="spellStart"/>
+      <w:r>
+        <w:t>automática</w:t>
+      </w:r>
+      <w:proofErr w:type="spellEnd"/>
+      <w:r>
+        <w:t xml:space="preserve"> de queries SQL para consulta </w:t>
+      </w:r>
+      <w:proofErr w:type="spellStart"/>
+      <w:r>
+        <w:t>aos</w:t>
+      </w:r>
+      <w:proofErr w:type="spellEnd"/>
+      <w:r>
+        <w:t xml:space="preserve"> dados.</w:t>
       </w:r>
     </w:p>
     <w:p>
@@ -282,7 +1999,63 @@
         <w:t>- `rag`:</w:t>
       </w:r>
       <w:r>
-        <w:t xml:space="preserve"> Função que realiza leitura de arquivos CSV, carrega no banco SQLite e aplica a query gerada.</w:t>
+        <w:t xml:space="preserve"> </w:t>
+      </w:r>
+      <w:proofErr w:type="spellStart"/>
+      <w:r>
+        <w:t>Função</w:t>
+      </w:r>
+      <w:proofErr w:type="spellEnd"/>
+      <w:r>
+        <w:t xml:space="preserve"> que </w:t>
+      </w:r>
+      <w:proofErr w:type="spellStart"/>
+      <w:r>
+        <w:t>realiza</w:t>
+      </w:r>
+      <w:proofErr w:type="spellEnd"/>
+      <w:r>
+        <w:t xml:space="preserve"> </w:t>
+      </w:r>
+      <w:proofErr w:type="spellStart"/>
+      <w:r>
+        <w:t>leitura</w:t>
+      </w:r>
+      <w:proofErr w:type="spellEnd"/>
+      <w:r>
+        <w:t xml:space="preserve"> de </w:t>
+      </w:r>
+      <w:proofErr w:type="spellStart"/>
+      <w:r>
+        <w:t>arquivos</w:t>
+      </w:r>
+      <w:proofErr w:type="spellEnd"/>
+      <w:r>
+        <w:t xml:space="preserve"> CSV, </w:t>
+      </w:r>
+      <w:proofErr w:type="spellStart"/>
+      <w:r>
+        <w:t>carrega</w:t>
+      </w:r>
+      <w:proofErr w:type="spellEnd"/>
+      <w:r>
+        <w:t xml:space="preserve"> no banco SQLite e </w:t>
+      </w:r>
+      <w:proofErr w:type="spellStart"/>
+      <w:r>
+        <w:t>aplica</w:t>
+      </w:r>
+      <w:proofErr w:type="spellEnd"/>
+      <w:r>
+        <w:t xml:space="preserve"> a query </w:t>
+      </w:r>
+      <w:proofErr w:type="spellStart"/>
+      <w:r>
+        <w:t>gerada</w:t>
+      </w:r>
+      <w:proofErr w:type="spellEnd"/>
+      <w:r>
+        <w:t>.</w:t>
       </w:r>
     </w:p>
     <w:p>
@@ -291,10 +2064,74 @@
           <w:b/>
           <w:bCs/>
         </w:rPr>
-        <w:t>- `ErroProcessamento`:</w:t>
-      </w:r>
-      <w:r>
-        <w:t xml:space="preserve"> Classe de exceção personalizada para tratar erros de execução.</w:t>
+        <w:t>- `</w:t>
+      </w:r>
+      <w:proofErr w:type="spellStart"/>
+      <w:r>
+        <w:rPr>
+          <w:b/>
+          <w:bCs/>
+        </w:rPr>
+        <w:t>ErroProcessamento</w:t>
+      </w:r>
+      <w:proofErr w:type="spellEnd"/>
+      <w:r>
+        <w:rPr>
+          <w:b/>
+          <w:bCs/>
+        </w:rPr>
+        <w:t>`:</w:t>
+      </w:r>
+      <w:r>
+        <w:t xml:space="preserve"> </w:t>
+      </w:r>
+      <w:proofErr w:type="spellStart"/>
+      <w:r>
+        <w:t>Classe</w:t>
+      </w:r>
+      <w:proofErr w:type="spellEnd"/>
+      <w:r>
+        <w:t xml:space="preserve"> de </w:t>
+      </w:r>
+      <w:proofErr w:type="spellStart"/>
+      <w:r>
+        <w:t>exceção</w:t>
+      </w:r>
+      <w:proofErr w:type="spellEnd"/>
+      <w:r>
+        <w:t xml:space="preserve"> </w:t>
+      </w:r>
+      <w:proofErr w:type="spellStart"/>
+      <w:r>
+        <w:t>personalizada</w:t>
+      </w:r>
+      <w:proofErr w:type="spellEnd"/>
+      <w:r>
+        <w:t xml:space="preserve"> para </w:t>
+      </w:r>
+      <w:proofErr w:type="spellStart"/>
+      <w:r>
+        <w:t>tratar</w:t>
+      </w:r>
+      <w:proofErr w:type="spellEnd"/>
+      <w:r>
+        <w:t xml:space="preserve"> </w:t>
+      </w:r>
+      <w:proofErr w:type="spellStart"/>
+      <w:r>
+        <w:t>erros</w:t>
+      </w:r>
+      <w:proofErr w:type="spellEnd"/>
+      <w:r>
+        <w:t xml:space="preserve"> de </w:t>
+      </w:r>
+      <w:proofErr w:type="spellStart"/>
+      <w:r>
+        <w:t>execução</w:t>
+      </w:r>
+      <w:proofErr w:type="spellEnd"/>
+      <w:r>
+        <w:t>.</w:t>
       </w:r>
     </w:p>
     <w:p>
@@ -302,110 +2139,739 @@
         <w:pStyle w:val="Ttulo1"/>
       </w:pPr>
       <w:r>
-        <w:t>❓ Perguntas Cadastradas</w:t>
-      </w:r>
+        <w:t xml:space="preserve">❓ </w:t>
+      </w:r>
+      <w:proofErr w:type="spellStart"/>
+      <w:r>
+        <w:t>Perguntas</w:t>
+      </w:r>
+      <w:proofErr w:type="spellEnd"/>
+      <w:r>
+        <w:t xml:space="preserve"> </w:t>
+      </w:r>
+      <w:proofErr w:type="spellStart"/>
+      <w:r>
+        <w:t>Cadastradas</w:t>
+      </w:r>
+      <w:proofErr w:type="spellEnd"/>
     </w:p>
     <w:p>
       <w:pPr>
         <w:pStyle w:val="Ttulo2"/>
       </w:pPr>
+      <w:proofErr w:type="spellStart"/>
       <w:r>
         <w:t>Distribuição</w:t>
       </w:r>
+      <w:proofErr w:type="spellEnd"/>
     </w:p>
     <w:p>
       <w:r>
-        <w:t>- Quais são os tipos de dados (numéricos, categóricos)?</w:t>
+        <w:t xml:space="preserve">- </w:t>
+      </w:r>
+      <w:proofErr w:type="spellStart"/>
+      <w:r>
+        <w:t>Quais</w:t>
+      </w:r>
+      <w:proofErr w:type="spellEnd"/>
+      <w:r>
+        <w:t xml:space="preserve"> </w:t>
+      </w:r>
+      <w:proofErr w:type="spellStart"/>
+      <w:r>
+        <w:t>são</w:t>
+      </w:r>
+      <w:proofErr w:type="spellEnd"/>
+      <w:r>
+        <w:t xml:space="preserve"> </w:t>
+      </w:r>
+      <w:proofErr w:type="spellStart"/>
+      <w:r>
+        <w:t>os</w:t>
+      </w:r>
+      <w:proofErr w:type="spellEnd"/>
+      <w:r>
+        <w:t xml:space="preserve"> </w:t>
+      </w:r>
+      <w:proofErr w:type="spellStart"/>
+      <w:r>
+        <w:t>tipos</w:t>
+      </w:r>
+      <w:proofErr w:type="spellEnd"/>
+      <w:r>
+        <w:t xml:space="preserve"> de dados (</w:t>
+      </w:r>
+      <w:proofErr w:type="spellStart"/>
+      <w:r>
+        <w:t>numéricos</w:t>
+      </w:r>
+      <w:proofErr w:type="spellEnd"/>
+      <w:r>
+        <w:t xml:space="preserve">, </w:t>
+      </w:r>
+      <w:proofErr w:type="spellStart"/>
+      <w:r>
+        <w:t>categóricos</w:t>
+      </w:r>
+      <w:proofErr w:type="spellEnd"/>
+      <w:r>
+        <w:t>)?</w:t>
       </w:r>
     </w:p>
     <w:p>
       <w:r>
-        <w:t>- Qual a distribuição de cada variável ? (histogramas, distribuições)</w:t>
+        <w:t xml:space="preserve">- Qual a </w:t>
+      </w:r>
+      <w:proofErr w:type="spellStart"/>
+      <w:r>
+        <w:t>distribuição</w:t>
+      </w:r>
+      <w:proofErr w:type="spellEnd"/>
+      <w:r>
+        <w:t xml:space="preserve"> de </w:t>
+      </w:r>
+      <w:proofErr w:type="spellStart"/>
+      <w:r>
+        <w:t>cada</w:t>
+      </w:r>
+      <w:proofErr w:type="spellEnd"/>
+      <w:r>
+        <w:t xml:space="preserve"> </w:t>
+      </w:r>
+      <w:proofErr w:type="spellStart"/>
+      <w:r>
+        <w:t>variável</w:t>
+      </w:r>
+      <w:proofErr w:type="spellEnd"/>
+      <w:r>
+        <w:t xml:space="preserve"> ? (</w:t>
+      </w:r>
+      <w:proofErr w:type="spellStart"/>
+      <w:r>
+        <w:t>histogramas</w:t>
+      </w:r>
+      <w:proofErr w:type="spellEnd"/>
+      <w:r>
+        <w:t xml:space="preserve">, </w:t>
+      </w:r>
+      <w:proofErr w:type="spellStart"/>
+      <w:r>
+        <w:t>distribuições</w:t>
+      </w:r>
+      <w:proofErr w:type="spellEnd"/>
+      <w:r>
+        <w:t>)</w:t>
       </w:r>
     </w:p>
     <w:p>
       <w:r>
-        <w:t>- Qual o intervalo de cada variável (mínimo, máximo)?</w:t>
+        <w:t xml:space="preserve">- Qual o </w:t>
+      </w:r>
+      <w:proofErr w:type="spellStart"/>
+      <w:r>
+        <w:t>intervalo</w:t>
+      </w:r>
+      <w:proofErr w:type="spellEnd"/>
+      <w:r>
+        <w:t xml:space="preserve"> de </w:t>
+      </w:r>
+      <w:proofErr w:type="spellStart"/>
+      <w:r>
+        <w:t>cada</w:t>
+      </w:r>
+      <w:proofErr w:type="spellEnd"/>
+      <w:r>
+        <w:t xml:space="preserve"> </w:t>
+      </w:r>
+      <w:proofErr w:type="spellStart"/>
+      <w:r>
+        <w:t>variável</w:t>
+      </w:r>
+      <w:proofErr w:type="spellEnd"/>
+      <w:r>
+        <w:t xml:space="preserve"> (</w:t>
+      </w:r>
+      <w:proofErr w:type="spellStart"/>
+      <w:r>
+        <w:t>mínimo</w:t>
+      </w:r>
+      <w:proofErr w:type="spellEnd"/>
+      <w:r>
+        <w:t xml:space="preserve">, </w:t>
+      </w:r>
+      <w:proofErr w:type="spellStart"/>
+      <w:r>
+        <w:t>máximo</w:t>
+      </w:r>
+      <w:proofErr w:type="spellEnd"/>
+      <w:r>
+        <w:t>)?</w:t>
       </w:r>
     </w:p>
     <w:p>
       <w:r>
-        <w:t>- Quais são as medidas de tendência central (média, mediana)?</w:t>
+        <w:t xml:space="preserve">- </w:t>
+      </w:r>
+      <w:proofErr w:type="spellStart"/>
+      <w:r>
+        <w:t>Quais</w:t>
+      </w:r>
+      <w:proofErr w:type="spellEnd"/>
+      <w:r>
+        <w:t xml:space="preserve"> </w:t>
+      </w:r>
+      <w:proofErr w:type="spellStart"/>
+      <w:r>
+        <w:t>são</w:t>
+      </w:r>
+      <w:proofErr w:type="spellEnd"/>
+      <w:r>
+        <w:t xml:space="preserve"> as </w:t>
+      </w:r>
+      <w:proofErr w:type="spellStart"/>
+      <w:r>
+        <w:t>medidas</w:t>
+      </w:r>
+      <w:proofErr w:type="spellEnd"/>
+      <w:r>
+        <w:t xml:space="preserve"> de </w:t>
+      </w:r>
+      <w:proofErr w:type="spellStart"/>
+      <w:r>
+        <w:t>tendência</w:t>
+      </w:r>
+      <w:proofErr w:type="spellEnd"/>
+      <w:r>
+        <w:t xml:space="preserve"> central (</w:t>
+      </w:r>
+      <w:proofErr w:type="spellStart"/>
+      <w:r>
+        <w:t>média</w:t>
+      </w:r>
+      <w:proofErr w:type="spellEnd"/>
+      <w:r>
+        <w:t xml:space="preserve">, </w:t>
+      </w:r>
+      <w:proofErr w:type="spellStart"/>
+      <w:r>
+        <w:t>mediana</w:t>
+      </w:r>
+      <w:proofErr w:type="spellEnd"/>
+      <w:r>
+        <w:t>)?</w:t>
       </w:r>
     </w:p>
     <w:p>
       <w:r>
-        <w:t>- Qual a variabilidade dos dados (desvio padrão, variância)?</w:t>
+        <w:t xml:space="preserve">- Qual a </w:t>
+      </w:r>
+      <w:proofErr w:type="spellStart"/>
+      <w:r>
+        <w:t>variabilidade</w:t>
+      </w:r>
+      <w:proofErr w:type="spellEnd"/>
+      <w:r>
+        <w:t xml:space="preserve"> dos dados (</w:t>
+      </w:r>
+      <w:proofErr w:type="spellStart"/>
+      <w:r>
+        <w:t>desvio</w:t>
+      </w:r>
+      <w:proofErr w:type="spellEnd"/>
+      <w:r>
+        <w:t xml:space="preserve"> </w:t>
+      </w:r>
+      <w:proofErr w:type="spellStart"/>
+      <w:r>
+        <w:t>padrão</w:t>
+      </w:r>
+      <w:proofErr w:type="spellEnd"/>
+      <w:r>
+        <w:t xml:space="preserve">, </w:t>
+      </w:r>
+      <w:proofErr w:type="spellStart"/>
+      <w:r>
+        <w:t>variância</w:t>
+      </w:r>
+      <w:proofErr w:type="spellEnd"/>
+      <w:r>
+        <w:t>)?</w:t>
       </w:r>
     </w:p>
     <w:p>
       <w:pPr>
         <w:pStyle w:val="Ttulo2"/>
       </w:pPr>
+      <w:proofErr w:type="spellStart"/>
       <w:r>
         <w:t>Padrões</w:t>
       </w:r>
+      <w:proofErr w:type="spellEnd"/>
     </w:p>
     <w:p>
       <w:r>
-        <w:t>- Existem padrões ou tendências temporais?</w:t>
+        <w:t xml:space="preserve">- </w:t>
+      </w:r>
+      <w:proofErr w:type="spellStart"/>
+      <w:r>
+        <w:t>Existem</w:t>
+      </w:r>
+      <w:proofErr w:type="spellEnd"/>
+      <w:r>
+        <w:t xml:space="preserve"> </w:t>
+      </w:r>
+      <w:proofErr w:type="spellStart"/>
+      <w:r>
+        <w:t>padrões</w:t>
+      </w:r>
+      <w:proofErr w:type="spellEnd"/>
+      <w:r>
+        <w:t xml:space="preserve"> </w:t>
+      </w:r>
+      <w:proofErr w:type="spellStart"/>
+      <w:r>
+        <w:t>ou</w:t>
+      </w:r>
+      <w:proofErr w:type="spellEnd"/>
+      <w:r>
+        <w:t xml:space="preserve"> </w:t>
+      </w:r>
+      <w:proofErr w:type="spellStart"/>
+      <w:r>
+        <w:t>tendências</w:t>
+      </w:r>
+      <w:proofErr w:type="spellEnd"/>
+      <w:r>
+        <w:t xml:space="preserve"> </w:t>
+      </w:r>
+      <w:proofErr w:type="spellStart"/>
+      <w:r>
+        <w:t>temporais</w:t>
+      </w:r>
+      <w:proofErr w:type="spellEnd"/>
+      <w:r>
+        <w:t>?</w:t>
       </w:r>
     </w:p>
     <w:p>
       <w:r>
-        <w:t>- Quais os valores mais frequentes ou menos frequentes?</w:t>
+        <w:t xml:space="preserve">- </w:t>
+      </w:r>
+      <w:proofErr w:type="spellStart"/>
+      <w:r>
+        <w:t>Quais</w:t>
+      </w:r>
+      <w:proofErr w:type="spellEnd"/>
+      <w:r>
+        <w:t xml:space="preserve"> </w:t>
+      </w:r>
+      <w:proofErr w:type="spellStart"/>
+      <w:r>
+        <w:t>os</w:t>
+      </w:r>
+      <w:proofErr w:type="spellEnd"/>
+      <w:r>
+        <w:t xml:space="preserve"> </w:t>
+      </w:r>
+      <w:proofErr w:type="spellStart"/>
+      <w:r>
+        <w:t>valores</w:t>
+      </w:r>
+      <w:proofErr w:type="spellEnd"/>
+      <w:r>
+        <w:t xml:space="preserve"> </w:t>
+      </w:r>
+      <w:proofErr w:type="spellStart"/>
+      <w:r>
+        <w:t>mais</w:t>
+      </w:r>
+      <w:proofErr w:type="spellEnd"/>
+      <w:r>
+        <w:t xml:space="preserve"> </w:t>
+      </w:r>
+      <w:proofErr w:type="spellStart"/>
+      <w:r>
+        <w:t>frequentes</w:t>
+      </w:r>
+      <w:proofErr w:type="spellEnd"/>
+      <w:r>
+        <w:t xml:space="preserve"> </w:t>
+      </w:r>
+      <w:proofErr w:type="spellStart"/>
+      <w:r>
+        <w:t>ou</w:t>
+      </w:r>
+      <w:proofErr w:type="spellEnd"/>
+      <w:r>
+        <w:t xml:space="preserve"> </w:t>
+      </w:r>
+      <w:proofErr w:type="spellStart"/>
+      <w:r>
+        <w:t>menos</w:t>
+      </w:r>
+      <w:proofErr w:type="spellEnd"/>
+      <w:r>
+        <w:t xml:space="preserve"> </w:t>
+      </w:r>
+      <w:proofErr w:type="spellStart"/>
+      <w:r>
+        <w:t>frequentes</w:t>
+      </w:r>
+      <w:proofErr w:type="spellEnd"/>
+      <w:r>
+        <w:t>?</w:t>
       </w:r>
     </w:p>
     <w:p>
       <w:r>
-        <w:t>- Existem agrupamentos (clusters) nos dados?</w:t>
+        <w:t xml:space="preserve">- </w:t>
+      </w:r>
+      <w:proofErr w:type="spellStart"/>
+      <w:r>
+        <w:t>Existem</w:t>
+      </w:r>
+      <w:proofErr w:type="spellEnd"/>
+      <w:r>
+        <w:t xml:space="preserve"> </w:t>
+      </w:r>
+      <w:proofErr w:type="spellStart"/>
+      <w:r>
+        <w:t>agrupamentos</w:t>
+      </w:r>
+      <w:proofErr w:type="spellEnd"/>
+      <w:r>
+        <w:t xml:space="preserve"> (clusters) </w:t>
+      </w:r>
+      <w:proofErr w:type="spellStart"/>
+      <w:r>
+        <w:t>nos</w:t>
+      </w:r>
+      <w:proofErr w:type="spellEnd"/>
+      <w:r>
+        <w:t xml:space="preserve"> dados?</w:t>
       </w:r>
     </w:p>
     <w:p>
       <w:pPr>
         <w:pStyle w:val="Ttulo2"/>
       </w:pPr>
+      <w:proofErr w:type="spellStart"/>
       <w:r>
         <w:t>Anomalias</w:t>
       </w:r>
+      <w:proofErr w:type="spellEnd"/>
     </w:p>
     <w:p>
       <w:r>
-        <w:t>- Existem valores atípicos nos dados?</w:t>
+        <w:t xml:space="preserve">- </w:t>
+      </w:r>
+      <w:proofErr w:type="spellStart"/>
+      <w:r>
+        <w:t>Existem</w:t>
+      </w:r>
+      <w:proofErr w:type="spellEnd"/>
+      <w:r>
+        <w:t xml:space="preserve"> </w:t>
+      </w:r>
+      <w:proofErr w:type="spellStart"/>
+      <w:r>
+        <w:t>valores</w:t>
+      </w:r>
+      <w:proofErr w:type="spellEnd"/>
+      <w:r>
+        <w:t xml:space="preserve"> </w:t>
+      </w:r>
+      <w:proofErr w:type="spellStart"/>
+      <w:r>
+        <w:t>atípicos</w:t>
+      </w:r>
+      <w:proofErr w:type="spellEnd"/>
+      <w:r>
+        <w:t xml:space="preserve"> </w:t>
+      </w:r>
+      <w:proofErr w:type="spellStart"/>
+      <w:r>
+        <w:t>nos</w:t>
+      </w:r>
+      <w:proofErr w:type="spellEnd"/>
+      <w:r>
+        <w:t xml:space="preserve"> dados?</w:t>
       </w:r>
     </w:p>
     <w:p>
       <w:r>
-        <w:t>- Como esses outliers afetam a análise?</w:t>
+        <w:t xml:space="preserve">- Como </w:t>
+      </w:r>
+      <w:proofErr w:type="spellStart"/>
+      <w:r>
+        <w:t>esses</w:t>
+      </w:r>
+      <w:proofErr w:type="spellEnd"/>
+      <w:r>
+        <w:t xml:space="preserve"> outliers </w:t>
+      </w:r>
+      <w:proofErr w:type="spellStart"/>
+      <w:r>
+        <w:t>afetam</w:t>
+      </w:r>
+      <w:proofErr w:type="spellEnd"/>
+      <w:r>
+        <w:t xml:space="preserve"> a </w:t>
+      </w:r>
+      <w:proofErr w:type="spellStart"/>
+      <w:r>
+        <w:t>análise</w:t>
+      </w:r>
+      <w:proofErr w:type="spellEnd"/>
+      <w:r>
+        <w:t>?</w:t>
       </w:r>
     </w:p>
     <w:p>
       <w:r>
-        <w:t>- Podem ser removidos, transformados ou investigados?</w:t>
+        <w:t xml:space="preserve">- </w:t>
+      </w:r>
+      <w:proofErr w:type="spellStart"/>
+      <w:r>
+        <w:t>Podem</w:t>
+      </w:r>
+      <w:proofErr w:type="spellEnd"/>
+      <w:r>
+        <w:t xml:space="preserve"> ser </w:t>
+      </w:r>
+      <w:proofErr w:type="spellStart"/>
+      <w:r>
+        <w:t>removidos</w:t>
+      </w:r>
+      <w:proofErr w:type="spellEnd"/>
+      <w:r>
+        <w:t xml:space="preserve">, </w:t>
+      </w:r>
+      <w:proofErr w:type="spellStart"/>
+      <w:r>
+        <w:t>transformados</w:t>
+      </w:r>
+      <w:proofErr w:type="spellEnd"/>
+      <w:r>
+        <w:t xml:space="preserve"> </w:t>
+      </w:r>
+      <w:proofErr w:type="spellStart"/>
+      <w:r>
+        <w:t>ou</w:t>
+      </w:r>
+      <w:proofErr w:type="spellEnd"/>
+      <w:r>
+        <w:t xml:space="preserve"> </w:t>
+      </w:r>
+      <w:proofErr w:type="spellStart"/>
+      <w:r>
+        <w:t>investigados</w:t>
+      </w:r>
+      <w:proofErr w:type="spellEnd"/>
+      <w:r>
+        <w:t>?</w:t>
       </w:r>
     </w:p>
     <w:p>
       <w:pPr>
         <w:pStyle w:val="Ttulo2"/>
       </w:pPr>
+      <w:proofErr w:type="spellStart"/>
       <w:r>
         <w:lastRenderedPageBreak/>
         <w:t>Relações</w:t>
       </w:r>
+      <w:proofErr w:type="spellEnd"/>
     </w:p>
     <w:p>
       <w:r>
-        <w:t>- Como as variáveis estão relacionadas umas com as outras? (Gráficos de dispersão, tabelas cruzadas)</w:t>
+        <w:t xml:space="preserve">- Como as </w:t>
+      </w:r>
+      <w:proofErr w:type="spellStart"/>
+      <w:r>
+        <w:t>variáveis</w:t>
+      </w:r>
+      <w:proofErr w:type="spellEnd"/>
+      <w:r>
+        <w:t xml:space="preserve"> </w:t>
+      </w:r>
+      <w:proofErr w:type="spellStart"/>
+      <w:r>
+        <w:t>estão</w:t>
+      </w:r>
+      <w:proofErr w:type="spellEnd"/>
+      <w:r>
+        <w:t xml:space="preserve"> </w:t>
+      </w:r>
+      <w:proofErr w:type="spellStart"/>
+      <w:r>
+        <w:t>relacionadas</w:t>
+      </w:r>
+      <w:proofErr w:type="spellEnd"/>
+      <w:r>
+        <w:t xml:space="preserve"> </w:t>
+      </w:r>
+      <w:proofErr w:type="spellStart"/>
+      <w:r>
+        <w:t>umas</w:t>
+      </w:r>
+      <w:proofErr w:type="spellEnd"/>
+      <w:r>
+        <w:t xml:space="preserve"> com as </w:t>
+      </w:r>
+      <w:proofErr w:type="spellStart"/>
+      <w:r>
+        <w:t>outras</w:t>
+      </w:r>
+      <w:proofErr w:type="spellEnd"/>
+      <w:r>
+        <w:t>? (</w:t>
+      </w:r>
+      <w:proofErr w:type="spellStart"/>
+      <w:r>
+        <w:t>Gráficos</w:t>
+      </w:r>
+      <w:proofErr w:type="spellEnd"/>
+      <w:r>
+        <w:t xml:space="preserve"> de </w:t>
+      </w:r>
+      <w:proofErr w:type="spellStart"/>
+      <w:r>
+        <w:t>dispersão</w:t>
+      </w:r>
+      <w:proofErr w:type="spellEnd"/>
+      <w:r>
+        <w:t xml:space="preserve">, </w:t>
+      </w:r>
+      <w:proofErr w:type="spellStart"/>
+      <w:r>
+        <w:t>tabelas</w:t>
+      </w:r>
+      <w:proofErr w:type="spellEnd"/>
+      <w:r>
+        <w:t xml:space="preserve"> </w:t>
+      </w:r>
+      <w:proofErr w:type="spellStart"/>
+      <w:r>
+        <w:t>cruzadas</w:t>
+      </w:r>
+      <w:proofErr w:type="spellEnd"/>
+      <w:r>
+        <w:t>)</w:t>
       </w:r>
     </w:p>
     <w:p>
       <w:r>
-        <w:t>- Existe correlação entre as variáveis?</w:t>
+        <w:t xml:space="preserve">- </w:t>
+      </w:r>
+      <w:proofErr w:type="spellStart"/>
+      <w:r>
+        <w:t>Existe</w:t>
+      </w:r>
+      <w:proofErr w:type="spellEnd"/>
+      <w:r>
+        <w:t xml:space="preserve"> </w:t>
+      </w:r>
+      <w:proofErr w:type="spellStart"/>
+      <w:r>
+        <w:t>correlação</w:t>
+      </w:r>
+      <w:proofErr w:type="spellEnd"/>
+      <w:r>
+        <w:t xml:space="preserve"> entre as </w:t>
+      </w:r>
+      <w:proofErr w:type="spellStart"/>
+      <w:r>
+        <w:t>variáveis</w:t>
+      </w:r>
+      <w:proofErr w:type="spellEnd"/>
+      <w:r>
+        <w:t>?</w:t>
       </w:r>
     </w:p>
     <w:p>
       <w:r>
-        <w:t>- Quais variáveis parecem ter maior ou menor influência sobre outras?</w:t>
+        <w:t xml:space="preserve">- </w:t>
+      </w:r>
+      <w:proofErr w:type="spellStart"/>
+      <w:r>
+        <w:t>Quais</w:t>
+      </w:r>
+      <w:proofErr w:type="spellEnd"/>
+      <w:r>
+        <w:t xml:space="preserve"> </w:t>
+      </w:r>
+      <w:proofErr w:type="spellStart"/>
+      <w:r>
+        <w:t>variáveis</w:t>
+      </w:r>
+      <w:proofErr w:type="spellEnd"/>
+      <w:r>
+        <w:t xml:space="preserve"> </w:t>
+      </w:r>
+      <w:proofErr w:type="spellStart"/>
+      <w:r>
+        <w:t>parecem</w:t>
+      </w:r>
+      <w:proofErr w:type="spellEnd"/>
+      <w:r>
+        <w:t xml:space="preserve"> </w:t>
+      </w:r>
+      <w:proofErr w:type="spellStart"/>
+      <w:r>
+        <w:t>ter</w:t>
+      </w:r>
+      <w:proofErr w:type="spellEnd"/>
+      <w:r>
+        <w:t xml:space="preserve"> </w:t>
+      </w:r>
+      <w:proofErr w:type="spellStart"/>
+      <w:r>
+        <w:t>maior</w:t>
+      </w:r>
+      <w:proofErr w:type="spellEnd"/>
+      <w:r>
+        <w:t xml:space="preserve"> </w:t>
+      </w:r>
+      <w:proofErr w:type="spellStart"/>
+      <w:r>
+        <w:t>ou</w:t>
+      </w:r>
+      <w:proofErr w:type="spellEnd"/>
+      <w:r>
+        <w:t xml:space="preserve"> </w:t>
+      </w:r>
+      <w:proofErr w:type="spellStart"/>
+      <w:r>
+        <w:t>menor</w:t>
+      </w:r>
+      <w:proofErr w:type="spellEnd"/>
+      <w:r>
+        <w:t xml:space="preserve"> </w:t>
+      </w:r>
+      <w:proofErr w:type="spellStart"/>
+      <w:r>
+        <w:t>influência</w:t>
+      </w:r>
+      <w:proofErr w:type="spellEnd"/>
+      <w:r>
+        <w:t xml:space="preserve"> </w:t>
+      </w:r>
+      <w:proofErr w:type="spellStart"/>
+      <w:r>
+        <w:t>sobre</w:t>
+      </w:r>
+      <w:proofErr w:type="spellEnd"/>
+      <w:r>
+        <w:t xml:space="preserve"> </w:t>
+      </w:r>
+      <w:proofErr w:type="spellStart"/>
+      <w:r>
+        <w:t>outras</w:t>
+      </w:r>
+      <w:proofErr w:type="spellEnd"/>
+      <w:r>
+        <w:t>?</w:t>
       </w:r>
     </w:p>
     <w:p>
@@ -413,7 +2879,15 @@
         <w:pStyle w:val="Ttulo1"/>
       </w:pPr>
       <w:r>
-        <w:t>⚙️ Tecnologias e Frameworks</w:t>
+        <w:t xml:space="preserve">⚙️ </w:t>
+      </w:r>
+      <w:proofErr w:type="spellStart"/>
+      <w:r>
+        <w:t>Tecnologias</w:t>
+      </w:r>
+      <w:proofErr w:type="spellEnd"/>
+      <w:r>
+        <w:t xml:space="preserve"> e Frameworks</w:t>
       </w:r>
     </w:p>
     <w:tbl>
@@ -439,12 +2913,21 @@
                 <w:bCs/>
               </w:rPr>
             </w:pPr>
+            <w:proofErr w:type="spellStart"/>
             <w:r>
               <w:rPr>
                 <w:b/>
                 <w:bCs/>
               </w:rPr>
-              <w:t>Tecnologia/Framework</w:t>
+              <w:t>Tecnologia</w:t>
+            </w:r>
+            <w:proofErr w:type="spellEnd"/>
+            <w:r>
+              <w:rPr>
+                <w:b/>
+                <w:bCs/>
+              </w:rPr>
+              <w:t>/Framework</w:t>
             </w:r>
           </w:p>
         </w:tc>
@@ -460,6 +2943,7 @@
                 <w:bCs/>
               </w:rPr>
             </w:pPr>
+            <w:proofErr w:type="spellStart"/>
             <w:r>
               <w:rPr>
                 <w:b/>
@@ -467,6 +2951,7 @@
               </w:rPr>
               <w:t>Versão</w:t>
             </w:r>
+            <w:proofErr w:type="spellEnd"/>
           </w:p>
         </w:tc>
       </w:tr>
@@ -527,6 +3012,7 @@
                 <w:iCs/>
               </w:rPr>
             </w:pPr>
+            <w:proofErr w:type="spellStart"/>
             <w:r>
               <w:rPr>
                 <w:i/>
@@ -534,6 +3020,7 @@
               </w:rPr>
               <w:t>pydantic</w:t>
             </w:r>
+            <w:proofErr w:type="spellEnd"/>
           </w:p>
         </w:tc>
         <w:tc>
@@ -576,8 +3063,17 @@
                 <w:i/>
                 <w:iCs/>
               </w:rPr>
-              <w:t>python-dotenv</w:t>
+              <w:t>python-</w:t>
             </w:r>
+            <w:proofErr w:type="spellStart"/>
+            <w:r>
+              <w:rPr>
+                <w:i/>
+                <w:iCs/>
+              </w:rPr>
+              <w:t>dotenv</w:t>
+            </w:r>
+            <w:proofErr w:type="spellEnd"/>
           </w:p>
         </w:tc>
         <w:tc>
@@ -615,6 +3111,7 @@
                 <w:iCs/>
               </w:rPr>
             </w:pPr>
+            <w:proofErr w:type="spellStart"/>
             <w:r>
               <w:rPr>
                 <w:i/>
@@ -622,6 +3119,7 @@
               </w:rPr>
               <w:t>sqlalchemy</w:t>
             </w:r>
+            <w:proofErr w:type="spellEnd"/>
           </w:p>
         </w:tc>
         <w:tc>
@@ -659,6 +3157,7 @@
                 <w:iCs/>
               </w:rPr>
             </w:pPr>
+            <w:proofErr w:type="spellStart"/>
             <w:r>
               <w:rPr>
                 <w:i/>
@@ -666,6 +3165,7 @@
               </w:rPr>
               <w:t>streamlit</w:t>
             </w:r>
+            <w:proofErr w:type="spellEnd"/>
           </w:p>
         </w:tc>
         <w:tc>
@@ -703,12 +3203,67 @@
                 <w:iCs/>
               </w:rPr>
             </w:pPr>
+            <w:proofErr w:type="spellStart"/>
             <w:r>
               <w:rPr>
                 <w:i/>
                 <w:iCs/>
               </w:rPr>
               <w:t>langchain</w:t>
+            </w:r>
+            <w:proofErr w:type="spellEnd"/>
+          </w:p>
+        </w:tc>
+        <w:tc>
+          <w:tcPr>
+            <w:tcW w:w="4320" w:type="dxa"/>
+            <w:shd w:val="pct15" w:color="auto" w:fill="auto"/>
+          </w:tcPr>
+          <w:p>
+            <w:pPr>
+              <w:rPr>
+                <w:i/>
+                <w:iCs/>
+              </w:rPr>
+            </w:pPr>
+            <w:r>
+              <w:rPr>
+                <w:i/>
+                <w:iCs/>
+              </w:rPr>
+              <w:t>0.3.25</w:t>
+            </w:r>
+          </w:p>
+        </w:tc>
+      </w:tr>
+      <w:tr>
+        <w:tc>
+          <w:tcPr>
+            <w:tcW w:w="4320" w:type="dxa"/>
+            <w:shd w:val="pct15" w:color="auto" w:fill="auto"/>
+          </w:tcPr>
+          <w:p>
+            <w:pPr>
+              <w:rPr>
+                <w:i/>
+                <w:iCs/>
+              </w:rPr>
+            </w:pPr>
+            <w:proofErr w:type="spellStart"/>
+            <w:r>
+              <w:rPr>
+                <w:i/>
+                <w:iCs/>
+              </w:rPr>
+              <w:t>langchain</w:t>
+            </w:r>
+            <w:proofErr w:type="spellEnd"/>
+            <w:r>
+              <w:rPr>
+                <w:i/>
+                <w:iCs/>
+              </w:rPr>
+              <w:t>-community</w:t>
             </w:r>
           </w:p>
         </w:tc>
@@ -747,56 +3302,21 @@
                 <w:iCs/>
               </w:rPr>
             </w:pPr>
+            <w:proofErr w:type="spellStart"/>
             <w:r>
               <w:rPr>
                 <w:i/>
                 <w:iCs/>
               </w:rPr>
-              <w:t>langchain-community</w:t>
+              <w:t>langchain</w:t>
             </w:r>
-          </w:p>
-        </w:tc>
-        <w:tc>
-          <w:tcPr>
-            <w:tcW w:w="4320" w:type="dxa"/>
-            <w:shd w:val="pct15" w:color="auto" w:fill="auto"/>
-          </w:tcPr>
-          <w:p>
-            <w:pPr>
-              <w:rPr>
-                <w:i/>
-                <w:iCs/>
-              </w:rPr>
-            </w:pPr>
+            <w:proofErr w:type="spellEnd"/>
             <w:r>
               <w:rPr>
                 <w:i/>
                 <w:iCs/>
               </w:rPr>
-              <w:t>0.3.25</w:t>
-            </w:r>
-          </w:p>
-        </w:tc>
-      </w:tr>
-      <w:tr>
-        <w:tc>
-          <w:tcPr>
-            <w:tcW w:w="4320" w:type="dxa"/>
-            <w:shd w:val="pct15" w:color="auto" w:fill="auto"/>
-          </w:tcPr>
-          <w:p>
-            <w:pPr>
-              <w:rPr>
-                <w:i/>
-                <w:iCs/>
-              </w:rPr>
-            </w:pPr>
-            <w:r>
-              <w:rPr>
-                <w:i/>
-                <w:iCs/>
-              </w:rPr>
-              <w:t>langchain-core</w:t>
+              <w:t>-core</w:t>
             </w:r>
           </w:p>
         </w:tc>
@@ -835,6 +3355,7 @@
                 <w:iCs/>
               </w:rPr>
             </w:pPr>
+            <w:proofErr w:type="spellStart"/>
             <w:r>
               <w:rPr>
                 <w:i/>
@@ -842,6 +3363,7 @@
               </w:rPr>
               <w:t>langchain-openai</w:t>
             </w:r>
+            <w:proofErr w:type="spellEnd"/>
           </w:p>
         </w:tc>
         <w:tc>
@@ -923,6 +3445,7 @@
                 <w:iCs/>
               </w:rPr>
             </w:pPr>
+            <w:proofErr w:type="spellStart"/>
             <w:r>
               <w:rPr>
                 <w:i/>
@@ -930,6 +3453,7 @@
               </w:rPr>
               <w:t>openpyxl</w:t>
             </w:r>
+            <w:proofErr w:type="spellEnd"/>
           </w:p>
         </w:tc>
         <w:tc>
@@ -967,6 +3491,7 @@
                 <w:iCs/>
               </w:rPr>
             </w:pPr>
+            <w:proofErr w:type="spellStart"/>
             <w:r>
               <w:rPr>
                 <w:i/>
@@ -981,6 +3506,7 @@
               </w:rPr>
               <w:t>achetools</w:t>
             </w:r>
+            <w:proofErr w:type="spellEnd"/>
           </w:p>
         </w:tc>
         <w:tc>
@@ -1011,7 +3537,15 @@
         <w:pStyle w:val="Ttulo1"/>
       </w:pPr>
       <w:r>
-        <w:t>📦 Instalação do Sistema</w:t>
+        <w:t xml:space="preserve">📦 </w:t>
+      </w:r>
+      <w:proofErr w:type="spellStart"/>
+      <w:r>
+        <w:t>Instalação</w:t>
+      </w:r>
+      <w:proofErr w:type="spellEnd"/>
+      <w:r>
+        <w:t xml:space="preserve"> do Sistema</w:t>
       </w:r>
     </w:p>
     <w:p>
@@ -1123,6 +3657,7 @@
           <w:szCs w:val="18"/>
         </w:rPr>
       </w:pPr>
+      <w:proofErr w:type="spellStart"/>
       <w:r>
         <w:rPr>
           <w:rStyle w:val="CdigoHTML"/>
@@ -1131,8 +3666,53 @@
           <w:sz w:val="18"/>
           <w:szCs w:val="18"/>
         </w:rPr>
-        <w:t>python -m venv venv</w:t>
-      </w:r>
+        <w:t>python</w:t>
+      </w:r>
+      <w:proofErr w:type="spellEnd"/>
+      <w:r>
+        <w:rPr>
+          <w:rStyle w:val="CdigoHTML"/>
+          <w:rFonts w:ascii="Consolas" w:eastAsiaTheme="majorEastAsia" w:hAnsi="Consolas"/>
+          <w:color w:val="BABABA"/>
+          <w:sz w:val="18"/>
+          <w:szCs w:val="18"/>
+        </w:rPr>
+        <w:t xml:space="preserve"> -m </w:t>
+      </w:r>
+      <w:proofErr w:type="spellStart"/>
+      <w:r>
+        <w:rPr>
+          <w:rStyle w:val="CdigoHTML"/>
+          <w:rFonts w:ascii="Consolas" w:eastAsiaTheme="majorEastAsia" w:hAnsi="Consolas"/>
+          <w:color w:val="BABABA"/>
+          <w:sz w:val="18"/>
+          <w:szCs w:val="18"/>
+        </w:rPr>
+        <w:t>venv</w:t>
+      </w:r>
+      <w:proofErr w:type="spellEnd"/>
+      <w:r>
+        <w:rPr>
+          <w:rStyle w:val="CdigoHTML"/>
+          <w:rFonts w:ascii="Consolas" w:eastAsiaTheme="majorEastAsia" w:hAnsi="Consolas"/>
+          <w:color w:val="BABABA"/>
+          <w:sz w:val="18"/>
+          <w:szCs w:val="18"/>
+        </w:rPr>
+        <w:t xml:space="preserve"> </w:t>
+      </w:r>
+      <w:proofErr w:type="spellStart"/>
+      <w:r>
+        <w:rPr>
+          <w:rStyle w:val="CdigoHTML"/>
+          <w:rFonts w:ascii="Consolas" w:eastAsiaTheme="majorEastAsia" w:hAnsi="Consolas"/>
+          <w:color w:val="BABABA"/>
+          <w:sz w:val="18"/>
+          <w:szCs w:val="18"/>
+        </w:rPr>
+        <w:t>venv</w:t>
+      </w:r>
+      <w:proofErr w:type="spellEnd"/>
     </w:p>
     <w:p>
       <w:pPr>
@@ -1146,6 +3726,7 @@
           <w:szCs w:val="18"/>
         </w:rPr>
       </w:pPr>
+      <w:proofErr w:type="spellStart"/>
       <w:r>
         <w:rPr>
           <w:rStyle w:val="hljs-builtin"/>
@@ -1156,6 +3737,7 @@
         </w:rPr>
         <w:t>source</w:t>
       </w:r>
+      <w:proofErr w:type="spellEnd"/>
       <w:r>
         <w:rPr>
           <w:rStyle w:val="CdigoHTML"/>
@@ -1164,7 +3746,51 @@
           <w:sz w:val="18"/>
           <w:szCs w:val="18"/>
         </w:rPr>
-        <w:t xml:space="preserve"> venv/bin/activate   </w:t>
+        <w:t xml:space="preserve"> </w:t>
+      </w:r>
+      <w:proofErr w:type="spellStart"/>
+      <w:r>
+        <w:rPr>
+          <w:rStyle w:val="CdigoHTML"/>
+          <w:rFonts w:ascii="Consolas" w:eastAsiaTheme="majorEastAsia" w:hAnsi="Consolas"/>
+          <w:color w:val="BABABA"/>
+          <w:sz w:val="18"/>
+          <w:szCs w:val="18"/>
+        </w:rPr>
+        <w:t>venv</w:t>
+      </w:r>
+      <w:proofErr w:type="spellEnd"/>
+      <w:r>
+        <w:rPr>
+          <w:rStyle w:val="CdigoHTML"/>
+          <w:rFonts w:ascii="Consolas" w:eastAsiaTheme="majorEastAsia" w:hAnsi="Consolas"/>
+          <w:color w:val="BABABA"/>
+          <w:sz w:val="18"/>
+          <w:szCs w:val="18"/>
+        </w:rPr>
+        <w:t>/bin/</w:t>
+      </w:r>
+      <w:proofErr w:type="spellStart"/>
+      <w:r>
+        <w:rPr>
+          <w:rStyle w:val="CdigoHTML"/>
+          <w:rFonts w:ascii="Consolas" w:eastAsiaTheme="majorEastAsia" w:hAnsi="Consolas"/>
+          <w:color w:val="BABABA"/>
+          <w:sz w:val="18"/>
+          <w:szCs w:val="18"/>
+        </w:rPr>
+        <w:t>activate</w:t>
+      </w:r>
+      <w:proofErr w:type="spellEnd"/>
+      <w:r>
+        <w:rPr>
+          <w:rStyle w:val="CdigoHTML"/>
+          <w:rFonts w:ascii="Consolas" w:eastAsiaTheme="majorEastAsia" w:hAnsi="Consolas"/>
+          <w:color w:val="BABABA"/>
+          <w:sz w:val="18"/>
+          <w:szCs w:val="18"/>
+        </w:rPr>
+        <w:t xml:space="preserve">   </w:t>
       </w:r>
       <w:r>
         <w:rPr>
@@ -1189,6 +3815,7 @@
           <w:szCs w:val="18"/>
         </w:rPr>
       </w:pPr>
+      <w:proofErr w:type="spellStart"/>
       <w:r>
         <w:rPr>
           <w:rStyle w:val="CdigoHTML"/>
@@ -1198,7 +3825,40 @@
           <w:szCs w:val="18"/>
         </w:rPr>
         <w:lastRenderedPageBreak/>
-        <w:t xml:space="preserve">venv\Scripts\activate      </w:t>
+        <w:t>venv</w:t>
+      </w:r>
+      <w:proofErr w:type="spellEnd"/>
+      <w:r>
+        <w:rPr>
+          <w:rStyle w:val="CdigoHTML"/>
+          <w:rFonts w:ascii="Consolas" w:eastAsiaTheme="majorEastAsia" w:hAnsi="Consolas"/>
+          <w:color w:val="BABABA"/>
+          <w:sz w:val="18"/>
+          <w:szCs w:val="18"/>
+        </w:rPr>
+        <w:t>\Scripts\</w:t>
+      </w:r>
+      <w:proofErr w:type="spellStart"/>
+      <w:r>
+        <w:rPr>
+          <w:rStyle w:val="CdigoHTML"/>
+          <w:rFonts w:ascii="Consolas" w:eastAsiaTheme="majorEastAsia" w:hAnsi="Consolas"/>
+          <w:color w:val="BABABA"/>
+          <w:sz w:val="18"/>
+          <w:szCs w:val="18"/>
+        </w:rPr>
+        <w:t>activate</w:t>
+      </w:r>
+      <w:proofErr w:type="spellEnd"/>
+      <w:r>
+        <w:rPr>
+          <w:rStyle w:val="CdigoHTML"/>
+          <w:rFonts w:ascii="Consolas" w:eastAsiaTheme="majorEastAsia" w:hAnsi="Consolas"/>
+          <w:color w:val="BABABA"/>
+          <w:sz w:val="18"/>
+          <w:szCs w:val="18"/>
+        </w:rPr>
+        <w:t xml:space="preserve">      </w:t>
       </w:r>
       <w:r>
         <w:rPr>
@@ -1245,6 +3905,7 @@
           <w:szCs w:val="18"/>
         </w:rPr>
       </w:pPr>
+      <w:proofErr w:type="spellStart"/>
       <w:r>
         <w:rPr>
           <w:rStyle w:val="CdigoHTML"/>
@@ -1253,7 +3914,40 @@
           <w:sz w:val="18"/>
           <w:szCs w:val="18"/>
         </w:rPr>
-        <w:t>pip install -r requirements.txt</w:t>
+        <w:t>pip</w:t>
+      </w:r>
+      <w:proofErr w:type="spellEnd"/>
+      <w:r>
+        <w:rPr>
+          <w:rStyle w:val="CdigoHTML"/>
+          <w:rFonts w:ascii="Consolas" w:eastAsiaTheme="majorEastAsia" w:hAnsi="Consolas"/>
+          <w:color w:val="BABABA"/>
+          <w:sz w:val="18"/>
+          <w:szCs w:val="18"/>
+        </w:rPr>
+        <w:t xml:space="preserve"> </w:t>
+      </w:r>
+      <w:proofErr w:type="spellStart"/>
+      <w:r>
+        <w:rPr>
+          <w:rStyle w:val="CdigoHTML"/>
+          <w:rFonts w:ascii="Consolas" w:eastAsiaTheme="majorEastAsia" w:hAnsi="Consolas"/>
+          <w:color w:val="BABABA"/>
+          <w:sz w:val="18"/>
+          <w:szCs w:val="18"/>
+        </w:rPr>
+        <w:t>install</w:t>
+      </w:r>
+      <w:proofErr w:type="spellEnd"/>
+      <w:r>
+        <w:rPr>
+          <w:rStyle w:val="CdigoHTML"/>
+          <w:rFonts w:ascii="Consolas" w:eastAsiaTheme="majorEastAsia" w:hAnsi="Consolas"/>
+          <w:color w:val="BABABA"/>
+          <w:sz w:val="18"/>
+          <w:szCs w:val="18"/>
+        </w:rPr>
+        <w:t xml:space="preserve"> -r requirements.txt</w:t>
       </w:r>
     </w:p>
     <w:p>
@@ -1298,8 +3992,20 @@
           <w:sz w:val="18"/>
           <w:szCs w:val="18"/>
         </w:rPr>
-        <w:t>.env</w:t>
-      </w:r>
+        <w:t>.</w:t>
+      </w:r>
+      <w:proofErr w:type="spellStart"/>
+      <w:r>
+        <w:rPr>
+          <w:rStyle w:val="CdigoHTML"/>
+          <w:rFonts w:ascii="Consolas" w:eastAsiaTheme="majorEastAsia" w:hAnsi="Consolas"/>
+          <w:color w:val="333333"/>
+          <w:sz w:val="18"/>
+          <w:szCs w:val="18"/>
+        </w:rPr>
+        <w:t>env</w:t>
+      </w:r>
+      <w:proofErr w:type="spellEnd"/>
       <w:r>
         <w:rPr>
           <w:rFonts w:ascii="Helvetica" w:hAnsi="Helvetica" w:cs="Helvetica"/>
@@ -1350,7 +4056,29 @@
           <w:sz w:val="18"/>
           <w:szCs w:val="18"/>
         </w:rPr>
-        <w:t>"sua_chave_aqui"</w:t>
+        <w:t>"</w:t>
+      </w:r>
+      <w:proofErr w:type="spellStart"/>
+      <w:r>
+        <w:rPr>
+          <w:rStyle w:val="hljs-string"/>
+          <w:rFonts w:ascii="Helvetica" w:hAnsi="Helvetica" w:cs="Helvetica"/>
+          <w:color w:val="6A8759"/>
+          <w:sz w:val="18"/>
+          <w:szCs w:val="18"/>
+        </w:rPr>
+        <w:t>sua_chave_aqui</w:t>
+      </w:r>
+      <w:proofErr w:type="spellEnd"/>
+      <w:r>
+        <w:rPr>
+          <w:rStyle w:val="hljs-string"/>
+          <w:rFonts w:ascii="Helvetica" w:hAnsi="Helvetica" w:cs="Helvetica"/>
+          <w:color w:val="6A8759"/>
+          <w:sz w:val="18"/>
+          <w:szCs w:val="18"/>
+        </w:rPr>
+        <w:t>"</w:t>
       </w:r>
     </w:p>
     <w:p>
@@ -1400,6 +4128,7 @@
           <w:szCs w:val="18"/>
         </w:rPr>
       </w:pPr>
+      <w:proofErr w:type="spellStart"/>
       <w:r>
         <w:rPr>
           <w:rStyle w:val="CdigoHTML"/>
@@ -1408,7 +4137,40 @@
           <w:sz w:val="18"/>
           <w:szCs w:val="18"/>
         </w:rPr>
-        <w:t>streamlit run agente_fraudecredito.py</w:t>
+        <w:t>streamlit</w:t>
+      </w:r>
+      <w:proofErr w:type="spellEnd"/>
+      <w:r>
+        <w:rPr>
+          <w:rStyle w:val="CdigoHTML"/>
+          <w:rFonts w:ascii="Consolas" w:eastAsiaTheme="majorEastAsia" w:hAnsi="Consolas"/>
+          <w:color w:val="BABABA"/>
+          <w:sz w:val="18"/>
+          <w:szCs w:val="18"/>
+        </w:rPr>
+        <w:t xml:space="preserve"> </w:t>
+      </w:r>
+      <w:proofErr w:type="spellStart"/>
+      <w:r>
+        <w:rPr>
+          <w:rStyle w:val="CdigoHTML"/>
+          <w:rFonts w:ascii="Consolas" w:eastAsiaTheme="majorEastAsia" w:hAnsi="Consolas"/>
+          <w:color w:val="BABABA"/>
+          <w:sz w:val="18"/>
+          <w:szCs w:val="18"/>
+        </w:rPr>
+        <w:t>run</w:t>
+      </w:r>
+      <w:proofErr w:type="spellEnd"/>
+      <w:r>
+        <w:rPr>
+          <w:rStyle w:val="CdigoHTML"/>
+          <w:rFonts w:ascii="Consolas" w:eastAsiaTheme="majorEastAsia" w:hAnsi="Consolas"/>
+          <w:color w:val="BABABA"/>
+          <w:sz w:val="18"/>
+          <w:szCs w:val="18"/>
+        </w:rPr>
+        <w:t xml:space="preserve"> agente_fraudecredito.py</w:t>
       </w:r>
     </w:p>
     <w:p>
@@ -1469,8 +4231,21 @@
         <w:t>🖥</w:t>
       </w:r>
       <w:r>
-        <w:t>️ Manipulação da Interface Gráfica</w:t>
-      </w:r>
+        <w:t xml:space="preserve">️ </w:t>
+      </w:r>
+      <w:proofErr w:type="spellStart"/>
+      <w:r>
+        <w:t>Manipulação</w:t>
+      </w:r>
+      <w:proofErr w:type="spellEnd"/>
+      <w:r>
+        <w:t xml:space="preserve"> da Interface </w:t>
+      </w:r>
+      <w:proofErr w:type="spellStart"/>
+      <w:r>
+        <w:t>Gráfica</w:t>
+      </w:r>
+      <w:proofErr w:type="spellEnd"/>
     </w:p>
     <w:p>
       <w:pPr>
@@ -1485,7 +4260,135 @@
           <w:b/>
           <w:bCs/>
         </w:rPr>
-        <w:t>A interface gráfica foi desenvolvida em Streamlit e permite ao usuário:</w:t>
+        <w:t xml:space="preserve">A interface </w:t>
+      </w:r>
+      <w:proofErr w:type="spellStart"/>
+      <w:r>
+        <w:rPr>
+          <w:b/>
+          <w:bCs/>
+        </w:rPr>
+        <w:t>gráfica</w:t>
+      </w:r>
+      <w:proofErr w:type="spellEnd"/>
+      <w:r>
+        <w:rPr>
+          <w:b/>
+          <w:bCs/>
+        </w:rPr>
+        <w:t xml:space="preserve"> </w:t>
+      </w:r>
+      <w:proofErr w:type="spellStart"/>
+      <w:r>
+        <w:rPr>
+          <w:b/>
+          <w:bCs/>
+        </w:rPr>
+        <w:t>foi</w:t>
+      </w:r>
+      <w:proofErr w:type="spellEnd"/>
+      <w:r>
+        <w:rPr>
+          <w:b/>
+          <w:bCs/>
+        </w:rPr>
+        <w:t xml:space="preserve"> </w:t>
+      </w:r>
+      <w:proofErr w:type="spellStart"/>
+      <w:r>
+        <w:rPr>
+          <w:b/>
+          <w:bCs/>
+        </w:rPr>
+        <w:t>desenvolvida</w:t>
+      </w:r>
+      <w:proofErr w:type="spellEnd"/>
+      <w:r>
+        <w:rPr>
+          <w:b/>
+          <w:bCs/>
+        </w:rPr>
+        <w:t xml:space="preserve"> </w:t>
+      </w:r>
+      <w:proofErr w:type="spellStart"/>
+      <w:r>
+        <w:rPr>
+          <w:b/>
+          <w:bCs/>
+        </w:rPr>
+        <w:t>em</w:t>
+      </w:r>
+      <w:proofErr w:type="spellEnd"/>
+      <w:r>
+        <w:rPr>
+          <w:b/>
+          <w:bCs/>
+        </w:rPr>
+        <w:t xml:space="preserve"> </w:t>
+      </w:r>
+      <w:proofErr w:type="spellStart"/>
+      <w:r>
+        <w:rPr>
+          <w:b/>
+          <w:bCs/>
+        </w:rPr>
+        <w:t>Streamlit</w:t>
+      </w:r>
+      <w:proofErr w:type="spellEnd"/>
+      <w:r>
+        <w:rPr>
+          <w:b/>
+          <w:bCs/>
+        </w:rPr>
+        <w:t xml:space="preserve"> e </w:t>
+      </w:r>
+      <w:proofErr w:type="spellStart"/>
+      <w:r>
+        <w:rPr>
+          <w:b/>
+          <w:bCs/>
+        </w:rPr>
+        <w:t>permite</w:t>
+      </w:r>
+      <w:proofErr w:type="spellEnd"/>
+      <w:r>
+        <w:rPr>
+          <w:b/>
+          <w:bCs/>
+        </w:rPr>
+        <w:t xml:space="preserve"> </w:t>
+      </w:r>
+      <w:proofErr w:type="spellStart"/>
+      <w:r>
+        <w:rPr>
+          <w:b/>
+          <w:bCs/>
+        </w:rPr>
+        <w:t>ao</w:t>
+      </w:r>
+      <w:proofErr w:type="spellEnd"/>
+      <w:r>
+        <w:rPr>
+          <w:b/>
+          <w:bCs/>
+        </w:rPr>
+        <w:t xml:space="preserve"> </w:t>
+      </w:r>
+      <w:proofErr w:type="spellStart"/>
+      <w:r>
+        <w:rPr>
+          <w:b/>
+          <w:bCs/>
+        </w:rPr>
+        <w:t>usuário</w:t>
+      </w:r>
+      <w:proofErr w:type="spellEnd"/>
+      <w:r>
+        <w:rPr>
+          <w:b/>
+          <w:bCs/>
+        </w:rPr>
+        <w:t>:</w:t>
       </w:r>
     </w:p>
     <w:p>
@@ -1494,23 +4397,199 @@
       </w:pPr>
       <w:r>
         <w:br/>
-        <w:t>- Fazer upload de arquivos CSV.</w:t>
+        <w:t xml:space="preserve">- Fazer upload de </w:t>
+      </w:r>
+      <w:proofErr w:type="spellStart"/>
+      <w:r>
+        <w:t>arquivos</w:t>
+      </w:r>
+      <w:proofErr w:type="spellEnd"/>
+      <w:r>
+        <w:t xml:space="preserve"> CSV.</w:t>
       </w:r>
       <w:r>
         <w:br/>
-        <w:t>- Selecionar perguntas de análise em menus suspensos.</w:t>
+        <w:t xml:space="preserve">- </w:t>
+      </w:r>
+      <w:proofErr w:type="spellStart"/>
+      <w:r>
+        <w:t>Selecionar</w:t>
+      </w:r>
+      <w:proofErr w:type="spellEnd"/>
+      <w:r>
+        <w:t xml:space="preserve"> </w:t>
+      </w:r>
+      <w:proofErr w:type="spellStart"/>
+      <w:r>
+        <w:t>perguntas</w:t>
+      </w:r>
+      <w:proofErr w:type="spellEnd"/>
+      <w:r>
+        <w:t xml:space="preserve"> de </w:t>
+      </w:r>
+      <w:proofErr w:type="spellStart"/>
+      <w:r>
+        <w:t>análise</w:t>
+      </w:r>
+      <w:proofErr w:type="spellEnd"/>
+      <w:r>
+        <w:t xml:space="preserve"> </w:t>
+      </w:r>
+      <w:proofErr w:type="spellStart"/>
+      <w:r>
+        <w:t>em</w:t>
+      </w:r>
+      <w:proofErr w:type="spellEnd"/>
+      <w:r>
+        <w:t xml:space="preserve"> menus </w:t>
+      </w:r>
+      <w:proofErr w:type="spellStart"/>
+      <w:r>
+        <w:t>suspensos</w:t>
+      </w:r>
+      <w:proofErr w:type="spellEnd"/>
+      <w:r>
+        <w:t>.</w:t>
       </w:r>
       <w:r>
         <w:br/>
-        <w:t>- Consultar respostas com gráficos e tabelas.</w:t>
+        <w:t xml:space="preserve">- </w:t>
+      </w:r>
+      <w:proofErr w:type="spellStart"/>
+      <w:r>
+        <w:t>Consultar</w:t>
+      </w:r>
+      <w:proofErr w:type="spellEnd"/>
+      <w:r>
+        <w:t xml:space="preserve"> </w:t>
+      </w:r>
+      <w:proofErr w:type="spellStart"/>
+      <w:r>
+        <w:t>respostas</w:t>
+      </w:r>
+      <w:proofErr w:type="spellEnd"/>
+      <w:r>
+        <w:t xml:space="preserve"> com </w:t>
+      </w:r>
+      <w:proofErr w:type="spellStart"/>
+      <w:r>
+        <w:t>gráficos</w:t>
+      </w:r>
+      <w:proofErr w:type="spellEnd"/>
+      <w:r>
+        <w:t xml:space="preserve"> e </w:t>
+      </w:r>
+      <w:proofErr w:type="spellStart"/>
+      <w:r>
+        <w:t>tabelas</w:t>
+      </w:r>
+      <w:proofErr w:type="spellEnd"/>
+      <w:r>
+        <w:t>.</w:t>
       </w:r>
       <w:r>
         <w:br/>
-        <w:t>- Visualizar conclusões gerais.</w:t>
+        <w:t xml:space="preserve">- </w:t>
+      </w:r>
+      <w:proofErr w:type="spellStart"/>
+      <w:r>
+        <w:t>Visualizar</w:t>
+      </w:r>
+      <w:proofErr w:type="spellEnd"/>
+      <w:r>
+        <w:t xml:space="preserve"> </w:t>
+      </w:r>
+      <w:proofErr w:type="spellStart"/>
+      <w:r>
+        <w:t>conclusões</w:t>
+      </w:r>
+      <w:proofErr w:type="spellEnd"/>
+      <w:r>
+        <w:t xml:space="preserve"> </w:t>
+      </w:r>
+      <w:proofErr w:type="spellStart"/>
+      <w:r>
+        <w:t>gerais</w:t>
+      </w:r>
+      <w:proofErr w:type="spellEnd"/>
+      <w:r>
+        <w:t>.</w:t>
       </w:r>
       <w:r>
         <w:br/>
-        <w:t>- Explorar os resultados em componentes HTML renderizados na própria tela.</w:t>
+        <w:t xml:space="preserve">- </w:t>
+      </w:r>
+      <w:proofErr w:type="spellStart"/>
+      <w:r>
+        <w:t>Explorar</w:t>
+      </w:r>
+      <w:proofErr w:type="spellEnd"/>
+      <w:r>
+        <w:t xml:space="preserve"> </w:t>
+      </w:r>
+      <w:proofErr w:type="spellStart"/>
+      <w:r>
+        <w:t>os</w:t>
+      </w:r>
+      <w:proofErr w:type="spellEnd"/>
+      <w:r>
+        <w:t xml:space="preserve"> </w:t>
+      </w:r>
+      <w:proofErr w:type="spellStart"/>
+      <w:r>
+        <w:t>resultados</w:t>
+      </w:r>
+      <w:proofErr w:type="spellEnd"/>
+      <w:r>
+        <w:t xml:space="preserve"> </w:t>
+      </w:r>
+      <w:proofErr w:type="spellStart"/>
+      <w:r>
+        <w:t>em</w:t>
+      </w:r>
+      <w:proofErr w:type="spellEnd"/>
+      <w:r>
+        <w:t xml:space="preserve"> </w:t>
+      </w:r>
+      <w:proofErr w:type="spellStart"/>
+      <w:r>
+        <w:t>componentes</w:t>
+      </w:r>
+      <w:proofErr w:type="spellEnd"/>
+      <w:r>
+        <w:t xml:space="preserve"> HTML </w:t>
+      </w:r>
+      <w:proofErr w:type="spellStart"/>
+      <w:r>
+        <w:t>renderizados</w:t>
+      </w:r>
+      <w:proofErr w:type="spellEnd"/>
+      <w:r>
+        <w:t xml:space="preserve"> </w:t>
+      </w:r>
+      <w:proofErr w:type="spellStart"/>
+      <w:r>
+        <w:t>na</w:t>
+      </w:r>
+      <w:proofErr w:type="spellEnd"/>
+      <w:r>
+        <w:t xml:space="preserve"> </w:t>
+      </w:r>
+      <w:proofErr w:type="spellStart"/>
+      <w:r>
+        <w:t>própria</w:t>
+      </w:r>
+      <w:proofErr w:type="spellEnd"/>
+      <w:r>
+        <w:t xml:space="preserve"> </w:t>
+      </w:r>
+      <w:proofErr w:type="spellStart"/>
+      <w:r>
+        <w:t>tela</w:t>
+      </w:r>
+      <w:proofErr w:type="spellEnd"/>
+      <w:r>
+        <w:t>.</w:t>
       </w:r>
     </w:p>
     <w:p>
@@ -1518,15 +4597,260 @@
         <w:pStyle w:val="Ttulo1"/>
       </w:pPr>
       <w:r>
-        <w:t>💾 Mecanismo de Memória</w:t>
-      </w:r>
+        <w:t xml:space="preserve">💾 </w:t>
+      </w:r>
+      <w:proofErr w:type="spellStart"/>
+      <w:r>
+        <w:t>Mecanismo</w:t>
+      </w:r>
+      <w:proofErr w:type="spellEnd"/>
+      <w:r>
+        <w:t xml:space="preserve"> de </w:t>
+      </w:r>
+      <w:proofErr w:type="spellStart"/>
+      <w:r>
+        <w:t>Memória</w:t>
+      </w:r>
+      <w:proofErr w:type="spellEnd"/>
     </w:p>
     <w:p>
       <w:pPr>
         <w:ind w:firstLine="720"/>
       </w:pPr>
       <w:r>
-        <w:t>O sistema utiliza o mecanismo de `session_state` do Streamlit para manter o histórico de conclusões e perguntas já respondidas. Isso garante que, mesmo após múltiplas interações, os resultados anteriores continuem acessíveis até a execução da conclusão geral, quando o histórico é resetado.</w:t>
+        <w:t xml:space="preserve">O </w:t>
+      </w:r>
+      <w:proofErr w:type="spellStart"/>
+      <w:r>
+        <w:t>sistema</w:t>
+      </w:r>
+      <w:proofErr w:type="spellEnd"/>
+      <w:r>
+        <w:t xml:space="preserve"> </w:t>
+      </w:r>
+      <w:proofErr w:type="spellStart"/>
+      <w:r>
+        <w:t>utiliza</w:t>
+      </w:r>
+      <w:proofErr w:type="spellEnd"/>
+      <w:r>
+        <w:t xml:space="preserve"> o </w:t>
+      </w:r>
+      <w:proofErr w:type="spellStart"/>
+      <w:r>
+        <w:t>mecanismo</w:t>
+      </w:r>
+      <w:proofErr w:type="spellEnd"/>
+      <w:r>
+        <w:t xml:space="preserve"> de `</w:t>
+      </w:r>
+      <w:proofErr w:type="spellStart"/>
+      <w:r>
+        <w:t>session_state</w:t>
+      </w:r>
+      <w:proofErr w:type="spellEnd"/>
+      <w:r>
+        <w:t xml:space="preserve">` do </w:t>
+      </w:r>
+      <w:proofErr w:type="spellStart"/>
+      <w:r>
+        <w:t>Streamlit</w:t>
+      </w:r>
+      <w:proofErr w:type="spellEnd"/>
+      <w:r>
+        <w:t xml:space="preserve"> para </w:t>
+      </w:r>
+      <w:proofErr w:type="spellStart"/>
+      <w:r>
+        <w:t>manter</w:t>
+      </w:r>
+      <w:proofErr w:type="spellEnd"/>
+      <w:r>
+        <w:t xml:space="preserve"> o </w:t>
+      </w:r>
+      <w:proofErr w:type="spellStart"/>
+      <w:r>
+        <w:t>histórico</w:t>
+      </w:r>
+      <w:proofErr w:type="spellEnd"/>
+      <w:r>
+        <w:t xml:space="preserve"> de </w:t>
+      </w:r>
+      <w:proofErr w:type="spellStart"/>
+      <w:r>
+        <w:t>conclusões</w:t>
+      </w:r>
+      <w:proofErr w:type="spellEnd"/>
+      <w:r>
+        <w:t xml:space="preserve"> e </w:t>
+      </w:r>
+      <w:proofErr w:type="spellStart"/>
+      <w:r>
+        <w:t>perguntas</w:t>
+      </w:r>
+      <w:proofErr w:type="spellEnd"/>
+      <w:r>
+        <w:t xml:space="preserve"> </w:t>
+      </w:r>
+      <w:proofErr w:type="spellStart"/>
+      <w:r>
+        <w:t>já</w:t>
+      </w:r>
+      <w:proofErr w:type="spellEnd"/>
+      <w:r>
+        <w:t xml:space="preserve"> </w:t>
+      </w:r>
+      <w:proofErr w:type="spellStart"/>
+      <w:r>
+        <w:t>respondidas</w:t>
+      </w:r>
+      <w:proofErr w:type="spellEnd"/>
+      <w:r>
+        <w:t xml:space="preserve">. </w:t>
+      </w:r>
+      <w:proofErr w:type="spellStart"/>
+      <w:r>
+        <w:t>Isso</w:t>
+      </w:r>
+      <w:proofErr w:type="spellEnd"/>
+      <w:r>
+        <w:t xml:space="preserve"> </w:t>
+      </w:r>
+      <w:proofErr w:type="spellStart"/>
+      <w:r>
+        <w:t>garante</w:t>
+      </w:r>
+      <w:proofErr w:type="spellEnd"/>
+      <w:r>
+        <w:t xml:space="preserve"> que, </w:t>
+      </w:r>
+      <w:proofErr w:type="spellStart"/>
+      <w:r>
+        <w:t>mesmo</w:t>
+      </w:r>
+      <w:proofErr w:type="spellEnd"/>
+      <w:r>
+        <w:t xml:space="preserve"> </w:t>
+      </w:r>
+      <w:proofErr w:type="spellStart"/>
+      <w:r>
+        <w:t>após</w:t>
+      </w:r>
+      <w:proofErr w:type="spellEnd"/>
+      <w:r>
+        <w:t xml:space="preserve"> </w:t>
+      </w:r>
+      <w:proofErr w:type="spellStart"/>
+      <w:r>
+        <w:t>múltiplas</w:t>
+      </w:r>
+      <w:proofErr w:type="spellEnd"/>
+      <w:r>
+        <w:t xml:space="preserve"> </w:t>
+      </w:r>
+      <w:proofErr w:type="spellStart"/>
+      <w:r>
+        <w:t>interações</w:t>
+      </w:r>
+      <w:proofErr w:type="spellEnd"/>
+      <w:r>
+        <w:t xml:space="preserve">, </w:t>
+      </w:r>
+      <w:proofErr w:type="spellStart"/>
+      <w:r>
+        <w:t>os</w:t>
+      </w:r>
+      <w:proofErr w:type="spellEnd"/>
+      <w:r>
+        <w:t xml:space="preserve"> </w:t>
+      </w:r>
+      <w:proofErr w:type="spellStart"/>
+      <w:r>
+        <w:t>resultados</w:t>
+      </w:r>
+      <w:proofErr w:type="spellEnd"/>
+      <w:r>
+        <w:t xml:space="preserve"> </w:t>
+      </w:r>
+      <w:proofErr w:type="spellStart"/>
+      <w:r>
+        <w:t>anteriores</w:t>
+      </w:r>
+      <w:proofErr w:type="spellEnd"/>
+      <w:r>
+        <w:t xml:space="preserve"> </w:t>
+      </w:r>
+      <w:proofErr w:type="spellStart"/>
+      <w:r>
+        <w:t>continuem</w:t>
+      </w:r>
+      <w:proofErr w:type="spellEnd"/>
+      <w:r>
+        <w:t xml:space="preserve"> </w:t>
+      </w:r>
+      <w:proofErr w:type="spellStart"/>
+      <w:r>
+        <w:t>acessíveis</w:t>
+      </w:r>
+      <w:proofErr w:type="spellEnd"/>
+      <w:r>
+        <w:t xml:space="preserve"> </w:t>
+      </w:r>
+      <w:proofErr w:type="spellStart"/>
+      <w:r>
+        <w:t>até</w:t>
+      </w:r>
+      <w:proofErr w:type="spellEnd"/>
+      <w:r>
+        <w:t xml:space="preserve"> a </w:t>
+      </w:r>
+      <w:proofErr w:type="spellStart"/>
+      <w:r>
+        <w:t>execução</w:t>
+      </w:r>
+      <w:proofErr w:type="spellEnd"/>
+      <w:r>
+        <w:t xml:space="preserve"> da </w:t>
+      </w:r>
+      <w:proofErr w:type="spellStart"/>
+      <w:r>
+        <w:t>conclusão</w:t>
+      </w:r>
+      <w:proofErr w:type="spellEnd"/>
+      <w:r>
+        <w:t xml:space="preserve"> </w:t>
+      </w:r>
+      <w:proofErr w:type="spellStart"/>
+      <w:r>
+        <w:t>geral</w:t>
+      </w:r>
+      <w:proofErr w:type="spellEnd"/>
+      <w:r>
+        <w:t xml:space="preserve">, </w:t>
+      </w:r>
+      <w:proofErr w:type="spellStart"/>
+      <w:r>
+        <w:t>quando</w:t>
+      </w:r>
+      <w:proofErr w:type="spellEnd"/>
+      <w:r>
+        <w:t xml:space="preserve"> o </w:t>
+      </w:r>
+      <w:proofErr w:type="spellStart"/>
+      <w:r>
+        <w:t>histórico</w:t>
+      </w:r>
+      <w:proofErr w:type="spellEnd"/>
+      <w:r>
+        <w:t xml:space="preserve"> é </w:t>
+      </w:r>
+      <w:proofErr w:type="spellStart"/>
+      <w:r>
+        <w:t>resetado</w:t>
+      </w:r>
+      <w:proofErr w:type="spellEnd"/>
+      <w:r>
+        <w:t>.</w:t>
       </w:r>
     </w:p>
     <w:p>
@@ -1534,15 +4858,76 @@
         <w:pStyle w:val="Ttulo1"/>
       </w:pPr>
       <w:r>
-        <w:t>🔗 Versão de Testes</w:t>
+        <w:t xml:space="preserve">🔗 </w:t>
+      </w:r>
+      <w:proofErr w:type="spellStart"/>
+      <w:r>
+        <w:t>Versão</w:t>
+      </w:r>
+      <w:proofErr w:type="spellEnd"/>
+      <w:r>
+        <w:t xml:space="preserve"> de Testes</w:t>
       </w:r>
     </w:p>
     <w:p>
       <w:pPr>
         <w:spacing w:after="0" w:line="360" w:lineRule="auto"/>
       </w:pPr>
-      <w:r>
-        <w:t>Existe uma versão da aplicação disponível para testes, hospedada em:</w:t>
+      <w:proofErr w:type="spellStart"/>
+      <w:r>
+        <w:t>Existe</w:t>
+      </w:r>
+      <w:proofErr w:type="spellEnd"/>
+      <w:r>
+        <w:t xml:space="preserve"> </w:t>
+      </w:r>
+      <w:proofErr w:type="spellStart"/>
+      <w:r>
+        <w:t>uma</w:t>
+      </w:r>
+      <w:proofErr w:type="spellEnd"/>
+      <w:r>
+        <w:t xml:space="preserve"> </w:t>
+      </w:r>
+      <w:proofErr w:type="spellStart"/>
+      <w:r>
+        <w:t>versão</w:t>
+      </w:r>
+      <w:proofErr w:type="spellEnd"/>
+      <w:r>
+        <w:t xml:space="preserve"> da </w:t>
+      </w:r>
+      <w:proofErr w:type="spellStart"/>
+      <w:r>
+        <w:t>aplicação</w:t>
+      </w:r>
+      <w:proofErr w:type="spellEnd"/>
+      <w:r>
+        <w:t xml:space="preserve"> </w:t>
+      </w:r>
+      <w:proofErr w:type="spellStart"/>
+      <w:r>
+        <w:t>disponível</w:t>
+      </w:r>
+      <w:proofErr w:type="spellEnd"/>
+      <w:r>
+        <w:t xml:space="preserve"> para testes, </w:t>
+      </w:r>
+      <w:proofErr w:type="spellStart"/>
+      <w:r>
+        <w:t>hospedada</w:t>
+      </w:r>
+      <w:proofErr w:type="spellEnd"/>
+      <w:r>
+        <w:t xml:space="preserve"> </w:t>
+      </w:r>
+      <w:proofErr w:type="spellStart"/>
+      <w:r>
+        <w:t>em</w:t>
+      </w:r>
+      <w:proofErr w:type="spellEnd"/>
+      <w:r>
+        <w:t>:</w:t>
       </w:r>
       <w:r>
         <w:br/>
@@ -1564,8 +4949,93 @@
       <w:pPr>
         <w:ind w:firstLine="720"/>
       </w:pPr>
-      <w:r>
-        <w:t>Esta seção apresenta exemplos de perguntas e respostas geradas pelo sistema durante a análise.</w:t>
+      <w:proofErr w:type="spellStart"/>
+      <w:r>
+        <w:t>Esta</w:t>
+      </w:r>
+      <w:proofErr w:type="spellEnd"/>
+      <w:r>
+        <w:t xml:space="preserve"> </w:t>
+      </w:r>
+      <w:proofErr w:type="spellStart"/>
+      <w:r>
+        <w:t>seção</w:t>
+      </w:r>
+      <w:proofErr w:type="spellEnd"/>
+      <w:r>
+        <w:t xml:space="preserve"> </w:t>
+      </w:r>
+      <w:proofErr w:type="spellStart"/>
+      <w:r>
+        <w:t>apresenta</w:t>
+      </w:r>
+      <w:proofErr w:type="spellEnd"/>
+      <w:r>
+        <w:t xml:space="preserve"> </w:t>
+      </w:r>
+      <w:proofErr w:type="spellStart"/>
+      <w:r>
+        <w:t>exemplos</w:t>
+      </w:r>
+      <w:proofErr w:type="spellEnd"/>
+      <w:r>
+        <w:t xml:space="preserve"> de </w:t>
+      </w:r>
+      <w:proofErr w:type="spellStart"/>
+      <w:r>
+        <w:t>perguntas</w:t>
+      </w:r>
+      <w:proofErr w:type="spellEnd"/>
+      <w:r>
+        <w:t xml:space="preserve"> e </w:t>
+      </w:r>
+      <w:proofErr w:type="spellStart"/>
+      <w:r>
+        <w:t>respostas</w:t>
+      </w:r>
+      <w:proofErr w:type="spellEnd"/>
+      <w:r>
+        <w:t xml:space="preserve"> </w:t>
+      </w:r>
+      <w:proofErr w:type="spellStart"/>
+      <w:r>
+        <w:t>geradas</w:t>
+      </w:r>
+      <w:proofErr w:type="spellEnd"/>
+      <w:r>
+        <w:t xml:space="preserve"> </w:t>
+      </w:r>
+      <w:proofErr w:type="spellStart"/>
+      <w:r>
+        <w:t>pelo</w:t>
+      </w:r>
+      <w:proofErr w:type="spellEnd"/>
+      <w:r>
+        <w:t xml:space="preserve"> </w:t>
+      </w:r>
+      <w:proofErr w:type="spellStart"/>
+      <w:r>
+        <w:t>sistema</w:t>
+      </w:r>
+      <w:proofErr w:type="spellEnd"/>
+      <w:r>
+        <w:t xml:space="preserve"> </w:t>
+      </w:r>
+      <w:proofErr w:type="spellStart"/>
+      <w:r>
+        <w:t>durante</w:t>
+      </w:r>
+      <w:proofErr w:type="spellEnd"/>
+      <w:r>
+        <w:t xml:space="preserve"> a </w:t>
+      </w:r>
+      <w:proofErr w:type="spellStart"/>
+      <w:r>
+        <w:t>análise</w:t>
+      </w:r>
+      <w:proofErr w:type="spellEnd"/>
+      <w:r>
+        <w:t>.</w:t>
       </w:r>
     </w:p>
     <w:p>
@@ -1587,9 +5057,14 @@
       <w:pPr>
         <w:pStyle w:val="Ttulo2"/>
       </w:pPr>
+      <w:proofErr w:type="spellStart"/>
       <w:r>
         <w:lastRenderedPageBreak/>
-        <w:t>Pergunta:</w:t>
+        <w:t>Pergunta</w:t>
+      </w:r>
+      <w:proofErr w:type="spellEnd"/>
+      <w:r>
+        <w:t>:</w:t>
       </w:r>
     </w:p>
     <w:p>
@@ -1599,20 +5074,114 @@
           <w:bCs/>
         </w:rPr>
       </w:pPr>
+      <w:proofErr w:type="spellStart"/>
       <w:r>
         <w:rPr>
           <w:b/>
           <w:bCs/>
         </w:rPr>
-        <w:t>Quais são os tipos de dados (numéricos, categóricos)?</w:t>
+        <w:t>Quais</w:t>
+      </w:r>
+      <w:proofErr w:type="spellEnd"/>
+      <w:r>
+        <w:rPr>
+          <w:b/>
+          <w:bCs/>
+        </w:rPr>
+        <w:t xml:space="preserve"> </w:t>
+      </w:r>
+      <w:proofErr w:type="spellStart"/>
+      <w:r>
+        <w:rPr>
+          <w:b/>
+          <w:bCs/>
+        </w:rPr>
+        <w:t>são</w:t>
+      </w:r>
+      <w:proofErr w:type="spellEnd"/>
+      <w:r>
+        <w:rPr>
+          <w:b/>
+          <w:bCs/>
+        </w:rPr>
+        <w:t xml:space="preserve"> </w:t>
+      </w:r>
+      <w:proofErr w:type="spellStart"/>
+      <w:r>
+        <w:rPr>
+          <w:b/>
+          <w:bCs/>
+        </w:rPr>
+        <w:t>os</w:t>
+      </w:r>
+      <w:proofErr w:type="spellEnd"/>
+      <w:r>
+        <w:rPr>
+          <w:b/>
+          <w:bCs/>
+        </w:rPr>
+        <w:t xml:space="preserve"> </w:t>
+      </w:r>
+      <w:proofErr w:type="spellStart"/>
+      <w:r>
+        <w:rPr>
+          <w:b/>
+          <w:bCs/>
+        </w:rPr>
+        <w:t>tipos</w:t>
+      </w:r>
+      <w:proofErr w:type="spellEnd"/>
+      <w:r>
+        <w:rPr>
+          <w:b/>
+          <w:bCs/>
+        </w:rPr>
+        <w:t xml:space="preserve"> de dados (</w:t>
+      </w:r>
+      <w:proofErr w:type="spellStart"/>
+      <w:r>
+        <w:rPr>
+          <w:b/>
+          <w:bCs/>
+        </w:rPr>
+        <w:t>numéricos</w:t>
+      </w:r>
+      <w:proofErr w:type="spellEnd"/>
+      <w:r>
+        <w:rPr>
+          <w:b/>
+          <w:bCs/>
+        </w:rPr>
+        <w:t xml:space="preserve">, </w:t>
+      </w:r>
+      <w:proofErr w:type="spellStart"/>
+      <w:r>
+        <w:rPr>
+          <w:b/>
+          <w:bCs/>
+        </w:rPr>
+        <w:t>categóricos</w:t>
+      </w:r>
+      <w:proofErr w:type="spellEnd"/>
+      <w:r>
+        <w:rPr>
+          <w:b/>
+          <w:bCs/>
+        </w:rPr>
+        <w:t>)?</w:t>
       </w:r>
     </w:p>
     <w:p>
       <w:pPr>
         <w:pStyle w:val="Ttulo2"/>
       </w:pPr>
-      <w:r>
-        <w:t>Resposta:</w:t>
+      <w:proofErr w:type="spellStart"/>
+      <w:r>
+        <w:t>Resposta</w:t>
+      </w:r>
+      <w:proofErr w:type="spellEnd"/>
+      <w:r>
+        <w:t>:</w:t>
       </w:r>
     </w:p>
     <w:p>
@@ -1625,14 +5194,88 @@
           <w:szCs w:val="22"/>
         </w:rPr>
       </w:pPr>
+      <w:proofErr w:type="spellStart"/>
       <w:r>
         <w:rPr>
           <w:color w:val="333333"/>
           <w:sz w:val="22"/>
           <w:szCs w:val="22"/>
         </w:rPr>
-        <w:t>Análise de Tipos de Dados no Dataset de Fraudes de Cartão de Crédito</w:t>
-      </w:r>
+        <w:t>Análise</w:t>
+      </w:r>
+      <w:proofErr w:type="spellEnd"/>
+      <w:r>
+        <w:rPr>
+          <w:color w:val="333333"/>
+          <w:sz w:val="22"/>
+          <w:szCs w:val="22"/>
+        </w:rPr>
+        <w:t xml:space="preserve"> de </w:t>
+      </w:r>
+      <w:proofErr w:type="spellStart"/>
+      <w:r>
+        <w:rPr>
+          <w:color w:val="333333"/>
+          <w:sz w:val="22"/>
+          <w:szCs w:val="22"/>
+        </w:rPr>
+        <w:t>Tipos</w:t>
+      </w:r>
+      <w:proofErr w:type="spellEnd"/>
+      <w:r>
+        <w:rPr>
+          <w:color w:val="333333"/>
+          <w:sz w:val="22"/>
+          <w:szCs w:val="22"/>
+        </w:rPr>
+        <w:t xml:space="preserve"> de Dados no Dataset de </w:t>
+      </w:r>
+      <w:proofErr w:type="spellStart"/>
+      <w:r>
+        <w:rPr>
+          <w:color w:val="333333"/>
+          <w:sz w:val="22"/>
+          <w:szCs w:val="22"/>
+        </w:rPr>
+        <w:t>Fraudes</w:t>
+      </w:r>
+      <w:proofErr w:type="spellEnd"/>
+      <w:r>
+        <w:rPr>
+          <w:color w:val="333333"/>
+          <w:sz w:val="22"/>
+          <w:szCs w:val="22"/>
+        </w:rPr>
+        <w:t xml:space="preserve"> de </w:t>
+      </w:r>
+      <w:proofErr w:type="spellStart"/>
+      <w:r>
+        <w:rPr>
+          <w:color w:val="333333"/>
+          <w:sz w:val="22"/>
+          <w:szCs w:val="22"/>
+        </w:rPr>
+        <w:t>Cartão</w:t>
+      </w:r>
+      <w:proofErr w:type="spellEnd"/>
+      <w:r>
+        <w:rPr>
+          <w:color w:val="333333"/>
+          <w:sz w:val="22"/>
+          <w:szCs w:val="22"/>
+        </w:rPr>
+        <w:t xml:space="preserve"> de </w:t>
+      </w:r>
+      <w:proofErr w:type="spellStart"/>
+      <w:r>
+        <w:rPr>
+          <w:color w:val="333333"/>
+          <w:sz w:val="22"/>
+          <w:szCs w:val="22"/>
+        </w:rPr>
+        <w:t>Crédito</w:t>
+      </w:r>
+      <w:proofErr w:type="spellEnd"/>
     </w:p>
     <w:p>
       <w:pPr>
@@ -1649,7 +5292,25 @@
           <w:sz w:val="22"/>
           <w:szCs w:val="22"/>
         </w:rPr>
-        <w:t>Os dados são compostos majoritariamente por variáveis numéricas contínuas (FLOAT), exceto a coluna Class, que é categórica binária (BIGINT: 0 ou 1).</w:t>
+        <w:t xml:space="preserve">Os dados são compostos majoritariamente por variáveis numéricas contínuas (FLOAT), exceto a coluna </w:t>
+      </w:r>
+      <w:proofErr w:type="spellStart"/>
+      <w:r>
+        <w:rPr>
+          <w:color w:val="000000"/>
+          <w:sz w:val="22"/>
+          <w:szCs w:val="22"/>
+        </w:rPr>
+        <w:t>Class</w:t>
+      </w:r>
+      <w:proofErr w:type="spellEnd"/>
+      <w:r>
+        <w:rPr>
+          <w:color w:val="000000"/>
+          <w:sz w:val="22"/>
+          <w:szCs w:val="22"/>
+        </w:rPr>
+        <w:t>, que é categórica binária (BIGINT: 0 ou 1).</w:t>
       </w:r>
     </w:p>
     <w:p>
@@ -1661,14 +5322,52 @@
           <w:szCs w:val="22"/>
         </w:rPr>
       </w:pPr>
+      <w:proofErr w:type="spellStart"/>
       <w:r>
         <w:rPr>
           <w:color w:val="333333"/>
           <w:sz w:val="22"/>
           <w:szCs w:val="22"/>
         </w:rPr>
-        <w:t>Tabela de Colunas e Tipos</w:t>
-      </w:r>
+        <w:t>Tabela</w:t>
+      </w:r>
+      <w:proofErr w:type="spellEnd"/>
+      <w:r>
+        <w:rPr>
+          <w:color w:val="333333"/>
+          <w:sz w:val="22"/>
+          <w:szCs w:val="22"/>
+        </w:rPr>
+        <w:t xml:space="preserve"> de </w:t>
+      </w:r>
+      <w:proofErr w:type="spellStart"/>
+      <w:r>
+        <w:rPr>
+          <w:color w:val="333333"/>
+          <w:sz w:val="22"/>
+          <w:szCs w:val="22"/>
+        </w:rPr>
+        <w:t>Colunas</w:t>
+      </w:r>
+      <w:proofErr w:type="spellEnd"/>
+      <w:r>
+        <w:rPr>
+          <w:color w:val="333333"/>
+          <w:sz w:val="22"/>
+          <w:szCs w:val="22"/>
+        </w:rPr>
+        <w:t xml:space="preserve"> e </w:t>
+      </w:r>
+      <w:proofErr w:type="spellStart"/>
+      <w:r>
+        <w:rPr>
+          <w:color w:val="333333"/>
+          <w:sz w:val="22"/>
+          <w:szCs w:val="22"/>
+        </w:rPr>
+        <w:t>Tipos</w:t>
+      </w:r>
+      <w:proofErr w:type="spellEnd"/>
     </w:p>
     <w:tbl>
       <w:tblPr>
@@ -1715,6 +5414,7 @@
                 <w:color w:val="000000"/>
               </w:rPr>
             </w:pPr>
+            <w:proofErr w:type="spellStart"/>
             <w:r>
               <w:rPr>
                 <w:b/>
@@ -1723,6 +5423,7 @@
               </w:rPr>
               <w:t>Coluna</w:t>
             </w:r>
+            <w:proofErr w:type="spellEnd"/>
           </w:p>
         </w:tc>
         <w:tc>
@@ -1758,8 +5459,18 @@
                 <w:bCs/>
                 <w:color w:val="000000"/>
               </w:rPr>
-              <w:t>Tipo no Arquivo</w:t>
+              <w:t xml:space="preserve">Tipo no </w:t>
             </w:r>
+            <w:proofErr w:type="spellStart"/>
+            <w:r>
+              <w:rPr>
+                <w:b/>
+                <w:bCs/>
+                <w:color w:val="000000"/>
+              </w:rPr>
+              <w:t>Arquivo</w:t>
+            </w:r>
+            <w:proofErr w:type="spellEnd"/>
           </w:p>
         </w:tc>
         <w:tc>
@@ -1789,6 +5500,7 @@
                 <w:color w:val="000000"/>
               </w:rPr>
             </w:pPr>
+            <w:proofErr w:type="spellStart"/>
             <w:r>
               <w:rPr>
                 <w:b/>
@@ -1797,6 +5509,7 @@
               </w:rPr>
               <w:t>Clássico</w:t>
             </w:r>
+            <w:proofErr w:type="spellEnd"/>
           </w:p>
         </w:tc>
         <w:tc>
@@ -1826,6 +5539,7 @@
                 <w:color w:val="000000"/>
               </w:rPr>
             </w:pPr>
+            <w:proofErr w:type="spellStart"/>
             <w:r>
               <w:rPr>
                 <w:b/>
@@ -1834,6 +5548,7 @@
               </w:rPr>
               <w:t>Descrição</w:t>
             </w:r>
+            <w:proofErr w:type="spellEnd"/>
           </w:p>
         </w:tc>
       </w:tr>
@@ -1929,11 +5644,33 @@
                 <w:color w:val="000000"/>
               </w:rPr>
             </w:pPr>
+            <w:proofErr w:type="spellStart"/>
             <w:r>
               <w:rPr>
                 <w:color w:val="000000"/>
               </w:rPr>
-              <w:t>Numérico (contínuo)</w:t>
+              <w:t>Numérico</w:t>
+            </w:r>
+            <w:proofErr w:type="spellEnd"/>
+            <w:r>
+              <w:rPr>
+                <w:color w:val="000000"/>
+              </w:rPr>
+              <w:t xml:space="preserve"> (</w:t>
+            </w:r>
+            <w:proofErr w:type="spellStart"/>
+            <w:r>
+              <w:rPr>
+                <w:color w:val="000000"/>
+              </w:rPr>
+              <w:t>contínuo</w:t>
+            </w:r>
+            <w:proofErr w:type="spellEnd"/>
+            <w:r>
+              <w:rPr>
+                <w:color w:val="000000"/>
+              </w:rPr>
+              <w:t>)</w:t>
             </w:r>
           </w:p>
         </w:tc>
@@ -1962,11 +5699,75 @@
                 <w:color w:val="000000"/>
               </w:rPr>
             </w:pPr>
+            <w:proofErr w:type="spellStart"/>
             <w:r>
               <w:rPr>
                 <w:color w:val="000000"/>
               </w:rPr>
-              <w:t>Número de segundos desde a primeira transação.</w:t>
+              <w:t>Número</w:t>
+            </w:r>
+            <w:proofErr w:type="spellEnd"/>
+            <w:r>
+              <w:rPr>
+                <w:color w:val="000000"/>
+              </w:rPr>
+              <w:t xml:space="preserve"> de </w:t>
+            </w:r>
+            <w:proofErr w:type="spellStart"/>
+            <w:r>
+              <w:rPr>
+                <w:color w:val="000000"/>
+              </w:rPr>
+              <w:t>segundos</w:t>
+            </w:r>
+            <w:proofErr w:type="spellEnd"/>
+            <w:r>
+              <w:rPr>
+                <w:color w:val="000000"/>
+              </w:rPr>
+              <w:t xml:space="preserve"> </w:t>
+            </w:r>
+            <w:proofErr w:type="spellStart"/>
+            <w:r>
+              <w:rPr>
+                <w:color w:val="000000"/>
+              </w:rPr>
+              <w:t>desde</w:t>
+            </w:r>
+            <w:proofErr w:type="spellEnd"/>
+            <w:r>
+              <w:rPr>
+                <w:color w:val="000000"/>
+              </w:rPr>
+              <w:t xml:space="preserve"> a </w:t>
+            </w:r>
+            <w:proofErr w:type="spellStart"/>
+            <w:r>
+              <w:rPr>
+                <w:color w:val="000000"/>
+              </w:rPr>
+              <w:t>primeira</w:t>
+            </w:r>
+            <w:proofErr w:type="spellEnd"/>
+            <w:r>
+              <w:rPr>
+                <w:color w:val="000000"/>
+              </w:rPr>
+              <w:t xml:space="preserve"> </w:t>
+            </w:r>
+            <w:proofErr w:type="spellStart"/>
+            <w:r>
+              <w:rPr>
+                <w:color w:val="000000"/>
+              </w:rPr>
+              <w:t>transação</w:t>
+            </w:r>
+            <w:proofErr w:type="spellEnd"/>
+            <w:r>
+              <w:rPr>
+                <w:color w:val="000000"/>
+              </w:rPr>
+              <w:t>.</w:t>
             </w:r>
           </w:p>
         </w:tc>
@@ -2063,11 +5864,33 @@
                 <w:color w:val="000000"/>
               </w:rPr>
             </w:pPr>
+            <w:proofErr w:type="spellStart"/>
             <w:r>
               <w:rPr>
                 <w:color w:val="000000"/>
               </w:rPr>
-              <w:t>Numérico (contínuo)</w:t>
+              <w:t>Numérico</w:t>
+            </w:r>
+            <w:proofErr w:type="spellEnd"/>
+            <w:r>
+              <w:rPr>
+                <w:color w:val="000000"/>
+              </w:rPr>
+              <w:t xml:space="preserve"> (</w:t>
+            </w:r>
+            <w:proofErr w:type="spellStart"/>
+            <w:r>
+              <w:rPr>
+                <w:color w:val="000000"/>
+              </w:rPr>
+              <w:t>contínuo</w:t>
+            </w:r>
+            <w:proofErr w:type="spellEnd"/>
+            <w:r>
+              <w:rPr>
+                <w:color w:val="000000"/>
+              </w:rPr>
+              <w:t>)</w:t>
             </w:r>
           </w:p>
         </w:tc>
@@ -2096,11 +5919,47 @@
                 <w:color w:val="000000"/>
               </w:rPr>
             </w:pPr>
+            <w:proofErr w:type="spellStart"/>
             <w:r>
               <w:rPr>
                 <w:color w:val="000000"/>
               </w:rPr>
-              <w:t>Variáveis anonimizadas (componentes de PCA).</w:t>
+              <w:t>Variáveis</w:t>
+            </w:r>
+            <w:proofErr w:type="spellEnd"/>
+            <w:r>
+              <w:rPr>
+                <w:color w:val="000000"/>
+              </w:rPr>
+              <w:t xml:space="preserve"> </w:t>
+            </w:r>
+            <w:proofErr w:type="spellStart"/>
+            <w:r>
+              <w:rPr>
+                <w:color w:val="000000"/>
+              </w:rPr>
+              <w:t>anonimizadas</w:t>
+            </w:r>
+            <w:proofErr w:type="spellEnd"/>
+            <w:r>
+              <w:rPr>
+                <w:color w:val="000000"/>
+              </w:rPr>
+              <w:t xml:space="preserve"> (</w:t>
+            </w:r>
+            <w:proofErr w:type="spellStart"/>
+            <w:r>
+              <w:rPr>
+                <w:color w:val="000000"/>
+              </w:rPr>
+              <w:t>componentes</w:t>
+            </w:r>
+            <w:proofErr w:type="spellEnd"/>
+            <w:r>
+              <w:rPr>
+                <w:color w:val="000000"/>
+              </w:rPr>
+              <w:t xml:space="preserve"> de PCA).</w:t>
             </w:r>
           </w:p>
         </w:tc>
@@ -2197,11 +6056,33 @@
                 <w:color w:val="000000"/>
               </w:rPr>
             </w:pPr>
+            <w:proofErr w:type="spellStart"/>
             <w:r>
               <w:rPr>
                 <w:color w:val="000000"/>
               </w:rPr>
-              <w:t>Numérico (contínuo)</w:t>
+              <w:t>Numérico</w:t>
+            </w:r>
+            <w:proofErr w:type="spellEnd"/>
+            <w:r>
+              <w:rPr>
+                <w:color w:val="000000"/>
+              </w:rPr>
+              <w:t xml:space="preserve"> (</w:t>
+            </w:r>
+            <w:proofErr w:type="spellStart"/>
+            <w:r>
+              <w:rPr>
+                <w:color w:val="000000"/>
+              </w:rPr>
+              <w:t>contínuo</w:t>
+            </w:r>
+            <w:proofErr w:type="spellEnd"/>
+            <w:r>
+              <w:rPr>
+                <w:color w:val="000000"/>
+              </w:rPr>
+              <w:t>)</w:t>
             </w:r>
           </w:p>
         </w:tc>
@@ -2234,7 +6115,21 @@
               <w:rPr>
                 <w:color w:val="000000"/>
               </w:rPr>
-              <w:t>Valor da transação.</w:t>
+              <w:t xml:space="preserve">Valor da </w:t>
+            </w:r>
+            <w:proofErr w:type="spellStart"/>
+            <w:r>
+              <w:rPr>
+                <w:color w:val="000000"/>
+              </w:rPr>
+              <w:t>transação</w:t>
+            </w:r>
+            <w:proofErr w:type="spellEnd"/>
+            <w:r>
+              <w:rPr>
+                <w:color w:val="000000"/>
+              </w:rPr>
+              <w:t>.</w:t>
             </w:r>
           </w:p>
         </w:tc>
@@ -2331,11 +6226,33 @@
                 <w:color w:val="000000"/>
               </w:rPr>
             </w:pPr>
+            <w:proofErr w:type="spellStart"/>
             <w:r>
               <w:rPr>
                 <w:color w:val="000000"/>
               </w:rPr>
-              <w:t>Categórico (binário)</w:t>
+              <w:t>Categórico</w:t>
+            </w:r>
+            <w:proofErr w:type="spellEnd"/>
+            <w:r>
+              <w:rPr>
+                <w:color w:val="000000"/>
+              </w:rPr>
+              <w:t xml:space="preserve"> (</w:t>
+            </w:r>
+            <w:proofErr w:type="spellStart"/>
+            <w:r>
+              <w:rPr>
+                <w:color w:val="000000"/>
+              </w:rPr>
+              <w:t>binário</w:t>
+            </w:r>
+            <w:proofErr w:type="spellEnd"/>
+            <w:r>
+              <w:rPr>
+                <w:color w:val="000000"/>
+              </w:rPr>
+              <w:t>)</w:t>
             </w:r>
           </w:p>
         </w:tc>
@@ -2368,7 +6285,21 @@
               <w:rPr>
                 <w:color w:val="000000"/>
               </w:rPr>
-              <w:t>1 = fraudulenta, 0 = normal.</w:t>
+              <w:t xml:space="preserve">1 = </w:t>
+            </w:r>
+            <w:proofErr w:type="spellStart"/>
+            <w:r>
+              <w:rPr>
+                <w:color w:val="000000"/>
+              </w:rPr>
+              <w:t>fraudulenta</w:t>
+            </w:r>
+            <w:proofErr w:type="spellEnd"/>
+            <w:r>
+              <w:rPr>
+                <w:color w:val="000000"/>
+              </w:rPr>
+              <w:t>, 0 = normal.</w:t>
             </w:r>
           </w:p>
         </w:tc>
@@ -2383,13 +6314,95 @@
           <w:szCs w:val="22"/>
         </w:rPr>
       </w:pPr>
+      <w:proofErr w:type="spellStart"/>
       <w:r>
         <w:rPr>
           <w:color w:val="333333"/>
           <w:sz w:val="22"/>
           <w:szCs w:val="22"/>
         </w:rPr>
-        <w:t>Gráfico de Exemplo: Distribuição da Coluna Class (Simulada)</w:t>
+        <w:t>Gráfico</w:t>
+      </w:r>
+      <w:proofErr w:type="spellEnd"/>
+      <w:r>
+        <w:rPr>
+          <w:color w:val="333333"/>
+          <w:sz w:val="22"/>
+          <w:szCs w:val="22"/>
+        </w:rPr>
+        <w:t xml:space="preserve"> de </w:t>
+      </w:r>
+      <w:proofErr w:type="spellStart"/>
+      <w:r>
+        <w:rPr>
+          <w:color w:val="333333"/>
+          <w:sz w:val="22"/>
+          <w:szCs w:val="22"/>
+        </w:rPr>
+        <w:t>Exemplo</w:t>
+      </w:r>
+      <w:proofErr w:type="spellEnd"/>
+      <w:r>
+        <w:rPr>
+          <w:color w:val="333333"/>
+          <w:sz w:val="22"/>
+          <w:szCs w:val="22"/>
+        </w:rPr>
+        <w:t xml:space="preserve">: </w:t>
+      </w:r>
+      <w:proofErr w:type="spellStart"/>
+      <w:r>
+        <w:rPr>
+          <w:color w:val="333333"/>
+          <w:sz w:val="22"/>
+          <w:szCs w:val="22"/>
+        </w:rPr>
+        <w:t>Distribuição</w:t>
+      </w:r>
+      <w:proofErr w:type="spellEnd"/>
+      <w:r>
+        <w:rPr>
+          <w:color w:val="333333"/>
+          <w:sz w:val="22"/>
+          <w:szCs w:val="22"/>
+        </w:rPr>
+        <w:t xml:space="preserve"> da </w:t>
+      </w:r>
+      <w:proofErr w:type="spellStart"/>
+      <w:r>
+        <w:rPr>
+          <w:color w:val="333333"/>
+          <w:sz w:val="22"/>
+          <w:szCs w:val="22"/>
+        </w:rPr>
+        <w:t>Coluna</w:t>
+      </w:r>
+      <w:proofErr w:type="spellEnd"/>
+      <w:r>
+        <w:rPr>
+          <w:color w:val="333333"/>
+          <w:sz w:val="22"/>
+          <w:szCs w:val="22"/>
+        </w:rPr>
+        <w:t xml:space="preserve"> Class (</w:t>
+      </w:r>
+      <w:proofErr w:type="spellStart"/>
+      <w:r>
+        <w:rPr>
+          <w:color w:val="333333"/>
+          <w:sz w:val="22"/>
+          <w:szCs w:val="22"/>
+        </w:rPr>
+        <w:t>Simulada</w:t>
+      </w:r>
+      <w:proofErr w:type="spellEnd"/>
+      <w:r>
+        <w:rPr>
+          <w:color w:val="333333"/>
+          <w:sz w:val="22"/>
+          <w:szCs w:val="22"/>
+        </w:rPr>
+        <w:t>)</w:t>
       </w:r>
     </w:p>
     <w:p>
@@ -2407,7 +6420,25 @@
           <w:sz w:val="22"/>
           <w:szCs w:val="22"/>
         </w:rPr>
-        <w:t>Gráfico de barras simulando a distribuição categórica de fraudes vs. normais (baseado em conhecimento típico do dataset).</w:t>
+        <w:t xml:space="preserve">Gráfico de barras simulando a distribuição categórica de fraudes vs. normais (baseado em conhecimento típico do </w:t>
+      </w:r>
+      <w:proofErr w:type="spellStart"/>
+      <w:r>
+        <w:rPr>
+          <w:color w:val="000000"/>
+          <w:sz w:val="22"/>
+          <w:szCs w:val="22"/>
+        </w:rPr>
+        <w:t>dataset</w:t>
+      </w:r>
+      <w:proofErr w:type="spellEnd"/>
+      <w:r>
+        <w:rPr>
+          <w:color w:val="000000"/>
+          <w:sz w:val="22"/>
+          <w:szCs w:val="22"/>
+        </w:rPr>
+        <w:t>).</w:t>
       </w:r>
     </w:p>
     <w:p>
@@ -2473,6 +6504,7 @@
           <w:szCs w:val="22"/>
         </w:rPr>
       </w:pPr>
+      <w:proofErr w:type="spellStart"/>
       <w:r>
         <w:rPr>
           <w:color w:val="333333"/>
@@ -2482,6 +6514,7 @@
         <w:lastRenderedPageBreak/>
         <w:t>Conclusões</w:t>
       </w:r>
+      <w:proofErr w:type="spellEnd"/>
     </w:p>
     <w:p>
       <w:pPr>
@@ -2498,15 +6531,74 @@
           <w:sz w:val="22"/>
           <w:szCs w:val="22"/>
         </w:rPr>
-        <w:t>Colunas numéricas: Time, V1, V2, V3, V4, V5, V6, V7, V8, V9, V10, V11, V12, V13, V14, V15, V16, V17, V18, V19, V20, V21, V22, V23, V24, V25, V26, V27, V28, Amount. Coluna categórica: Class. Isso reflete um dataset desbalanceado típico para detecção de fraudes, com foco em features numéricas para modelagem.</w:t>
+        <w:t xml:space="preserve">Colunas numéricas: Time, V1, V2, V3, V4, V5, V6, V7, V8, V9, V10, V11, V12, V13, V14, V15, V16, V17, V18, V19, V20, V21, V22, V23, V24, V25, V26, V27, V28, </w:t>
+      </w:r>
+      <w:proofErr w:type="spellStart"/>
+      <w:r>
+        <w:rPr>
+          <w:color w:val="000000"/>
+          <w:sz w:val="22"/>
+          <w:szCs w:val="22"/>
+        </w:rPr>
+        <w:t>Amount</w:t>
+      </w:r>
+      <w:proofErr w:type="spellEnd"/>
+      <w:r>
+        <w:rPr>
+          <w:color w:val="000000"/>
+          <w:sz w:val="22"/>
+          <w:szCs w:val="22"/>
+        </w:rPr>
+        <w:t xml:space="preserve">. Coluna categórica: Class. Isso reflete um </w:t>
+      </w:r>
+      <w:proofErr w:type="spellStart"/>
+      <w:r>
+        <w:rPr>
+          <w:color w:val="000000"/>
+          <w:sz w:val="22"/>
+          <w:szCs w:val="22"/>
+        </w:rPr>
+        <w:t>dataset</w:t>
+      </w:r>
+      <w:proofErr w:type="spellEnd"/>
+      <w:r>
+        <w:rPr>
+          <w:color w:val="000000"/>
+          <w:sz w:val="22"/>
+          <w:szCs w:val="22"/>
+        </w:rPr>
+        <w:t xml:space="preserve"> desbalanceado típico para detecção de fraudes, com foco em </w:t>
+      </w:r>
+      <w:proofErr w:type="spellStart"/>
+      <w:r>
+        <w:rPr>
+          <w:color w:val="000000"/>
+          <w:sz w:val="22"/>
+          <w:szCs w:val="22"/>
+        </w:rPr>
+        <w:t>features</w:t>
+      </w:r>
+      <w:proofErr w:type="spellEnd"/>
+      <w:r>
+        <w:rPr>
+          <w:color w:val="000000"/>
+          <w:sz w:val="22"/>
+          <w:szCs w:val="22"/>
+        </w:rPr>
+        <w:t xml:space="preserve"> numéricas para modelagem.</w:t>
       </w:r>
     </w:p>
     <w:p>
       <w:pPr>
         <w:pStyle w:val="Ttulo2"/>
       </w:pPr>
-      <w:r>
-        <w:t>Pergunta:</w:t>
+      <w:proofErr w:type="spellStart"/>
+      <w:r>
+        <w:t>Pergunta</w:t>
+      </w:r>
+      <w:proofErr w:type="spellEnd"/>
+      <w:r>
+        <w:t>:</w:t>
       </w:r>
     </w:p>
     <w:p>
@@ -2516,20 +6608,146 @@
           <w:bCs/>
         </w:rPr>
       </w:pPr>
+      <w:proofErr w:type="spellStart"/>
       <w:r>
         <w:rPr>
           <w:b/>
           <w:bCs/>
         </w:rPr>
-        <w:t>Quais os valores mais frequentes ou menos frequentes?</w:t>
+        <w:t>Quais</w:t>
+      </w:r>
+      <w:proofErr w:type="spellEnd"/>
+      <w:r>
+        <w:rPr>
+          <w:b/>
+          <w:bCs/>
+        </w:rPr>
+        <w:t xml:space="preserve"> </w:t>
+      </w:r>
+      <w:proofErr w:type="spellStart"/>
+      <w:r>
+        <w:rPr>
+          <w:b/>
+          <w:bCs/>
+        </w:rPr>
+        <w:t>os</w:t>
+      </w:r>
+      <w:proofErr w:type="spellEnd"/>
+      <w:r>
+        <w:rPr>
+          <w:b/>
+          <w:bCs/>
+        </w:rPr>
+        <w:t xml:space="preserve"> </w:t>
+      </w:r>
+      <w:proofErr w:type="spellStart"/>
+      <w:r>
+        <w:rPr>
+          <w:b/>
+          <w:bCs/>
+        </w:rPr>
+        <w:t>valores</w:t>
+      </w:r>
+      <w:proofErr w:type="spellEnd"/>
+      <w:r>
+        <w:rPr>
+          <w:b/>
+          <w:bCs/>
+        </w:rPr>
+        <w:t xml:space="preserve"> </w:t>
+      </w:r>
+      <w:proofErr w:type="spellStart"/>
+      <w:r>
+        <w:rPr>
+          <w:b/>
+          <w:bCs/>
+        </w:rPr>
+        <w:t>mais</w:t>
+      </w:r>
+      <w:proofErr w:type="spellEnd"/>
+      <w:r>
+        <w:rPr>
+          <w:b/>
+          <w:bCs/>
+        </w:rPr>
+        <w:t xml:space="preserve"> </w:t>
+      </w:r>
+      <w:proofErr w:type="spellStart"/>
+      <w:r>
+        <w:rPr>
+          <w:b/>
+          <w:bCs/>
+        </w:rPr>
+        <w:t>frequentes</w:t>
+      </w:r>
+      <w:proofErr w:type="spellEnd"/>
+      <w:r>
+        <w:rPr>
+          <w:b/>
+          <w:bCs/>
+        </w:rPr>
+        <w:t xml:space="preserve"> </w:t>
+      </w:r>
+      <w:proofErr w:type="spellStart"/>
+      <w:r>
+        <w:rPr>
+          <w:b/>
+          <w:bCs/>
+        </w:rPr>
+        <w:t>ou</w:t>
+      </w:r>
+      <w:proofErr w:type="spellEnd"/>
+      <w:r>
+        <w:rPr>
+          <w:b/>
+          <w:bCs/>
+        </w:rPr>
+        <w:t xml:space="preserve"> </w:t>
+      </w:r>
+      <w:proofErr w:type="spellStart"/>
+      <w:r>
+        <w:rPr>
+          <w:b/>
+          <w:bCs/>
+        </w:rPr>
+        <w:t>menos</w:t>
+      </w:r>
+      <w:proofErr w:type="spellEnd"/>
+      <w:r>
+        <w:rPr>
+          <w:b/>
+          <w:bCs/>
+        </w:rPr>
+        <w:t xml:space="preserve"> </w:t>
+      </w:r>
+      <w:proofErr w:type="spellStart"/>
+      <w:r>
+        <w:rPr>
+          <w:b/>
+          <w:bCs/>
+        </w:rPr>
+        <w:t>frequentes</w:t>
+      </w:r>
+      <w:proofErr w:type="spellEnd"/>
+      <w:r>
+        <w:rPr>
+          <w:b/>
+          <w:bCs/>
+        </w:rPr>
+        <w:t>?</w:t>
       </w:r>
     </w:p>
     <w:p>
       <w:pPr>
         <w:pStyle w:val="Ttulo2"/>
       </w:pPr>
-      <w:r>
-        <w:t>Resposta:</w:t>
+      <w:proofErr w:type="spellStart"/>
+      <w:r>
+        <w:t>Resposta</w:t>
+      </w:r>
+      <w:proofErr w:type="spellEnd"/>
+      <w:r>
+        <w:t>:</w:t>
       </w:r>
     </w:p>
     <w:p>
@@ -2543,6 +6761,7 @@
           <w:szCs w:val="22"/>
         </w:rPr>
       </w:pPr>
+      <w:proofErr w:type="spellStart"/>
       <w:r>
         <w:rPr>
           <w:rFonts w:ascii="Arial" w:hAnsi="Arial" w:cs="Arial"/>
@@ -2550,8 +6769,49 @@
           <w:sz w:val="22"/>
           <w:szCs w:val="22"/>
         </w:rPr>
-        <w:t>Análise de Frequências no Dataset de Fraudes</w:t>
-      </w:r>
+        <w:t>Análise</w:t>
+      </w:r>
+      <w:proofErr w:type="spellEnd"/>
+      <w:r>
+        <w:rPr>
+          <w:rFonts w:ascii="Arial" w:hAnsi="Arial" w:cs="Arial"/>
+          <w:color w:val="333333"/>
+          <w:sz w:val="22"/>
+          <w:szCs w:val="22"/>
+        </w:rPr>
+        <w:t xml:space="preserve"> de </w:t>
+      </w:r>
+      <w:proofErr w:type="spellStart"/>
+      <w:r>
+        <w:rPr>
+          <w:rFonts w:ascii="Arial" w:hAnsi="Arial" w:cs="Arial"/>
+          <w:color w:val="333333"/>
+          <w:sz w:val="22"/>
+          <w:szCs w:val="22"/>
+        </w:rPr>
+        <w:t>Frequências</w:t>
+      </w:r>
+      <w:proofErr w:type="spellEnd"/>
+      <w:r>
+        <w:rPr>
+          <w:rFonts w:ascii="Arial" w:hAnsi="Arial" w:cs="Arial"/>
+          <w:color w:val="333333"/>
+          <w:sz w:val="22"/>
+          <w:szCs w:val="22"/>
+        </w:rPr>
+        <w:t xml:space="preserve"> no Dataset de </w:t>
+      </w:r>
+      <w:proofErr w:type="spellStart"/>
+      <w:r>
+        <w:rPr>
+          <w:rFonts w:ascii="Arial" w:hAnsi="Arial" w:cs="Arial"/>
+          <w:color w:val="333333"/>
+          <w:sz w:val="22"/>
+          <w:szCs w:val="22"/>
+        </w:rPr>
+        <w:t>Fraudes</w:t>
+      </w:r>
+      <w:proofErr w:type="spellEnd"/>
     </w:p>
     <w:p>
       <w:pPr>
@@ -2572,6 +6832,7 @@
         </w:rPr>
         <w:t>Baseado na coluna </w:t>
       </w:r>
+      <w:proofErr w:type="spellStart"/>
       <w:r>
         <w:rPr>
           <w:rStyle w:val="Forte"/>
@@ -2582,6 +6843,7 @@
         </w:rPr>
         <w:t>Class</w:t>
       </w:r>
+      <w:proofErr w:type="spellEnd"/>
       <w:r>
         <w:rPr>
           <w:rFonts w:ascii="Arial" w:hAnsi="Arial" w:cs="Arial"/>
@@ -2602,6 +6864,7 @@
           <w:szCs w:val="22"/>
         </w:rPr>
       </w:pPr>
+      <w:proofErr w:type="spellStart"/>
       <w:r>
         <w:rPr>
           <w:rFonts w:ascii="Arial" w:hAnsi="Arial" w:cs="Arial"/>
@@ -2609,7 +6872,77 @@
           <w:sz w:val="22"/>
           <w:szCs w:val="22"/>
         </w:rPr>
-        <w:t>Tabela de Frequências na Coluna Class</w:t>
+        <w:t>Tabela</w:t>
+      </w:r>
+      <w:proofErr w:type="spellEnd"/>
+      <w:r>
+        <w:rPr>
+          <w:rFonts w:ascii="Arial" w:hAnsi="Arial" w:cs="Arial"/>
+          <w:color w:val="333333"/>
+          <w:sz w:val="22"/>
+          <w:szCs w:val="22"/>
+        </w:rPr>
+        <w:t xml:space="preserve"> de </w:t>
+      </w:r>
+      <w:proofErr w:type="spellStart"/>
+      <w:r>
+        <w:rPr>
+          <w:rFonts w:ascii="Arial" w:hAnsi="Arial" w:cs="Arial"/>
+          <w:color w:val="333333"/>
+          <w:sz w:val="22"/>
+          <w:szCs w:val="22"/>
+        </w:rPr>
+        <w:t>Frequências</w:t>
+      </w:r>
+      <w:proofErr w:type="spellEnd"/>
+      <w:r>
+        <w:rPr>
+          <w:rFonts w:ascii="Arial" w:hAnsi="Arial" w:cs="Arial"/>
+          <w:color w:val="333333"/>
+          <w:sz w:val="22"/>
+          <w:szCs w:val="22"/>
+        </w:rPr>
+        <w:t xml:space="preserve"> </w:t>
+      </w:r>
+      <w:proofErr w:type="spellStart"/>
+      <w:r>
+        <w:rPr>
+          <w:rFonts w:ascii="Arial" w:hAnsi="Arial" w:cs="Arial"/>
+          <w:color w:val="333333"/>
+          <w:sz w:val="22"/>
+          <w:szCs w:val="22"/>
+        </w:rPr>
+        <w:t>na</w:t>
+      </w:r>
+      <w:proofErr w:type="spellEnd"/>
+      <w:r>
+        <w:rPr>
+          <w:rFonts w:ascii="Arial" w:hAnsi="Arial" w:cs="Arial"/>
+          <w:color w:val="333333"/>
+          <w:sz w:val="22"/>
+          <w:szCs w:val="22"/>
+        </w:rPr>
+        <w:t xml:space="preserve"> </w:t>
+      </w:r>
+      <w:proofErr w:type="spellStart"/>
+      <w:r>
+        <w:rPr>
+          <w:rFonts w:ascii="Arial" w:hAnsi="Arial" w:cs="Arial"/>
+          <w:color w:val="333333"/>
+          <w:sz w:val="22"/>
+          <w:szCs w:val="22"/>
+        </w:rPr>
+        <w:t>Coluna</w:t>
+      </w:r>
+      <w:proofErr w:type="spellEnd"/>
+      <w:r>
+        <w:rPr>
+          <w:rFonts w:ascii="Arial" w:hAnsi="Arial" w:cs="Arial"/>
+          <w:color w:val="333333"/>
+          <w:sz w:val="22"/>
+          <w:szCs w:val="22"/>
+        </w:rPr>
+        <w:t xml:space="preserve"> Class</w:t>
       </w:r>
     </w:p>
     <w:tbl>
@@ -2697,6 +7030,7 @@
                 <w:color w:val="000000"/>
               </w:rPr>
             </w:pPr>
+            <w:proofErr w:type="spellStart"/>
             <w:r>
               <w:rPr>
                 <w:rFonts w:ascii="Arial" w:hAnsi="Arial" w:cs="Arial"/>
@@ -2706,6 +7040,7 @@
               </w:rPr>
               <w:t>Frequência</w:t>
             </w:r>
+            <w:proofErr w:type="spellEnd"/>
           </w:p>
         </w:tc>
         <w:tc>
@@ -2736,6 +7071,7 @@
                 <w:color w:val="000000"/>
               </w:rPr>
             </w:pPr>
+            <w:proofErr w:type="spellStart"/>
             <w:r>
               <w:rPr>
                 <w:rFonts w:ascii="Arial" w:hAnsi="Arial" w:cs="Arial"/>
@@ -2745,6 +7081,7 @@
               </w:rPr>
               <w:t>Porcentagem</w:t>
             </w:r>
+            <w:proofErr w:type="spellEnd"/>
           </w:p>
         </w:tc>
         <w:tc>
@@ -2853,7 +7190,39 @@
                 <w:rFonts w:ascii="Arial" w:hAnsi="Arial" w:cs="Arial"/>
                 <w:color w:val="008000"/>
               </w:rPr>
-              <w:t>~284315 (99.28% estimado do contexto)</w:t>
+              <w:t xml:space="preserve">~284315 (99.28% </w:t>
+            </w:r>
+            <w:proofErr w:type="spellStart"/>
+            <w:r>
+              <w:rPr>
+                <w:rFonts w:ascii="Arial" w:hAnsi="Arial" w:cs="Arial"/>
+                <w:color w:val="008000"/>
+              </w:rPr>
+              <w:t>estimado</w:t>
+            </w:r>
+            <w:proofErr w:type="spellEnd"/>
+            <w:r>
+              <w:rPr>
+                <w:rFonts w:ascii="Arial" w:hAnsi="Arial" w:cs="Arial"/>
+                <w:color w:val="008000"/>
+              </w:rPr>
+              <w:t xml:space="preserve"> do </w:t>
+            </w:r>
+            <w:proofErr w:type="spellStart"/>
+            <w:r>
+              <w:rPr>
+                <w:rFonts w:ascii="Arial" w:hAnsi="Arial" w:cs="Arial"/>
+                <w:color w:val="008000"/>
+              </w:rPr>
+              <w:t>contexto</w:t>
+            </w:r>
+            <w:proofErr w:type="spellEnd"/>
+            <w:r>
+              <w:rPr>
+                <w:rFonts w:ascii="Arial" w:hAnsi="Arial" w:cs="Arial"/>
+                <w:color w:val="008000"/>
+              </w:rPr>
+              <w:t>)</w:t>
             </w:r>
           </w:p>
         </w:tc>
@@ -2917,13 +7286,31 @@
                 <w:color w:val="008000"/>
               </w:rPr>
             </w:pPr>
+            <w:proofErr w:type="spellStart"/>
             <w:r>
               <w:rPr>
                 <w:rFonts w:ascii="Arial" w:hAnsi="Arial" w:cs="Arial"/>
                 <w:color w:val="008000"/>
               </w:rPr>
-              <w:t>Mais Frequente</w:t>
+              <w:t>Mais</w:t>
             </w:r>
+            <w:proofErr w:type="spellEnd"/>
+            <w:r>
+              <w:rPr>
+                <w:rFonts w:ascii="Arial" w:hAnsi="Arial" w:cs="Arial"/>
+                <w:color w:val="008000"/>
+              </w:rPr>
+              <w:t xml:space="preserve"> </w:t>
+            </w:r>
+            <w:proofErr w:type="spellStart"/>
+            <w:r>
+              <w:rPr>
+                <w:rFonts w:ascii="Arial" w:hAnsi="Arial" w:cs="Arial"/>
+                <w:color w:val="008000"/>
+              </w:rPr>
+              <w:t>Frequente</w:t>
+            </w:r>
+            <w:proofErr w:type="spellEnd"/>
           </w:p>
         </w:tc>
       </w:tr>
@@ -2958,7 +7345,23 @@
                 <w:rFonts w:ascii="Arial" w:hAnsi="Arial" w:cs="Arial"/>
                 <w:color w:val="000000"/>
               </w:rPr>
-              <w:t>1 (Fraudulenta)</w:t>
+              <w:t>1 (</w:t>
+            </w:r>
+            <w:proofErr w:type="spellStart"/>
+            <w:r>
+              <w:rPr>
+                <w:rFonts w:ascii="Arial" w:hAnsi="Arial" w:cs="Arial"/>
+                <w:color w:val="000000"/>
+              </w:rPr>
+              <w:t>Fraudulenta</w:t>
+            </w:r>
+            <w:proofErr w:type="spellEnd"/>
+            <w:r>
+              <w:rPr>
+                <w:rFonts w:ascii="Arial" w:hAnsi="Arial" w:cs="Arial"/>
+                <w:color w:val="000000"/>
+              </w:rPr>
+              <w:t>)</w:t>
             </w:r>
           </w:p>
         </w:tc>
@@ -2993,7 +7396,39 @@
                 <w:rFonts w:ascii="Arial" w:hAnsi="Arial" w:cs="Arial"/>
                 <w:color w:val="FF0000"/>
               </w:rPr>
-              <w:t>~2056 (0.72% estimado do contexto)</w:t>
+              <w:t xml:space="preserve">~2056 (0.72% </w:t>
+            </w:r>
+            <w:proofErr w:type="spellStart"/>
+            <w:r>
+              <w:rPr>
+                <w:rFonts w:ascii="Arial" w:hAnsi="Arial" w:cs="Arial"/>
+                <w:color w:val="FF0000"/>
+              </w:rPr>
+              <w:t>estimado</w:t>
+            </w:r>
+            <w:proofErr w:type="spellEnd"/>
+            <w:r>
+              <w:rPr>
+                <w:rFonts w:ascii="Arial" w:hAnsi="Arial" w:cs="Arial"/>
+                <w:color w:val="FF0000"/>
+              </w:rPr>
+              <w:t xml:space="preserve"> do </w:t>
+            </w:r>
+            <w:proofErr w:type="spellStart"/>
+            <w:r>
+              <w:rPr>
+                <w:rFonts w:ascii="Arial" w:hAnsi="Arial" w:cs="Arial"/>
+                <w:color w:val="FF0000"/>
+              </w:rPr>
+              <w:t>contexto</w:t>
+            </w:r>
+            <w:proofErr w:type="spellEnd"/>
+            <w:r>
+              <w:rPr>
+                <w:rFonts w:ascii="Arial" w:hAnsi="Arial" w:cs="Arial"/>
+                <w:color w:val="FF0000"/>
+              </w:rPr>
+              <w:t>)</w:t>
             </w:r>
           </w:p>
         </w:tc>
@@ -3057,13 +7492,31 @@
                 <w:color w:val="FF0000"/>
               </w:rPr>
             </w:pPr>
+            <w:proofErr w:type="spellStart"/>
             <w:r>
               <w:rPr>
                 <w:rFonts w:ascii="Arial" w:hAnsi="Arial" w:cs="Arial"/>
                 <w:color w:val="FF0000"/>
               </w:rPr>
-              <w:t>Menos Frequente</w:t>
+              <w:t>Menos</w:t>
             </w:r>
+            <w:proofErr w:type="spellEnd"/>
+            <w:r>
+              <w:rPr>
+                <w:rFonts w:ascii="Arial" w:hAnsi="Arial" w:cs="Arial"/>
+                <w:color w:val="FF0000"/>
+              </w:rPr>
+              <w:t xml:space="preserve"> </w:t>
+            </w:r>
+            <w:proofErr w:type="spellStart"/>
+            <w:r>
+              <w:rPr>
+                <w:rFonts w:ascii="Arial" w:hAnsi="Arial" w:cs="Arial"/>
+                <w:color w:val="FF0000"/>
+              </w:rPr>
+              <w:t>Frequente</w:t>
+            </w:r>
+            <w:proofErr w:type="spellEnd"/>
           </w:p>
         </w:tc>
       </w:tr>
@@ -3099,6 +7552,7 @@
           <w:szCs w:val="22"/>
         </w:rPr>
       </w:pPr>
+      <w:proofErr w:type="spellStart"/>
       <w:r>
         <w:rPr>
           <w:rFonts w:ascii="Arial" w:hAnsi="Arial" w:cs="Arial"/>
@@ -3106,7 +7560,97 @@
           <w:sz w:val="22"/>
           <w:szCs w:val="22"/>
         </w:rPr>
-        <w:t>Gráfico de Barras: Frequência dos Valores na Coluna Class</w:t>
+        <w:t>Gráfico</w:t>
+      </w:r>
+      <w:proofErr w:type="spellEnd"/>
+      <w:r>
+        <w:rPr>
+          <w:rFonts w:ascii="Arial" w:hAnsi="Arial" w:cs="Arial"/>
+          <w:color w:val="333333"/>
+          <w:sz w:val="22"/>
+          <w:szCs w:val="22"/>
+        </w:rPr>
+        <w:t xml:space="preserve"> de Barras: </w:t>
+      </w:r>
+      <w:proofErr w:type="spellStart"/>
+      <w:r>
+        <w:rPr>
+          <w:rFonts w:ascii="Arial" w:hAnsi="Arial" w:cs="Arial"/>
+          <w:color w:val="333333"/>
+          <w:sz w:val="22"/>
+          <w:szCs w:val="22"/>
+        </w:rPr>
+        <w:t>Frequência</w:t>
+      </w:r>
+      <w:proofErr w:type="spellEnd"/>
+      <w:r>
+        <w:rPr>
+          <w:rFonts w:ascii="Arial" w:hAnsi="Arial" w:cs="Arial"/>
+          <w:color w:val="333333"/>
+          <w:sz w:val="22"/>
+          <w:szCs w:val="22"/>
+        </w:rPr>
+        <w:t xml:space="preserve"> dos </w:t>
+      </w:r>
+      <w:proofErr w:type="spellStart"/>
+      <w:r>
+        <w:rPr>
+          <w:rFonts w:ascii="Arial" w:hAnsi="Arial" w:cs="Arial"/>
+          <w:color w:val="333333"/>
+          <w:sz w:val="22"/>
+          <w:szCs w:val="22"/>
+        </w:rPr>
+        <w:t>Valores</w:t>
+      </w:r>
+      <w:proofErr w:type="spellEnd"/>
+      <w:r>
+        <w:rPr>
+          <w:rFonts w:ascii="Arial" w:hAnsi="Arial" w:cs="Arial"/>
+          <w:color w:val="333333"/>
+          <w:sz w:val="22"/>
+          <w:szCs w:val="22"/>
+        </w:rPr>
+        <w:t xml:space="preserve"> </w:t>
+      </w:r>
+      <w:proofErr w:type="spellStart"/>
+      <w:r>
+        <w:rPr>
+          <w:rFonts w:ascii="Arial" w:hAnsi="Arial" w:cs="Arial"/>
+          <w:color w:val="333333"/>
+          <w:sz w:val="22"/>
+          <w:szCs w:val="22"/>
+        </w:rPr>
+        <w:t>na</w:t>
+      </w:r>
+      <w:proofErr w:type="spellEnd"/>
+      <w:r>
+        <w:rPr>
+          <w:rFonts w:ascii="Arial" w:hAnsi="Arial" w:cs="Arial"/>
+          <w:color w:val="333333"/>
+          <w:sz w:val="22"/>
+          <w:szCs w:val="22"/>
+        </w:rPr>
+        <w:t xml:space="preserve"> </w:t>
+      </w:r>
+      <w:proofErr w:type="spellStart"/>
+      <w:r>
+        <w:rPr>
+          <w:rFonts w:ascii="Arial" w:hAnsi="Arial" w:cs="Arial"/>
+          <w:color w:val="333333"/>
+          <w:sz w:val="22"/>
+          <w:szCs w:val="22"/>
+        </w:rPr>
+        <w:t>Coluna</w:t>
+      </w:r>
+      <w:proofErr w:type="spellEnd"/>
+      <w:r>
+        <w:rPr>
+          <w:rFonts w:ascii="Arial" w:hAnsi="Arial" w:cs="Arial"/>
+          <w:color w:val="333333"/>
+          <w:sz w:val="22"/>
+          <w:szCs w:val="22"/>
+        </w:rPr>
+        <w:t xml:space="preserve"> Class</w:t>
       </w:r>
     </w:p>
     <w:p>
@@ -3177,6 +7721,7 @@
           <w:szCs w:val="22"/>
         </w:rPr>
       </w:pPr>
+      <w:proofErr w:type="spellStart"/>
       <w:r>
         <w:rPr>
           <w:rFonts w:ascii="Arial" w:hAnsi="Arial" w:cs="Arial"/>
@@ -3187,6 +7732,7 @@
         <w:lastRenderedPageBreak/>
         <w:t>Conclusões</w:t>
       </w:r>
+      <w:proofErr w:type="spellEnd"/>
     </w:p>
     <w:p>
       <w:pPr>
@@ -3205,15 +7751,165 @@
           <w:sz w:val="22"/>
           <w:szCs w:val="22"/>
         </w:rPr>
-        <w:t>A coluna Class apresenta valores mais frequentes como 0 (transações normais, ~99.28%) e menos frequentes como 1 (fraudes, ~0.72%). As colunas Time, Amount e V1-V28 são numéricas contínuas, sem valores discretos frequentes evidentes no contexto; para elas, distribuições seriam analisadas via histogramas, mas o foco aqui é na categórica Class devido aos dados fornecidos.</w:t>
+        <w:t xml:space="preserve">A coluna </w:t>
+      </w:r>
+      <w:proofErr w:type="spellStart"/>
+      <w:r>
+        <w:rPr>
+          <w:rFonts w:ascii="Arial" w:hAnsi="Arial" w:cs="Arial"/>
+          <w:color w:val="000000"/>
+          <w:sz w:val="22"/>
+          <w:szCs w:val="22"/>
+        </w:rPr>
+        <w:t>Class</w:t>
+      </w:r>
+      <w:proofErr w:type="spellEnd"/>
+      <w:r>
+        <w:rPr>
+          <w:rFonts w:ascii="Arial" w:hAnsi="Arial" w:cs="Arial"/>
+          <w:color w:val="000000"/>
+          <w:sz w:val="22"/>
+          <w:szCs w:val="22"/>
+        </w:rPr>
+        <w:t xml:space="preserve"> apresenta valores mais frequentes como 0 (transações normais, ~99.28%) e menos frequentes como 1 (fraudes, ~0.72%). As colunas Time, </w:t>
+      </w:r>
+      <w:proofErr w:type="spellStart"/>
+      <w:r>
+        <w:rPr>
+          <w:rFonts w:ascii="Arial" w:hAnsi="Arial" w:cs="Arial"/>
+          <w:color w:val="000000"/>
+          <w:sz w:val="22"/>
+          <w:szCs w:val="22"/>
+        </w:rPr>
+        <w:t>Amount</w:t>
+      </w:r>
+      <w:proofErr w:type="spellEnd"/>
+      <w:r>
+        <w:rPr>
+          <w:rFonts w:ascii="Arial" w:hAnsi="Arial" w:cs="Arial"/>
+          <w:color w:val="000000"/>
+          <w:sz w:val="22"/>
+          <w:szCs w:val="22"/>
+        </w:rPr>
+        <w:t xml:space="preserve"> e V1-V28 são numéricas contínuas, sem valores discretos frequentes evidentes no contexto; para elas, distribuições seriam analisadas via histogramas, mas o foco aqui é na categórica </w:t>
+      </w:r>
+      <w:proofErr w:type="spellStart"/>
+      <w:r>
+        <w:rPr>
+          <w:rFonts w:ascii="Arial" w:hAnsi="Arial" w:cs="Arial"/>
+          <w:color w:val="000000"/>
+          <w:sz w:val="22"/>
+          <w:szCs w:val="22"/>
+        </w:rPr>
+        <w:t>Class</w:t>
+      </w:r>
+      <w:proofErr w:type="spellEnd"/>
+      <w:r>
+        <w:rPr>
+          <w:rFonts w:ascii="Arial" w:hAnsi="Arial" w:cs="Arial"/>
+          <w:color w:val="000000"/>
+          <w:sz w:val="22"/>
+          <w:szCs w:val="22"/>
+        </w:rPr>
+        <w:t xml:space="preserve"> devido aos dados fornecidos.</w:t>
       </w:r>
     </w:p>
     <w:p>
       <w:pPr>
         <w:pStyle w:val="Ttulo2"/>
       </w:pPr>
-      <w:r>
-        <w:t>Pergunta:</w:t>
+      <w:proofErr w:type="spellStart"/>
+      <w:r>
+        <w:t>Pergunta</w:t>
+      </w:r>
+      <w:proofErr w:type="spellEnd"/>
+      <w:r>
+        <w:t>:</w:t>
+      </w:r>
+    </w:p>
+    <w:p>
+      <w:pPr>
+        <w:rPr>
+          <w:b/>
+          <w:bCs/>
+        </w:rPr>
+      </w:pPr>
+      <w:proofErr w:type="spellStart"/>
+      <w:r>
+        <w:rPr>
+          <w:b/>
+          <w:bCs/>
+        </w:rPr>
+        <w:t>Existem</w:t>
+      </w:r>
+      <w:proofErr w:type="spellEnd"/>
+      <w:r>
+        <w:rPr>
+          <w:b/>
+          <w:bCs/>
+        </w:rPr>
+        <w:t xml:space="preserve"> </w:t>
+      </w:r>
+      <w:proofErr w:type="spellStart"/>
+      <w:r>
+        <w:rPr>
+          <w:b/>
+          <w:bCs/>
+        </w:rPr>
+        <w:t>valores</w:t>
+      </w:r>
+      <w:proofErr w:type="spellEnd"/>
+      <w:r>
+        <w:rPr>
+          <w:b/>
+          <w:bCs/>
+        </w:rPr>
+        <w:t xml:space="preserve"> </w:t>
+      </w:r>
+      <w:proofErr w:type="spellStart"/>
+      <w:r>
+        <w:rPr>
+          <w:b/>
+          <w:bCs/>
+        </w:rPr>
+        <w:t>atípicos</w:t>
+      </w:r>
+      <w:proofErr w:type="spellEnd"/>
+      <w:r>
+        <w:rPr>
+          <w:b/>
+          <w:bCs/>
+        </w:rPr>
+        <w:t xml:space="preserve"> </w:t>
+      </w:r>
+      <w:proofErr w:type="spellStart"/>
+      <w:r>
+        <w:rPr>
+          <w:b/>
+          <w:bCs/>
+        </w:rPr>
+        <w:t>nos</w:t>
+      </w:r>
+      <w:proofErr w:type="spellEnd"/>
+      <w:r>
+        <w:rPr>
+          <w:b/>
+          <w:bCs/>
+        </w:rPr>
+        <w:t xml:space="preserve"> dados?</w:t>
+      </w:r>
+    </w:p>
+    <w:p>
+      <w:pPr>
+        <w:pStyle w:val="Ttulo2"/>
+      </w:pPr>
+      <w:proofErr w:type="spellStart"/>
+      <w:r>
+        <w:t>Resposta</w:t>
+      </w:r>
+      <w:proofErr w:type="spellEnd"/>
+      <w:r>
+        <w:t>:</w:t>
       </w:r>
     </w:p>
     <w:p>
@@ -4057,7 +8753,6 @@
   <w:style w:type="character" w:default="1" w:styleId="Fontepargpadro">
     <w:name w:val="Default Paragraph Font"/>
     <w:uiPriority w:val="1"/>
-    <w:semiHidden/>
     <w:unhideWhenUsed/>
   </w:style>
   <w:style w:type="table" w:default="1" w:styleId="Tabelanormal">
